--- a/DOC/fenix-guia-da-biblioteca.docx
+++ b/DOC/fenix-guia-da-biblioteca.docx
@@ -2,13 +2,13 @@
 <file path=word/document.xml><?xml version="1.0" encoding="utf-8"?>
 <w:document xmlns:w="http://schemas.openxmlformats.org/wordprocessingml/2006/main" xmlns:m="http://schemas.openxmlformats.org/officeDocument/2006/math" xmlns:r="http://schemas.openxmlformats.org/officeDocument/2006/relationships" xmlns:o="urn:schemas-microsoft-com:office:office" xmlns:v="urn:schemas-microsoft-com:vml" xmlns:w10="urn:schemas-microsoft-com:office:word" xmlns:a="http://schemas.openxmlformats.org/drawingml/2006/main" xmlns:pic="http://schemas.openxmlformats.org/drawingml/2006/picture" xmlns:wp="http://schemas.openxmlformats.org/drawingml/2006/wordprocessingDrawing">
   <w:body>
-    <w:bookmarkStart w:id="52" w:name="guia-da-biblioteca-fênix-v4.0"/>
+    <w:bookmarkStart w:id="52" w:name="guia-da-biblioteca-fênix-v4.1"/>
     <w:p>
       <w:pPr>
         <w:pStyle w:val="Heading1"/>
       </w:pPr>
       <w:r>
-        <w:t xml:space="preserve">GUIA DA BIBLIOTECA FÊNIX (v4.0)</w:t>
+        <w:t xml:space="preserve">GUIA DA BIBLIOTECA FÊNIX (v4.1)</w:t>
       </w:r>
     </w:p>
     <w:p>
@@ -765,7 +765,7 @@
         <w:rPr>
           <w:rStyle w:val="VerbatimChar"/>
         </w:rPr>
-        <w:t xml:space="preserve">-v4.0</w:t>
+        <w:t xml:space="preserve">-v4.1</w:t>
       </w:r>
       <w:r>
         <w:t xml:space="preserve">), só para controle interno.</w:t>
@@ -5268,7 +5268,58 @@
               <w:jc w:val="left"/>
             </w:pPr>
             <w:r>
-              <w:t xml:space="preserve">Maiúsculas; formato antigo (</w:t>
+              <w:t xml:space="preserve">Maiúsculas, sempre com hífen depois das três letras: Mercosul ou antiga.</w:t>
+            </w:r>
+          </w:p>
+        </w:tc>
+        <w:tc>
+          <w:tcPr/>
+          <w:p>
+            <w:pPr>
+              <w:pStyle w:val="Compact"/>
+              <w:jc w:val="left"/>
+            </w:pPr>
+            <w:r>
+              <w:rPr>
+                <w:rStyle w:val="VerbatimChar"/>
+              </w:rPr>
+              <w:t xml:space="preserve">0er0c32</w:t>
+            </w:r>
+            <w:r>
+              <w:t xml:space="preserve"> </w:t>
+            </w:r>
+            <w:r>
+              <w:t xml:space="preserve">vira</w:t>
+            </w:r>
+            <w:r>
+              <w:t xml:space="preserve"> </w:t>
+            </w:r>
+            <w:r>
+              <w:rPr>
+                <w:rStyle w:val="VerbatimChar"/>
+              </w:rPr>
+              <w:t xml:space="preserve">0ER-0C32</w:t>
+            </w:r>
+            <w:r>
+              <w:t xml:space="preserve">;</w:t>
+            </w:r>
+            <w:r>
+              <w:t xml:space="preserve"> </w:t>
+            </w:r>
+            <w:r>
+              <w:rPr>
+                <w:rStyle w:val="VerbatimChar"/>
+              </w:rPr>
+              <w:t xml:space="preserve">abc1234</w:t>
+            </w:r>
+            <w:r>
+              <w:t xml:space="preserve"> </w:t>
+            </w:r>
+            <w:r>
+              <w:t xml:space="preserve">vira</w:t>
+            </w:r>
+            <w:r>
+              <w:t xml:space="preserve"> </w:t>
             </w:r>
             <w:r>
               <w:rPr>
@@ -5276,17 +5327,105 @@
               </w:rPr>
               <w:t xml:space="preserve">ABC-1234</w:t>
             </w:r>
-            <w:r>
-              <w:t xml:space="preserve">) ou Mercosul (</w:t>
-            </w:r>
+          </w:p>
+        </w:tc>
+      </w:tr>
+      <w:tr>
+        <w:tc>
+          <w:tcPr/>
+          <w:p>
+            <w:pPr>
+              <w:pStyle w:val="Compact"/>
+              <w:jc w:val="left"/>
+            </w:pPr>
             <w:r>
               <w:rPr>
                 <w:rStyle w:val="VerbatimChar"/>
               </w:rPr>
-              <w:t xml:space="preserve">ABC1D23</w:t>
-            </w:r>
-            <w:r>
-              <w:t xml:space="preserve">).</w:t>
+              <w:t xml:space="preserve">ip</w:t>
+            </w:r>
+            <w:r>
+              <w:t xml:space="preserve">,</w:t>
+            </w:r>
+            <w:r>
+              <w:t xml:space="preserve"> </w:t>
+            </w:r>
+            <w:r>
+              <w:rPr>
+                <w:rStyle w:val="VerbatimChar"/>
+              </w:rPr>
+              <w:t xml:space="preserve">mac</w:t>
+            </w:r>
+          </w:p>
+        </w:tc>
+        <w:tc>
+          <w:tcPr/>
+          <w:p>
+            <w:pPr>
+              <w:pStyle w:val="Compact"/>
+              <w:jc w:val="left"/>
+            </w:pPr>
+            <w:r>
+              <w:t xml:space="preserve">IP com pontos (cada parte até 255) e MAC com dois pontos, maiúsculo. Úteis em CFTV.</w:t>
+            </w:r>
+          </w:p>
+        </w:tc>
+        <w:tc>
+          <w:tcPr/>
+          <w:p>
+            <w:pPr>
+              <w:pStyle w:val="Compact"/>
+              <w:jc w:val="left"/>
+            </w:pPr>
+            <w:r>
+              <w:rPr>
+                <w:rStyle w:val="VerbatimChar"/>
+              </w:rPr>
+              <w:t xml:space="preserve">192168001010</w:t>
+            </w:r>
+            <w:r>
+              <w:t xml:space="preserve"> </w:t>
+            </w:r>
+            <w:r>
+              <w:t xml:space="preserve">vira</w:t>
+            </w:r>
+            <w:r>
+              <w:t xml:space="preserve"> </w:t>
+            </w:r>
+            <w:r>
+              <w:rPr>
+                <w:rStyle w:val="VerbatimChar"/>
+              </w:rPr>
+              <w:t xml:space="preserve">192.168.001.010</w:t>
+            </w:r>
+          </w:p>
+        </w:tc>
+      </w:tr>
+      <w:tr>
+        <w:tc>
+          <w:tcPr/>
+          <w:p>
+            <w:pPr>
+              <w:pStyle w:val="Compact"/>
+              <w:jc w:val="left"/>
+            </w:pPr>
+            <w:r>
+              <w:rPr>
+                <w:rStyle w:val="VerbatimChar"/>
+              </w:rPr>
+              <w:t xml:space="preserve">numero</w:t>
+            </w:r>
+          </w:p>
+        </w:tc>
+        <w:tc>
+          <w:tcPr/>
+          <w:p>
+            <w:pPr>
+              <w:pStyle w:val="Compact"/>
+              <w:jc w:val="left"/>
+            </w:pPr>
+            <w:r>
+              <w:t xml:space="preserve">Só dígitos.</w:t>
             </w:r>
           </w:p>
         </w:tc>
@@ -5311,19 +5450,7 @@
               <w:rPr>
                 <w:rStyle w:val="VerbatimChar"/>
               </w:rPr>
-              <w:t xml:space="preserve">ip</w:t>
-            </w:r>
-            <w:r>
-              <w:t xml:space="preserve">,</w:t>
-            </w:r>
-            <w:r>
-              <w:t xml:space="preserve"> </w:t>
-            </w:r>
-            <w:r>
-              <w:rPr>
-                <w:rStyle w:val="VerbatimChar"/>
-              </w:rPr>
-              <w:t xml:space="preserve">mac</w:t>
+              <w:t xml:space="preserve">ie</w:t>
             </w:r>
           </w:p>
         </w:tc>
@@ -5335,7 +5462,31 @@
               <w:jc w:val="left"/>
             </w:pPr>
             <w:r>
-              <w:t xml:space="preserve">IP com pontos (cada parte até 255) e MAC com dois pontos, maiúsculo. Úteis em CFTV.</w:t>
+              <w:t xml:space="preserve">Inscrição estadual. Informe a UF em</w:t>
+            </w:r>
+            <w:r>
+              <w:t xml:space="preserve"> </w:t>
+            </w:r>
+            <w:r>
+              <w:rPr>
+                <w:rStyle w:val="VerbatimChar"/>
+              </w:rPr>
+              <w:t xml:space="preserve">data-mask-uf</w:t>
+            </w:r>
+            <w:r>
+              <w:t xml:space="preserve">: SE, BA e SP têm formato próprio; as outras UFs ficam só com dígitos. Aceita</w:t>
+            </w:r>
+            <w:r>
+              <w:t xml:space="preserve"> </w:t>
+            </w:r>
+            <w:r>
+              <w:rPr>
+                <w:rStyle w:val="VerbatimChar"/>
+              </w:rPr>
+              <w:t xml:space="preserve">ISENTO</w:t>
+            </w:r>
+            <w:r>
+              <w:t xml:space="preserve">.</w:t>
             </w:r>
           </w:p>
         </w:tc>
@@ -5347,16 +5498,19 @@
               <w:jc w:val="left"/>
             </w:pPr>
             <w:r>
+              <w:t xml:space="preserve">UF</w:t>
+            </w:r>
+            <w:r>
+              <w:t xml:space="preserve"> </w:t>
+            </w:r>
+            <w:r>
               <w:rPr>
                 <w:rStyle w:val="VerbatimChar"/>
               </w:rPr>
-              <w:t xml:space="preserve">192168001010</w:t>
-            </w:r>
-            <w:r>
-              <w:t xml:space="preserve"> </w:t>
-            </w:r>
-            <w:r>
-              <w:t xml:space="preserve">vira</w:t>
+              <w:t xml:space="preserve">SE</w:t>
+            </w:r>
+            <w:r>
+              <w:t xml:space="preserve">:</w:t>
             </w:r>
             <w:r>
               <w:t xml:space="preserve"> </w:t>
@@ -5365,7 +5519,22 @@
               <w:rPr>
                 <w:rStyle w:val="VerbatimChar"/>
               </w:rPr>
-              <w:t xml:space="preserve">192.168.001.010</w:t>
+              <w:t xml:space="preserve">123456789</w:t>
+            </w:r>
+            <w:r>
+              <w:t xml:space="preserve"> </w:t>
+            </w:r>
+            <w:r>
+              <w:t xml:space="preserve">vira</w:t>
+            </w:r>
+            <w:r>
+              <w:t xml:space="preserve"> </w:t>
+            </w:r>
+            <w:r>
+              <w:rPr>
+                <w:rStyle w:val="VerbatimChar"/>
+              </w:rPr>
+              <w:t xml:space="preserve">12345678-9</w:t>
             </w:r>
           </w:p>
         </w:tc>
@@ -5382,7 +5551,7 @@
               <w:rPr>
                 <w:rStyle w:val="VerbatimChar"/>
               </w:rPr>
-              <w:t xml:space="preserve">numero</w:t>
+              <w:t xml:space="preserve">rg</w:t>
             </w:r>
           </w:p>
         </w:tc>
@@ -5394,7 +5563,19 @@
               <w:jc w:val="left"/>
             </w:pPr>
             <w:r>
-              <w:t xml:space="preserve">Só dígitos.</w:t>
+              <w:t xml:space="preserve">Formato</w:t>
+            </w:r>
+            <w:r>
+              <w:t xml:space="preserve"> </w:t>
+            </w:r>
+            <w:r>
+              <w:rPr>
+                <w:rStyle w:val="VerbatimChar"/>
+              </w:rPr>
+              <w:t xml:space="preserve">00.000.000-0</w:t>
+            </w:r>
+            <w:r>
+              <w:t xml:space="preserve">; o último caractere pode ser X.</w:t>
             </w:r>
           </w:p>
         </w:tc>
@@ -5403,7 +5584,29 @@
           <w:p>
             <w:pPr>
               <w:pStyle w:val="Compact"/>
+              <w:jc w:val="left"/>
             </w:pPr>
+            <w:r>
+              <w:rPr>
+                <w:rStyle w:val="VerbatimChar"/>
+              </w:rPr>
+              <w:t xml:space="preserve">528972580</w:t>
+            </w:r>
+            <w:r>
+              <w:t xml:space="preserve"> </w:t>
+            </w:r>
+            <w:r>
+              <w:t xml:space="preserve">vira</w:t>
+            </w:r>
+            <w:r>
+              <w:t xml:space="preserve"> </w:t>
+            </w:r>
+            <w:r>
+              <w:rPr>
+                <w:rStyle w:val="VerbatimChar"/>
+              </w:rPr>
+              <w:t xml:space="preserve">52.897.258-0</w:t>
+            </w:r>
           </w:p>
         </w:tc>
       </w:tr>
@@ -5419,7 +5622,7 @@
               <w:rPr>
                 <w:rStyle w:val="VerbatimChar"/>
               </w:rPr>
-              <w:t xml:space="preserve">ie</w:t>
+              <w:t xml:space="preserve">uf</w:t>
             </w:r>
           </w:p>
         </w:tc>
@@ -5431,31 +5634,7 @@
               <w:jc w:val="left"/>
             </w:pPr>
             <w:r>
-              <w:t xml:space="preserve">Inscrição estadual. Informe a UF em</w:t>
-            </w:r>
-            <w:r>
-              <w:t xml:space="preserve"> </w:t>
-            </w:r>
-            <w:r>
-              <w:rPr>
-                <w:rStyle w:val="VerbatimChar"/>
-              </w:rPr>
-              <w:t xml:space="preserve">data-mask-uf</w:t>
-            </w:r>
-            <w:r>
-              <w:t xml:space="preserve">: SE, BA e SP têm formato próprio; as outras UFs ficam só com dígitos. Aceita</w:t>
-            </w:r>
-            <w:r>
-              <w:t xml:space="preserve"> </w:t>
-            </w:r>
-            <w:r>
-              <w:rPr>
-                <w:rStyle w:val="VerbatimChar"/>
-              </w:rPr>
-              <w:t xml:space="preserve">ISENTO</w:t>
-            </w:r>
-            <w:r>
-              <w:t xml:space="preserve">.</w:t>
+              <w:t xml:space="preserve">Duas letras, maiúsculas.</w:t>
             </w:r>
           </w:p>
         </w:tc>
@@ -5467,7 +5646,16 @@
               <w:jc w:val="left"/>
             </w:pPr>
             <w:r>
-              <w:t xml:space="preserve">UF</w:t>
+              <w:rPr>
+                <w:rStyle w:val="VerbatimChar"/>
+              </w:rPr>
+              <w:t xml:space="preserve">se1</w:t>
+            </w:r>
+            <w:r>
+              <w:t xml:space="preserve"> </w:t>
+            </w:r>
+            <w:r>
+              <w:t xml:space="preserve">vira</w:t>
             </w:r>
             <w:r>
               <w:t xml:space="preserve"> </w:t>
@@ -5478,151 +5666,6 @@
               </w:rPr>
               <w:t xml:space="preserve">SE</w:t>
             </w:r>
-            <w:r>
-              <w:t xml:space="preserve">:</w:t>
-            </w:r>
-            <w:r>
-              <w:t xml:space="preserve"> </w:t>
-            </w:r>
-            <w:r>
-              <w:rPr>
-                <w:rStyle w:val="VerbatimChar"/>
-              </w:rPr>
-              <w:t xml:space="preserve">123456789</w:t>
-            </w:r>
-            <w:r>
-              <w:t xml:space="preserve"> </w:t>
-            </w:r>
-            <w:r>
-              <w:t xml:space="preserve">vira</w:t>
-            </w:r>
-            <w:r>
-              <w:t xml:space="preserve"> </w:t>
-            </w:r>
-            <w:r>
-              <w:rPr>
-                <w:rStyle w:val="VerbatimChar"/>
-              </w:rPr>
-              <w:t xml:space="preserve">12345678-9</w:t>
-            </w:r>
-          </w:p>
-        </w:tc>
-      </w:tr>
-      <w:tr>
-        <w:tc>
-          <w:tcPr/>
-          <w:p>
-            <w:pPr>
-              <w:pStyle w:val="Compact"/>
-              <w:jc w:val="left"/>
-            </w:pPr>
-            <w:r>
-              <w:rPr>
-                <w:rStyle w:val="VerbatimChar"/>
-              </w:rPr>
-              <w:t xml:space="preserve">rg</w:t>
-            </w:r>
-          </w:p>
-        </w:tc>
-        <w:tc>
-          <w:tcPr/>
-          <w:p>
-            <w:pPr>
-              <w:pStyle w:val="Compact"/>
-              <w:jc w:val="left"/>
-            </w:pPr>
-            <w:r>
-              <w:t xml:space="preserve">Números e a letra X, sem pontuação (cada estado usa um formato).</w:t>
-            </w:r>
-          </w:p>
-        </w:tc>
-        <w:tc>
-          <w:tcPr/>
-          <w:p>
-            <w:pPr>
-              <w:pStyle w:val="Compact"/>
-              <w:jc w:val="left"/>
-            </w:pPr>
-            <w:r>
-              <w:rPr>
-                <w:rStyle w:val="VerbatimChar"/>
-              </w:rPr>
-              <w:t xml:space="preserve">12.345.678-x</w:t>
-            </w:r>
-            <w:r>
-              <w:t xml:space="preserve"> </w:t>
-            </w:r>
-            <w:r>
-              <w:t xml:space="preserve">vira</w:t>
-            </w:r>
-            <w:r>
-              <w:t xml:space="preserve"> </w:t>
-            </w:r>
-            <w:r>
-              <w:rPr>
-                <w:rStyle w:val="VerbatimChar"/>
-              </w:rPr>
-              <w:t xml:space="preserve">12345678X</w:t>
-            </w:r>
-          </w:p>
-        </w:tc>
-      </w:tr>
-      <w:tr>
-        <w:tc>
-          <w:tcPr/>
-          <w:p>
-            <w:pPr>
-              <w:pStyle w:val="Compact"/>
-              <w:jc w:val="left"/>
-            </w:pPr>
-            <w:r>
-              <w:rPr>
-                <w:rStyle w:val="VerbatimChar"/>
-              </w:rPr>
-              <w:t xml:space="preserve">uf</w:t>
-            </w:r>
-          </w:p>
-        </w:tc>
-        <w:tc>
-          <w:tcPr/>
-          <w:p>
-            <w:pPr>
-              <w:pStyle w:val="Compact"/>
-              <w:jc w:val="left"/>
-            </w:pPr>
-            <w:r>
-              <w:t xml:space="preserve">Duas letras, maiúsculas.</w:t>
-            </w:r>
-          </w:p>
-        </w:tc>
-        <w:tc>
-          <w:tcPr/>
-          <w:p>
-            <w:pPr>
-              <w:pStyle w:val="Compact"/>
-              <w:jc w:val="left"/>
-            </w:pPr>
-            <w:r>
-              <w:rPr>
-                <w:rStyle w:val="VerbatimChar"/>
-              </w:rPr>
-              <w:t xml:space="preserve">se1</w:t>
-            </w:r>
-            <w:r>
-              <w:t xml:space="preserve"> </w:t>
-            </w:r>
-            <w:r>
-              <w:t xml:space="preserve">vira</w:t>
-            </w:r>
-            <w:r>
-              <w:t xml:space="preserve"> </w:t>
-            </w:r>
-            <w:r>
-              <w:rPr>
-                <w:rStyle w:val="VerbatimChar"/>
-              </w:rPr>
-              <w:t xml:space="preserve">SE</w:t>
-            </w:r>
           </w:p>
         </w:tc>
       </w:tr>
@@ -9213,6 +9256,58 @@
           <w:bCs/>
           <w:b/>
         </w:rPr>
+        <w:t xml:space="preserve">v4.1</w:t>
+      </w:r>
+      <w:r>
+        <w:t xml:space="preserve">: placa sempre com hífen depois das três letras (</w:t>
+      </w:r>
+      <w:r>
+        <w:rPr>
+          <w:rStyle w:val="VerbatimChar"/>
+        </w:rPr>
+        <w:t xml:space="preserve">ABC-1D23</w:t>
+      </w:r>
+      <w:r>
+        <w:t xml:space="preserve">,</w:t>
+      </w:r>
+      <w:r>
+        <w:t xml:space="preserve"> </w:t>
+      </w:r>
+      <w:r>
+        <w:rPr>
+          <w:rStyle w:val="VerbatimChar"/>
+        </w:rPr>
+        <w:t xml:space="preserve">ABC-1234</w:t>
+      </w:r>
+      <w:r>
+        <w:t xml:space="preserve">) e RG no formato</w:t>
+      </w:r>
+      <w:r>
+        <w:t xml:space="preserve"> </w:t>
+      </w:r>
+      <w:r>
+        <w:rPr>
+          <w:rStyle w:val="VerbatimChar"/>
+        </w:rPr>
+        <w:t xml:space="preserve">00.000.000-0</w:t>
+      </w:r>
+      <w:r>
+        <w:t xml:space="preserve">. Apps: SIM, só quem usa essas máscaras.</w:t>
+      </w:r>
+    </w:p>
+    <w:p>
+      <w:pPr>
+        <w:numPr>
+          <w:ilvl w:val="0"/>
+          <w:numId w:val="1023"/>
+        </w:numPr>
+        <w:pStyle w:val="Compact"/>
+      </w:pPr>
+      <w:r>
+        <w:rPr>
+          <w:bCs/>
+          <w:b/>
+        </w:rPr>
         <w:t xml:space="preserve">v4.0</w:t>
       </w:r>
       <w:r>
@@ -10048,6 +10143,82 @@
       </w:pPr>
       <w:r>
         <w:t xml:space="preserve">Fênix Core, funções acrescentadas (nada foi removido)</w:t>
+      </w:r>
+    </w:p>
+    <w:p>
+      <w:pPr>
+        <w:numPr>
+          <w:ilvl w:val="0"/>
+          <w:numId w:val="1025"/>
+        </w:numPr>
+        <w:pStyle w:val="Compact"/>
+      </w:pPr>
+      <w:r>
+        <w:rPr>
+          <w:bCs/>
+          <w:b/>
+        </w:rPr>
+        <w:t xml:space="preserve">v4.1</w:t>
+      </w:r>
+      <w:r>
+        <w:t xml:space="preserve">: ajuste de</w:t>
+      </w:r>
+      <w:r>
+        <w:t xml:space="preserve"> </w:t>
+      </w:r>
+      <w:r>
+        <w:rPr>
+          <w:rStyle w:val="VerbatimChar"/>
+        </w:rPr>
+        <w:t xml:space="preserve">mascaras.placa</w:t>
+      </w:r>
+      <w:r>
+        <w:t xml:space="preserve"> </w:t>
+      </w:r>
+      <w:r>
+        <w:t xml:space="preserve">(hífen sempre) e</w:t>
+      </w:r>
+      <w:r>
+        <w:t xml:space="preserve"> </w:t>
+      </w:r>
+      <w:r>
+        <w:rPr>
+          <w:rStyle w:val="VerbatimChar"/>
+        </w:rPr>
+        <w:t xml:space="preserve">mascaras.rg</w:t>
+      </w:r>
+      <w:r>
+        <w:t xml:space="preserve"> </w:t>
+      </w:r>
+      <w:r>
+        <w:t xml:space="preserve">(formato</w:t>
+      </w:r>
+      <w:r>
+        <w:t xml:space="preserve"> </w:t>
+      </w:r>
+      <w:r>
+        <w:rPr>
+          <w:rStyle w:val="VerbatimChar"/>
+        </w:rPr>
+        <w:t xml:space="preserve">00.000.000-0</w:t>
+      </w:r>
+      <w:r>
+        <w:t xml:space="preserve">);</w:t>
+      </w:r>
+      <w:r>
+        <w:t xml:space="preserve"> </w:t>
+      </w:r>
+      <w:r>
+        <w:rPr>
+          <w:rStyle w:val="VerbatimChar"/>
+        </w:rPr>
+        <w:t xml:space="preserve">valorLimpo("rg")</w:t>
+      </w:r>
+      <w:r>
+        <w:t xml:space="preserve"> </w:t>
+      </w:r>
+      <w:r>
+        <w:t xml:space="preserve">devolve números e X.</w:t>
       </w:r>
     </w:p>
     <w:p>

--- a/DOC/fenix-guia-da-biblioteca.docx
+++ b/DOC/fenix-guia-da-biblioteca.docx
@@ -2,13 +2,13 @@
 <file path=word/document.xml><?xml version="1.0" encoding="utf-8"?>
 <w:document xmlns:w="http://schemas.openxmlformats.org/wordprocessingml/2006/main" xmlns:m="http://schemas.openxmlformats.org/officeDocument/2006/math" xmlns:r="http://schemas.openxmlformats.org/officeDocument/2006/relationships" xmlns:o="urn:schemas-microsoft-com:office:office" xmlns:v="urn:schemas-microsoft-com:vml" xmlns:w10="urn:schemas-microsoft-com:office:word" xmlns:a="http://schemas.openxmlformats.org/drawingml/2006/main" xmlns:pic="http://schemas.openxmlformats.org/drawingml/2006/picture" xmlns:wp="http://schemas.openxmlformats.org/drawingml/2006/wordprocessingDrawing">
   <w:body>
-    <w:bookmarkStart w:id="52" w:name="guia-da-biblioteca-fênix-v4.1"/>
+    <w:bookmarkStart w:id="56" w:name="guia-da-biblioteca-fênix-v4.3"/>
     <w:p>
       <w:pPr>
         <w:pStyle w:val="Heading1"/>
       </w:pPr>
       <w:r>
-        <w:t xml:space="preserve">GUIA DA BIBLIOTECA FÊNIX (v4.1)</w:t>
+        <w:t xml:space="preserve">GUIA DA BIBLIOTECA FÊNIX (v4.3)</w:t>
       </w:r>
     </w:p>
     <w:p>
@@ -276,7 +276,7 @@
               <w:jc w:val="left"/>
             </w:pPr>
             <w:r>
-              <w:t xml:space="preserve">Layout oficial de login de todo app com senha.</w:t>
+              <w:t xml:space="preserve">Layout oficial de login de todo app com senha, com o farol passando ao fundo e o botão do Google escondido até a licença definitiva.</w:t>
             </w:r>
           </w:p>
         </w:tc>
@@ -334,7 +334,7 @@
               <w:rPr>
                 <w:rStyle w:val="VerbatimChar"/>
               </w:rPr>
-              <w:t xml:space="preserve">Icon/Fenix_Icone_64, 128, 192, 512.png</w:t>
+              <w:t xml:space="preserve">fenix-template-splash.html</w:t>
             </w:r>
           </w:p>
         </w:tc>
@@ -346,16 +346,7 @@
               <w:jc w:val="left"/>
             </w:pPr>
             <w:r>
-              <w:t xml:space="preserve">pasta</w:t>
-            </w:r>
-            <w:r>
-              <w:t xml:space="preserve"> </w:t>
-            </w:r>
-            <w:r>
-              <w:rPr>
-                <w:rStyle w:val="VerbatimChar"/>
-              </w:rPr>
-              <w:t xml:space="preserve">Icon/</w:t>
+              <w:t xml:space="preserve">raiz</w:t>
             </w:r>
           </w:p>
         </w:tc>
@@ -367,7 +358,7 @@
               <w:jc w:val="left"/>
             </w:pPr>
             <w:r>
-              <w:t xml:space="preserve">Ícone da águia (branca sobre o degradê): favicon, cabeçalho, PWA, splash e ícone provisório.</w:t>
+              <w:t xml:space="preserve">Layout oficial do splash de abertura, com os holofotes duplos de baixo para cima (regras 32 e 59).</w:t>
             </w:r>
           </w:p>
         </w:tc>
@@ -384,19 +375,7 @@
               <w:rPr>
                 <w:rStyle w:val="VerbatimChar"/>
               </w:rPr>
-              <w:t xml:space="preserve">Logo/Fenix_Logo_Azul*.png</w:t>
-            </w:r>
-            <w:r>
-              <w:t xml:space="preserve">,</w:t>
-            </w:r>
-            <w:r>
-              <w:t xml:space="preserve"> </w:t>
-            </w:r>
-            <w:r>
-              <w:rPr>
-                <w:rStyle w:val="VerbatimChar"/>
-              </w:rPr>
-              <w:t xml:space="preserve">Fenix_Logo_Branca*.png</w:t>
+              <w:t xml:space="preserve">Icon/Fenix_Icone_64, 128, 192, 512.png</w:t>
             </w:r>
           </w:p>
         </w:tc>
@@ -417,7 +396,7 @@
               <w:rPr>
                 <w:rStyle w:val="VerbatimChar"/>
               </w:rPr>
-              <w:t xml:space="preserve">Logo/</w:t>
+              <w:t xml:space="preserve">Icon/</w:t>
             </w:r>
           </w:p>
         </w:tc>
@@ -429,7 +408,7 @@
               <w:jc w:val="left"/>
             </w:pPr>
             <w:r>
-              <w:t xml:space="preserve">Logo oficial (Azul) e segunda opção (Branca), também em 320 e 640 px.</w:t>
+              <w:t xml:space="preserve">Ícone da águia (branca sobre o degradê): favicon, cabeçalho, PWA, splash e ícone provisório.</w:t>
             </w:r>
           </w:p>
         </w:tc>
@@ -446,7 +425,7 @@
               <w:rPr>
                 <w:rStyle w:val="VerbatimChar"/>
               </w:rPr>
-              <w:t xml:space="preserve">Logo/Fenix_Logo_Black.png</w:t>
+              <w:t xml:space="preserve">Logo/Fenix_Logo_Azul*.png</w:t>
             </w:r>
             <w:r>
               <w:t xml:space="preserve">,</w:t>
@@ -458,19 +437,7 @@
               <w:rPr>
                 <w:rStyle w:val="VerbatimChar"/>
               </w:rPr>
-              <w:t xml:space="preserve">Fenix_Logo_Silver.png</w:t>
-            </w:r>
-            <w:r>
-              <w:t xml:space="preserve">,</w:t>
-            </w:r>
-            <w:r>
-              <w:t xml:space="preserve"> </w:t>
-            </w:r>
-            <w:r>
-              <w:rPr>
-                <w:rStyle w:val="VerbatimChar"/>
-              </w:rPr>
-              <w:t xml:space="preserve">Fenix_Logo_Gray.png</w:t>
+              <w:t xml:space="preserve">Fenix_Logo_Branca*.png</w:t>
             </w:r>
           </w:p>
         </w:tc>
@@ -503,7 +470,7 @@
               <w:jc w:val="left"/>
             </w:pPr>
             <w:r>
-              <w:t xml:space="preserve">Logos auxiliares, para escolher o melhor contraste.</w:t>
+              <w:t xml:space="preserve">Logo oficial (Azul) e segunda opção (Branca), também em 320 e 640 px.</w:t>
             </w:r>
           </w:p>
         </w:tc>
@@ -520,7 +487,7 @@
               <w:rPr>
                 <w:rStyle w:val="VerbatimChar"/>
               </w:rPr>
-              <w:t xml:space="preserve">Termos/fenix-termos-de-uso.html</w:t>
+              <w:t xml:space="preserve">Logo/Fenix_Logo_Black.png</w:t>
             </w:r>
             <w:r>
               <w:t xml:space="preserve">,</w:t>
@@ -532,7 +499,19 @@
               <w:rPr>
                 <w:rStyle w:val="VerbatimChar"/>
               </w:rPr>
-              <w:t xml:space="preserve">Termos/fenix-politica-de-privacidade.html</w:t>
+              <w:t xml:space="preserve">Fenix_Logo_Silver.png</w:t>
+            </w:r>
+            <w:r>
+              <w:t xml:space="preserve">,</w:t>
+            </w:r>
+            <w:r>
+              <w:t xml:space="preserve"> </w:t>
+            </w:r>
+            <w:r>
+              <w:rPr>
+                <w:rStyle w:val="VerbatimChar"/>
+              </w:rPr>
+              <w:t xml:space="preserve">Fenix_Logo_Gray.png</w:t>
             </w:r>
           </w:p>
         </w:tc>
@@ -553,7 +532,7 @@
               <w:rPr>
                 <w:rStyle w:val="VerbatimChar"/>
               </w:rPr>
-              <w:t xml:space="preserve">Termos/</w:t>
+              <w:t xml:space="preserve">Logo/</w:t>
             </w:r>
           </w:p>
         </w:tc>
@@ -565,7 +544,7 @@
               <w:jc w:val="left"/>
             </w:pPr>
             <w:r>
-              <w:t xml:space="preserve">Textos legais oficiais, linkados no login e no onboarding.</w:t>
+              <w:t xml:space="preserve">Logos auxiliares, para escolher o melhor contraste.</w:t>
             </w:r>
           </w:p>
         </w:tc>
@@ -582,7 +561,7 @@
               <w:rPr>
                 <w:rStyle w:val="VerbatimChar"/>
               </w:rPr>
-              <w:t xml:space="preserve">MD/fenix-livro-das-regras.md</w:t>
+              <w:t xml:space="preserve">Termos/fenix-termos-de-uso.html</w:t>
             </w:r>
             <w:r>
               <w:t xml:space="preserve">,</w:t>
@@ -594,7 +573,7 @@
               <w:rPr>
                 <w:rStyle w:val="VerbatimChar"/>
               </w:rPr>
-              <w:t xml:space="preserve">DOC/fenix-livro-das-regras.docx</w:t>
+              <w:t xml:space="preserve">Termos/fenix-politica-de-privacidade.html</w:t>
             </w:r>
           </w:p>
         </w:tc>
@@ -606,7 +585,7 @@
               <w:jc w:val="left"/>
             </w:pPr>
             <w:r>
-              <w:t xml:space="preserve">pastas</w:t>
+              <w:t xml:space="preserve">pasta</w:t>
             </w:r>
             <w:r>
               <w:t xml:space="preserve"> </w:t>
@@ -615,22 +594,7 @@
               <w:rPr>
                 <w:rStyle w:val="VerbatimChar"/>
               </w:rPr>
-              <w:t xml:space="preserve">MD/</w:t>
-            </w:r>
-            <w:r>
-              <w:t xml:space="preserve"> </w:t>
-            </w:r>
-            <w:r>
-              <w:t xml:space="preserve">e</w:t>
-            </w:r>
-            <w:r>
-              <w:t xml:space="preserve"> </w:t>
-            </w:r>
-            <w:r>
-              <w:rPr>
-                <w:rStyle w:val="VerbatimChar"/>
-              </w:rPr>
-              <w:t xml:space="preserve">DOC/</w:t>
+              <w:t xml:space="preserve">Termos/</w:t>
             </w:r>
           </w:p>
         </w:tc>
@@ -642,7 +606,7 @@
               <w:jc w:val="left"/>
             </w:pPr>
             <w:r>
-              <w:t xml:space="preserve">O Livro das Regras.</w:t>
+              <w:t xml:space="preserve">Textos legais oficiais, linkados no login e no onboarding.</w:t>
             </w:r>
           </w:p>
         </w:tc>
@@ -659,7 +623,7 @@
               <w:rPr>
                 <w:rStyle w:val="VerbatimChar"/>
               </w:rPr>
-              <w:t xml:space="preserve">MD/fenix-guia-da-biblioteca.md</w:t>
+              <w:t xml:space="preserve">MD/fenix-livro-das-regras.md</w:t>
             </w:r>
             <w:r>
               <w:t xml:space="preserve">,</w:t>
@@ -671,7 +635,7 @@
               <w:rPr>
                 <w:rStyle w:val="VerbatimChar"/>
               </w:rPr>
-              <w:t xml:space="preserve">DOC/fenix-guia-da-biblioteca.docx</w:t>
+              <w:t xml:space="preserve">DOC/fenix-livro-das-regras.docx</w:t>
             </w:r>
           </w:p>
         </w:tc>
@@ -719,6 +683,83 @@
               <w:jc w:val="left"/>
             </w:pPr>
             <w:r>
+              <w:t xml:space="preserve">O Livro das Regras.</w:t>
+            </w:r>
+          </w:p>
+        </w:tc>
+      </w:tr>
+      <w:tr>
+        <w:tc>
+          <w:tcPr/>
+          <w:p>
+            <w:pPr>
+              <w:pStyle w:val="Compact"/>
+              <w:jc w:val="left"/>
+            </w:pPr>
+            <w:r>
+              <w:rPr>
+                <w:rStyle w:val="VerbatimChar"/>
+              </w:rPr>
+              <w:t xml:space="preserve">MD/fenix-guia-da-biblioteca.md</w:t>
+            </w:r>
+            <w:r>
+              <w:t xml:space="preserve">,</w:t>
+            </w:r>
+            <w:r>
+              <w:t xml:space="preserve"> </w:t>
+            </w:r>
+            <w:r>
+              <w:rPr>
+                <w:rStyle w:val="VerbatimChar"/>
+              </w:rPr>
+              <w:t xml:space="preserve">DOC/fenix-guia-da-biblioteca.docx</w:t>
+            </w:r>
+          </w:p>
+        </w:tc>
+        <w:tc>
+          <w:tcPr/>
+          <w:p>
+            <w:pPr>
+              <w:pStyle w:val="Compact"/>
+              <w:jc w:val="left"/>
+            </w:pPr>
+            <w:r>
+              <w:t xml:space="preserve">pastas</w:t>
+            </w:r>
+            <w:r>
+              <w:t xml:space="preserve"> </w:t>
+            </w:r>
+            <w:r>
+              <w:rPr>
+                <w:rStyle w:val="VerbatimChar"/>
+              </w:rPr>
+              <w:t xml:space="preserve">MD/</w:t>
+            </w:r>
+            <w:r>
+              <w:t xml:space="preserve"> </w:t>
+            </w:r>
+            <w:r>
+              <w:t xml:space="preserve">e</w:t>
+            </w:r>
+            <w:r>
+              <w:t xml:space="preserve"> </w:t>
+            </w:r>
+            <w:r>
+              <w:rPr>
+                <w:rStyle w:val="VerbatimChar"/>
+              </w:rPr>
+              <w:t xml:space="preserve">DOC/</w:t>
+            </w:r>
+          </w:p>
+        </w:tc>
+        <w:tc>
+          <w:tcPr/>
+          <w:p>
+            <w:pPr>
+              <w:pStyle w:val="Compact"/>
+              <w:jc w:val="left"/>
+            </w:pPr>
+            <w:r>
               <w:t xml:space="preserve">Este guia.</w:t>
             </w:r>
           </w:p>
@@ -765,14 +806,14 @@
         <w:rPr>
           <w:rStyle w:val="VerbatimChar"/>
         </w:rPr>
-        <w:t xml:space="preserve">-v4.1</w:t>
+        <w:t xml:space="preserve">-v4.3</w:t>
       </w:r>
       <w:r>
         <w:t xml:space="preserve">), só para controle interno.</w:t>
       </w:r>
     </w:p>
     <w:bookmarkEnd w:id="20"/>
-    <w:bookmarkStart w:id="34" w:name="parte-2.-o-fênix-core-função-por-função"/>
+    <w:bookmarkStart w:id="36" w:name="parte-2.-o-fênix-core-função-por-função"/>
     <w:p>
       <w:pPr>
         <w:pStyle w:val="Heading2"/>
@@ -2861,7 +2902,7 @@
         <w:t xml:space="preserve">criarModuloAuth(app)</w:t>
       </w:r>
       <w:r>
-        <w:t xml:space="preserve">: login por e-mail e senha. Devolve</w:t>
+        <w:t xml:space="preserve">: login por e-mail e senha e pelo Google. Devolve</w:t>
       </w:r>
       <w:r>
         <w:t xml:space="preserve"> </w:t>
@@ -2909,6 +2950,45 @@
         <w:t xml:space="preserve">sair()</w:t>
       </w:r>
       <w:r>
+        <w:t xml:space="preserve">,</w:t>
+      </w:r>
+      <w:r>
+        <w:t xml:space="preserve"> </w:t>
+      </w:r>
+      <w:r>
+        <w:rPr>
+          <w:rStyle w:val="VerbatimChar"/>
+        </w:rPr>
+        <w:t xml:space="preserve">usuarioAtual()</w:t>
+      </w:r>
+      <w:r>
+        <w:t xml:space="preserve"> </w:t>
+      </w:r>
+      <w:r>
+        <w:t xml:space="preserve">e, desde a v4.2,</w:t>
+      </w:r>
+      <w:r>
+        <w:t xml:space="preserve"> </w:t>
+      </w:r>
+      <w:r>
+        <w:rPr>
+          <w:rStyle w:val="VerbatimChar"/>
+        </w:rPr>
+        <w:t xml:space="preserve">entrarComGoogle()</w:t>
+      </w:r>
+      <w:r>
+        <w:t xml:space="preserve">,</w:t>
+      </w:r>
+      <w:r>
+        <w:t xml:space="preserve"> </w:t>
+      </w:r>
+      <w:r>
+        <w:rPr>
+          <w:rStyle w:val="VerbatimChar"/>
+        </w:rPr>
+        <w:t xml:space="preserve">resultadoRedirecionamento()</w:t>
+      </w:r>
+      <w:r>
         <w:t xml:space="preserve"> </w:t>
       </w:r>
       <w:r>
@@ -2921,7 +3001,84 @@
         <w:rPr>
           <w:rStyle w:val="VerbatimChar"/>
         </w:rPr>
-        <w:t xml:space="preserve">usuarioAtual()</w:t>
+        <w:t xml:space="preserve">redefinirSenha(email)</w:t>
+      </w:r>
+      <w:r>
+        <w:t xml:space="preserve"> </w:t>
+      </w:r>
+      <w:r>
+        <w:t xml:space="preserve">(seção 2.14).</w:t>
+      </w:r>
+    </w:p>
+    <w:p>
+      <w:pPr>
+        <w:numPr>
+          <w:ilvl w:val="0"/>
+          <w:numId w:val="1006"/>
+        </w:numPr>
+        <w:pStyle w:val="Compact"/>
+      </w:pPr>
+      <w:r>
+        <w:rPr>
+          <w:rStyle w:val="VerbatimChar"/>
+          <w:bCs/>
+          <w:b/>
+        </w:rPr>
+        <w:t xml:space="preserve">criarModuloEmpresas(db)</w:t>
+      </w:r>
+      <w:r>
+        <w:t xml:space="preserve">:</w:t>
+      </w:r>
+      <w:r>
+        <w:t xml:space="preserve"> </w:t>
+      </w:r>
+      <w:r>
+        <w:rPr>
+          <w:rStyle w:val="VerbatimChar"/>
+        </w:rPr>
+        <w:t xml:space="preserve">criarEmpresa(uid, email, nome)</w:t>
+      </w:r>
+      <w:r>
+        <w:t xml:space="preserve"> </w:t>
+      </w:r>
+      <w:r>
+        <w:t xml:space="preserve">(cria a empresa e faz o usuário dono),</w:t>
+      </w:r>
+      <w:r>
+        <w:t xml:space="preserve"> </w:t>
+      </w:r>
+      <w:r>
+        <w:rPr>
+          <w:rStyle w:val="VerbatimChar"/>
+        </w:rPr>
+        <w:t xml:space="preserve">obterEmpresa(empresaId)</w:t>
+      </w:r>
+      <w:r>
+        <w:t xml:space="preserve">,</w:t>
+      </w:r>
+      <w:r>
+        <w:t xml:space="preserve"> </w:t>
+      </w:r>
+      <w:r>
+        <w:rPr>
+          <w:rStyle w:val="VerbatimChar"/>
+        </w:rPr>
+        <w:t xml:space="preserve">obterEmpresaDoUsuario(uid)</w:t>
+      </w:r>
+      <w:r>
+        <w:t xml:space="preserve"> </w:t>
+      </w:r>
+      <w:r>
+        <w:t xml:space="preserve">e</w:t>
+      </w:r>
+      <w:r>
+        <w:t xml:space="preserve"> </w:t>
+      </w:r>
+      <w:r>
+        <w:rPr>
+          <w:rStyle w:val="VerbatimChar"/>
+        </w:rPr>
+        <w:t xml:space="preserve">repararVinculo(uid, dadosParciais)</w:t>
       </w:r>
       <w:r>
         <w:t xml:space="preserve">.</w:t>
@@ -2941,7 +3098,90 @@
           <w:bCs/>
           <w:b/>
         </w:rPr>
-        <w:t xml:space="preserve">criarModuloEmpresas(db)</w:t>
+        <w:t xml:space="preserve">criarModuloConvites(db, baseUrl)</w:t>
+      </w:r>
+      <w:r>
+        <w:t xml:space="preserve">: convidar técnicos por link.</w:t>
+      </w:r>
+      <w:r>
+        <w:t xml:space="preserve"> </w:t>
+      </w:r>
+      <w:r>
+        <w:rPr>
+          <w:rStyle w:val="VerbatimChar"/>
+        </w:rPr>
+        <w:t xml:space="preserve">criarConvite</w:t>
+      </w:r>
+      <w:r>
+        <w:t xml:space="preserve">,</w:t>
+      </w:r>
+      <w:r>
+        <w:t xml:space="preserve"> </w:t>
+      </w:r>
+      <w:r>
+        <w:rPr>
+          <w:rStyle w:val="VerbatimChar"/>
+        </w:rPr>
+        <w:t xml:space="preserve">obterConvite</w:t>
+      </w:r>
+      <w:r>
+        <w:t xml:space="preserve">,</w:t>
+      </w:r>
+      <w:r>
+        <w:t xml:space="preserve"> </w:t>
+      </w:r>
+      <w:r>
+        <w:rPr>
+          <w:rStyle w:val="VerbatimChar"/>
+        </w:rPr>
+        <w:t xml:space="preserve">aceitarConvite</w:t>
+      </w:r>
+      <w:r>
+        <w:t xml:space="preserve">,</w:t>
+      </w:r>
+      <w:r>
+        <w:t xml:space="preserve"> </w:t>
+      </w:r>
+      <w:r>
+        <w:rPr>
+          <w:rStyle w:val="VerbatimChar"/>
+        </w:rPr>
+        <w:t xml:space="preserve">listarConvitesPendentes</w:t>
+      </w:r>
+      <w:r>
+        <w:t xml:space="preserve"> </w:t>
+      </w:r>
+      <w:r>
+        <w:t xml:space="preserve">e</w:t>
+      </w:r>
+      <w:r>
+        <w:t xml:space="preserve"> </w:t>
+      </w:r>
+      <w:r>
+        <w:rPr>
+          <w:rStyle w:val="VerbatimChar"/>
+        </w:rPr>
+        <w:t xml:space="preserve">cancelarConvite</w:t>
+      </w:r>
+      <w:r>
+        <w:t xml:space="preserve">. Cada convite é uma chave aleatória de uso único.</w:t>
+      </w:r>
+    </w:p>
+    <w:p>
+      <w:pPr>
+        <w:numPr>
+          <w:ilvl w:val="0"/>
+          <w:numId w:val="1006"/>
+        </w:numPr>
+        <w:pStyle w:val="Compact"/>
+      </w:pPr>
+      <w:r>
+        <w:rPr>
+          <w:rStyle w:val="VerbatimChar"/>
+          <w:bCs/>
+          <w:b/>
+        </w:rPr>
+        <w:t xml:space="preserve">criarModuloEquipe(db)</w:t>
       </w:r>
       <w:r>
         <w:t xml:space="preserve">:</w:t>
@@ -2953,22 +3193,54 @@
         <w:rPr>
           <w:rStyle w:val="VerbatimChar"/>
         </w:rPr>
-        <w:t xml:space="preserve">criarEmpresa(uid, email, nome)</w:t>
-      </w:r>
-      <w:r>
-        <w:t xml:space="preserve"> </w:t>
-      </w:r>
-      <w:r>
-        <w:t xml:space="preserve">(cria a empresa e faz o usuário dono),</w:t>
-      </w:r>
-      <w:r>
-        <w:t xml:space="preserve"> </w:t>
-      </w:r>
-      <w:r>
-        <w:rPr>
-          <w:rStyle w:val="VerbatimChar"/>
-        </w:rPr>
-        <w:t xml:space="preserve">obterEmpresa(empresaId)</w:t>
+        <w:t xml:space="preserve">listarMembros(empresaId)</w:t>
+      </w:r>
+      <w:r>
+        <w:t xml:space="preserve"> </w:t>
+      </w:r>
+      <w:r>
+        <w:t xml:space="preserve">e</w:t>
+      </w:r>
+      <w:r>
+        <w:t xml:space="preserve"> </w:t>
+      </w:r>
+      <w:r>
+        <w:rPr>
+          <w:rStyle w:val="VerbatimChar"/>
+        </w:rPr>
+        <w:t xml:space="preserve">removerMembro(empresaId, uid)</w:t>
+      </w:r>
+      <w:r>
+        <w:t xml:space="preserve">.</w:t>
+      </w:r>
+    </w:p>
+    <w:p>
+      <w:pPr>
+        <w:numPr>
+          <w:ilvl w:val="0"/>
+          <w:numId w:val="1006"/>
+        </w:numPr>
+        <w:pStyle w:val="Compact"/>
+      </w:pPr>
+      <w:r>
+        <w:rPr>
+          <w:rStyle w:val="VerbatimChar"/>
+          <w:bCs/>
+          <w:b/>
+        </w:rPr>
+        <w:t xml:space="preserve">criarModuloAppData(db, empresaId, nomeApp)</w:t>
+      </w:r>
+      <w:r>
+        <w:t xml:space="preserve">: guarda listas inteiras do app na nuvem, um documento por chave.</w:t>
+      </w:r>
+      <w:r>
+        <w:t xml:space="preserve"> </w:t>
+      </w:r>
+      <w:r>
+        <w:rPr>
+          <w:rStyle w:val="VerbatimChar"/>
+        </w:rPr>
+        <w:t xml:space="preserve">salvar(chave, lista)</w:t>
       </w:r>
       <w:r>
         <w:t xml:space="preserve">,</w:t>
@@ -2980,202 +3252,25 @@
         <w:rPr>
           <w:rStyle w:val="VerbatimChar"/>
         </w:rPr>
-        <w:t xml:space="preserve">obterEmpresaDoUsuario(uid)</w:t>
-      </w:r>
-      <w:r>
-        <w:t xml:space="preserve"> </w:t>
-      </w:r>
-      <w:r>
-        <w:t xml:space="preserve">e</w:t>
-      </w:r>
-      <w:r>
-        <w:t xml:space="preserve"> </w:t>
-      </w:r>
-      <w:r>
-        <w:rPr>
-          <w:rStyle w:val="VerbatimChar"/>
-        </w:rPr>
-        <w:t xml:space="preserve">repararVinculo(uid, dadosParciais)</w:t>
-      </w:r>
-      <w:r>
-        <w:t xml:space="preserve">.</w:t>
-      </w:r>
-    </w:p>
-    <w:p>
-      <w:pPr>
-        <w:numPr>
-          <w:ilvl w:val="0"/>
-          <w:numId w:val="1006"/>
-        </w:numPr>
-        <w:pStyle w:val="Compact"/>
-      </w:pPr>
-      <w:r>
-        <w:rPr>
-          <w:rStyle w:val="VerbatimChar"/>
-          <w:bCs/>
-          <w:b/>
-        </w:rPr>
-        <w:t xml:space="preserve">criarModuloConvites(db, baseUrl)</w:t>
-      </w:r>
-      <w:r>
-        <w:t xml:space="preserve">: convidar técnicos por link.</w:t>
-      </w:r>
-      <w:r>
-        <w:t xml:space="preserve"> </w:t>
-      </w:r>
-      <w:r>
-        <w:rPr>
-          <w:rStyle w:val="VerbatimChar"/>
-        </w:rPr>
-        <w:t xml:space="preserve">criarConvite</w:t>
-      </w:r>
-      <w:r>
-        <w:t xml:space="preserve">,</w:t>
-      </w:r>
-      <w:r>
-        <w:t xml:space="preserve"> </w:t>
-      </w:r>
-      <w:r>
-        <w:rPr>
-          <w:rStyle w:val="VerbatimChar"/>
-        </w:rPr>
-        <w:t xml:space="preserve">obterConvite</w:t>
-      </w:r>
-      <w:r>
-        <w:t xml:space="preserve">,</w:t>
-      </w:r>
-      <w:r>
-        <w:t xml:space="preserve"> </w:t>
-      </w:r>
-      <w:r>
-        <w:rPr>
-          <w:rStyle w:val="VerbatimChar"/>
-        </w:rPr>
-        <w:t xml:space="preserve">aceitarConvite</w:t>
-      </w:r>
-      <w:r>
-        <w:t xml:space="preserve">,</w:t>
-      </w:r>
-      <w:r>
-        <w:t xml:space="preserve"> </w:t>
-      </w:r>
-      <w:r>
-        <w:rPr>
-          <w:rStyle w:val="VerbatimChar"/>
-        </w:rPr>
-        <w:t xml:space="preserve">listarConvitesPendentes</w:t>
-      </w:r>
-      <w:r>
-        <w:t xml:space="preserve"> </w:t>
-      </w:r>
-      <w:r>
-        <w:t xml:space="preserve">e</w:t>
-      </w:r>
-      <w:r>
-        <w:t xml:space="preserve"> </w:t>
-      </w:r>
-      <w:r>
-        <w:rPr>
-          <w:rStyle w:val="VerbatimChar"/>
-        </w:rPr>
-        <w:t xml:space="preserve">cancelarConvite</w:t>
-      </w:r>
-      <w:r>
-        <w:t xml:space="preserve">. Cada convite é uma chave aleatória de uso único.</w:t>
-      </w:r>
-    </w:p>
-    <w:p>
-      <w:pPr>
-        <w:numPr>
-          <w:ilvl w:val="0"/>
-          <w:numId w:val="1006"/>
-        </w:numPr>
-        <w:pStyle w:val="Compact"/>
-      </w:pPr>
-      <w:r>
-        <w:rPr>
-          <w:rStyle w:val="VerbatimChar"/>
-          <w:bCs/>
-          <w:b/>
-        </w:rPr>
-        <w:t xml:space="preserve">criarModuloEquipe(db)</w:t>
-      </w:r>
-      <w:r>
-        <w:t xml:space="preserve">:</w:t>
-      </w:r>
-      <w:r>
-        <w:t xml:space="preserve"> </w:t>
-      </w:r>
-      <w:r>
-        <w:rPr>
-          <w:rStyle w:val="VerbatimChar"/>
-        </w:rPr>
-        <w:t xml:space="preserve">listarMembros(empresaId)</w:t>
-      </w:r>
-      <w:r>
-        <w:t xml:space="preserve"> </w:t>
-      </w:r>
-      <w:r>
-        <w:t xml:space="preserve">e</w:t>
-      </w:r>
-      <w:r>
-        <w:t xml:space="preserve"> </w:t>
-      </w:r>
-      <w:r>
-        <w:rPr>
-          <w:rStyle w:val="VerbatimChar"/>
-        </w:rPr>
-        <w:t xml:space="preserve">removerMembro(empresaId, uid)</w:t>
-      </w:r>
-      <w:r>
-        <w:t xml:space="preserve">.</w:t>
-      </w:r>
-    </w:p>
-    <w:p>
-      <w:pPr>
-        <w:numPr>
-          <w:ilvl w:val="0"/>
-          <w:numId w:val="1006"/>
-        </w:numPr>
-        <w:pStyle w:val="Compact"/>
-      </w:pPr>
-      <w:r>
-        <w:rPr>
-          <w:rStyle w:val="VerbatimChar"/>
-          <w:bCs/>
-          <w:b/>
-        </w:rPr>
-        <w:t xml:space="preserve">criarModuloAppData(db, empresaId, nomeApp)</w:t>
-      </w:r>
-      <w:r>
-        <w:t xml:space="preserve">: guarda listas inteiras do app na nuvem, um documento por chave.</w:t>
-      </w:r>
-      <w:r>
-        <w:t xml:space="preserve"> </w:t>
-      </w:r>
-      <w:r>
-        <w:rPr>
-          <w:rStyle w:val="VerbatimChar"/>
-        </w:rPr>
-        <w:t xml:space="preserve">salvar(chave, lista)</w:t>
-      </w:r>
-      <w:r>
-        <w:t xml:space="preserve"> </w:t>
-      </w:r>
-      <w:r>
-        <w:t xml:space="preserve">e</w:t>
-      </w:r>
-      <w:r>
-        <w:t xml:space="preserve"> </w:t>
-      </w:r>
-      <w:r>
-        <w:rPr>
-          <w:rStyle w:val="VerbatimChar"/>
-        </w:rPr>
         <w:t xml:space="preserve">carregar(chave)</w:t>
       </w:r>
       <w:r>
-        <w:t xml:space="preserve">.</w:t>
+        <w:t xml:space="preserve"> </w:t>
+      </w:r>
+      <w:r>
+        <w:t xml:space="preserve">e, desde a v4.2,</w:t>
+      </w:r>
+      <w:r>
+        <w:t xml:space="preserve"> </w:t>
+      </w:r>
+      <w:r>
+        <w:rPr>
+          <w:rStyle w:val="VerbatimChar"/>
+        </w:rPr>
+        <w:t xml:space="preserve">escutar(chave, aoMudar)</w:t>
+      </w:r>
+      <w:r>
+        <w:t xml:space="preserve">, que avisa a cada alteração feita em qualquer aparelho.</w:t>
       </w:r>
     </w:p>
     <w:p>
@@ -6375,8 +6470,1794 @@
       </w:r>
     </w:p>
     <w:bookmarkEnd w:id="33"/>
+    <w:bookmarkStart w:id="34" w:name="X625aee9e0e9f7be4f670b9d408905ea7282801c"/>
+    <w:p>
+      <w:pPr>
+        <w:pStyle w:val="Heading3"/>
+      </w:pPr>
+      <w:r>
+        <w:t xml:space="preserve">2.14 Login com Google, dados pessoais e sincronia entre aparelhos (v4.2)</w:t>
+      </w:r>
+    </w:p>
+    <w:p>
+      <w:pPr>
+        <w:pStyle w:val="FirstParagraph"/>
+      </w:pPr>
+      <w:r>
+        <w:rPr>
+          <w:bCs/>
+          <w:b/>
+        </w:rPr>
+        <w:t xml:space="preserve">Login com Google</w:t>
+      </w:r>
+      <w:r>
+        <w:t xml:space="preserve"> </w:t>
+      </w:r>
+      <w:r>
+        <w:t xml:space="preserve">(módulo</w:t>
+      </w:r>
+      <w:r>
+        <w:t xml:space="preserve"> </w:t>
+      </w:r>
+      <w:r>
+        <w:rPr>
+          <w:rStyle w:val="VerbatimChar"/>
+        </w:rPr>
+        <w:t xml:space="preserve">criarModuloAuth</w:t>
+      </w:r>
+      <w:r>
+        <w:t xml:space="preserve">, regra 56):</w:t>
+      </w:r>
+      <w:r>
+        <w:t xml:space="preserve"> </w:t>
+      </w:r>
+      <w:r>
+        <w:t xml:space="preserve">-</w:t>
+      </w:r>
+      <w:r>
+        <w:t xml:space="preserve"> </w:t>
+      </w:r>
+      <w:r>
+        <w:rPr>
+          <w:rStyle w:val="VerbatimChar"/>
+          <w:bCs/>
+          <w:b/>
+        </w:rPr>
+        <w:t xml:space="preserve">entrarComGoogle()</w:t>
+      </w:r>
+      <w:r>
+        <w:rPr>
+          <w:bCs/>
+          <w:b/>
+        </w:rPr>
+        <w:t xml:space="preserve">:</w:t>
+      </w:r>
+      <w:r>
+        <w:t xml:space="preserve"> </w:t>
+      </w:r>
+      <w:r>
+        <w:t xml:space="preserve">abre a janela do Google e devolve o usuário. Se o navegador bloquear a janela (comum em PWA no celular), cai sozinho para o redirecionamento e devolve</w:t>
+      </w:r>
+      <w:r>
+        <w:t xml:space="preserve"> </w:t>
+      </w:r>
+      <w:r>
+        <w:rPr>
+          <w:rStyle w:val="VerbatimChar"/>
+        </w:rPr>
+        <w:t xml:space="preserve">null</w:t>
+      </w:r>
+      <w:r>
+        <w:t xml:space="preserve">; ao voltar, o app chama</w:t>
+      </w:r>
+      <w:r>
+        <w:t xml:space="preserve"> </w:t>
+      </w:r>
+      <w:r>
+        <w:rPr>
+          <w:rStyle w:val="VerbatimChar"/>
+        </w:rPr>
+        <w:t xml:space="preserve">resultadoRedirecionamento()</w:t>
+      </w:r>
+      <w:r>
+        <w:t xml:space="preserve">. Para forçar o redirecionamento:</w:t>
+      </w:r>
+      <w:r>
+        <w:t xml:space="preserve"> </w:t>
+      </w:r>
+      <w:r>
+        <w:rPr>
+          <w:rStyle w:val="VerbatimChar"/>
+        </w:rPr>
+        <w:t xml:space="preserve">entrarComGoogle({ redirecionar: true })</w:t>
+      </w:r>
+      <w:r>
+        <w:t xml:space="preserve">.</w:t>
+      </w:r>
+      <w:r>
+        <w:t xml:space="preserve"> </w:t>
+      </w:r>
+      <w:r>
+        <w:t xml:space="preserve">-</w:t>
+      </w:r>
+      <w:r>
+        <w:t xml:space="preserve"> </w:t>
+      </w:r>
+      <w:r>
+        <w:rPr>
+          <w:rStyle w:val="VerbatimChar"/>
+          <w:bCs/>
+          <w:b/>
+        </w:rPr>
+        <w:t xml:space="preserve">resultadoRedirecionamento()</w:t>
+      </w:r>
+      <w:r>
+        <w:rPr>
+          <w:bCs/>
+          <w:b/>
+        </w:rPr>
+        <w:t xml:space="preserve">:</w:t>
+      </w:r>
+      <w:r>
+        <w:t xml:space="preserve"> </w:t>
+      </w:r>
+      <w:r>
+        <w:t xml:space="preserve">chame ao abrir o app. Devolve o usuário se ele acabou de voltar do Google, ou</w:t>
+      </w:r>
+      <w:r>
+        <w:t xml:space="preserve"> </w:t>
+      </w:r>
+      <w:r>
+        <w:rPr>
+          <w:rStyle w:val="VerbatimChar"/>
+        </w:rPr>
+        <w:t xml:space="preserve">null</w:t>
+      </w:r>
+      <w:r>
+        <w:t xml:space="preserve">.</w:t>
+      </w:r>
+      <w:r>
+        <w:t xml:space="preserve"> </w:t>
+      </w:r>
+      <w:r>
+        <w:t xml:space="preserve">-</w:t>
+      </w:r>
+      <w:r>
+        <w:t xml:space="preserve"> </w:t>
+      </w:r>
+      <w:r>
+        <w:rPr>
+          <w:rStyle w:val="VerbatimChar"/>
+          <w:bCs/>
+          <w:b/>
+        </w:rPr>
+        <w:t xml:space="preserve">redefinirSenha(email)</w:t>
+      </w:r>
+      <w:r>
+        <w:rPr>
+          <w:bCs/>
+          <w:b/>
+        </w:rPr>
+        <w:t xml:space="preserve">:</w:t>
+      </w:r>
+      <w:r>
+        <w:t xml:space="preserve"> </w:t>
+      </w:r>
+      <w:r>
+        <w:t xml:space="preserve">envia o e-mail de redefinição de senha.</w:t>
+      </w:r>
+      <w:r>
+        <w:t xml:space="preserve"> </w:t>
+      </w:r>
+      <w:r>
+        <w:t xml:space="preserve">-</w:t>
+      </w:r>
+      <w:r>
+        <w:t xml:space="preserve"> </w:t>
+      </w:r>
+      <w:r>
+        <w:rPr>
+          <w:bCs/>
+          <w:b/>
+        </w:rPr>
+        <w:t xml:space="preserve">Antes de usar:</w:t>
+      </w:r>
+      <w:r>
+        <w:t xml:space="preserve"> </w:t>
+      </w:r>
+      <w:r>
+        <w:t xml:space="preserve">o endereço do app (</w:t>
+      </w:r>
+      <w:r>
+        <w:rPr>
+          <w:rStyle w:val="VerbatimChar"/>
+        </w:rPr>
+        <w:t xml:space="preserve">fenicris-dev.github.io</w:t>
+      </w:r>
+      <w:r>
+        <w:t xml:space="preserve">) precisa estar em Firebase &gt; Authentication &gt; Configurações &gt; Domínios autorizados, e o provedor Google precisa estar ativado em Authentication &gt; Método de login.</w:t>
+      </w:r>
+    </w:p>
+    <w:p>
+      <w:pPr>
+        <w:pStyle w:val="BodyText"/>
+      </w:pPr>
+      <w:r>
+        <w:rPr>
+          <w:bCs/>
+          <w:b/>
+        </w:rPr>
+        <w:t xml:space="preserve">Dados pessoais</w:t>
+      </w:r>
+      <w:r>
+        <w:t xml:space="preserve"> </w:t>
+      </w:r>
+      <w:r>
+        <w:t xml:space="preserve">(app sem empresa; o dado é do usuário):</w:t>
+      </w:r>
+      <w:r>
+        <w:t xml:space="preserve"> </w:t>
+      </w:r>
+      <w:r>
+        <w:rPr>
+          <w:rStyle w:val="VerbatimChar"/>
+        </w:rPr>
+        <w:t xml:space="preserve">criarModuloDadosPessoais(db, uid, nomeApp)</w:t>
+      </w:r>
+      <w:r>
+        <w:t xml:space="preserve"> </w:t>
+      </w:r>
+      <w:r>
+        <w:t xml:space="preserve">grava em</w:t>
+      </w:r>
+      <w:r>
+        <w:t xml:space="preserve"> </w:t>
+      </w:r>
+      <w:r>
+        <w:rPr>
+          <w:rStyle w:val="VerbatimChar"/>
+        </w:rPr>
+        <w:t xml:space="preserve">dados_pessoais/{uid}/{nomeApp}/{chave}</w:t>
+      </w:r>
+      <w:r>
+        <w:t xml:space="preserve">, o caminho que as regras do Firestore já liberam só para o dono do uid. Devolve</w:t>
+      </w:r>
+      <w:r>
+        <w:t xml:space="preserve"> </w:t>
+      </w:r>
+      <w:r>
+        <w:rPr>
+          <w:rStyle w:val="VerbatimChar"/>
+        </w:rPr>
+        <w:t xml:space="preserve">salvar(chave, dados)</w:t>
+      </w:r>
+      <w:r>
+        <w:t xml:space="preserve">,</w:t>
+      </w:r>
+      <w:r>
+        <w:t xml:space="preserve"> </w:t>
+      </w:r>
+      <w:r>
+        <w:rPr>
+          <w:rStyle w:val="VerbatimChar"/>
+        </w:rPr>
+        <w:t xml:space="preserve">carregar(chave)</w:t>
+      </w:r>
+      <w:r>
+        <w:t xml:space="preserve">,</w:t>
+      </w:r>
+      <w:r>
+        <w:t xml:space="preserve"> </w:t>
+      </w:r>
+      <w:r>
+        <w:rPr>
+          <w:rStyle w:val="VerbatimChar"/>
+        </w:rPr>
+        <w:t xml:space="preserve">excluir(chave)</w:t>
+      </w:r>
+      <w:r>
+        <w:t xml:space="preserve">,</w:t>
+      </w:r>
+      <w:r>
+        <w:t xml:space="preserve"> </w:t>
+      </w:r>
+      <w:r>
+        <w:rPr>
+          <w:rStyle w:val="VerbatimChar"/>
+        </w:rPr>
+        <w:t xml:space="preserve">listar()</w:t>
+      </w:r>
+      <w:r>
+        <w:t xml:space="preserve">,</w:t>
+      </w:r>
+      <w:r>
+        <w:t xml:space="preserve"> </w:t>
+      </w:r>
+      <w:r>
+        <w:rPr>
+          <w:rStyle w:val="VerbatimChar"/>
+        </w:rPr>
+        <w:t xml:space="preserve">escutar(chave, aoMudar)</w:t>
+      </w:r>
+      <w:r>
+        <w:t xml:space="preserve"> </w:t>
+      </w:r>
+      <w:r>
+        <w:t xml:space="preserve">e</w:t>
+      </w:r>
+      <w:r>
+        <w:t xml:space="preserve"> </w:t>
+      </w:r>
+      <w:r>
+        <w:rPr>
+          <w:rStyle w:val="VerbatimChar"/>
+        </w:rPr>
+        <w:t xml:space="preserve">escutarTudo(aoMudar)</w:t>
+      </w:r>
+      <w:r>
+        <w:t xml:space="preserve">. Os dois</w:t>
+      </w:r>
+      <w:r>
+        <w:t xml:space="preserve"> </w:t>
+      </w:r>
+      <w:r>
+        <w:rPr>
+          <w:rStyle w:val="VerbatimChar"/>
+        </w:rPr>
+        <w:t xml:space="preserve">escutar</w:t>
+      </w:r>
+      <w:r>
+        <w:t xml:space="preserve"> </w:t>
+      </w:r>
+      <w:r>
+        <w:t xml:space="preserve">devolvem a função que para de escutar.</w:t>
+      </w:r>
+    </w:p>
+    <w:p>
+      <w:pPr>
+        <w:pStyle w:val="BodyText"/>
+      </w:pPr>
+      <w:r>
+        <w:rPr>
+          <w:bCs/>
+          <w:b/>
+        </w:rPr>
+        <w:t xml:space="preserve">Sincronia entre aparelhos</w:t>
+      </w:r>
+      <w:r>
+        <w:t xml:space="preserve"> </w:t>
+      </w:r>
+      <w:r>
+        <w:t xml:space="preserve">(regra 57):</w:t>
+      </w:r>
+      <w:r>
+        <w:t xml:space="preserve"> </w:t>
+      </w:r>
+      <w:r>
+        <w:rPr>
+          <w:rStyle w:val="VerbatimChar"/>
+        </w:rPr>
+        <w:t xml:space="preserve">criarSincronia(db, opcoes)</w:t>
+      </w:r>
+      <w:r>
+        <w:t xml:space="preserve"> </w:t>
+      </w:r>
+      <w:r>
+        <w:t xml:space="preserve">mantém uma tabela igual em todos os aparelhos da mesma conta, em tempo real.</w:t>
+      </w:r>
+      <w:r>
+        <w:t xml:space="preserve"> </w:t>
+      </w:r>
+      <w:r>
+        <w:t xml:space="preserve">-</w:t>
+      </w:r>
+      <w:r>
+        <w:t xml:space="preserve"> </w:t>
+      </w:r>
+      <w:r>
+        <w:rPr>
+          <w:bCs/>
+          <w:b/>
+        </w:rPr>
+        <w:t xml:space="preserve">Opções:</w:t>
+      </w:r>
+      <w:r>
+        <w:t xml:space="preserve"> </w:t>
+      </w:r>
+      <w:r>
+        <w:rPr>
+          <w:rStyle w:val="VerbatimChar"/>
+        </w:rPr>
+        <w:t xml:space="preserve">escopo</w:t>
+      </w:r>
+      <w:r>
+        <w:t xml:space="preserve"> </w:t>
+      </w:r>
+      <w:r>
+        <w:t xml:space="preserve">(</w:t>
+      </w:r>
+      <w:r>
+        <w:rPr>
+          <w:rStyle w:val="VerbatimChar"/>
+        </w:rPr>
+        <w:t xml:space="preserve">"pessoal"</w:t>
+      </w:r>
+      <w:r>
+        <w:t xml:space="preserve"> </w:t>
+      </w:r>
+      <w:r>
+        <w:t xml:space="preserve">com</w:t>
+      </w:r>
+      <w:r>
+        <w:t xml:space="preserve"> </w:t>
+      </w:r>
+      <w:r>
+        <w:rPr>
+          <w:rStyle w:val="VerbatimChar"/>
+        </w:rPr>
+        <w:t xml:space="preserve">uid</w:t>
+      </w:r>
+      <w:r>
+        <w:t xml:space="preserve">, ou</w:t>
+      </w:r>
+      <w:r>
+        <w:t xml:space="preserve"> </w:t>
+      </w:r>
+      <w:r>
+        <w:rPr>
+          <w:rStyle w:val="VerbatimChar"/>
+        </w:rPr>
+        <w:t xml:space="preserve">"empresa"</w:t>
+      </w:r>
+      <w:r>
+        <w:t xml:space="preserve"> </w:t>
+      </w:r>
+      <w:r>
+        <w:t xml:space="preserve">com</w:t>
+      </w:r>
+      <w:r>
+        <w:t xml:space="preserve"> </w:t>
+      </w:r>
+      <w:r>
+        <w:rPr>
+          <w:rStyle w:val="VerbatimChar"/>
+        </w:rPr>
+        <w:t xml:space="preserve">empresaId</w:t>
+      </w:r>
+      <w:r>
+        <w:t xml:space="preserve">),</w:t>
+      </w:r>
+      <w:r>
+        <w:t xml:space="preserve"> </w:t>
+      </w:r>
+      <w:r>
+        <w:rPr>
+          <w:rStyle w:val="VerbatimChar"/>
+        </w:rPr>
+        <w:t xml:space="preserve">nomeApp</w:t>
+      </w:r>
+      <w:r>
+        <w:t xml:space="preserve">,</w:t>
+      </w:r>
+      <w:r>
+        <w:t xml:space="preserve"> </w:t>
+      </w:r>
+      <w:r>
+        <w:rPr>
+          <w:rStyle w:val="VerbatimChar"/>
+        </w:rPr>
+        <w:t xml:space="preserve">tabela</w:t>
+      </w:r>
+      <w:r>
+        <w:t xml:space="preserve">,</w:t>
+      </w:r>
+      <w:r>
+        <w:t xml:space="preserve"> </w:t>
+      </w:r>
+      <w:r>
+        <w:rPr>
+          <w:rStyle w:val="VerbatimChar"/>
+        </w:rPr>
+        <w:t xml:space="preserve">lerLocal()</w:t>
+      </w:r>
+      <w:r>
+        <w:t xml:space="preserve"> </w:t>
+      </w:r>
+      <w:r>
+        <w:t xml:space="preserve">e</w:t>
+      </w:r>
+      <w:r>
+        <w:t xml:space="preserve"> </w:t>
+      </w:r>
+      <w:r>
+        <w:rPr>
+          <w:rStyle w:val="VerbatimChar"/>
+        </w:rPr>
+        <w:t xml:space="preserve">gravarLocal(lista)</w:t>
+      </w:r>
+      <w:r>
+        <w:t xml:space="preserve"> </w:t>
+      </w:r>
+      <w:r>
+        <w:t xml:space="preserve">(onde o app guarda a lista no aparelho),</w:t>
+      </w:r>
+      <w:r>
+        <w:t xml:space="preserve"> </w:t>
+      </w:r>
+      <w:r>
+        <w:rPr>
+          <w:rStyle w:val="VerbatimChar"/>
+        </w:rPr>
+        <w:t xml:space="preserve">aoMudar(lista, info)</w:t>
+      </w:r>
+      <w:r>
+        <w:t xml:space="preserve"> </w:t>
+      </w:r>
+      <w:r>
+        <w:t xml:space="preserve">(redesenhar a tela;</w:t>
+      </w:r>
+      <w:r>
+        <w:t xml:space="preserve"> </w:t>
+      </w:r>
+      <w:r>
+        <w:rPr>
+          <w:rStyle w:val="VerbatimChar"/>
+        </w:rPr>
+        <w:t xml:space="preserve">info.origem</w:t>
+      </w:r>
+      <w:r>
+        <w:t xml:space="preserve"> </w:t>
+      </w:r>
+      <w:r>
+        <w:t xml:space="preserve">é</w:t>
+      </w:r>
+      <w:r>
+        <w:t xml:space="preserve"> </w:t>
+      </w:r>
+      <w:r>
+        <w:rPr>
+          <w:rStyle w:val="VerbatimChar"/>
+        </w:rPr>
+        <w:t xml:space="preserve">"local"</w:t>
+      </w:r>
+      <w:r>
+        <w:t xml:space="preserve"> </w:t>
+      </w:r>
+      <w:r>
+        <w:t xml:space="preserve">ou</w:t>
+      </w:r>
+      <w:r>
+        <w:t xml:space="preserve"> </w:t>
+      </w:r>
+      <w:r>
+        <w:rPr>
+          <w:rStyle w:val="VerbatimChar"/>
+        </w:rPr>
+        <w:t xml:space="preserve">"nuvem"</w:t>
+      </w:r>
+      <w:r>
+        <w:t xml:space="preserve">) e</w:t>
+      </w:r>
+      <w:r>
+        <w:t xml:space="preserve"> </w:t>
+      </w:r>
+      <w:r>
+        <w:rPr>
+          <w:rStyle w:val="VerbatimChar"/>
+        </w:rPr>
+        <w:t xml:space="preserve">aoMudarEstado(estado)</w:t>
+      </w:r>
+      <w:r>
+        <w:t xml:space="preserve"> </w:t>
+      </w:r>
+      <w:r>
+        <w:t xml:space="preserve">(indicador de conexão:</w:t>
+      </w:r>
+      <w:r>
+        <w:t xml:space="preserve"> </w:t>
+      </w:r>
+      <w:r>
+        <w:rPr>
+          <w:rStyle w:val="VerbatimChar"/>
+        </w:rPr>
+        <w:t xml:space="preserve">sincronizado</w:t>
+      </w:r>
+      <w:r>
+        <w:t xml:space="preserve">,</w:t>
+      </w:r>
+      <w:r>
+        <w:t xml:space="preserve"> </w:t>
+      </w:r>
+      <w:r>
+        <w:rPr>
+          <w:rStyle w:val="VerbatimChar"/>
+        </w:rPr>
+        <w:t xml:space="preserve">sincronizando</w:t>
+      </w:r>
+      <w:r>
+        <w:t xml:space="preserve">,</w:t>
+      </w:r>
+      <w:r>
+        <w:t xml:space="preserve"> </w:t>
+      </w:r>
+      <w:r>
+        <w:rPr>
+          <w:rStyle w:val="VerbatimChar"/>
+        </w:rPr>
+        <w:t xml:space="preserve">offline</w:t>
+      </w:r>
+      <w:r>
+        <w:t xml:space="preserve"> </w:t>
+      </w:r>
+      <w:r>
+        <w:t xml:space="preserve">ou</w:t>
+      </w:r>
+      <w:r>
+        <w:t xml:space="preserve"> </w:t>
+      </w:r>
+      <w:r>
+        <w:rPr>
+          <w:rStyle w:val="VerbatimChar"/>
+        </w:rPr>
+        <w:t xml:space="preserve">erro</w:t>
+      </w:r>
+      <w:r>
+        <w:t xml:space="preserve">). Cada registro precisa do campo</w:t>
+      </w:r>
+      <w:r>
+        <w:t xml:space="preserve"> </w:t>
+      </w:r>
+      <w:r>
+        <w:rPr>
+          <w:rStyle w:val="VerbatimChar"/>
+        </w:rPr>
+        <w:t xml:space="preserve">id</w:t>
+      </w:r>
+      <w:r>
+        <w:t xml:space="preserve">.</w:t>
+      </w:r>
+      <w:r>
+        <w:t xml:space="preserve"> </w:t>
+      </w:r>
+      <w:r>
+        <w:t xml:space="preserve">-</w:t>
+      </w:r>
+      <w:r>
+        <w:t xml:space="preserve"> </w:t>
+      </w:r>
+      <w:r>
+        <w:rPr>
+          <w:bCs/>
+          <w:b/>
+        </w:rPr>
+        <w:t xml:space="preserve">Funções:</w:t>
+      </w:r>
+      <w:r>
+        <w:t xml:space="preserve"> </w:t>
+      </w:r>
+      <w:r>
+        <w:rPr>
+          <w:rStyle w:val="VerbatimChar"/>
+        </w:rPr>
+        <w:t xml:space="preserve">iniciar()</w:t>
+      </w:r>
+      <w:r>
+        <w:t xml:space="preserve">,</w:t>
+      </w:r>
+      <w:r>
+        <w:t xml:space="preserve"> </w:t>
+      </w:r>
+      <w:r>
+        <w:rPr>
+          <w:rStyle w:val="VerbatimChar"/>
+        </w:rPr>
+        <w:t xml:space="preserve">parar()</w:t>
+      </w:r>
+      <w:r>
+        <w:t xml:space="preserve">,</w:t>
+      </w:r>
+      <w:r>
+        <w:t xml:space="preserve"> </w:t>
+      </w:r>
+      <w:r>
+        <w:rPr>
+          <w:rStyle w:val="VerbatimChar"/>
+        </w:rPr>
+        <w:t xml:space="preserve">salvar(registro)</w:t>
+      </w:r>
+      <w:r>
+        <w:t xml:space="preserve">,</w:t>
+      </w:r>
+      <w:r>
+        <w:t xml:space="preserve"> </w:t>
+      </w:r>
+      <w:r>
+        <w:rPr>
+          <w:rStyle w:val="VerbatimChar"/>
+        </w:rPr>
+        <w:t xml:space="preserve">excluir(id)</w:t>
+      </w:r>
+      <w:r>
+        <w:t xml:space="preserve">,</w:t>
+      </w:r>
+      <w:r>
+        <w:t xml:space="preserve"> </w:t>
+      </w:r>
+      <w:r>
+        <w:rPr>
+          <w:rStyle w:val="VerbatimChar"/>
+        </w:rPr>
+        <w:t xml:space="preserve">forcarSincronia()</w:t>
+      </w:r>
+      <w:r>
+        <w:t xml:space="preserve"> </w:t>
+      </w:r>
+      <w:r>
+        <w:t xml:space="preserve">(botão</w:t>
+      </w:r>
+      <w:r>
+        <w:t xml:space="preserve"> </w:t>
+      </w:r>
+      <w:r>
+        <w:t xml:space="preserve">“</w:t>
+      </w:r>
+      <w:r>
+        <w:t xml:space="preserve">Sincronizar</w:t>
+      </w:r>
+      <w:r>
+        <w:t xml:space="preserve">”</w:t>
+      </w:r>
+      <w:r>
+        <w:t xml:space="preserve">),</w:t>
+      </w:r>
+      <w:r>
+        <w:t xml:space="preserve"> </w:t>
+      </w:r>
+      <w:r>
+        <w:rPr>
+          <w:rStyle w:val="VerbatimChar"/>
+        </w:rPr>
+        <w:t xml:space="preserve">estado()</w:t>
+      </w:r>
+      <w:r>
+        <w:t xml:space="preserve"> </w:t>
+      </w:r>
+      <w:r>
+        <w:t xml:space="preserve">e</w:t>
+      </w:r>
+      <w:r>
+        <w:t xml:space="preserve"> </w:t>
+      </w:r>
+      <w:r>
+        <w:rPr>
+          <w:rStyle w:val="VerbatimChar"/>
+        </w:rPr>
+        <w:t xml:space="preserve">pendentes()</w:t>
+      </w:r>
+      <w:r>
+        <w:t xml:space="preserve">.</w:t>
+      </w:r>
+      <w:r>
+        <w:t xml:space="preserve"> </w:t>
+      </w:r>
+      <w:r>
+        <w:t xml:space="preserve">-</w:t>
+      </w:r>
+      <w:r>
+        <w:t xml:space="preserve"> </w:t>
+      </w:r>
+      <w:r>
+        <w:rPr>
+          <w:bCs/>
+          <w:b/>
+        </w:rPr>
+        <w:t xml:space="preserve">Como funciona:</w:t>
+      </w:r>
+      <w:r>
+        <w:t xml:space="preserve"> </w:t>
+      </w:r>
+      <w:r>
+        <w:t xml:space="preserve">cada registro vira um documento com a hora da última alteração. Em conflito vale a alteração mais recente, por registro. Excluir grava uma marca de</w:t>
+      </w:r>
+      <w:r>
+        <w:t xml:space="preserve"> </w:t>
+      </w:r>
+      <w:r>
+        <w:t xml:space="preserve">“</w:t>
+      </w:r>
+      <w:r>
+        <w:t xml:space="preserve">apagado</w:t>
+      </w:r>
+      <w:r>
+        <w:t xml:space="preserve">”</w:t>
+      </w:r>
+      <w:r>
+        <w:t xml:space="preserve">, para valer nos outros aparelhos. Sem internet, as alterações ficam numa fila no aparelho e sobem sozinhas ao reconectar (evento</w:t>
+      </w:r>
+      <w:r>
+        <w:t xml:space="preserve"> </w:t>
+      </w:r>
+      <w:r>
+        <w:rPr>
+          <w:rStyle w:val="VerbatimChar"/>
+        </w:rPr>
+        <w:t xml:space="preserve">online</w:t>
+      </w:r>
+      <w:r>
+        <w:t xml:space="preserve"> </w:t>
+      </w:r>
+      <w:r>
+        <w:t xml:space="preserve">e nova tentativa a cada 5 minutos, regra 3).</w:t>
+      </w:r>
+      <w:r>
+        <w:t xml:space="preserve"> </w:t>
+      </w:r>
+      <w:r>
+        <w:t xml:space="preserve">-</w:t>
+      </w:r>
+      <w:r>
+        <w:t xml:space="preserve"> </w:t>
+      </w:r>
+      <w:r>
+        <w:rPr>
+          <w:bCs/>
+          <w:b/>
+        </w:rPr>
+        <w:t xml:space="preserve">Primeiro uso:</w:t>
+      </w:r>
+      <w:r>
+        <w:t xml:space="preserve"> </w:t>
+      </w:r>
+      <w:r>
+        <w:t xml:space="preserve">o que só existe no aparelho sobe para a nuvem. Se o mesmo</w:t>
+      </w:r>
+      <w:r>
+        <w:t xml:space="preserve"> </w:t>
+      </w:r>
+      <w:r>
+        <w:rPr>
+          <w:rStyle w:val="VerbatimChar"/>
+        </w:rPr>
+        <w:t xml:space="preserve">id</w:t>
+      </w:r>
+      <w:r>
+        <w:t xml:space="preserve"> </w:t>
+      </w:r>
+      <w:r>
+        <w:t xml:space="preserve">já existir na nuvem, vale a nuvem.</w:t>
+      </w:r>
+      <w:r>
+        <w:t xml:space="preserve"> </w:t>
+      </w:r>
+      <w:r>
+        <w:t xml:space="preserve">-</w:t>
+      </w:r>
+      <w:r>
+        <w:t xml:space="preserve"> </w:t>
+      </w:r>
+      <w:r>
+        <w:rPr>
+          <w:bCs/>
+          <w:b/>
+        </w:rPr>
+        <w:t xml:space="preserve">Limite:</w:t>
+      </w:r>
+      <w:r>
+        <w:t xml:space="preserve"> </w:t>
+      </w:r>
+      <w:r>
+        <w:t xml:space="preserve">usa o relógio do aparelho; um aparelho com a hora muito errada pode</w:t>
+      </w:r>
+      <w:r>
+        <w:t xml:space="preserve"> </w:t>
+      </w:r>
+      <w:r>
+        <w:t xml:space="preserve">“</w:t>
+      </w:r>
+      <w:r>
+        <w:t xml:space="preserve">ganhar</w:t>
+      </w:r>
+      <w:r>
+        <w:t xml:space="preserve">”</w:t>
+      </w:r>
+      <w:r>
+        <w:t xml:space="preserve"> </w:t>
+      </w:r>
+      <w:r>
+        <w:t xml:space="preserve">conflitos.</w:t>
+      </w:r>
+      <w:r>
+        <w:t xml:space="preserve"> </w:t>
+      </w:r>
+      <w:r>
+        <w:t xml:space="preserve">-</w:t>
+      </w:r>
+      <w:r>
+        <w:t xml:space="preserve"> </w:t>
+      </w:r>
+      <w:r>
+        <w:rPr>
+          <w:bCs/>
+          <w:b/>
+        </w:rPr>
+        <w:t xml:space="preserve">Exemplo mínimo:</w:t>
+      </w:r>
+      <w:r>
+        <w:t xml:space="preserve"> </w:t>
+      </w:r>
+      <w:r>
+        <w:rPr>
+          <w:rStyle w:val="VerbatimChar"/>
+        </w:rPr>
+        <w:t xml:space="preserve">const sync = FenixCore.criarSincronia(db, { escopo: "pessoal", uid, nomeApp: "fenix-gestor-do-tempo", tabela: "tarefas", lerLocal, gravarLocal, aoMudar: desenhar }); sync.iniciar(); sync.salvar({ id: "t1", titulo: "..." });</w:t>
+      </w:r>
+      <w:r>
+        <w:t xml:space="preserve"> </w:t>
+      </w:r>
+      <w:r>
+        <w:t xml:space="preserve">-</w:t>
+      </w:r>
+      <w:r>
+        <w:t xml:space="preserve"> </w:t>
+      </w:r>
+      <w:r>
+        <w:rPr>
+          <w:bCs/>
+          <w:b/>
+        </w:rPr>
+        <w:t xml:space="preserve">Por que o Gestor do Tempo não sincronizava:</w:t>
+      </w:r>
+      <w:r>
+        <w:t xml:space="preserve"> </w:t>
+      </w:r>
+      <w:r>
+        <w:t xml:space="preserve">guardava só no</w:t>
+      </w:r>
+      <w:r>
+        <w:t xml:space="preserve"> </w:t>
+      </w:r>
+      <w:r>
+        <w:rPr>
+          <w:rStyle w:val="VerbatimChar"/>
+        </w:rPr>
+        <w:t xml:space="preserve">localStorage</w:t>
+      </w:r>
+      <w:r>
+        <w:t xml:space="preserve">, que é de cada aparelho. Para sincronizar, o app precisa de login com a mesma conta, banco ativo e</w:t>
+      </w:r>
+      <w:r>
+        <w:t xml:space="preserve"> </w:t>
+      </w:r>
+      <w:r>
+        <w:rPr>
+          <w:rStyle w:val="VerbatimChar"/>
+        </w:rPr>
+        <w:t xml:space="preserve">criarSincronia</w:t>
+      </w:r>
+      <w:r>
+        <w:t xml:space="preserve"> </w:t>
+      </w:r>
+      <w:r>
+        <w:t xml:space="preserve">(ou</w:t>
+      </w:r>
+      <w:r>
+        <w:t xml:space="preserve"> </w:t>
+      </w:r>
+      <w:r>
+        <w:rPr>
+          <w:rStyle w:val="VerbatimChar"/>
+        </w:rPr>
+        <w:t xml:space="preserve">criarModuloDadosPessoais</w:t>
+      </w:r>
+      <w:r>
+        <w:t xml:space="preserve">) no lugar da gravação local direta.</w:t>
+      </w:r>
+    </w:p>
     <w:bookmarkEnd w:id="34"/>
-    <w:bookmarkStart w:id="46" w:name="X3e220394d35f878387f4a836fbbace39461c7d6"/>
+    <w:bookmarkStart w:id="35" w:name="X1902f08d38587238db036ce7efba268e0cd5b44"/>
+    <w:p>
+      <w:pPr>
+        <w:pStyle w:val="Heading3"/>
+      </w:pPr>
+      <w:r>
+        <w:t xml:space="preserve">2.15 Licença definitiva e toque de abertura (v4.3)</w:t>
+      </w:r>
+    </w:p>
+    <w:p>
+      <w:pPr>
+        <w:pStyle w:val="FirstParagraph"/>
+      </w:pPr>
+      <w:r>
+        <w:rPr>
+          <w:bCs/>
+          <w:b/>
+        </w:rPr>
+        <w:t xml:space="preserve">Licença definitiva</w:t>
+      </w:r>
+      <w:r>
+        <w:t xml:space="preserve"> </w:t>
+      </w:r>
+      <w:r>
+        <w:t xml:space="preserve">(</w:t>
+      </w:r>
+      <w:r>
+        <w:rPr>
+          <w:rStyle w:val="VerbatimChar"/>
+        </w:rPr>
+        <w:t xml:space="preserve">FenixCore.licenca</w:t>
+      </w:r>
+      <w:r>
+        <w:t xml:space="preserve">, regra 58):</w:t>
+      </w:r>
+      <w:r>
+        <w:t xml:space="preserve"> </w:t>
+      </w:r>
+      <w:r>
+        <w:t xml:space="preserve">-</w:t>
+      </w:r>
+      <w:r>
+        <w:t xml:space="preserve"> </w:t>
+      </w:r>
+      <w:r>
+        <w:rPr>
+          <w:bCs/>
+          <w:b/>
+        </w:rPr>
+        <w:t xml:space="preserve">Onde fica a licença:</w:t>
+      </w:r>
+      <w:r>
+        <w:t xml:space="preserve"> </w:t>
+      </w:r>
+      <w:r>
+        <w:t xml:space="preserve">campo</w:t>
+      </w:r>
+      <w:r>
+        <w:t xml:space="preserve"> </w:t>
+      </w:r>
+      <w:r>
+        <w:rPr>
+          <w:rStyle w:val="VerbatimChar"/>
+        </w:rPr>
+        <w:t xml:space="preserve">licenca</w:t>
+      </w:r>
+      <w:r>
+        <w:t xml:space="preserve"> </w:t>
+      </w:r>
+      <w:r>
+        <w:t xml:space="preserve">do documento</w:t>
+      </w:r>
+      <w:r>
+        <w:t xml:space="preserve"> </w:t>
+      </w:r>
+      <w:r>
+        <w:rPr>
+          <w:rStyle w:val="VerbatimChar"/>
+        </w:rPr>
+        <w:t xml:space="preserve">empresas/{id}</w:t>
+      </w:r>
+      <w:r>
+        <w:t xml:space="preserve">. O valor</w:t>
+      </w:r>
+      <w:r>
+        <w:t xml:space="preserve"> </w:t>
+      </w:r>
+      <w:r>
+        <w:rPr>
+          <w:rStyle w:val="VerbatimChar"/>
+        </w:rPr>
+        <w:t xml:space="preserve">"definitiva"</w:t>
+      </w:r>
+      <w:r>
+        <w:t xml:space="preserve"> </w:t>
+      </w:r>
+      <w:r>
+        <w:t xml:space="preserve">é a licença definitiva de uso; qualquer outro valor, ou a falta do campo, é teste. Só o Cristiano grava, pelo console do Firebase.</w:t>
+      </w:r>
+      <w:r>
+        <w:t xml:space="preserve"> </w:t>
+      </w:r>
+      <w:r>
+        <w:t xml:space="preserve">-</w:t>
+      </w:r>
+      <w:r>
+        <w:t xml:space="preserve"> </w:t>
+      </w:r>
+      <w:r>
+        <w:rPr>
+          <w:rStyle w:val="VerbatimChar"/>
+          <w:bCs/>
+          <w:b/>
+        </w:rPr>
+        <w:t xml:space="preserve">ehDefinitiva(dados)</w:t>
+      </w:r>
+      <w:r>
+        <w:rPr>
+          <w:bCs/>
+          <w:b/>
+        </w:rPr>
+        <w:t xml:space="preserve">:</w:t>
+      </w:r>
+      <w:r>
+        <w:t xml:space="preserve"> </w:t>
+      </w:r>
+      <w:r>
+        <w:t xml:space="preserve">devolve</w:t>
+      </w:r>
+      <w:r>
+        <w:t xml:space="preserve"> </w:t>
+      </w:r>
+      <w:r>
+        <w:rPr>
+          <w:rStyle w:val="VerbatimChar"/>
+        </w:rPr>
+        <w:t xml:space="preserve">true</w:t>
+      </w:r>
+      <w:r>
+        <w:t xml:space="preserve"> </w:t>
+      </w:r>
+      <w:r>
+        <w:t xml:space="preserve">se o objeto da empresa (ou o texto) é</w:t>
+      </w:r>
+      <w:r>
+        <w:t xml:space="preserve"> </w:t>
+      </w:r>
+      <w:r>
+        <w:rPr>
+          <w:rStyle w:val="VerbatimChar"/>
+        </w:rPr>
+        <w:t xml:space="preserve">"definitiva"</w:t>
+      </w:r>
+      <w:r>
+        <w:t xml:space="preserve">, sem diferenciar maiúsculas.</w:t>
+      </w:r>
+      <w:r>
+        <w:t xml:space="preserve"> </w:t>
+      </w:r>
+      <w:r>
+        <w:t xml:space="preserve">-</w:t>
+      </w:r>
+      <w:r>
+        <w:t xml:space="preserve"> </w:t>
+      </w:r>
+      <w:r>
+        <w:rPr>
+          <w:rStyle w:val="VerbatimChar"/>
+          <w:bCs/>
+          <w:b/>
+        </w:rPr>
+        <w:t xml:space="preserve">daEmpresa(db, empresaId)</w:t>
+      </w:r>
+      <w:r>
+        <w:rPr>
+          <w:bCs/>
+          <w:b/>
+        </w:rPr>
+        <w:t xml:space="preserve">:</w:t>
+      </w:r>
+      <w:r>
+        <w:t xml:space="preserve"> </w:t>
+      </w:r>
+      <w:r>
+        <w:t xml:space="preserve">lê a empresa e diz se a licença é definitiva (precisa de login).</w:t>
+      </w:r>
+      <w:r>
+        <w:t xml:space="preserve"> </w:t>
+      </w:r>
+      <w:r>
+        <w:t xml:space="preserve">-</w:t>
+      </w:r>
+      <w:r>
+        <w:t xml:space="preserve"> </w:t>
+      </w:r>
+      <w:r>
+        <w:rPr>
+          <w:rStyle w:val="VerbatimChar"/>
+          <w:bCs/>
+          <w:b/>
+        </w:rPr>
+        <w:t xml:space="preserve">hashEmail(email)</w:t>
+      </w:r>
+      <w:r>
+        <w:rPr>
+          <w:bCs/>
+          <w:b/>
+        </w:rPr>
+        <w:t xml:space="preserve">:</w:t>
+      </w:r>
+      <w:r>
+        <w:t xml:space="preserve"> </w:t>
+      </w:r>
+      <w:r>
+        <w:t xml:space="preserve">devolve o SHA-256 do e-mail em minúsculas, que é o ID do espelho. O card</w:t>
+      </w:r>
+      <w:r>
+        <w:t xml:space="preserve"> </w:t>
+      </w:r>
+      <w:r>
+        <w:t xml:space="preserve">“</w:t>
+      </w:r>
+      <w:r>
+        <w:t xml:space="preserve">Licença definitiva e toque</w:t>
+      </w:r>
+      <w:r>
+        <w:t xml:space="preserve">”</w:t>
+      </w:r>
+      <w:r>
+        <w:t xml:space="preserve"> </w:t>
+      </w:r>
+      <w:r>
+        <w:t xml:space="preserve">do Painel gera esse ID para você copiar.</w:t>
+      </w:r>
+      <w:r>
+        <w:t xml:space="preserve"> </w:t>
+      </w:r>
+      <w:r>
+        <w:t xml:space="preserve">-</w:t>
+      </w:r>
+      <w:r>
+        <w:t xml:space="preserve"> </w:t>
+      </w:r>
+      <w:r>
+        <w:rPr>
+          <w:rStyle w:val="VerbatimChar"/>
+          <w:bCs/>
+          <w:b/>
+        </w:rPr>
+        <w:t xml:space="preserve">porEmail(db, email)</w:t>
+      </w:r>
+      <w:r>
+        <w:rPr>
+          <w:bCs/>
+          <w:b/>
+        </w:rPr>
+        <w:t xml:space="preserve">:</w:t>
+      </w:r>
+      <w:r>
+        <w:t xml:space="preserve"> </w:t>
+      </w:r>
+      <w:r>
+        <w:t xml:space="preserve">consulta o espelho</w:t>
+      </w:r>
+      <w:r>
+        <w:t xml:space="preserve"> </w:t>
+      </w:r>
+      <w:r>
+        <w:rPr>
+          <w:rStyle w:val="VerbatimChar"/>
+        </w:rPr>
+        <w:t xml:space="preserve">licencas/{ID}</w:t>
+      </w:r>
+      <w:r>
+        <w:t xml:space="preserve">; funciona antes do login.</w:t>
+      </w:r>
+      <w:r>
+        <w:t xml:space="preserve"> </w:t>
+      </w:r>
+      <w:r>
+        <w:t xml:space="preserve">-</w:t>
+      </w:r>
+      <w:r>
+        <w:t xml:space="preserve"> </w:t>
+      </w:r>
+      <w:r>
+        <w:rPr>
+          <w:rStyle w:val="VerbatimChar"/>
+          <w:bCs/>
+          <w:b/>
+        </w:rPr>
+        <w:t xml:space="preserve">lembrar(app, sim)</w:t>
+      </w:r>
+      <w:r>
+        <w:rPr>
+          <w:bCs/>
+          <w:b/>
+        </w:rPr>
+        <w:t xml:space="preserve"> </w:t>
+      </w:r>
+      <w:r>
+        <w:rPr>
+          <w:bCs/>
+          <w:b/>
+        </w:rPr>
+        <w:t xml:space="preserve">e</w:t>
+      </w:r>
+      <w:r>
+        <w:rPr>
+          <w:bCs/>
+          <w:b/>
+        </w:rPr>
+        <w:t xml:space="preserve"> </w:t>
+      </w:r>
+      <w:r>
+        <w:rPr>
+          <w:rStyle w:val="VerbatimChar"/>
+          <w:bCs/>
+          <w:b/>
+        </w:rPr>
+        <w:t xml:space="preserve">lembrada(app)</w:t>
+      </w:r>
+      <w:r>
+        <w:rPr>
+          <w:bCs/>
+          <w:b/>
+        </w:rPr>
+        <w:t xml:space="preserve">:</w:t>
+      </w:r>
+      <w:r>
+        <w:t xml:space="preserve"> </w:t>
+      </w:r>
+      <w:r>
+        <w:t xml:space="preserve">guardam e leem, neste aparelho, se a licença é definitiva (por app).</w:t>
+      </w:r>
+      <w:r>
+        <w:t xml:space="preserve"> </w:t>
+      </w:r>
+      <w:r>
+        <w:t xml:space="preserve">-</w:t>
+      </w:r>
+      <w:r>
+        <w:t xml:space="preserve"> </w:t>
+      </w:r>
+      <w:r>
+        <w:rPr>
+          <w:rStyle w:val="VerbatimChar"/>
+          <w:bCs/>
+          <w:b/>
+        </w:rPr>
+        <w:t xml:space="preserve">liberaGoogle(db, { app, email, empresaId })</w:t>
+      </w:r>
+      <w:r>
+        <w:rPr>
+          <w:bCs/>
+          <w:b/>
+        </w:rPr>
+        <w:t xml:space="preserve">:</w:t>
+      </w:r>
+      <w:r>
+        <w:t xml:space="preserve"> </w:t>
+      </w:r>
+      <w:r>
+        <w:t xml:space="preserve">diz se o botão do Google deve aparecer. Nunca dá erro: sem rede, vale o que o aparelho lembra.</w:t>
+      </w:r>
+      <w:r>
+        <w:t xml:space="preserve"> </w:t>
+      </w:r>
+      <w:r>
+        <w:t xml:space="preserve">-</w:t>
+      </w:r>
+      <w:r>
+        <w:t xml:space="preserve"> </w:t>
+      </w:r>
+      <w:r>
+        <w:rPr>
+          <w:rStyle w:val="VerbatimChar"/>
+          <w:bCs/>
+          <w:b/>
+        </w:rPr>
+        <w:t xml:space="preserve">confirmarAposGoogle(db, modAuth, usuario, app)</w:t>
+      </w:r>
+      <w:r>
+        <w:rPr>
+          <w:bCs/>
+          <w:b/>
+        </w:rPr>
+        <w:t xml:space="preserve">:</w:t>
+      </w:r>
+      <w:r>
+        <w:t xml:space="preserve"> </w:t>
+      </w:r>
+      <w:r>
+        <w:t xml:space="preserve">chame logo depois de</w:t>
+      </w:r>
+      <w:r>
+        <w:t xml:space="preserve"> </w:t>
+      </w:r>
+      <w:r>
+        <w:rPr>
+          <w:rStyle w:val="VerbatimChar"/>
+        </w:rPr>
+        <w:t xml:space="preserve">entrarComGoogle()</w:t>
+      </w:r>
+      <w:r>
+        <w:t xml:space="preserve">. Se a licença do usuário (pela empresa ou pelo espelho do e-mail) não for definitiva, sai da conta e devolve</w:t>
+      </w:r>
+      <w:r>
+        <w:t xml:space="preserve"> </w:t>
+      </w:r>
+      <w:r>
+        <w:rPr>
+          <w:rStyle w:val="VerbatimChar"/>
+        </w:rPr>
+        <w:t xml:space="preserve">false</w:t>
+      </w:r>
+      <w:r>
+        <w:t xml:space="preserve">.</w:t>
+      </w:r>
+      <w:r>
+        <w:t xml:space="preserve"> </w:t>
+      </w:r>
+      <w:r>
+        <w:t xml:space="preserve">-</w:t>
+      </w:r>
+      <w:r>
+        <w:t xml:space="preserve"> </w:t>
+      </w:r>
+      <w:r>
+        <w:rPr>
+          <w:bCs/>
+          <w:b/>
+        </w:rPr>
+        <w:t xml:space="preserve">Por que existem dois lugares:</w:t>
+      </w:r>
+      <w:r>
+        <w:t xml:space="preserve"> </w:t>
+      </w:r>
+      <w:r>
+        <w:t xml:space="preserve">antes do login o app não sabe quem é o usuário; por isso o botão usa a lembrança do aparelho ou o espelho pelo e-mail. A confirmação depois do Google é a trava de verdade.</w:t>
+      </w:r>
+      <w:r>
+        <w:t xml:space="preserve"> </w:t>
+      </w:r>
+      <w:r>
+        <w:t xml:space="preserve">-</w:t>
+      </w:r>
+      <w:r>
+        <w:t xml:space="preserve"> </w:t>
+      </w:r>
+      <w:r>
+        <w:rPr>
+          <w:bCs/>
+          <w:b/>
+        </w:rPr>
+        <w:t xml:space="preserve">Para dar uma licença definitiva:</w:t>
+      </w:r>
+      <w:r>
+        <w:t xml:space="preserve"> </w:t>
+      </w:r>
+      <w:r>
+        <w:t xml:space="preserve">no console do Firebase, 1) na empresa, crie o campo</w:t>
+      </w:r>
+      <w:r>
+        <w:t xml:space="preserve"> </w:t>
+      </w:r>
+      <w:r>
+        <w:rPr>
+          <w:rStyle w:val="VerbatimChar"/>
+        </w:rPr>
+        <w:t xml:space="preserve">licenca</w:t>
+      </w:r>
+      <w:r>
+        <w:t xml:space="preserve"> </w:t>
+      </w:r>
+      <w:r>
+        <w:t xml:space="preserve">com o texto</w:t>
+      </w:r>
+      <w:r>
+        <w:t xml:space="preserve"> </w:t>
+      </w:r>
+      <w:r>
+        <w:rPr>
+          <w:rStyle w:val="VerbatimChar"/>
+        </w:rPr>
+        <w:t xml:space="preserve">definitiva</w:t>
+      </w:r>
+      <w:r>
+        <w:t xml:space="preserve">; 2) para cada e-mail que vai usar o Google, crie o documento</w:t>
+      </w:r>
+      <w:r>
+        <w:t xml:space="preserve"> </w:t>
+      </w:r>
+      <w:r>
+        <w:rPr>
+          <w:rStyle w:val="VerbatimChar"/>
+        </w:rPr>
+        <w:t xml:space="preserve">licencas/ID</w:t>
+      </w:r>
+      <w:r>
+        <w:t xml:space="preserve"> </w:t>
+      </w:r>
+      <w:r>
+        <w:t xml:space="preserve">(ID gerado pelo Painel) com o campo</w:t>
+      </w:r>
+      <w:r>
+        <w:t xml:space="preserve"> </w:t>
+      </w:r>
+      <w:r>
+        <w:rPr>
+          <w:rStyle w:val="VerbatimChar"/>
+        </w:rPr>
+        <w:t xml:space="preserve">licenca = definitiva</w:t>
+      </w:r>
+      <w:r>
+        <w:t xml:space="preserve">.</w:t>
+      </w:r>
+    </w:p>
+    <w:p>
+      <w:pPr>
+        <w:pStyle w:val="BodyText"/>
+      </w:pPr>
+      <w:r>
+        <w:rPr>
+          <w:bCs/>
+          <w:b/>
+        </w:rPr>
+        <w:t xml:space="preserve">Toque de abertura</w:t>
+      </w:r>
+      <w:r>
+        <w:rPr>
+          <w:bCs/>
+          <w:b/>
+        </w:rPr>
+        <w:t xml:space="preserve"> </w:t>
+      </w:r>
+      <w:r>
+        <w:rPr>
+          <w:bCs/>
+          <w:b/>
+        </w:rPr>
+        <w:t xml:space="preserve">“</w:t>
+      </w:r>
+      <w:r>
+        <w:rPr>
+          <w:bCs/>
+          <w:b/>
+        </w:rPr>
+        <w:t xml:space="preserve">Asas</w:t>
+      </w:r>
+      <w:r>
+        <w:rPr>
+          <w:bCs/>
+          <w:b/>
+        </w:rPr>
+        <w:t xml:space="preserve">”</w:t>
+      </w:r>
+      <w:r>
+        <w:t xml:space="preserve"> </w:t>
+      </w:r>
+      <w:r>
+        <w:t xml:space="preserve">(</w:t>
+      </w:r>
+      <w:r>
+        <w:rPr>
+          <w:rStyle w:val="VerbatimChar"/>
+        </w:rPr>
+        <w:t xml:space="preserve">FenixCore.som</w:t>
+      </w:r>
+      <w:r>
+        <w:t xml:space="preserve">, regra 59): três notas, Lá, Ré e Lá, duas curtas e uma longa, no ritmo de Fê-ni-x, geradas pelo navegador, sem arquivo de áudio.</w:t>
+      </w:r>
+      <w:r>
+        <w:t xml:space="preserve"> </w:t>
+      </w:r>
+      <w:r>
+        <w:t xml:space="preserve">-</w:t>
+      </w:r>
+      <w:r>
+        <w:t xml:space="preserve"> </w:t>
+      </w:r>
+      <w:r>
+        <w:rPr>
+          <w:rStyle w:val="VerbatimChar"/>
+          <w:bCs/>
+          <w:b/>
+        </w:rPr>
+        <w:t xml:space="preserve">tocarAbertura({ somentePermitido, forcar })</w:t>
+      </w:r>
+      <w:r>
+        <w:rPr>
+          <w:bCs/>
+          <w:b/>
+        </w:rPr>
+        <w:t xml:space="preserve">:</w:t>
+      </w:r>
+      <w:r>
+        <w:t xml:space="preserve"> </w:t>
+      </w:r>
+      <w:r>
+        <w:t xml:space="preserve">toca o toque e devolve</w:t>
+      </w:r>
+      <w:r>
+        <w:t xml:space="preserve"> </w:t>
+      </w:r>
+      <w:r>
+        <w:rPr>
+          <w:rStyle w:val="VerbatimChar"/>
+        </w:rPr>
+        <w:t xml:space="preserve">true</w:t>
+      </w:r>
+      <w:r>
+        <w:t xml:space="preserve"> </w:t>
+      </w:r>
+      <w:r>
+        <w:t xml:space="preserve">se tocou. Toca no máximo uma vez por sessão (a menos que</w:t>
+      </w:r>
+      <w:r>
+        <w:t xml:space="preserve"> </w:t>
+      </w:r>
+      <w:r>
+        <w:rPr>
+          <w:rStyle w:val="VerbatimChar"/>
+        </w:rPr>
+        <w:t xml:space="preserve">forcar</w:t>
+      </w:r>
+      <w:r>
+        <w:t xml:space="preserve">). Com</w:t>
+      </w:r>
+      <w:r>
+        <w:t xml:space="preserve"> </w:t>
+      </w:r>
+      <w:r>
+        <w:rPr>
+          <w:rStyle w:val="VerbatimChar"/>
+        </w:rPr>
+        <w:t xml:space="preserve">somentePermitido</w:t>
+      </w:r>
+      <w:r>
+        <w:t xml:space="preserve">, só toca se o navegador já liberar o som (uso no splash); sem ele, use dentro de um clique (login que deu certo).</w:t>
+      </w:r>
+      <w:r>
+        <w:t xml:space="preserve"> </w:t>
+      </w:r>
+      <w:r>
+        <w:t xml:space="preserve">-</w:t>
+      </w:r>
+      <w:r>
+        <w:t xml:space="preserve"> </w:t>
+      </w:r>
+      <w:r>
+        <w:rPr>
+          <w:rStyle w:val="VerbatimChar"/>
+          <w:bCs/>
+          <w:b/>
+        </w:rPr>
+        <w:t xml:space="preserve">ligado()</w:t>
+      </w:r>
+      <w:r>
+        <w:rPr>
+          <w:bCs/>
+          <w:b/>
+        </w:rPr>
+        <w:t xml:space="preserve"> </w:t>
+      </w:r>
+      <w:r>
+        <w:rPr>
+          <w:bCs/>
+          <w:b/>
+        </w:rPr>
+        <w:t xml:space="preserve">e</w:t>
+      </w:r>
+      <w:r>
+        <w:rPr>
+          <w:bCs/>
+          <w:b/>
+        </w:rPr>
+        <w:t xml:space="preserve"> </w:t>
+      </w:r>
+      <w:r>
+        <w:rPr>
+          <w:rStyle w:val="VerbatimChar"/>
+          <w:bCs/>
+          <w:b/>
+        </w:rPr>
+        <w:t xml:space="preserve">definir(sim)</w:t>
+      </w:r>
+      <w:r>
+        <w:rPr>
+          <w:bCs/>
+          <w:b/>
+        </w:rPr>
+        <w:t xml:space="preserve">:</w:t>
+      </w:r>
+      <w:r>
+        <w:t xml:space="preserve"> </w:t>
+      </w:r>
+      <w:r>
+        <w:t xml:space="preserve">leem e gravam a chave Som deste aparelho (padrão: ligado).</w:t>
+      </w:r>
+      <w:r>
+        <w:t xml:space="preserve"> </w:t>
+      </w:r>
+      <w:r>
+        <w:t xml:space="preserve">-</w:t>
+      </w:r>
+      <w:r>
+        <w:t xml:space="preserve"> </w:t>
+      </w:r>
+      <w:r>
+        <w:rPr>
+          <w:rStyle w:val="VerbatimChar"/>
+          <w:bCs/>
+          <w:b/>
+        </w:rPr>
+        <w:t xml:space="preserve">sintetizar(contexto, inicio)</w:t>
+      </w:r>
+      <w:r>
+        <w:rPr>
+          <w:bCs/>
+          <w:b/>
+        </w:rPr>
+        <w:t xml:space="preserve">:</w:t>
+      </w:r>
+      <w:r>
+        <w:t xml:space="preserve"> </w:t>
+      </w:r>
+      <w:r>
+        <w:t xml:space="preserve">escreve as três notas em um contexto de áudio (uso interno e testes).</w:t>
+      </w:r>
+      <w:r>
+        <w:t xml:space="preserve"> </w:t>
+      </w:r>
+      <w:r>
+        <w:t xml:space="preserve">-</w:t>
+      </w:r>
+      <w:r>
+        <w:t xml:space="preserve"> </w:t>
+      </w:r>
+      <w:r>
+        <w:rPr>
+          <w:bCs/>
+          <w:b/>
+        </w:rPr>
+        <w:t xml:space="preserve">Limite:</w:t>
+      </w:r>
+      <w:r>
+        <w:t xml:space="preserve"> </w:t>
+      </w:r>
+      <w:r>
+        <w:t xml:space="preserve">navegadores só liberam som depois de um toque do usuário; por isso o toque normal sai no login e não ao abrir o app.</w:t>
+      </w:r>
+    </w:p>
+    <w:p>
+      <w:pPr>
+        <w:pStyle w:val="BodyText"/>
+      </w:pPr>
+      <w:r>
+        <w:rPr>
+          <w:bCs/>
+          <w:b/>
+        </w:rPr>
+        <w:t xml:space="preserve">Animações (só CSS, nos templates):</w:t>
+      </w:r>
+      <w:r>
+        <w:t xml:space="preserve"> </w:t>
+      </w:r>
+      <w:r>
+        <w:t xml:space="preserve">o</w:t>
+      </w:r>
+      <w:r>
+        <w:t xml:space="preserve"> </w:t>
+      </w:r>
+      <w:r>
+        <w:rPr>
+          <w:rStyle w:val="VerbatimChar"/>
+        </w:rPr>
+        <w:t xml:space="preserve">fenix-template-login.html</w:t>
+      </w:r>
+      <w:r>
+        <w:t xml:space="preserve"> </w:t>
+      </w:r>
+      <w:r>
+        <w:t xml:space="preserve">tem o farol passando ao fundo; o</w:t>
+      </w:r>
+      <w:r>
+        <w:t xml:space="preserve"> </w:t>
+      </w:r>
+      <w:r>
+        <w:rPr>
+          <w:rStyle w:val="VerbatimChar"/>
+        </w:rPr>
+        <w:t xml:space="preserve">fenix-template-splash.html</w:t>
+      </w:r>
+      <w:r>
+        <w:t xml:space="preserve"> </w:t>
+      </w:r>
+      <w:r>
+        <w:t xml:space="preserve">tem os holofotes duplos. As duas param quando o aparelho pede para reduzir movimento.</w:t>
+      </w:r>
+    </w:p>
+    <w:bookmarkEnd w:id="35"/>
+    <w:bookmarkEnd w:id="36"/>
+    <w:bookmarkStart w:id="50" w:name="X3e220394d35f878387f4a836fbbace39461c7d6"/>
     <w:p>
       <w:pPr>
         <w:pStyle w:val="Heading2"/>
@@ -6385,7 +8266,7 @@
         <w:t xml:space="preserve">PARTE 3. O LIVRO DAS REGRAS, REGRA POR REGRA</w:t>
       </w:r>
     </w:p>
-    <w:bookmarkStart w:id="35" w:name="seção-1.-arquitetura"/>
+    <w:bookmarkStart w:id="37" w:name="seção-1.-arquitetura"/>
     <w:p>
       <w:pPr>
         <w:pStyle w:val="Heading3"/>
@@ -6562,8 +8443,8 @@
         <w:t xml:space="preserve">GitHub Pages.</w:t>
       </w:r>
     </w:p>
-    <w:bookmarkEnd w:id="35"/>
-    <w:bookmarkStart w:id="36" w:name="seção-2.-versionamento-e-entrega"/>
+    <w:bookmarkEnd w:id="37"/>
+    <w:bookmarkStart w:id="38" w:name="seção-2.-versionamento-e-entrega"/>
     <w:p>
       <w:pPr>
         <w:pStyle w:val="Heading3"/>
@@ -6726,8 +8607,8 @@
         <w:t xml:space="preserve">com versão, acessos, primeiro acesso, última atualização, datas de criação e modificação e os dados da Fênix.</w:t>
       </w:r>
     </w:p>
-    <w:bookmarkEnd w:id="36"/>
-    <w:bookmarkStart w:id="37" w:name="seção-3.-identidade-visual"/>
+    <w:bookmarkEnd w:id="38"/>
+    <w:bookmarkStart w:id="39" w:name="seção-3.-identidade-visual"/>
     <w:p>
       <w:pPr>
         <w:pStyle w:val="Heading3"/>
@@ -7072,8 +8953,8 @@
         <w:t xml:space="preserve">, com ano automático, links do WhatsApp e do Instagram e a versão do app visível.</w:t>
       </w:r>
     </w:p>
-    <w:bookmarkEnd w:id="37"/>
-    <w:bookmarkStart w:id="38" w:name="seção-4.-acesso-e-login"/>
+    <w:bookmarkEnd w:id="39"/>
+    <w:bookmarkStart w:id="40" w:name="seção-4.-acesso-e-login"/>
     <w:p>
       <w:pPr>
         <w:pStyle w:val="Heading3"/>
@@ -7383,8 +9264,8 @@
         <w:t xml:space="preserve">e barra animada; some quando a tela certa estiver pronta, com teto de 1,2 s.</w:t>
       </w:r>
     </w:p>
-    <w:bookmarkEnd w:id="38"/>
-    <w:bookmarkStart w:id="39" w:name="seção-5.-cadastros-e-dados"/>
+    <w:bookmarkEnd w:id="40"/>
+    <w:bookmarkStart w:id="41" w:name="seção-5.-cadastros-e-dados"/>
     <w:p>
       <w:pPr>
         <w:pStyle w:val="Heading3"/>
@@ -7793,8 +9674,8 @@
         <w:t xml:space="preserve">com cabeçalho padrão: logo Azul e dados da empresa do perfil.</w:t>
       </w:r>
     </w:p>
-    <w:bookmarkEnd w:id="39"/>
-    <w:bookmarkStart w:id="40" w:name="seção-6.-segurança-e-qualidade"/>
+    <w:bookmarkEnd w:id="41"/>
+    <w:bookmarkStart w:id="42" w:name="seção-6.-segurança-e-qualidade"/>
     <w:p>
       <w:pPr>
         <w:pStyle w:val="Heading3"/>
@@ -8040,8 +9921,8 @@
         <w:t xml:space="preserve">conferir o escape do Python em template literals e blocos órfãos depois de refatorar.</w:t>
       </w:r>
     </w:p>
-    <w:bookmarkEnd w:id="40"/>
-    <w:bookmarkStart w:id="41" w:name="seção-7.-processo"/>
+    <w:bookmarkEnd w:id="42"/>
+    <w:bookmarkStart w:id="43" w:name="seção-7.-processo"/>
     <w:p>
       <w:pPr>
         <w:pStyle w:val="Heading3"/>
@@ -8069,7 +9950,7 @@
         <w:t xml:space="preserve"> </w:t>
       </w:r>
       <w:r>
-        <w:t xml:space="preserve">em app novo, ou existente trazido para alteração, preencher a Ficha com o Cristiano antes de começar.</w:t>
+        <w:t xml:space="preserve">em app novo, ou existente trazido para alteração, preencher a Ficha com o Cristiano antes de começar, perguntando sempre se o app terá login com Google (grupo H) e se vai funcionar em tempo real em mais de um aparelho (grupo I).</w:t>
       </w:r>
     </w:p>
     <w:p>
@@ -8157,8 +10038,8 @@
         <w:t xml:space="preserve">na Sobre. Selo igual à versão do livro significa que já está aplicado; selo antigo, aplicar só o que o Histórico indica; sem selo, aplicar tudo.</w:t>
       </w:r>
     </w:p>
-    <w:bookmarkEnd w:id="41"/>
-    <w:bookmarkStart w:id="42" w:name="seção-8.-dashboard"/>
+    <w:bookmarkEnd w:id="43"/>
+    <w:bookmarkStart w:id="44" w:name="seção-8.-dashboard"/>
     <w:p>
       <w:pPr>
         <w:pStyle w:val="Heading3"/>
@@ -8216,8 +10097,8 @@
         <w:t xml:space="preserve">.</w:t>
       </w:r>
     </w:p>
-    <w:bookmarkEnd w:id="42"/>
-    <w:bookmarkStart w:id="43" w:name="seção-9.-trazer-um-app-antigo-ao-padrão"/>
+    <w:bookmarkEnd w:id="44"/>
+    <w:bookmarkStart w:id="45" w:name="seção-9.-trazer-um-app-antigo-ao-padrão"/>
     <w:p>
       <w:pPr>
         <w:pStyle w:val="Heading3"/>
@@ -8248,13 +10129,286 @@
         <w:t xml:space="preserve">quando um app existente vem para alteração: (a) ler o selo (sem selo, aplicar tudo; selo antigo, só o que o Histórico indica); (b) preencher a Ficha; (c) fazer o inventário do que o app cumpre e do que falta, regra por regra, e mostrar antes de mexer; (d) proteger os dados: chaves e formatos do localStorage e das coleções não mudam sem migração e backup; (e) aplicar em cinco etapas, cada uma testada: 1) core, banco desligado e selo, 2) identidade, 3) acesso, 4) cadastros e máscaras, 5) qualidade (Changelog e Manual, Sobre, backup, PDF e dashboard); (f) não mexer em telas que não foram pedidas e avisar quando uma regra conflitar com algo do app; (g) entregar pelo Como entregar, com a sequência de versões do próprio app e a Ficha no Changelog; (h) anotar o app em Apps já no padrão.</w:t>
       </w:r>
     </w:p>
-    <w:bookmarkEnd w:id="43"/>
-    <w:bookmarkStart w:id="44" w:name="firestore.rules-bloco-por-bloco"/>
+    <w:bookmarkEnd w:id="45"/>
+    <w:bookmarkStart w:id="46" w:name="X5b8ff7dede8818ecf83d78814fa507887eb2bab"/>
     <w:p>
       <w:pPr>
         <w:pStyle w:val="Heading3"/>
       </w:pPr>
       <w:r>
+        <w:t xml:space="preserve">Seção 10. Login com Google e sincronia entre aparelhos</w:t>
+      </w:r>
+    </w:p>
+    <w:p>
+      <w:pPr>
+        <w:numPr>
+          <w:ilvl w:val="0"/>
+          <w:numId w:val="1021"/>
+        </w:numPr>
+        <w:pStyle w:val="Compact"/>
+      </w:pPr>
+      <w:r>
+        <w:rPr>
+          <w:bCs/>
+          <w:b/>
+        </w:rPr>
+        <w:t xml:space="preserve">Login com Google (grupo H):</w:t>
+      </w:r>
+      <w:r>
+        <w:t xml:space="preserve"> </w:t>
+      </w:r>
+      <w:r>
+        <w:t xml:space="preserve">botão</w:t>
+      </w:r>
+      <w:r>
+        <w:t xml:space="preserve"> </w:t>
+      </w:r>
+      <w:r>
+        <w:t xml:space="preserve">“</w:t>
+      </w:r>
+      <w:r>
+        <w:t xml:space="preserve">Entrar com Google</w:t>
+      </w:r>
+      <w:r>
+        <w:t xml:space="preserve">”</w:t>
+      </w:r>
+      <w:r>
+        <w:t xml:space="preserve"> </w:t>
+      </w:r>
+      <w:r>
+        <w:t xml:space="preserve">do template ligado a</w:t>
+      </w:r>
+      <w:r>
+        <w:t xml:space="preserve"> </w:t>
+      </w:r>
+      <w:r>
+        <w:rPr>
+          <w:rStyle w:val="VerbatimChar"/>
+        </w:rPr>
+        <w:t xml:space="preserve">criarModuloAuth(app).entrarComGoogle()</w:t>
+      </w:r>
+      <w:r>
+        <w:t xml:space="preserve">, nunca código de login próprio;</w:t>
+      </w:r>
+      <w:r>
+        <w:t xml:space="preserve"> </w:t>
+      </w:r>
+      <w:r>
+        <w:rPr>
+          <w:rStyle w:val="VerbatimChar"/>
+        </w:rPr>
+        <w:t xml:space="preserve">resultadoRedirecionamento()</w:t>
+      </w:r>
+      <w:r>
+        <w:t xml:space="preserve"> </w:t>
+      </w:r>
+      <w:r>
+        <w:t xml:space="preserve">ao abrir;</w:t>
+      </w:r>
+      <w:r>
+        <w:t xml:space="preserve"> </w:t>
+      </w:r>
+      <w:r>
+        <w:rPr>
+          <w:rStyle w:val="VerbatimChar"/>
+        </w:rPr>
+        <w:t xml:space="preserve">redefinirSenha(email)</w:t>
+      </w:r>
+      <w:r>
+        <w:t xml:space="preserve"> </w:t>
+      </w:r>
+      <w:r>
+        <w:t xml:space="preserve">na tela de esqueci a senha; domínio do app autorizado no Firebase Authentication.</w:t>
+      </w:r>
+    </w:p>
+    <w:p>
+      <w:pPr>
+        <w:numPr>
+          <w:ilvl w:val="0"/>
+          <w:numId w:val="1021"/>
+        </w:numPr>
+        <w:pStyle w:val="Compact"/>
+      </w:pPr>
+      <w:r>
+        <w:rPr>
+          <w:bCs/>
+          <w:b/>
+        </w:rPr>
+        <w:t xml:space="preserve">Sincronização entre aparelhos (grupo I):</w:t>
+      </w:r>
+      <w:r>
+        <w:t xml:space="preserve"> </w:t>
+      </w:r>
+      <w:r>
+        <w:t xml:space="preserve">exige banco ativo e login; usa só o core (</w:t>
+      </w:r>
+      <w:r>
+        <w:rPr>
+          <w:rStyle w:val="VerbatimChar"/>
+        </w:rPr>
+        <w:t xml:space="preserve">criarModuloDadosPessoais</w:t>
+      </w:r>
+      <w:r>
+        <w:t xml:space="preserve">,</w:t>
+      </w:r>
+      <w:r>
+        <w:t xml:space="preserve"> </w:t>
+      </w:r>
+      <w:r>
+        <w:rPr>
+          <w:rStyle w:val="VerbatimChar"/>
+        </w:rPr>
+        <w:t xml:space="preserve">criarSincronia</w:t>
+      </w:r>
+      <w:r>
+        <w:t xml:space="preserve">); comportamento obrigatório: tempo real, offline com fila, conflito pela alteração mais recente, exclusão que vale em todos, primeiro uso sem duplicar, indicador de conexão com</w:t>
+      </w:r>
+      <w:r>
+        <w:t xml:space="preserve"> </w:t>
+      </w:r>
+      <w:r>
+        <w:rPr>
+          <w:rStyle w:val="VerbatimChar"/>
+        </w:rPr>
+        <w:t xml:space="preserve">aoMudarEstado</w:t>
+      </w:r>
+      <w:r>
+        <w:t xml:space="preserve">, backup passando pelo</w:t>
+      </w:r>
+      <w:r>
+        <w:t xml:space="preserve"> </w:t>
+      </w:r>
+      <w:r>
+        <w:rPr>
+          <w:rStyle w:val="VerbatimChar"/>
+        </w:rPr>
+        <w:t xml:space="preserve">sync.salvar</w:t>
+      </w:r>
+      <w:r>
+        <w:t xml:space="preserve">; testar com dois aparelhos.</w:t>
+      </w:r>
+    </w:p>
+    <w:bookmarkEnd w:id="46"/>
+    <w:bookmarkStart w:id="47" w:name="X0b4914c8cf566ae7d3dd5f19cded9f0263196af"/>
+    <w:p>
+      <w:pPr>
+        <w:pStyle w:val="Heading3"/>
+      </w:pPr>
+      <w:r>
+        <w:t xml:space="preserve">Seção 11. Licença definitiva, animações e toque de abertura</w:t>
+      </w:r>
+    </w:p>
+    <w:p>
+      <w:pPr>
+        <w:numPr>
+          <w:ilvl w:val="0"/>
+          <w:numId w:val="1022"/>
+        </w:numPr>
+        <w:pStyle w:val="Compact"/>
+      </w:pPr>
+      <w:r>
+        <w:rPr>
+          <w:bCs/>
+          <w:b/>
+        </w:rPr>
+        <w:t xml:space="preserve">Licença definitiva (grupo H):</w:t>
+      </w:r>
+      <w:r>
+        <w:t xml:space="preserve"> </w:t>
+      </w:r>
+      <w:r>
+        <w:t xml:space="preserve">o botão Entrar com Google só aparece com a licença definitiva (campo</w:t>
+      </w:r>
+      <w:r>
+        <w:t xml:space="preserve"> </w:t>
+      </w:r>
+      <w:r>
+        <w:rPr>
+          <w:rStyle w:val="VerbatimChar"/>
+        </w:rPr>
+        <w:t xml:space="preserve">licenca = "definitiva"</w:t>
+      </w:r>
+      <w:r>
+        <w:t xml:space="preserve"> </w:t>
+      </w:r>
+      <w:r>
+        <w:t xml:space="preserve">na empresa, gravado só pelo console, mais o espelho</w:t>
+      </w:r>
+      <w:r>
+        <w:t xml:space="preserve"> </w:t>
+      </w:r>
+      <w:r>
+        <w:rPr>
+          <w:rStyle w:val="VerbatimChar"/>
+        </w:rPr>
+        <w:t xml:space="preserve">licencas/{SHA-256 do e-mail}</w:t>
+      </w:r>
+      <w:r>
+        <w:t xml:space="preserve"> </w:t>
+      </w:r>
+      <w:r>
+        <w:t xml:space="preserve">para a tela de login);</w:t>
+      </w:r>
+      <w:r>
+        <w:t xml:space="preserve"> </w:t>
+      </w:r>
+      <w:r>
+        <w:rPr>
+          <w:rStyle w:val="VerbatimChar"/>
+        </w:rPr>
+        <w:t xml:space="preserve">liberaGoogle</w:t>
+      </w:r>
+      <w:r>
+        <w:t xml:space="preserve"> </w:t>
+      </w:r>
+      <w:r>
+        <w:t xml:space="preserve">decide o botão e</w:t>
+      </w:r>
+      <w:r>
+        <w:t xml:space="preserve"> </w:t>
+      </w:r>
+      <w:r>
+        <w:rPr>
+          <w:rStyle w:val="VerbatimChar"/>
+        </w:rPr>
+        <w:t xml:space="preserve">confirmarAposGoogle</w:t>
+      </w:r>
+      <w:r>
+        <w:t xml:space="preserve"> </w:t>
+      </w:r>
+      <w:r>
+        <w:t xml:space="preserve">confirma depois do login.</w:t>
+      </w:r>
+    </w:p>
+    <w:p>
+      <w:pPr>
+        <w:numPr>
+          <w:ilvl w:val="0"/>
+          <w:numId w:val="1022"/>
+        </w:numPr>
+        <w:pStyle w:val="Compact"/>
+      </w:pPr>
+      <w:r>
+        <w:rPr>
+          <w:bCs/>
+          <w:b/>
+        </w:rPr>
+        <w:t xml:space="preserve">Animações e toque (todos os apps):</w:t>
+      </w:r>
+      <w:r>
+        <w:t xml:space="preserve"> </w:t>
+      </w:r>
+      <w:r>
+        <w:t xml:space="preserve">farol passando ao fundo do login e holofotes duplos de baixo para cima no splash (templates prontos, só CSS, respeitam reduzir movimento); toque Asas (Lá, Ré, Lá) sintetizado pelo core, que toca no login que deu certo e, no splash, só se o navegador já permitir; chave Som no login.</w:t>
+      </w:r>
+    </w:p>
+    <w:bookmarkEnd w:id="47"/>
+    <w:bookmarkStart w:id="48" w:name="firestore.rules-bloco-por-bloco"/>
+    <w:p>
+      <w:pPr>
+        <w:pStyle w:val="Heading3"/>
+      </w:pPr>
+      <w:r>
         <w:t xml:space="preserve">firestore.rules, bloco por bloco</w:t>
       </w:r>
     </w:p>
@@ -8364,7 +10518,7 @@
       <w:pPr>
         <w:numPr>
           <w:ilvl w:val="0"/>
-          <w:numId w:val="1021"/>
+          <w:numId w:val="1023"/>
         </w:numPr>
         <w:pStyle w:val="Compact"/>
       </w:pPr>
@@ -8473,7 +10627,7 @@
       <w:pPr>
         <w:numPr>
           <w:ilvl w:val="0"/>
-          <w:numId w:val="1021"/>
+          <w:numId w:val="1023"/>
         </w:numPr>
         <w:pStyle w:val="Compact"/>
       </w:pPr>
@@ -8559,7 +10713,7 @@
       <w:pPr>
         <w:numPr>
           <w:ilvl w:val="0"/>
-          <w:numId w:val="1021"/>
+          <w:numId w:val="1023"/>
         </w:numPr>
         <w:pStyle w:val="Compact"/>
       </w:pPr>
@@ -8582,14 +10736,122 @@
         <w:t xml:space="preserve"> </w:t>
       </w:r>
       <w:r>
-        <w:t xml:space="preserve">como estava (qualquer logado lê e cria; ninguém altera nem apaga).</w:t>
-      </w:r>
-    </w:p>
-    <w:p>
-      <w:pPr>
-        <w:numPr>
-          <w:ilvl w:val="0"/>
-          <w:numId w:val="1021"/>
+        <w:t xml:space="preserve">qualquer logado lê; ninguém altera nem apaga.</w:t>
+      </w:r>
+      <w:r>
+        <w:t xml:space="preserve"> </w:t>
+      </w:r>
+      <w:r>
+        <w:rPr>
+          <w:bCs/>
+          <w:b/>
+        </w:rPr>
+        <w:t xml:space="preserve">[v4.3]</w:t>
+      </w:r>
+      <w:r>
+        <w:t xml:space="preserve"> </w:t>
+      </w:r>
+      <w:r>
+        <w:t xml:space="preserve">criar exige deixar o campo</w:t>
+      </w:r>
+      <w:r>
+        <w:t xml:space="preserve"> </w:t>
+      </w:r>
+      <w:r>
+        <w:rPr>
+          <w:rStyle w:val="VerbatimChar"/>
+        </w:rPr>
+        <w:t xml:space="preserve">licenca</w:t>
+      </w:r>
+      <w:r>
+        <w:t xml:space="preserve"> </w:t>
+      </w:r>
+      <w:r>
+        <w:t xml:space="preserve">de fora ou usar</w:t>
+      </w:r>
+      <w:r>
+        <w:t xml:space="preserve"> </w:t>
+      </w:r>
+      <w:r>
+        <w:rPr>
+          <w:rStyle w:val="VerbatimChar"/>
+        </w:rPr>
+        <w:t xml:space="preserve">teste</w:t>
+      </w:r>
+      <w:r>
+        <w:t xml:space="preserve">: o app nunca cria uma empresa como definitiva; só o console grava</w:t>
+      </w:r>
+      <w:r>
+        <w:t xml:space="preserve"> </w:t>
+      </w:r>
+      <w:r>
+        <w:rPr>
+          <w:rStyle w:val="VerbatimChar"/>
+        </w:rPr>
+        <w:t xml:space="preserve">definitiva</w:t>
+      </w:r>
+      <w:r>
+        <w:t xml:space="preserve">.</w:t>
+      </w:r>
+    </w:p>
+    <w:p>
+      <w:pPr>
+        <w:numPr>
+          <w:ilvl w:val="0"/>
+          <w:numId w:val="1023"/>
+        </w:numPr>
+        <w:pStyle w:val="Compact"/>
+      </w:pPr>
+      <w:r>
+        <w:rPr>
+          <w:bCs/>
+          <w:b/>
+        </w:rPr>
+        <w:t xml:space="preserve">[v4.3]</w:t>
+      </w:r>
+      <w:r>
+        <w:rPr>
+          <w:bCs/>
+          <w:b/>
+        </w:rPr>
+        <w:t xml:space="preserve"> </w:t>
+      </w:r>
+      <w:r>
+        <w:rPr>
+          <w:rStyle w:val="VerbatimChar"/>
+          <w:bCs/>
+          <w:b/>
+        </w:rPr>
+        <w:t xml:space="preserve">licencas/{ID}</w:t>
+      </w:r>
+      <w:r>
+        <w:rPr>
+          <w:bCs/>
+          <w:b/>
+        </w:rPr>
+        <w:t xml:space="preserve">:</w:t>
+      </w:r>
+      <w:r>
+        <w:t xml:space="preserve"> </w:t>
+      </w:r>
+      <w:r>
+        <w:t xml:space="preserve">espelho da licença para a tela de login (ID = SHA-256 do e-mail). Leitura só pontual (</w:t>
+      </w:r>
+      <w:r>
+        <w:rPr>
+          <w:rStyle w:val="VerbatimChar"/>
+        </w:rPr>
+        <w:t xml:space="preserve">get</w:t>
+      </w:r>
+      <w:r>
+        <w:t xml:space="preserve">, sem listar) e sem gravação pelo app; só o console cria.</w:t>
+      </w:r>
+    </w:p>
+    <w:p>
+      <w:pPr>
+        <w:numPr>
+          <w:ilvl w:val="0"/>
+          <w:numId w:val="1023"/>
         </w:numPr>
         <w:pStyle w:val="Compact"/>
       </w:pPr>
@@ -8635,7 +10897,7 @@
       <w:pPr>
         <w:numPr>
           <w:ilvl w:val="0"/>
-          <w:numId w:val="1021"/>
+          <w:numId w:val="1023"/>
         </w:numPr>
         <w:pStyle w:val="Compact"/>
       </w:pPr>
@@ -8681,7 +10943,7 @@
       <w:pPr>
         <w:numPr>
           <w:ilvl w:val="0"/>
-          <w:numId w:val="1021"/>
+          <w:numId w:val="1023"/>
         </w:numPr>
         <w:pStyle w:val="Compact"/>
       </w:pPr>
@@ -8755,7 +11017,7 @@
       <w:pPr>
         <w:numPr>
           <w:ilvl w:val="0"/>
-          <w:numId w:val="1021"/>
+          <w:numId w:val="1023"/>
         </w:numPr>
         <w:pStyle w:val="Compact"/>
       </w:pPr>
@@ -8817,7 +11079,7 @@
       <w:pPr>
         <w:numPr>
           <w:ilvl w:val="0"/>
-          <w:numId w:val="1021"/>
+          <w:numId w:val="1023"/>
         </w:numPr>
         <w:pStyle w:val="Compact"/>
       </w:pPr>
@@ -8962,6 +11224,57 @@
       <w:r>
         <w:t xml:space="preserve">: permitido; no de outro usuário: negado.</w:t>
       </w:r>
+      <w:r>
+        <w:t xml:space="preserve"> </w:t>
+      </w:r>
+      <w:r>
+        <w:t xml:space="preserve">8. Criar uma empresa com</w:t>
+      </w:r>
+      <w:r>
+        <w:t xml:space="preserve"> </w:t>
+      </w:r>
+      <w:r>
+        <w:rPr>
+          <w:rStyle w:val="VerbatimChar"/>
+        </w:rPr>
+        <w:t xml:space="preserve">licenca: "definitiva"</w:t>
+      </w:r>
+      <w:r>
+        <w:t xml:space="preserve">: negado; sem o campo, ou com</w:t>
+      </w:r>
+      <w:r>
+        <w:t xml:space="preserve"> </w:t>
+      </w:r>
+      <w:r>
+        <w:rPr>
+          <w:rStyle w:val="VerbatimChar"/>
+        </w:rPr>
+        <w:t xml:space="preserve">"teste"</w:t>
+      </w:r>
+      <w:r>
+        <w:t xml:space="preserve">: permitido.</w:t>
+      </w:r>
+      <w:r>
+        <w:t xml:space="preserve"> </w:t>
+      </w:r>
+      <w:r>
+        <w:t xml:space="preserve">9. Ler</w:t>
+      </w:r>
+      <w:r>
+        <w:t xml:space="preserve"> </w:t>
+      </w:r>
+      <w:r>
+        <w:rPr>
+          <w:rStyle w:val="VerbatimChar"/>
+        </w:rPr>
+        <w:t xml:space="preserve">licencas/{ID}</w:t>
+      </w:r>
+      <w:r>
+        <w:t xml:space="preserve"> </w:t>
+      </w:r>
+      <w:r>
+        <w:t xml:space="preserve">(get) sem estar logado: permitido; listar a coleção ou gravar nela: negado.</w:t>
+      </w:r>
     </w:p>
     <w:p>
       <w:pPr>
@@ -9065,8 +11378,8 @@
         <w:t xml:space="preserve">por qualquer logado, que expõe o nome da empresa e o e-mail do dono. Dá para fechar depois, se você quiser.</w:t>
       </w:r>
     </w:p>
-    <w:bookmarkEnd w:id="44"/>
-    <w:bookmarkStart w:id="45" w:name="seções-finais-do-livro"/>
+    <w:bookmarkEnd w:id="48"/>
+    <w:bookmarkStart w:id="49" w:name="seções-finais-do-livro"/>
     <w:p>
       <w:pPr>
         <w:pStyle w:val="Heading3"/>
@@ -9079,7 +11392,7 @@
       <w:pPr>
         <w:numPr>
           <w:ilvl w:val="0"/>
-          <w:numId w:val="1022"/>
+          <w:numId w:val="1024"/>
         </w:numPr>
         <w:pStyle w:val="Compact"/>
       </w:pPr>
@@ -9094,14 +11407,14 @@
         <w:t xml:space="preserve"> </w:t>
       </w:r>
       <w:r>
-        <w:t xml:space="preserve">sempre valem as regras 1 a 3, 5 a 22, 39, 40, 47 a 53 e 55. Grupos marcáveis: A banco ativo (4, 46), B login (23 a 32), C PF/PJ (33 a 38, 41, 42), D produto (43), E backup (44), F PDF (45), G dashboard (54).</w:t>
-      </w:r>
-    </w:p>
-    <w:p>
-      <w:pPr>
-        <w:numPr>
-          <w:ilvl w:val="0"/>
-          <w:numId w:val="1022"/>
+        <w:t xml:space="preserve">sempre valem as regras 1 a 3, 5 a 22, 39, 40, 47 a 53, 55 e 59. Grupos marcáveis: A banco ativo (4, 46), B login (23 a 32), C PF/PJ (33 a 38, 41, 42), D produto (43), E backup (44), F PDF (45), G dashboard (54), H login com Google (56 e 58), I sincronização entre aparelhos (57). Os grupos H e I vêm desmarcados e são perguntados sempre.</w:t>
+      </w:r>
+    </w:p>
+    <w:p>
+      <w:pPr>
+        <w:numPr>
+          <w:ilvl w:val="0"/>
+          <w:numId w:val="1024"/>
         </w:numPr>
         <w:pStyle w:val="Compact"/>
       </w:pPr>
@@ -9123,7 +11436,7 @@
       <w:pPr>
         <w:numPr>
           <w:ilvl w:val="0"/>
-          <w:numId w:val="1022"/>
+          <w:numId w:val="1024"/>
         </w:numPr>
         <w:pStyle w:val="Compact"/>
       </w:pPr>
@@ -9145,7 +11458,7 @@
       <w:pPr>
         <w:numPr>
           <w:ilvl w:val="0"/>
-          <w:numId w:val="1022"/>
+          <w:numId w:val="1024"/>
         </w:numPr>
         <w:pStyle w:val="Compact"/>
       </w:pPr>
@@ -9197,7 +11510,7 @@
       <w:pPr>
         <w:numPr>
           <w:ilvl w:val="0"/>
-          <w:numId w:val="1022"/>
+          <w:numId w:val="1024"/>
         </w:numPr>
         <w:pStyle w:val="Compact"/>
       </w:pPr>
@@ -9213,1800 +11526,2278 @@
       </w:r>
       <w:r>
         <w:t xml:space="preserve">anotação numerada dos apps que já seguem o livro.</w:t>
-      </w:r>
-    </w:p>
-    <w:bookmarkEnd w:id="45"/>
-    <w:bookmarkEnd w:id="46"/>
-    <w:bookmarkStart w:id="50" w:name="parte-4.-changelog-da-biblioteca"/>
-    <w:p>
-      <w:pPr>
-        <w:pStyle w:val="Heading2"/>
-      </w:pPr>
-      <w:r>
-        <w:t xml:space="preserve">PARTE 4. CHANGELOG DA BIBLIOTECA</w:t>
-      </w:r>
-    </w:p>
-    <w:p>
-      <w:pPr>
-        <w:pStyle w:val="FirstParagraph"/>
-      </w:pPr>
-      <w:r>
-        <w:t xml:space="preserve">Cada linha diz o que mudou e o que isso exige dos apps. As versões v1.x e v2.x do core vieram antes do livro atual; as versões v3.x são niveladas entre livro, core, templates e documentos legais.</w:t>
-      </w:r>
-    </w:p>
-    <w:bookmarkStart w:id="47" w:name="versões-v3.x-niveladas"/>
-    <w:p>
-      <w:pPr>
-        <w:pStyle w:val="Heading3"/>
-      </w:pPr>
-      <w:r>
-        <w:t xml:space="preserve">Versões v3.x (niveladas)</w:t>
-      </w:r>
-    </w:p>
-    <w:p>
-      <w:pPr>
-        <w:numPr>
-          <w:ilvl w:val="0"/>
-          <w:numId w:val="1023"/>
-        </w:numPr>
-        <w:pStyle w:val="Compact"/>
-      </w:pPr>
-      <w:r>
-        <w:rPr>
-          <w:bCs/>
-          <w:b/>
-        </w:rPr>
-        <w:t xml:space="preserve">v4.1</w:t>
-      </w:r>
-      <w:r>
-        <w:t xml:space="preserve">: placa sempre com hífen depois das três letras (</w:t>
-      </w:r>
-      <w:r>
-        <w:rPr>
-          <w:rStyle w:val="VerbatimChar"/>
-        </w:rPr>
-        <w:t xml:space="preserve">ABC-1D23</w:t>
-      </w:r>
-      <w:r>
-        <w:t xml:space="preserve">,</w:t>
-      </w:r>
-      <w:r>
-        <w:t xml:space="preserve"> </w:t>
-      </w:r>
-      <w:r>
-        <w:rPr>
-          <w:rStyle w:val="VerbatimChar"/>
-        </w:rPr>
-        <w:t xml:space="preserve">ABC-1234</w:t>
-      </w:r>
-      <w:r>
-        <w:t xml:space="preserve">) e RG no formato</w:t>
-      </w:r>
-      <w:r>
-        <w:t xml:space="preserve"> </w:t>
-      </w:r>
-      <w:r>
-        <w:rPr>
-          <w:rStyle w:val="VerbatimChar"/>
-        </w:rPr>
-        <w:t xml:space="preserve">00.000.000-0</w:t>
-      </w:r>
-      <w:r>
-        <w:t xml:space="preserve">. Apps: SIM, só quem usa essas máscaras.</w:t>
-      </w:r>
-    </w:p>
-    <w:p>
-      <w:pPr>
-        <w:numPr>
-          <w:ilvl w:val="0"/>
-          <w:numId w:val="1023"/>
-        </w:numPr>
-        <w:pStyle w:val="Compact"/>
-      </w:pPr>
-      <w:r>
-        <w:rPr>
-          <w:bCs/>
-          <w:b/>
-        </w:rPr>
-        <w:t xml:space="preserve">v4.0</w:t>
-      </w:r>
-      <w:r>
-        <w:t xml:space="preserve">: moeda no padrão definido (1 dígito</w:t>
-      </w:r>
-      <w:r>
-        <w:t xml:space="preserve"> </w:t>
-      </w:r>
-      <w:r>
-        <w:rPr>
-          <w:rStyle w:val="VerbatimChar"/>
-        </w:rPr>
-        <w:t xml:space="preserve">R$ 1</w:t>
-      </w:r>
-      <w:r>
-        <w:t xml:space="preserve">, 2</w:t>
-      </w:r>
-      <w:r>
-        <w:t xml:space="preserve"> </w:t>
-      </w:r>
-      <w:r>
-        <w:rPr>
-          <w:rStyle w:val="VerbatimChar"/>
-        </w:rPr>
-        <w:t xml:space="preserve">R$ 1,0</w:t>
-      </w:r>
-      <w:r>
-        <w:t xml:space="preserve">, 3</w:t>
-      </w:r>
-      <w:r>
-        <w:t xml:space="preserve"> </w:t>
-      </w:r>
-      <w:r>
-        <w:rPr>
-          <w:rStyle w:val="VerbatimChar"/>
-        </w:rPr>
-        <w:t xml:space="preserve">R$ 1,00</w:t>
-      </w:r>
-      <w:r>
-        <w:t xml:space="preserve">, 4</w:t>
-      </w:r>
-      <w:r>
-        <w:t xml:space="preserve"> </w:t>
-      </w:r>
-      <w:r>
-        <w:rPr>
-          <w:rStyle w:val="VerbatimChar"/>
-        </w:rPr>
-        <w:t xml:space="preserve">R$ 10,00</w:t>
-      </w:r>
-      <w:r>
-        <w:t xml:space="preserve">; com zero na frente vêm os decimais); máscaras novas</w:t>
-      </w:r>
-      <w:r>
-        <w:t xml:space="preserve"> </w:t>
-      </w:r>
-      <w:r>
-        <w:rPr>
-          <w:rStyle w:val="VerbatimChar"/>
-        </w:rPr>
-        <w:t xml:space="preserve">ie</w:t>
-      </w:r>
-      <w:r>
-        <w:t xml:space="preserve">,</w:t>
-      </w:r>
-      <w:r>
-        <w:t xml:space="preserve"> </w:t>
-      </w:r>
-      <w:r>
-        <w:rPr>
-          <w:rStyle w:val="VerbatimChar"/>
-        </w:rPr>
-        <w:t xml:space="preserve">rg</w:t>
-      </w:r>
-      <w:r>
-        <w:t xml:space="preserve"> </w:t>
-      </w:r>
-      <w:r>
-        <w:t xml:space="preserve">e</w:t>
-      </w:r>
-      <w:r>
-        <w:t xml:space="preserve"> </w:t>
-      </w:r>
-      <w:r>
-        <w:rPr>
-          <w:rStyle w:val="VerbatimChar"/>
-        </w:rPr>
-        <w:t xml:space="preserve">uf</w:t>
-      </w:r>
-      <w:r>
-        <w:t xml:space="preserve">; logos com nome com sublinhado (</w:t>
-      </w:r>
-      <w:r>
-        <w:rPr>
-          <w:rStyle w:val="VerbatimChar"/>
-        </w:rPr>
-        <w:t xml:space="preserve">Fenix_Logo_Silver.png</w:t>
-      </w:r>
-      <w:r>
-        <w:t xml:space="preserve">,</w:t>
-      </w:r>
-      <w:r>
-        <w:t xml:space="preserve"> </w:t>
-      </w:r>
-      <w:r>
-        <w:rPr>
-          <w:rStyle w:val="VerbatimChar"/>
-        </w:rPr>
-        <w:t xml:space="preserve">Fenix_Logo_Gray.png</w:t>
-      </w:r>
-      <w:r>
-        <w:t xml:space="preserve">);</w:t>
-      </w:r>
-      <w:r>
-        <w:t xml:space="preserve"> </w:t>
-      </w:r>
-      <w:r>
-        <w:rPr>
-          <w:rStyle w:val="VerbatimChar"/>
-        </w:rPr>
-        <w:t xml:space="preserve">firestore.rules</w:t>
-      </w:r>
-      <w:r>
-        <w:t xml:space="preserve"> </w:t>
-      </w:r>
-      <w:r>
-        <w:t xml:space="preserve">parte das regras publicadas e fecha três brechas (vínculo com qualquer empresa, alteração livre de convites e base de CPF/CNPJ aberta a qualquer logado); core grava</w:t>
-      </w:r>
-      <w:r>
-        <w:t xml:space="preserve"> </w:t>
-      </w:r>
-      <w:r>
-        <w:rPr>
-          <w:rStyle w:val="VerbatimChar"/>
-        </w:rPr>
-        <w:t xml:space="preserve">conviteToken</w:t>
-      </w:r>
-      <w:r>
-        <w:t xml:space="preserve"> </w:t>
-      </w:r>
-      <w:r>
-        <w:t xml:space="preserve">e recusa convite cancelado. Apps: SIM, na próxima alteração.</w:t>
-      </w:r>
-    </w:p>
-    <w:p>
-      <w:pPr>
-        <w:numPr>
-          <w:ilvl w:val="0"/>
-          <w:numId w:val="1023"/>
-        </w:numPr>
-        <w:pStyle w:val="Compact"/>
-      </w:pPr>
-      <w:r>
-        <w:rPr>
-          <w:bCs/>
-          <w:b/>
-        </w:rPr>
-        <w:t xml:space="preserve">v3.9</w:t>
-      </w:r>
-      <w:r>
-        <w:t xml:space="preserve">: máscaras automáticas em todo campo com formato fixo (regras 38 a 40): novo</w:t>
-      </w:r>
-      <w:r>
-        <w:t xml:space="preserve"> </w:t>
-      </w:r>
-      <w:r>
-        <w:rPr>
-          <w:rStyle w:val="VerbatimChar"/>
-        </w:rPr>
-        <w:t xml:space="preserve">FenixCore.mascaras</w:t>
-      </w:r>
-      <w:r>
-        <w:t xml:space="preserve">, ligado por</w:t>
-      </w:r>
-      <w:r>
-        <w:t xml:space="preserve"> </w:t>
-      </w:r>
-      <w:r>
-        <w:rPr>
-          <w:rStyle w:val="VerbatimChar"/>
-        </w:rPr>
-        <w:t xml:space="preserve">data-mask</w:t>
-      </w:r>
-      <w:r>
-        <w:t xml:space="preserve"> </w:t>
-      </w:r>
-      <w:r>
-        <w:t xml:space="preserve">e</w:t>
-      </w:r>
-      <w:r>
-        <w:t xml:space="preserve"> </w:t>
-      </w:r>
-      <w:r>
-        <w:rPr>
-          <w:rStyle w:val="VerbatimChar"/>
-        </w:rPr>
-        <w:t xml:space="preserve">mascaras.auto()</w:t>
-      </w:r>
-      <w:r>
-        <w:t xml:space="preserve">; CPF e CNPJ no mesmo campo, moeda pelos centavos, telefone, CEP, data, hora, placa, IP, MAC, percentual e número. O Painel testa as máscaras e tem um grupo para digitar. Apps: SIM, na próxima alteração cada app troca as máscaras próprias pelas do core.</w:t>
-      </w:r>
-    </w:p>
-    <w:p>
-      <w:pPr>
-        <w:numPr>
-          <w:ilvl w:val="0"/>
-          <w:numId w:val="1023"/>
-        </w:numPr>
-        <w:pStyle w:val="Compact"/>
-      </w:pPr>
-      <w:r>
-        <w:rPr>
-          <w:bCs/>
-          <w:b/>
-        </w:rPr>
-        <w:t xml:space="preserve">v3.8</w:t>
-      </w:r>
-      <w:r>
-        <w:t xml:space="preserve">: nova regra 55 (roteiro para trazer um app antigo ao padrão, seção 9). Novo arquivo-base</w:t>
-      </w:r>
-      <w:r>
-        <w:t xml:space="preserve"> </w:t>
-      </w:r>
-      <w:r>
-        <w:rPr>
-          <w:rStyle w:val="VerbatimChar"/>
-        </w:rPr>
-        <w:t xml:space="preserve">firestore.rules</w:t>
-      </w:r>
-      <w:r>
-        <w:t xml:space="preserve"> </w:t>
-      </w:r>
-      <w:r>
-        <w:t xml:space="preserve">(proposta de regras do Firestore para as coleções do core), com duas cópias, nos Endereços oficiais e no Painel; a regra 46 aponta para ele. Apps: nada.</w:t>
-      </w:r>
-    </w:p>
-    <w:p>
-      <w:pPr>
-        <w:numPr>
-          <w:ilvl w:val="0"/>
-          <w:numId w:val="1023"/>
-        </w:numPr>
-        <w:pStyle w:val="Compact"/>
-      </w:pPr>
-      <w:r>
-        <w:rPr>
-          <w:bCs/>
-          <w:b/>
-        </w:rPr>
-        <w:t xml:space="preserve">v3.7</w:t>
-      </w:r>
-      <w:r>
-        <w:t xml:space="preserve">: o Guia da biblioteca entra no conjunto (mesma versão, duas cópias, endereços oficiais, Como entregar e Painel). O Painel ganha testes ao vivo de CNPJ e CEP, que rodam</w:t>
-      </w:r>
-      <w:r>
-        <w:t xml:space="preserve"> </w:t>
-      </w:r>
-      <w:r>
-        <w:rPr>
-          <w:rStyle w:val="VerbatimChar"/>
-        </w:rPr>
-        <w:t xml:space="preserve">consultarCNPJ</w:t>
-      </w:r>
-      <w:r>
-        <w:t xml:space="preserve">,</w:t>
-      </w:r>
-      <w:r>
-        <w:t xml:space="preserve"> </w:t>
-      </w:r>
-      <w:r>
-        <w:rPr>
-          <w:rStyle w:val="VerbatimChar"/>
-        </w:rPr>
-        <w:t xml:space="preserve">buscarPorCEPSemBanco</w:t>
-      </w:r>
-      <w:r>
-        <w:t xml:space="preserve"> </w:t>
-      </w:r>
-      <w:r>
-        <w:t xml:space="preserve">e</w:t>
-      </w:r>
-      <w:r>
-        <w:t xml:space="preserve"> </w:t>
-      </w:r>
-      <w:r>
-        <w:rPr>
-          <w:rStyle w:val="VerbatimChar"/>
-        </w:rPr>
-        <w:t xml:space="preserve">buscarPorCEPBrasilAPI</w:t>
-      </w:r>
-      <w:r>
-        <w:t xml:space="preserve"> </w:t>
-      </w:r>
-      <w:r>
-        <w:t xml:space="preserve">com a internet real, sem gravar no banco. Apps: nada.</w:t>
-      </w:r>
-    </w:p>
-    <w:p>
-      <w:pPr>
-        <w:numPr>
-          <w:ilvl w:val="0"/>
-          <w:numId w:val="1023"/>
-        </w:numPr>
-        <w:pStyle w:val="Compact"/>
-      </w:pPr>
-      <w:r>
-        <w:rPr>
-          <w:bCs/>
-          <w:b/>
-        </w:rPr>
-        <w:t xml:space="preserve">v3.6</w:t>
-      </w:r>
-      <w:r>
-        <w:t xml:space="preserve">: entrega com mais de um arquivo leva também um</w:t>
-      </w:r>
-      <w:r>
-        <w:t xml:space="preserve"> </w:t>
-      </w:r>
-      <w:r>
-        <w:rPr>
-          <w:rStyle w:val="VerbatimChar"/>
-        </w:rPr>
-        <w:t xml:space="preserve">.zip</w:t>
-      </w:r>
-      <w:r>
-        <w:t xml:space="preserve"> </w:t>
-      </w:r>
-      <w:r>
-        <w:t xml:space="preserve">com</w:t>
-      </w:r>
-      <w:r>
-        <w:t xml:space="preserve"> </w:t>
-      </w:r>
-      <w:r>
-        <w:rPr>
-          <w:rStyle w:val="VerbatimChar"/>
-        </w:rPr>
-        <w:t xml:space="preserve">LEIAME.txt</w:t>
-      </w:r>
-      <w:r>
-        <w:t xml:space="preserve">. Este guia nasce nesta versão. Apps: só na entrega.</w:t>
-      </w:r>
-    </w:p>
-    <w:p>
-      <w:pPr>
-        <w:numPr>
-          <w:ilvl w:val="0"/>
-          <w:numId w:val="1023"/>
-        </w:numPr>
-        <w:pStyle w:val="Compact"/>
-      </w:pPr>
-      <w:r>
-        <w:rPr>
-          <w:bCs/>
-          <w:b/>
-        </w:rPr>
-        <w:t xml:space="preserve">v3.5</w:t>
-      </w:r>
-      <w:r>
-        <w:t xml:space="preserve">: nova função</w:t>
-      </w:r>
-      <w:r>
-        <w:t xml:space="preserve"> </w:t>
-      </w:r>
-      <w:r>
-        <w:rPr>
-          <w:rStyle w:val="VerbatimChar"/>
-        </w:rPr>
-        <w:t xml:space="preserve">localidades.buscarPorCEPSemBanco</w:t>
-      </w:r>
-      <w:r>
-        <w:t xml:space="preserve"> </w:t>
-      </w:r>
-      <w:r>
-        <w:t xml:space="preserve">(ViaCEP sem gravar no banco). A data dos Termos e da Política só muda quando o texto muda. Entrega termina com o Painel e</w:t>
-      </w:r>
-      <w:r>
-        <w:t xml:space="preserve"> </w:t>
-      </w:r>
-      <w:r>
-        <w:t xml:space="preserve">“</w:t>
-      </w:r>
-      <w:r>
-        <w:t xml:space="preserve">Testar tudo</w:t>
-      </w:r>
-      <w:r>
-        <w:t xml:space="preserve">”</w:t>
-      </w:r>
-      <w:r>
-        <w:t xml:space="preserve">. Apps: troque para</w:t>
-      </w:r>
-      <w:r>
-        <w:t xml:space="preserve"> </w:t>
-      </w:r>
-      <w:r>
-        <w:rPr>
-          <w:rStyle w:val="VerbatimChar"/>
-        </w:rPr>
-        <w:t xml:space="preserve">buscarPorCEPSemBanco</w:t>
-      </w:r>
-      <w:r>
-        <w:t xml:space="preserve"> </w:t>
-      </w:r>
-      <w:r>
-        <w:t xml:space="preserve">se consultam CEP com o banco desligado.</w:t>
-      </w:r>
-    </w:p>
-    <w:p>
-      <w:pPr>
-        <w:numPr>
-          <w:ilvl w:val="0"/>
-          <w:numId w:val="1023"/>
-        </w:numPr>
-        <w:pStyle w:val="Compact"/>
-      </w:pPr>
-      <w:r>
-        <w:rPr>
-          <w:bCs/>
-          <w:b/>
-        </w:rPr>
-        <w:t xml:space="preserve">v3.4</w:t>
-      </w:r>
-      <w:r>
-        <w:t xml:space="preserve">:</w:t>
-      </w:r>
-      <w:r>
-        <w:t xml:space="preserve"> </w:t>
-      </w:r>
-      <w:r>
-        <w:rPr>
-          <w:rStyle w:val="VerbatimChar"/>
-        </w:rPr>
-        <w:t xml:space="preserve">index.html</w:t>
-      </w:r>
-      <w:r>
-        <w:t xml:space="preserve"> </w:t>
-      </w:r>
-      <w:r>
-        <w:t xml:space="preserve">vira o Painel da biblioteca. O template de login fica só em</w:t>
-      </w:r>
-      <w:r>
-        <w:t xml:space="preserve"> </w:t>
-      </w:r>
-      <w:r>
-        <w:rPr>
-          <w:rStyle w:val="VerbatimChar"/>
-        </w:rPr>
-        <w:t xml:space="preserve">fenix-template-login.html</w:t>
-      </w:r>
-      <w:r>
-        <w:t xml:space="preserve">. Apps: nada.</w:t>
-      </w:r>
-    </w:p>
-    <w:p>
-      <w:pPr>
-        <w:numPr>
-          <w:ilvl w:val="0"/>
-          <w:numId w:val="1023"/>
-        </w:numPr>
-        <w:pStyle w:val="Compact"/>
-      </w:pPr>
-      <w:r>
-        <w:rPr>
-          <w:bCs/>
-          <w:b/>
-        </w:rPr>
-        <w:t xml:space="preserve">v3.3</w:t>
-      </w:r>
-      <w:r>
-        <w:t xml:space="preserve">: endereços conferidos: repositório</w:t>
-      </w:r>
-      <w:r>
-        <w:t xml:space="preserve"> </w:t>
-      </w:r>
-      <w:r>
-        <w:rPr>
-          <w:rStyle w:val="VerbatimChar"/>
-        </w:rPr>
-        <w:t xml:space="preserve">Fenix-Core</w:t>
-      </w:r>
-      <w:r>
-        <w:t xml:space="preserve"> </w:t>
-      </w:r>
-      <w:r>
-        <w:t xml:space="preserve">(com hífen), pastas</w:t>
-      </w:r>
-      <w:r>
-        <w:t xml:space="preserve"> </w:t>
-      </w:r>
-      <w:r>
-        <w:rPr>
-          <w:rStyle w:val="VerbatimChar"/>
-        </w:rPr>
-        <w:t xml:space="preserve">Icon/</w:t>
-      </w:r>
-      <w:r>
-        <w:t xml:space="preserve">,</w:t>
-      </w:r>
-      <w:r>
-        <w:t xml:space="preserve"> </w:t>
-      </w:r>
-      <w:r>
-        <w:rPr>
-          <w:rStyle w:val="VerbatimChar"/>
-        </w:rPr>
-        <w:t xml:space="preserve">Logo/</w:t>
-      </w:r>
-      <w:r>
-        <w:t xml:space="preserve">,</w:t>
-      </w:r>
-      <w:r>
-        <w:t xml:space="preserve"> </w:t>
-      </w:r>
-      <w:r>
-        <w:rPr>
-          <w:rStyle w:val="VerbatimChar"/>
-        </w:rPr>
-        <w:t xml:space="preserve">Termos/</w:t>
-      </w:r>
-      <w:r>
-        <w:t xml:space="preserve">,</w:t>
-      </w:r>
-      <w:r>
-        <w:t xml:space="preserve"> </w:t>
-      </w:r>
-      <w:r>
-        <w:rPr>
-          <w:rStyle w:val="VerbatimChar"/>
-        </w:rPr>
-        <w:t xml:space="preserve">MD/</w:t>
-      </w:r>
-      <w:r>
-        <w:t xml:space="preserve"> </w:t>
-      </w:r>
-      <w:r>
-        <w:t xml:space="preserve">e</w:t>
-      </w:r>
-      <w:r>
-        <w:t xml:space="preserve"> </w:t>
-      </w:r>
-      <w:r>
-        <w:rPr>
-          <w:rStyle w:val="VerbatimChar"/>
-        </w:rPr>
-        <w:t xml:space="preserve">DOC/</w:t>
-      </w:r>
-      <w:r>
-        <w:t xml:space="preserve">; logos oficial e auxiliares; criado o</w:t>
-      </w:r>
-      <w:r>
-        <w:t xml:space="preserve"> </w:t>
-      </w:r>
-      <w:r>
-        <w:rPr>
-          <w:rStyle w:val="VerbatimChar"/>
-        </w:rPr>
-        <w:t xml:space="preserve">Fenix_Icone_128.png</w:t>
-      </w:r>
-      <w:r>
-        <w:t xml:space="preserve">. A v3.2 (Fenix_Core com sublinhado) foi cancelada. Apps: apontar para os endereços novos na próxima alteração.</w:t>
-      </w:r>
-    </w:p>
-    <w:p>
-      <w:pPr>
-        <w:numPr>
-          <w:ilvl w:val="0"/>
-          <w:numId w:val="1023"/>
-        </w:numPr>
-        <w:pStyle w:val="Compact"/>
-      </w:pPr>
-      <w:r>
-        <w:rPr>
-          <w:bCs/>
-          <w:b/>
-        </w:rPr>
-        <w:t xml:space="preserve">v3.2</w:t>
-      </w:r>
-      <w:r>
-        <w:t xml:space="preserve">: cancelada (endereço com sublinhado que não existe).</w:t>
-      </w:r>
-    </w:p>
-    <w:p>
-      <w:pPr>
-        <w:numPr>
-          <w:ilvl w:val="0"/>
-          <w:numId w:val="1023"/>
-        </w:numPr>
-        <w:pStyle w:val="Compact"/>
-      </w:pPr>
-      <w:r>
-        <w:rPr>
-          <w:bCs/>
-          <w:b/>
-        </w:rPr>
-        <w:t xml:space="preserve">v3.1</w:t>
-      </w:r>
-      <w:r>
-        <w:t xml:space="preserve">: ícone provisório para app sem ícone ou com o</w:t>
-      </w:r>
-      <w:r>
-        <w:t xml:space="preserve"> </w:t>
-      </w:r>
-      <w:r>
-        <w:t xml:space="preserve">“</w:t>
-      </w:r>
-      <w:r>
-        <w:t xml:space="preserve">F</w:t>
-      </w:r>
-      <w:r>
-        <w:t xml:space="preserve">”</w:t>
-      </w:r>
-      <w:r>
-        <w:t xml:space="preserve">; splash em todos os apps. Apps: aplicar na próxima alteração.</w:t>
-      </w:r>
-    </w:p>
-    <w:p>
-      <w:pPr>
-        <w:numPr>
-          <w:ilvl w:val="0"/>
-          <w:numId w:val="1023"/>
-        </w:numPr>
-        <w:pStyle w:val="Compact"/>
-      </w:pPr>
-      <w:r>
-        <w:rPr>
-          <w:bCs/>
-          <w:b/>
-        </w:rPr>
-        <w:t xml:space="preserve">v3.0</w:t>
-      </w:r>
-      <w:r>
-        <w:t xml:space="preserve">: nivelamento: livro, core, templates e documentos legais passam a ter o mesmo número; duas cópias de tudo que tem versão. Apps: passam a sair também com a cópia neutra.</w:t>
-      </w:r>
-    </w:p>
-    <w:bookmarkEnd w:id="47"/>
-    <w:bookmarkStart w:id="48" w:name="livro-das-regras-antes-do-nivelamento"/>
-    <w:p>
-      <w:pPr>
-        <w:pStyle w:val="Heading3"/>
-      </w:pPr>
-      <w:r>
-        <w:t xml:space="preserve">Livro das Regras, antes do nivelamento</w:t>
-      </w:r>
-    </w:p>
-    <w:p>
-      <w:pPr>
-        <w:numPr>
-          <w:ilvl w:val="0"/>
-          <w:numId w:val="1024"/>
-        </w:numPr>
-        <w:pStyle w:val="Compact"/>
-      </w:pPr>
-      <w:r>
-        <w:rPr>
-          <w:bCs/>
-          <w:b/>
-        </w:rPr>
-        <w:t xml:space="preserve">v2.9</w:t>
-      </w:r>
-      <w:r>
-        <w:t xml:space="preserve">: consulta de CNPJ com endereço completo; ícone provisório; app nasce pronto para o banco. Apps: sim.</w:t>
-      </w:r>
-    </w:p>
-    <w:p>
-      <w:pPr>
-        <w:numPr>
-          <w:ilvl w:val="0"/>
-          <w:numId w:val="1024"/>
-        </w:numPr>
-        <w:pStyle w:val="Compact"/>
-      </w:pPr>
-      <w:r>
-        <w:rPr>
-          <w:bCs/>
-          <w:b/>
-        </w:rPr>
-        <w:t xml:space="preserve">v2.8</w:t>
-      </w:r>
-      <w:r>
-        <w:t xml:space="preserve">: regras 12, 13 e 54 passam a indicar as funções prontas do core. Apps: não.</w:t>
-      </w:r>
-    </w:p>
-    <w:p>
-      <w:pPr>
-        <w:numPr>
-          <w:ilvl w:val="0"/>
-          <w:numId w:val="1024"/>
-        </w:numPr>
-        <w:pStyle w:val="Compact"/>
-      </w:pPr>
-      <w:r>
-        <w:rPr>
-          <w:bCs/>
-          <w:b/>
-        </w:rPr>
-        <w:t xml:space="preserve">v2.7</w:t>
-      </w:r>
-      <w:r>
-        <w:t xml:space="preserve">: Manual em MD e PDF com prints; Changelog com datas na tela Sobre; dashboard clicável (regra 54). Apps: sim.</w:t>
-      </w:r>
-    </w:p>
-    <w:p>
-      <w:pPr>
-        <w:numPr>
-          <w:ilvl w:val="0"/>
-          <w:numId w:val="1024"/>
-        </w:numPr>
-        <w:pStyle w:val="Compact"/>
-      </w:pPr>
-      <w:r>
-        <w:rPr>
-          <w:bCs/>
-          <w:b/>
-        </w:rPr>
-        <w:t xml:space="preserve">v2.6</w:t>
-      </w:r>
-      <w:r>
-        <w:t xml:space="preserve">: banco pré-configurado e desligado em todo app (chave</w:t>
-      </w:r>
-      <w:r>
-        <w:t xml:space="preserve"> </w:t>
-      </w:r>
-      <w:r>
-        <w:rPr>
-          <w:rStyle w:val="VerbatimChar"/>
-        </w:rPr>
-        <w:t xml:space="preserve">FENIX_BANCO_ATIVO</w:t>
-      </w:r>
-      <w:r>
-        <w:t xml:space="preserve">). Apps: sim.</w:t>
-      </w:r>
-    </w:p>
-    <w:p>
-      <w:pPr>
-        <w:numPr>
-          <w:ilvl w:val="0"/>
-          <w:numId w:val="1024"/>
-        </w:numPr>
-        <w:pStyle w:val="Compact"/>
-      </w:pPr>
-      <w:r>
-        <w:rPr>
-          <w:bCs/>
-          <w:b/>
-        </w:rPr>
-        <w:t xml:space="preserve">v2.5</w:t>
-      </w:r>
-      <w:r>
-        <w:t xml:space="preserve">: Ficha de aplicação das regras e Selo do Livro. Apps: sim.</w:t>
-      </w:r>
-    </w:p>
-    <w:p>
-      <w:pPr>
-        <w:numPr>
-          <w:ilvl w:val="0"/>
-          <w:numId w:val="1024"/>
-        </w:numPr>
-        <w:pStyle w:val="Compact"/>
-      </w:pPr>
-      <w:r>
-        <w:rPr>
-          <w:bCs/>
-          <w:b/>
-        </w:rPr>
-        <w:t xml:space="preserve">v2.4</w:t>
-      </w:r>
-      <w:r>
-        <w:t xml:space="preserve">: seção Endereços oficiais. Apps: não.</w:t>
-      </w:r>
-    </w:p>
-    <w:p>
-      <w:pPr>
-        <w:numPr>
-          <w:ilvl w:val="0"/>
-          <w:numId w:val="1024"/>
-        </w:numPr>
-        <w:pStyle w:val="Compact"/>
-      </w:pPr>
-      <w:r>
-        <w:rPr>
-          <w:bCs/>
-          <w:b/>
-        </w:rPr>
-        <w:t xml:space="preserve">v2.3</w:t>
-      </w:r>
-      <w:r>
-        <w:t xml:space="preserve">: templates sem versão no nome. Apps: não.</w:t>
-      </w:r>
-    </w:p>
-    <w:p>
-      <w:pPr>
-        <w:numPr>
-          <w:ilvl w:val="0"/>
-          <w:numId w:val="1024"/>
-        </w:numPr>
-        <w:pStyle w:val="Compact"/>
-      </w:pPr>
-      <w:r>
-        <w:rPr>
-          <w:bCs/>
-          <w:b/>
-        </w:rPr>
-        <w:t xml:space="preserve">v2.2</w:t>
-      </w:r>
-      <w:r>
-        <w:t xml:space="preserve">: removidas as regras do aviso de nova versão e do template de layout com menu. Apps: não.</w:t>
-      </w:r>
-    </w:p>
-    <w:p>
-      <w:pPr>
-        <w:numPr>
-          <w:ilvl w:val="0"/>
-          <w:numId w:val="1024"/>
-        </w:numPr>
-        <w:pStyle w:val="Compact"/>
-      </w:pPr>
-      <w:r>
-        <w:rPr>
-          <w:bCs/>
-          <w:b/>
-        </w:rPr>
-        <w:t xml:space="preserve">v2.1</w:t>
-      </w:r>
-      <w:r>
-        <w:t xml:space="preserve">: anotação dos apps já no padrão. Apps: não.</w:t>
-      </w:r>
-    </w:p>
-    <w:bookmarkEnd w:id="48"/>
-    <w:bookmarkStart w:id="49" w:name="X739d55319bdc378c575dba88db06b7b4450b864"/>
-    <w:p>
-      <w:pPr>
-        <w:pStyle w:val="Heading3"/>
-      </w:pPr>
-      <w:r>
-        <w:t xml:space="preserve">Fênix Core, funções acrescentadas (nada foi removido)</w:t>
-      </w:r>
-    </w:p>
-    <w:p>
-      <w:pPr>
-        <w:numPr>
-          <w:ilvl w:val="0"/>
-          <w:numId w:val="1025"/>
-        </w:numPr>
-        <w:pStyle w:val="Compact"/>
-      </w:pPr>
-      <w:r>
-        <w:rPr>
-          <w:bCs/>
-          <w:b/>
-        </w:rPr>
-        <w:t xml:space="preserve">v4.1</w:t>
-      </w:r>
-      <w:r>
-        <w:t xml:space="preserve">: ajuste de</w:t>
-      </w:r>
-      <w:r>
-        <w:t xml:space="preserve"> </w:t>
-      </w:r>
-      <w:r>
-        <w:rPr>
-          <w:rStyle w:val="VerbatimChar"/>
-        </w:rPr>
-        <w:t xml:space="preserve">mascaras.placa</w:t>
-      </w:r>
-      <w:r>
-        <w:t xml:space="preserve"> </w:t>
-      </w:r>
-      <w:r>
-        <w:t xml:space="preserve">(hífen sempre) e</w:t>
-      </w:r>
-      <w:r>
-        <w:t xml:space="preserve"> </w:t>
-      </w:r>
-      <w:r>
-        <w:rPr>
-          <w:rStyle w:val="VerbatimChar"/>
-        </w:rPr>
-        <w:t xml:space="preserve">mascaras.rg</w:t>
-      </w:r>
-      <w:r>
-        <w:t xml:space="preserve"> </w:t>
-      </w:r>
-      <w:r>
-        <w:t xml:space="preserve">(formato</w:t>
-      </w:r>
-      <w:r>
-        <w:t xml:space="preserve"> </w:t>
-      </w:r>
-      <w:r>
-        <w:rPr>
-          <w:rStyle w:val="VerbatimChar"/>
-        </w:rPr>
-        <w:t xml:space="preserve">00.000.000-0</w:t>
-      </w:r>
-      <w:r>
-        <w:t xml:space="preserve">);</w:t>
-      </w:r>
-      <w:r>
-        <w:t xml:space="preserve"> </w:t>
-      </w:r>
-      <w:r>
-        <w:rPr>
-          <w:rStyle w:val="VerbatimChar"/>
-        </w:rPr>
-        <w:t xml:space="preserve">valorLimpo("rg")</w:t>
-      </w:r>
-      <w:r>
-        <w:t xml:space="preserve"> </w:t>
-      </w:r>
-      <w:r>
-        <w:t xml:space="preserve">devolve números e X.</w:t>
-      </w:r>
-    </w:p>
-    <w:p>
-      <w:pPr>
-        <w:numPr>
-          <w:ilvl w:val="0"/>
-          <w:numId w:val="1025"/>
-        </w:numPr>
-        <w:pStyle w:val="Compact"/>
-      </w:pPr>
-      <w:r>
-        <w:rPr>
-          <w:bCs/>
-          <w:b/>
-        </w:rPr>
-        <w:t xml:space="preserve">v4.0</w:t>
-      </w:r>
-      <w:r>
-        <w:t xml:space="preserve">:</w:t>
-      </w:r>
-      <w:r>
-        <w:t xml:space="preserve"> </w:t>
-      </w:r>
-      <w:r>
-        <w:rPr>
-          <w:rStyle w:val="VerbatimChar"/>
-        </w:rPr>
-        <w:t xml:space="preserve">mascaras.ie</w:t>
-      </w:r>
-      <w:r>
-        <w:t xml:space="preserve">,</w:t>
-      </w:r>
-      <w:r>
-        <w:t xml:space="preserve"> </w:t>
-      </w:r>
-      <w:r>
-        <w:rPr>
-          <w:rStyle w:val="VerbatimChar"/>
-        </w:rPr>
-        <w:t xml:space="preserve">rg</w:t>
-      </w:r>
-      <w:r>
-        <w:t xml:space="preserve">,</w:t>
-      </w:r>
-      <w:r>
-        <w:t xml:space="preserve"> </w:t>
-      </w:r>
-      <w:r>
-        <w:rPr>
-          <w:rStyle w:val="VerbatimChar"/>
-        </w:rPr>
-        <w:t xml:space="preserve">uf</w:t>
-      </w:r>
-      <w:r>
-        <w:t xml:space="preserve">; regra nova da moeda;</w:t>
-      </w:r>
-      <w:r>
-        <w:t xml:space="preserve"> </w:t>
-      </w:r>
-      <w:r>
-        <w:rPr>
-          <w:rStyle w:val="VerbatimChar"/>
-        </w:rPr>
-        <w:t xml:space="preserve">moedaParaNumero</w:t>
-      </w:r>
-      <w:r>
-        <w:t xml:space="preserve"> </w:t>
-      </w:r>
-      <w:r>
-        <w:t xml:space="preserve">lê a vírgula decimal;</w:t>
-      </w:r>
-      <w:r>
-        <w:t xml:space="preserve"> </w:t>
-      </w:r>
-      <w:r>
-        <w:rPr>
-          <w:rStyle w:val="VerbatimChar"/>
-        </w:rPr>
-        <w:t xml:space="preserve">aceitarConvite</w:t>
-      </w:r>
-      <w:r>
-        <w:t xml:space="preserve"> </w:t>
-      </w:r>
-      <w:r>
-        <w:t xml:space="preserve">grava</w:t>
-      </w:r>
-      <w:r>
-        <w:t xml:space="preserve"> </w:t>
-      </w:r>
-      <w:r>
-        <w:rPr>
-          <w:rStyle w:val="VerbatimChar"/>
-        </w:rPr>
-        <w:t xml:space="preserve">conviteToken</w:t>
-      </w:r>
-      <w:r>
-        <w:t xml:space="preserve"> </w:t>
-      </w:r>
-      <w:r>
-        <w:t xml:space="preserve">e recusa convite cancelado.</w:t>
-      </w:r>
-    </w:p>
-    <w:p>
-      <w:pPr>
-        <w:numPr>
-          <w:ilvl w:val="0"/>
-          <w:numId w:val="1025"/>
-        </w:numPr>
-        <w:pStyle w:val="Compact"/>
-      </w:pPr>
-      <w:r>
-        <w:rPr>
-          <w:bCs/>
-          <w:b/>
-        </w:rPr>
-        <w:t xml:space="preserve">v3.9</w:t>
-      </w:r>
-      <w:r>
-        <w:t xml:space="preserve">:</w:t>
-      </w:r>
-      <w:r>
-        <w:t xml:space="preserve"> </w:t>
-      </w:r>
-      <w:r>
-        <w:rPr>
-          <w:rStyle w:val="VerbatimChar"/>
-        </w:rPr>
-        <w:t xml:space="preserve">FenixCore.mascaras</w:t>
-      </w:r>
-      <w:r>
-        <w:t xml:space="preserve"> </w:t>
-      </w:r>
-      <w:r>
-        <w:t xml:space="preserve">(máscaras automáticas e funções de apoio, seção 2.13).</w:t>
-      </w:r>
-    </w:p>
-    <w:p>
-      <w:pPr>
-        <w:numPr>
-          <w:ilvl w:val="0"/>
-          <w:numId w:val="1025"/>
-        </w:numPr>
-        <w:pStyle w:val="Compact"/>
-      </w:pPr>
-      <w:r>
-        <w:rPr>
-          <w:bCs/>
-          <w:b/>
-        </w:rPr>
-        <w:t xml:space="preserve">v3.5</w:t>
-      </w:r>
-      <w:r>
-        <w:t xml:space="preserve">:</w:t>
-      </w:r>
-      <w:r>
-        <w:t xml:space="preserve"> </w:t>
-      </w:r>
-      <w:r>
-        <w:rPr>
-          <w:rStyle w:val="VerbatimChar"/>
-        </w:rPr>
-        <w:t xml:space="preserve">localidades.buscarPorCEPSemBanco</w:t>
-      </w:r>
-      <w:r>
-        <w:t xml:space="preserve">.</w:t>
-      </w:r>
-    </w:p>
-    <w:p>
-      <w:pPr>
-        <w:numPr>
-          <w:ilvl w:val="0"/>
-          <w:numId w:val="1025"/>
-        </w:numPr>
-        <w:pStyle w:val="Compact"/>
-      </w:pPr>
-      <w:r>
-        <w:rPr>
-          <w:bCs/>
-          <w:b/>
-        </w:rPr>
-        <w:t xml:space="preserve">v2.5</w:t>
-      </w:r>
-      <w:r>
-        <w:t xml:space="preserve">:</w:t>
-      </w:r>
-      <w:r>
-        <w:t xml:space="preserve"> </w:t>
-      </w:r>
-      <w:r>
-        <w:rPr>
-          <w:rStyle w:val="VerbatimChar"/>
-        </w:rPr>
-        <w:t xml:space="preserve">pessoas.consultarCNPJ</w:t>
-      </w:r>
-      <w:r>
-        <w:t xml:space="preserve"> </w:t>
-      </w:r>
-      <w:r>
-        <w:t xml:space="preserve">e</w:t>
-      </w:r>
-      <w:r>
-        <w:t xml:space="preserve"> </w:t>
-      </w:r>
-      <w:r>
-        <w:rPr>
-          <w:rStyle w:val="VerbatimChar"/>
-        </w:rPr>
-        <w:t xml:space="preserve">localidades.buscarPorCEPBrasilAPI</w:t>
-      </w:r>
-      <w:r>
-        <w:t xml:space="preserve">.</w:t>
-      </w:r>
-    </w:p>
-    <w:p>
-      <w:pPr>
-        <w:numPr>
-          <w:ilvl w:val="0"/>
-          <w:numId w:val="1025"/>
-        </w:numPr>
-        <w:pStyle w:val="Compact"/>
-      </w:pPr>
-      <w:r>
-        <w:rPr>
-          <w:bCs/>
-          <w:b/>
-        </w:rPr>
-        <w:t xml:space="preserve">v2.4</w:t>
-      </w:r>
-      <w:r>
-        <w:t xml:space="preserve">:</w:t>
-      </w:r>
-      <w:r>
-        <w:t xml:space="preserve"> </w:t>
-      </w:r>
-      <w:r>
-        <w:rPr>
-          <w:rStyle w:val="VerbatimChar"/>
-        </w:rPr>
-        <w:t xml:space="preserve">sobre.montarTela</w:t>
-      </w:r>
-      <w:r>
-        <w:t xml:space="preserve">,</w:t>
-      </w:r>
-      <w:r>
-        <w:t xml:space="preserve"> </w:t>
-      </w:r>
-      <w:r>
-        <w:rPr>
-          <w:rStyle w:val="VerbatimChar"/>
-        </w:rPr>
-        <w:t xml:space="preserve">changelogHTML</w:t>
-      </w:r>
-      <w:r>
-        <w:t xml:space="preserve">,</w:t>
-      </w:r>
-      <w:r>
-        <w:t xml:space="preserve"> </w:t>
-      </w:r>
-      <w:r>
-        <w:rPr>
-          <w:rStyle w:val="VerbatimChar"/>
-        </w:rPr>
-        <w:t xml:space="preserve">ordenarChangelog</w:t>
-      </w:r>
-      <w:r>
-        <w:t xml:space="preserve">,</w:t>
-      </w:r>
-      <w:r>
-        <w:t xml:space="preserve"> </w:t>
-      </w:r>
-      <w:r>
-        <w:rPr>
-          <w:rStyle w:val="VerbatimChar"/>
-        </w:rPr>
-        <w:t xml:space="preserve">datasDoApp</w:t>
-      </w:r>
-      <w:r>
-        <w:t xml:space="preserve">,</w:t>
-      </w:r>
-      <w:r>
-        <w:t xml:space="preserve"> </w:t>
-      </w:r>
-      <w:r>
-        <w:rPr>
-          <w:rStyle w:val="VerbatimChar"/>
-        </w:rPr>
-        <w:t xml:space="preserve">baixarChangelogPDF</w:t>
-      </w:r>
-      <w:r>
-        <w:t xml:space="preserve">; módulo</w:t>
-      </w:r>
-      <w:r>
-        <w:t xml:space="preserve"> </w:t>
-      </w:r>
-      <w:r>
-        <w:rPr>
-          <w:rStyle w:val="VerbatimChar"/>
-        </w:rPr>
-        <w:t xml:space="preserve">manual</w:t>
-      </w:r>
-      <w:r>
-        <w:t xml:space="preserve"> </w:t>
-      </w:r>
-      <w:r>
-        <w:t xml:space="preserve">(</w:t>
-      </w:r>
-      <w:r>
-        <w:rPr>
-          <w:rStyle w:val="VerbatimChar"/>
-        </w:rPr>
-        <w:t xml:space="preserve">paraHTML</w:t>
-      </w:r>
-      <w:r>
-        <w:t xml:space="preserve">,</w:t>
-      </w:r>
-      <w:r>
-        <w:t xml:space="preserve"> </w:t>
-      </w:r>
-      <w:r>
-        <w:rPr>
-          <w:rStyle w:val="VerbatimChar"/>
-        </w:rPr>
-        <w:t xml:space="preserve">montarTela</w:t>
-      </w:r>
-      <w:r>
-        <w:t xml:space="preserve">,</w:t>
-      </w:r>
-      <w:r>
-        <w:t xml:space="preserve"> </w:t>
-      </w:r>
-      <w:r>
-        <w:rPr>
-          <w:rStyle w:val="VerbatimChar"/>
-        </w:rPr>
-        <w:t xml:space="preserve">baixarPDF</w:t>
-      </w:r>
-      <w:r>
-        <w:t xml:space="preserve">);</w:t>
-      </w:r>
-      <w:r>
-        <w:t xml:space="preserve"> </w:t>
-      </w:r>
-      <w:r>
-        <w:rPr>
-          <w:rStyle w:val="VerbatimChar"/>
-        </w:rPr>
-        <w:t xml:space="preserve">dashboard.montar</w:t>
-      </w:r>
-      <w:r>
-        <w:t xml:space="preserve">.</w:t>
-      </w:r>
-    </w:p>
-    <w:p>
-      <w:pPr>
-        <w:numPr>
-          <w:ilvl w:val="0"/>
-          <w:numId w:val="1025"/>
-        </w:numPr>
-        <w:pStyle w:val="Compact"/>
-      </w:pPr>
-      <w:r>
-        <w:rPr>
-          <w:bCs/>
-          <w:b/>
-        </w:rPr>
-        <w:t xml:space="preserve">v2.3</w:t>
-      </w:r>
-      <w:r>
-        <w:t xml:space="preserve">:</w:t>
-      </w:r>
-      <w:r>
-        <w:t xml:space="preserve"> </w:t>
-      </w:r>
-      <w:r>
-        <w:rPr>
-          <w:rStyle w:val="VerbatimChar"/>
-        </w:rPr>
-        <w:t xml:space="preserve">EMPRESA.razaoSocial</w:t>
-      </w:r>
-      <w:r>
-        <w:t xml:space="preserve"> </w:t>
-      </w:r>
-      <w:r>
-        <w:t xml:space="preserve">e e-mail corrigido para</w:t>
-      </w:r>
-      <w:r>
-        <w:t xml:space="preserve"> </w:t>
-      </w:r>
-      <w:r>
-        <w:rPr>
-          <w:rStyle w:val="VerbatimChar"/>
-        </w:rPr>
-        <w:t xml:space="preserve">trampodofenix@gmail.com</w:t>
-      </w:r>
-      <w:r>
-        <w:t xml:space="preserve">; texto de uso atualizado para o carregador oficial.</w:t>
-      </w:r>
-    </w:p>
-    <w:p>
-      <w:pPr>
-        <w:numPr>
-          <w:ilvl w:val="0"/>
-          <w:numId w:val="1025"/>
-        </w:numPr>
-        <w:pStyle w:val="Compact"/>
-      </w:pPr>
-      <w:r>
-        <w:rPr>
-          <w:bCs/>
-          <w:b/>
-        </w:rPr>
-        <w:t xml:space="preserve">v2.2</w:t>
-      </w:r>
-      <w:r>
-        <w:t xml:space="preserve">: módulo</w:t>
-      </w:r>
-      <w:r>
-        <w:t xml:space="preserve"> </w:t>
-      </w:r>
-      <w:r>
-        <w:rPr>
-          <w:rStyle w:val="VerbatimChar"/>
-        </w:rPr>
-        <w:t xml:space="preserve">sobre</w:t>
-      </w:r>
-      <w:r>
-        <w:t xml:space="preserve"> </w:t>
-      </w:r>
-      <w:r>
-        <w:t xml:space="preserve">(</w:t>
-      </w:r>
-      <w:r>
-        <w:rPr>
-          <w:rStyle w:val="VerbatimChar"/>
-        </w:rPr>
-        <w:t xml:space="preserve">registrarAcesso</w:t>
-      </w:r>
-      <w:r>
-        <w:t xml:space="preserve">,</w:t>
-      </w:r>
-      <w:r>
-        <w:t xml:space="preserve"> </w:t>
-      </w:r>
-      <w:r>
-        <w:rPr>
-          <w:rStyle w:val="VerbatimChar"/>
-        </w:rPr>
-        <w:t xml:space="preserve">obter</w:t>
-      </w:r>
-      <w:r>
-        <w:t xml:space="preserve">,</w:t>
-      </w:r>
-      <w:r>
-        <w:t xml:space="preserve"> </w:t>
-      </w:r>
-      <w:r>
-        <w:rPr>
-          <w:rStyle w:val="VerbatimChar"/>
-        </w:rPr>
-        <w:t xml:space="preserve">formatarData</w:t>
-      </w:r>
-      <w:r>
-        <w:t xml:space="preserve">).</w:t>
-      </w:r>
-    </w:p>
-    <w:p>
-      <w:pPr>
-        <w:numPr>
-          <w:ilvl w:val="0"/>
-          <w:numId w:val="1025"/>
-        </w:numPr>
-        <w:pStyle w:val="Compact"/>
-      </w:pPr>
-      <w:r>
-        <w:rPr>
-          <w:bCs/>
-          <w:b/>
-        </w:rPr>
-        <w:t xml:space="preserve">v2.1</w:t>
-      </w:r>
-      <w:r>
-        <w:t xml:space="preserve">:</w:t>
-      </w:r>
-      <w:r>
-        <w:t xml:space="preserve"> </w:t>
-      </w:r>
-      <w:r>
-        <w:rPr>
-          <w:rStyle w:val="VerbatimChar"/>
-        </w:rPr>
-        <w:t xml:space="preserve">EMPRESA</w:t>
-      </w:r>
-      <w:r>
-        <w:t xml:space="preserve">; módulo</w:t>
-      </w:r>
-      <w:r>
-        <w:t xml:space="preserve"> </w:t>
-      </w:r>
-      <w:r>
-        <w:rPr>
-          <w:rStyle w:val="VerbatimChar"/>
-        </w:rPr>
-        <w:t xml:space="preserve">backup</w:t>
-      </w:r>
-      <w:r>
-        <w:t xml:space="preserve">; padronização de escrita ao salvar (</w:t>
-      </w:r>
-      <w:r>
-        <w:rPr>
-          <w:rStyle w:val="VerbatimChar"/>
-        </w:rPr>
-        <w:t xml:space="preserve">formatarTitulo</w:t>
-      </w:r>
-      <w:r>
-        <w:t xml:space="preserve">,</w:t>
-      </w:r>
-      <w:r>
-        <w:t xml:space="preserve"> </w:t>
-      </w:r>
-      <w:r>
-        <w:rPr>
-          <w:rStyle w:val="VerbatimChar"/>
-        </w:rPr>
-        <w:t xml:space="preserve">formatarNomeMaiusculo</w:t>
-      </w:r>
-      <w:r>
-        <w:t xml:space="preserve">).</w:t>
-      </w:r>
-    </w:p>
-    <w:p>
-      <w:pPr>
-        <w:numPr>
-          <w:ilvl w:val="0"/>
-          <w:numId w:val="1025"/>
-        </w:numPr>
-        <w:pStyle w:val="Compact"/>
-      </w:pPr>
-      <w:r>
-        <w:rPr>
-          <w:bCs/>
-          <w:b/>
-        </w:rPr>
-        <w:t xml:space="preserve">v2.0</w:t>
-      </w:r>
-      <w:r>
-        <w:t xml:space="preserve">:</w:t>
-      </w:r>
-      <w:r>
-        <w:t xml:space="preserve"> </w:t>
-      </w:r>
-      <w:r>
-        <w:rPr>
-          <w:rStyle w:val="VerbatimChar"/>
-        </w:rPr>
-        <w:t xml:space="preserve">pessoas.buscarPorNome</w:t>
-      </w:r>
-      <w:r>
-        <w:t xml:space="preserve"> </w:t>
-      </w:r>
-      <w:r>
-        <w:t xml:space="preserve">corrigido com o campo</w:t>
-      </w:r>
-      <w:r>
-        <w:t xml:space="preserve"> </w:t>
-      </w:r>
-      <w:r>
-        <w:rPr>
-          <w:rStyle w:val="VerbatimChar"/>
-        </w:rPr>
-        <w:t xml:space="preserve">nomeBusca</w:t>
-      </w:r>
-      <w:r>
-        <w:t xml:space="preserve">; documentação corrigida.</w:t>
-      </w:r>
-    </w:p>
-    <w:p>
-      <w:pPr>
-        <w:numPr>
-          <w:ilvl w:val="0"/>
-          <w:numId w:val="1025"/>
-        </w:numPr>
-        <w:pStyle w:val="Compact"/>
-      </w:pPr>
-      <w:r>
-        <w:rPr>
-          <w:bCs/>
-          <w:b/>
-        </w:rPr>
-        <w:t xml:space="preserve">v1.9</w:t>
-      </w:r>
-      <w:r>
-        <w:t xml:space="preserve">: correção grave: o vínculo usuário e empresa passou a usar a coleção</w:t>
-      </w:r>
-      <w:r>
-        <w:t xml:space="preserve"> </w:t>
-      </w:r>
-      <w:r>
-        <w:rPr>
-          <w:rStyle w:val="VerbatimChar"/>
-        </w:rPr>
-        <w:t xml:space="preserve">usuarios_empresa</w:t>
-      </w:r>
-      <w:r>
-        <w:t xml:space="preserve">, a mesma das regras do banco.</w:t>
-      </w:r>
-    </w:p>
-    <w:p>
-      <w:pPr>
-        <w:numPr>
-          <w:ilvl w:val="0"/>
-          <w:numId w:val="1025"/>
-        </w:numPr>
-        <w:pStyle w:val="Compact"/>
-      </w:pPr>
-      <w:r>
-        <w:rPr>
-          <w:bCs/>
-          <w:b/>
-        </w:rPr>
-        <w:t xml:space="preserve">v1.8</w:t>
-      </w:r>
-      <w:r>
-        <w:t xml:space="preserve">:</w:t>
-      </w:r>
-      <w:r>
-        <w:t xml:space="preserve"> </w:t>
-      </w:r>
-      <w:r>
-        <w:rPr>
-          <w:rStyle w:val="VerbatimChar"/>
-        </w:rPr>
-        <w:t xml:space="preserve">criarModuloCatalogoEmpresa</w:t>
-      </w:r>
-      <w:r>
-        <w:t xml:space="preserve"> </w:t>
-      </w:r>
-      <w:r>
-        <w:t xml:space="preserve">e</w:t>
-      </w:r>
-      <w:r>
-        <w:t xml:space="preserve"> </w:t>
-      </w:r>
-      <w:r>
-        <w:rPr>
-          <w:rStyle w:val="VerbatimChar"/>
-        </w:rPr>
-        <w:t xml:space="preserve">excluir</w:t>
-      </w:r>
-      <w:r>
-        <w:t xml:space="preserve"> </w:t>
-      </w:r>
-      <w:r>
-        <w:t xml:space="preserve">no catálogo por empresa.</w:t>
-      </w:r>
-    </w:p>
-    <w:p>
-      <w:pPr>
-        <w:numPr>
-          <w:ilvl w:val="0"/>
-          <w:numId w:val="1025"/>
-        </w:numPr>
-        <w:pStyle w:val="Compact"/>
-      </w:pPr>
-      <w:r>
-        <w:rPr>
-          <w:bCs/>
-          <w:b/>
-        </w:rPr>
-        <w:t xml:space="preserve">v1.7</w:t>
-      </w:r>
-      <w:r>
-        <w:t xml:space="preserve">: reconstrução dos módulos multiempresa, alinhada ao uso real do Fênix Ativos.</w:t>
-      </w:r>
-    </w:p>
-    <w:p>
-      <w:pPr>
-        <w:numPr>
-          <w:ilvl w:val="0"/>
-          <w:numId w:val="1025"/>
-        </w:numPr>
-        <w:pStyle w:val="Compact"/>
-      </w:pPr>
-      <w:r>
-        <w:rPr>
-          <w:bCs/>
-          <w:b/>
-        </w:rPr>
-        <w:t xml:space="preserve">v1.3 a v1.6</w:t>
-      </w:r>
-      <w:r>
-        <w:t xml:space="preserve">: módulos de login, empresas, convites, equipe, dados do app, catálogos e pessoas por empresa.</w:t>
-      </w:r>
-    </w:p>
-    <w:p>
-      <w:pPr>
-        <w:numPr>
-          <w:ilvl w:val="0"/>
-          <w:numId w:val="1025"/>
-        </w:numPr>
-        <w:pStyle w:val="Compact"/>
-      </w:pPr>
-      <w:r>
-        <w:rPr>
-          <w:bCs/>
-          <w:b/>
-        </w:rPr>
-        <w:t xml:space="preserve">v1.2</w:t>
-      </w:r>
-      <w:r>
-        <w:t xml:space="preserve">:</w:t>
-      </w:r>
-      <w:r>
-        <w:t xml:space="preserve"> </w:t>
-      </w:r>
-      <w:r>
-        <w:rPr>
-          <w:rStyle w:val="VerbatimChar"/>
-        </w:rPr>
-        <w:t xml:space="preserve">pessoas.buscarNaReceita</w:t>
-      </w:r>
-      <w:r>
-        <w:t xml:space="preserve"> </w:t>
-      </w:r>
-      <w:r>
-        <w:t xml:space="preserve">(consulta de CNPJ).</w:t>
-      </w:r>
-    </w:p>
-    <w:p>
-      <w:pPr>
-        <w:numPr>
-          <w:ilvl w:val="0"/>
-          <w:numId w:val="1025"/>
-        </w:numPr>
-        <w:pStyle w:val="Compact"/>
-      </w:pPr>
-      <w:r>
-        <w:rPr>
-          <w:bCs/>
-          <w:b/>
-        </w:rPr>
-        <w:t xml:space="preserve">v1.1</w:t>
-      </w:r>
-      <w:r>
-        <w:t xml:space="preserve">:</w:t>
-      </w:r>
-      <w:r>
-        <w:t xml:space="preserve"> </w:t>
-      </w:r>
-      <w:r>
-        <w:rPr>
-          <w:rStyle w:val="VerbatimChar"/>
-        </w:rPr>
-        <w:t xml:space="preserve">localidades.buscarPorCEP</w:t>
-      </w:r>
-      <w:r>
-        <w:t xml:space="preserve"> </w:t>
-      </w:r>
-      <w:r>
-        <w:t xml:space="preserve">(ViaCEP).</w:t>
-      </w:r>
-    </w:p>
-    <w:p>
-      <w:pPr>
-        <w:numPr>
-          <w:ilvl w:val="0"/>
-          <w:numId w:val="1025"/>
-        </w:numPr>
-        <w:pStyle w:val="Compact"/>
-      </w:pPr>
-      <w:r>
-        <w:rPr>
-          <w:bCs/>
-          <w:b/>
-        </w:rPr>
-        <w:t xml:space="preserve">v1.0</w:t>
-      </w:r>
-      <w:r>
-        <w:t xml:space="preserve">: módulo base: pessoas, produtos e serviços, localidades.</w:t>
       </w:r>
     </w:p>
     <w:bookmarkEnd w:id="49"/>
     <w:bookmarkEnd w:id="50"/>
-    <w:bookmarkStart w:id="51" w:name="Xa6704dc26446374b7bec430b9a703ded3460d80"/>
+    <w:bookmarkStart w:id="54" w:name="parte-4.-changelog-da-biblioteca"/>
     <w:p>
       <w:pPr>
         <w:pStyle w:val="Heading2"/>
       </w:pPr>
       <w:r>
+        <w:t xml:space="preserve">PARTE 4. CHANGELOG DA BIBLIOTECA</w:t>
+      </w:r>
+    </w:p>
+    <w:p>
+      <w:pPr>
+        <w:pStyle w:val="FirstParagraph"/>
+      </w:pPr>
+      <w:r>
+        <w:t xml:space="preserve">Cada linha diz o que mudou e o que isso exige dos apps. As versões v1.x e v2.x do core vieram antes do livro atual; as versões v3.x são niveladas entre livro, core, templates e documentos legais.</w:t>
+      </w:r>
+    </w:p>
+    <w:bookmarkStart w:id="51" w:name="versões-v3.x-niveladas"/>
+    <w:p>
+      <w:pPr>
+        <w:pStyle w:val="Heading3"/>
+      </w:pPr>
+      <w:r>
+        <w:t xml:space="preserve">Versões v3.x (niveladas)</w:t>
+      </w:r>
+    </w:p>
+    <w:p>
+      <w:pPr>
+        <w:numPr>
+          <w:ilvl w:val="0"/>
+          <w:numId w:val="1025"/>
+        </w:numPr>
+        <w:pStyle w:val="Compact"/>
+      </w:pPr>
+      <w:r>
+        <w:rPr>
+          <w:bCs/>
+          <w:b/>
+        </w:rPr>
+        <w:t xml:space="preserve">v4.3</w:t>
+      </w:r>
+      <w:r>
+        <w:t xml:space="preserve">: login com Google só com a licença definitiva (regra 58); farol passando ao fundo do login e holofotes duplos no splash, que ganha</w:t>
+      </w:r>
+      <w:r>
+        <w:t xml:space="preserve"> </w:t>
+      </w:r>
+      <w:r>
+        <w:rPr>
+          <w:rStyle w:val="VerbatimChar"/>
+        </w:rPr>
+        <w:t xml:space="preserve">fenix-template-splash.html</w:t>
+      </w:r>
+      <w:r>
+        <w:t xml:space="preserve"> </w:t>
+      </w:r>
+      <w:r>
+        <w:t xml:space="preserve">(regra 59); toque Asas; core com</w:t>
+      </w:r>
+      <w:r>
+        <w:t xml:space="preserve"> </w:t>
+      </w:r>
+      <w:r>
+        <w:rPr>
+          <w:rStyle w:val="VerbatimChar"/>
+        </w:rPr>
+        <w:t xml:space="preserve">FenixCore.licenca</w:t>
+      </w:r>
+      <w:r>
+        <w:t xml:space="preserve"> </w:t>
+      </w:r>
+      <w:r>
+        <w:t xml:space="preserve">e</w:t>
+      </w:r>
+      <w:r>
+        <w:t xml:space="preserve"> </w:t>
+      </w:r>
+      <w:r>
+        <w:rPr>
+          <w:rStyle w:val="VerbatimChar"/>
+        </w:rPr>
+        <w:t xml:space="preserve">FenixCore.som</w:t>
+      </w:r>
+      <w:r>
+        <w:t xml:space="preserve">; regras do Firestore com o campo</w:t>
+      </w:r>
+      <w:r>
+        <w:t xml:space="preserve"> </w:t>
+      </w:r>
+      <w:r>
+        <w:rPr>
+          <w:rStyle w:val="VerbatimChar"/>
+        </w:rPr>
+        <w:t xml:space="preserve">licenca</w:t>
+      </w:r>
+      <w:r>
+        <w:t xml:space="preserve"> </w:t>
+      </w:r>
+      <w:r>
+        <w:t xml:space="preserve">protegido e a coleção</w:t>
+      </w:r>
+      <w:r>
+        <w:t xml:space="preserve"> </w:t>
+      </w:r>
+      <w:r>
+        <w:rPr>
+          <w:rStyle w:val="VerbatimChar"/>
+        </w:rPr>
+        <w:t xml:space="preserve">licencas</w:t>
+      </w:r>
+      <w:r>
+        <w:t xml:space="preserve">. Apps: SIM, na próxima alteração.</w:t>
+      </w:r>
+    </w:p>
+    <w:p>
+      <w:pPr>
+        <w:numPr>
+          <w:ilvl w:val="0"/>
+          <w:numId w:val="1025"/>
+        </w:numPr>
+        <w:pStyle w:val="Compact"/>
+      </w:pPr>
+      <w:r>
+        <w:rPr>
+          <w:bCs/>
+          <w:b/>
+        </w:rPr>
+        <w:t xml:space="preserve">v4.2</w:t>
+      </w:r>
+      <w:r>
+        <w:t xml:space="preserve">: Ficha com os grupos H (login com Google) e I (sincronização entre aparelhos), perguntados sempre; regras 56 e 57 (seção 10); core com</w:t>
+      </w:r>
+      <w:r>
+        <w:t xml:space="preserve"> </w:t>
+      </w:r>
+      <w:r>
+        <w:rPr>
+          <w:rStyle w:val="VerbatimChar"/>
+        </w:rPr>
+        <w:t xml:space="preserve">entrarComGoogle</w:t>
+      </w:r>
+      <w:r>
+        <w:t xml:space="preserve">,</w:t>
+      </w:r>
+      <w:r>
+        <w:t xml:space="preserve"> </w:t>
+      </w:r>
+      <w:r>
+        <w:rPr>
+          <w:rStyle w:val="VerbatimChar"/>
+        </w:rPr>
+        <w:t xml:space="preserve">resultadoRedirecionamento</w:t>
+      </w:r>
+      <w:r>
+        <w:t xml:space="preserve">,</w:t>
+      </w:r>
+      <w:r>
+        <w:t xml:space="preserve"> </w:t>
+      </w:r>
+      <w:r>
+        <w:rPr>
+          <w:rStyle w:val="VerbatimChar"/>
+        </w:rPr>
+        <w:t xml:space="preserve">redefinirSenha</w:t>
+      </w:r>
+      <w:r>
+        <w:t xml:space="preserve">,</w:t>
+      </w:r>
+      <w:r>
+        <w:t xml:space="preserve"> </w:t>
+      </w:r>
+      <w:r>
+        <w:rPr>
+          <w:rStyle w:val="VerbatimChar"/>
+        </w:rPr>
+        <w:t xml:space="preserve">criarModuloDadosPessoais</w:t>
+      </w:r>
+      <w:r>
+        <w:t xml:space="preserve">,</w:t>
+      </w:r>
+      <w:r>
+        <w:t xml:space="preserve"> </w:t>
+      </w:r>
+      <w:r>
+        <w:rPr>
+          <w:rStyle w:val="VerbatimChar"/>
+        </w:rPr>
+        <w:t xml:space="preserve">criarSincronia</w:t>
+      </w:r>
+      <w:r>
+        <w:t xml:space="preserve"> </w:t>
+      </w:r>
+      <w:r>
+        <w:t xml:space="preserve">e</w:t>
+      </w:r>
+      <w:r>
+        <w:t xml:space="preserve"> </w:t>
+      </w:r>
+      <w:r>
+        <w:rPr>
+          <w:rStyle w:val="VerbatimChar"/>
+        </w:rPr>
+        <w:t xml:space="preserve">escutar</w:t>
+      </w:r>
+      <w:r>
+        <w:t xml:space="preserve"> </w:t>
+      </w:r>
+      <w:r>
+        <w:t xml:space="preserve">nos dados por empresa. Apps: SIM, na próxima alteração.</w:t>
+      </w:r>
+    </w:p>
+    <w:p>
+      <w:pPr>
+        <w:numPr>
+          <w:ilvl w:val="0"/>
+          <w:numId w:val="1025"/>
+        </w:numPr>
+        <w:pStyle w:val="Compact"/>
+      </w:pPr>
+      <w:r>
+        <w:rPr>
+          <w:bCs/>
+          <w:b/>
+        </w:rPr>
+        <w:t xml:space="preserve">v4.1</w:t>
+      </w:r>
+      <w:r>
+        <w:t xml:space="preserve">: placa sempre com hífen depois das três letras (</w:t>
+      </w:r>
+      <w:r>
+        <w:rPr>
+          <w:rStyle w:val="VerbatimChar"/>
+        </w:rPr>
+        <w:t xml:space="preserve">ABC-1D23</w:t>
+      </w:r>
+      <w:r>
+        <w:t xml:space="preserve">,</w:t>
+      </w:r>
+      <w:r>
+        <w:t xml:space="preserve"> </w:t>
+      </w:r>
+      <w:r>
+        <w:rPr>
+          <w:rStyle w:val="VerbatimChar"/>
+        </w:rPr>
+        <w:t xml:space="preserve">ABC-1234</w:t>
+      </w:r>
+      <w:r>
+        <w:t xml:space="preserve">) e RG no formato</w:t>
+      </w:r>
+      <w:r>
+        <w:t xml:space="preserve"> </w:t>
+      </w:r>
+      <w:r>
+        <w:rPr>
+          <w:rStyle w:val="VerbatimChar"/>
+        </w:rPr>
+        <w:t xml:space="preserve">00.000.000-0</w:t>
+      </w:r>
+      <w:r>
+        <w:t xml:space="preserve">. Apps: SIM, só quem usa essas máscaras.</w:t>
+      </w:r>
+    </w:p>
+    <w:p>
+      <w:pPr>
+        <w:numPr>
+          <w:ilvl w:val="0"/>
+          <w:numId w:val="1025"/>
+        </w:numPr>
+        <w:pStyle w:val="Compact"/>
+      </w:pPr>
+      <w:r>
+        <w:rPr>
+          <w:bCs/>
+          <w:b/>
+        </w:rPr>
+        <w:t xml:space="preserve">v4.0</w:t>
+      </w:r>
+      <w:r>
+        <w:t xml:space="preserve">: moeda no padrão definido (1 dígito</w:t>
+      </w:r>
+      <w:r>
+        <w:t xml:space="preserve"> </w:t>
+      </w:r>
+      <w:r>
+        <w:rPr>
+          <w:rStyle w:val="VerbatimChar"/>
+        </w:rPr>
+        <w:t xml:space="preserve">R$ 1</w:t>
+      </w:r>
+      <w:r>
+        <w:t xml:space="preserve">, 2</w:t>
+      </w:r>
+      <w:r>
+        <w:t xml:space="preserve"> </w:t>
+      </w:r>
+      <w:r>
+        <w:rPr>
+          <w:rStyle w:val="VerbatimChar"/>
+        </w:rPr>
+        <w:t xml:space="preserve">R$ 1,0</w:t>
+      </w:r>
+      <w:r>
+        <w:t xml:space="preserve">, 3</w:t>
+      </w:r>
+      <w:r>
+        <w:t xml:space="preserve"> </w:t>
+      </w:r>
+      <w:r>
+        <w:rPr>
+          <w:rStyle w:val="VerbatimChar"/>
+        </w:rPr>
+        <w:t xml:space="preserve">R$ 1,00</w:t>
+      </w:r>
+      <w:r>
+        <w:t xml:space="preserve">, 4</w:t>
+      </w:r>
+      <w:r>
+        <w:t xml:space="preserve"> </w:t>
+      </w:r>
+      <w:r>
+        <w:rPr>
+          <w:rStyle w:val="VerbatimChar"/>
+        </w:rPr>
+        <w:t xml:space="preserve">R$ 10,00</w:t>
+      </w:r>
+      <w:r>
+        <w:t xml:space="preserve">; com zero na frente vêm os decimais); máscaras novas</w:t>
+      </w:r>
+      <w:r>
+        <w:t xml:space="preserve"> </w:t>
+      </w:r>
+      <w:r>
+        <w:rPr>
+          <w:rStyle w:val="VerbatimChar"/>
+        </w:rPr>
+        <w:t xml:space="preserve">ie</w:t>
+      </w:r>
+      <w:r>
+        <w:t xml:space="preserve">,</w:t>
+      </w:r>
+      <w:r>
+        <w:t xml:space="preserve"> </w:t>
+      </w:r>
+      <w:r>
+        <w:rPr>
+          <w:rStyle w:val="VerbatimChar"/>
+        </w:rPr>
+        <w:t xml:space="preserve">rg</w:t>
+      </w:r>
+      <w:r>
+        <w:t xml:space="preserve"> </w:t>
+      </w:r>
+      <w:r>
+        <w:t xml:space="preserve">e</w:t>
+      </w:r>
+      <w:r>
+        <w:t xml:space="preserve"> </w:t>
+      </w:r>
+      <w:r>
+        <w:rPr>
+          <w:rStyle w:val="VerbatimChar"/>
+        </w:rPr>
+        <w:t xml:space="preserve">uf</w:t>
+      </w:r>
+      <w:r>
+        <w:t xml:space="preserve">; logos com nome com sublinhado (</w:t>
+      </w:r>
+      <w:r>
+        <w:rPr>
+          <w:rStyle w:val="VerbatimChar"/>
+        </w:rPr>
+        <w:t xml:space="preserve">Fenix_Logo_Silver.png</w:t>
+      </w:r>
+      <w:r>
+        <w:t xml:space="preserve">,</w:t>
+      </w:r>
+      <w:r>
+        <w:t xml:space="preserve"> </w:t>
+      </w:r>
+      <w:r>
+        <w:rPr>
+          <w:rStyle w:val="VerbatimChar"/>
+        </w:rPr>
+        <w:t xml:space="preserve">Fenix_Logo_Gray.png</w:t>
+      </w:r>
+      <w:r>
+        <w:t xml:space="preserve">);</w:t>
+      </w:r>
+      <w:r>
+        <w:t xml:space="preserve"> </w:t>
+      </w:r>
+      <w:r>
+        <w:rPr>
+          <w:rStyle w:val="VerbatimChar"/>
+        </w:rPr>
+        <w:t xml:space="preserve">firestore.rules</w:t>
+      </w:r>
+      <w:r>
+        <w:t xml:space="preserve"> </w:t>
+      </w:r>
+      <w:r>
+        <w:t xml:space="preserve">parte das regras publicadas e fecha três brechas (vínculo com qualquer empresa, alteração livre de convites e base de CPF/CNPJ aberta a qualquer logado); core grava</w:t>
+      </w:r>
+      <w:r>
+        <w:t xml:space="preserve"> </w:t>
+      </w:r>
+      <w:r>
+        <w:rPr>
+          <w:rStyle w:val="VerbatimChar"/>
+        </w:rPr>
+        <w:t xml:space="preserve">conviteToken</w:t>
+      </w:r>
+      <w:r>
+        <w:t xml:space="preserve"> </w:t>
+      </w:r>
+      <w:r>
+        <w:t xml:space="preserve">e recusa convite cancelado. Apps: SIM, na próxima alteração.</w:t>
+      </w:r>
+    </w:p>
+    <w:p>
+      <w:pPr>
+        <w:numPr>
+          <w:ilvl w:val="0"/>
+          <w:numId w:val="1025"/>
+        </w:numPr>
+        <w:pStyle w:val="Compact"/>
+      </w:pPr>
+      <w:r>
+        <w:rPr>
+          <w:bCs/>
+          <w:b/>
+        </w:rPr>
+        <w:t xml:space="preserve">v3.9</w:t>
+      </w:r>
+      <w:r>
+        <w:t xml:space="preserve">: máscaras automáticas em todo campo com formato fixo (regras 38 a 40): novo</w:t>
+      </w:r>
+      <w:r>
+        <w:t xml:space="preserve"> </w:t>
+      </w:r>
+      <w:r>
+        <w:rPr>
+          <w:rStyle w:val="VerbatimChar"/>
+        </w:rPr>
+        <w:t xml:space="preserve">FenixCore.mascaras</w:t>
+      </w:r>
+      <w:r>
+        <w:t xml:space="preserve">, ligado por</w:t>
+      </w:r>
+      <w:r>
+        <w:t xml:space="preserve"> </w:t>
+      </w:r>
+      <w:r>
+        <w:rPr>
+          <w:rStyle w:val="VerbatimChar"/>
+        </w:rPr>
+        <w:t xml:space="preserve">data-mask</w:t>
+      </w:r>
+      <w:r>
+        <w:t xml:space="preserve"> </w:t>
+      </w:r>
+      <w:r>
+        <w:t xml:space="preserve">e</w:t>
+      </w:r>
+      <w:r>
+        <w:t xml:space="preserve"> </w:t>
+      </w:r>
+      <w:r>
+        <w:rPr>
+          <w:rStyle w:val="VerbatimChar"/>
+        </w:rPr>
+        <w:t xml:space="preserve">mascaras.auto()</w:t>
+      </w:r>
+      <w:r>
+        <w:t xml:space="preserve">; CPF e CNPJ no mesmo campo, moeda pelos centavos, telefone, CEP, data, hora, placa, IP, MAC, percentual e número. O Painel testa as máscaras e tem um grupo para digitar. Apps: SIM, na próxima alteração cada app troca as máscaras próprias pelas do core.</w:t>
+      </w:r>
+    </w:p>
+    <w:p>
+      <w:pPr>
+        <w:numPr>
+          <w:ilvl w:val="0"/>
+          <w:numId w:val="1025"/>
+        </w:numPr>
+        <w:pStyle w:val="Compact"/>
+      </w:pPr>
+      <w:r>
+        <w:rPr>
+          <w:bCs/>
+          <w:b/>
+        </w:rPr>
+        <w:t xml:space="preserve">v3.8</w:t>
+      </w:r>
+      <w:r>
+        <w:t xml:space="preserve">: nova regra 55 (roteiro para trazer um app antigo ao padrão, seção 9). Novo arquivo-base</w:t>
+      </w:r>
+      <w:r>
+        <w:t xml:space="preserve"> </w:t>
+      </w:r>
+      <w:r>
+        <w:rPr>
+          <w:rStyle w:val="VerbatimChar"/>
+        </w:rPr>
+        <w:t xml:space="preserve">firestore.rules</w:t>
+      </w:r>
+      <w:r>
+        <w:t xml:space="preserve"> </w:t>
+      </w:r>
+      <w:r>
+        <w:t xml:space="preserve">(proposta de regras do Firestore para as coleções do core), com duas cópias, nos Endereços oficiais e no Painel; a regra 46 aponta para ele. Apps: nada.</w:t>
+      </w:r>
+    </w:p>
+    <w:p>
+      <w:pPr>
+        <w:numPr>
+          <w:ilvl w:val="0"/>
+          <w:numId w:val="1025"/>
+        </w:numPr>
+        <w:pStyle w:val="Compact"/>
+      </w:pPr>
+      <w:r>
+        <w:rPr>
+          <w:bCs/>
+          <w:b/>
+        </w:rPr>
+        <w:t xml:space="preserve">v3.7</w:t>
+      </w:r>
+      <w:r>
+        <w:t xml:space="preserve">: o Guia da biblioteca entra no conjunto (mesma versão, duas cópias, endereços oficiais, Como entregar e Painel). O Painel ganha testes ao vivo de CNPJ e CEP, que rodam</w:t>
+      </w:r>
+      <w:r>
+        <w:t xml:space="preserve"> </w:t>
+      </w:r>
+      <w:r>
+        <w:rPr>
+          <w:rStyle w:val="VerbatimChar"/>
+        </w:rPr>
+        <w:t xml:space="preserve">consultarCNPJ</w:t>
+      </w:r>
+      <w:r>
+        <w:t xml:space="preserve">,</w:t>
+      </w:r>
+      <w:r>
+        <w:t xml:space="preserve"> </w:t>
+      </w:r>
+      <w:r>
+        <w:rPr>
+          <w:rStyle w:val="VerbatimChar"/>
+        </w:rPr>
+        <w:t xml:space="preserve">buscarPorCEPSemBanco</w:t>
+      </w:r>
+      <w:r>
+        <w:t xml:space="preserve"> </w:t>
+      </w:r>
+      <w:r>
+        <w:t xml:space="preserve">e</w:t>
+      </w:r>
+      <w:r>
+        <w:t xml:space="preserve"> </w:t>
+      </w:r>
+      <w:r>
+        <w:rPr>
+          <w:rStyle w:val="VerbatimChar"/>
+        </w:rPr>
+        <w:t xml:space="preserve">buscarPorCEPBrasilAPI</w:t>
+      </w:r>
+      <w:r>
+        <w:t xml:space="preserve"> </w:t>
+      </w:r>
+      <w:r>
+        <w:t xml:space="preserve">com a internet real, sem gravar no banco. Apps: nada.</w:t>
+      </w:r>
+    </w:p>
+    <w:p>
+      <w:pPr>
+        <w:numPr>
+          <w:ilvl w:val="0"/>
+          <w:numId w:val="1025"/>
+        </w:numPr>
+        <w:pStyle w:val="Compact"/>
+      </w:pPr>
+      <w:r>
+        <w:rPr>
+          <w:bCs/>
+          <w:b/>
+        </w:rPr>
+        <w:t xml:space="preserve">v3.6</w:t>
+      </w:r>
+      <w:r>
+        <w:t xml:space="preserve">: entrega com mais de um arquivo leva também um</w:t>
+      </w:r>
+      <w:r>
+        <w:t xml:space="preserve"> </w:t>
+      </w:r>
+      <w:r>
+        <w:rPr>
+          <w:rStyle w:val="VerbatimChar"/>
+        </w:rPr>
+        <w:t xml:space="preserve">.zip</w:t>
+      </w:r>
+      <w:r>
+        <w:t xml:space="preserve"> </w:t>
+      </w:r>
+      <w:r>
+        <w:t xml:space="preserve">com</w:t>
+      </w:r>
+      <w:r>
+        <w:t xml:space="preserve"> </w:t>
+      </w:r>
+      <w:r>
+        <w:rPr>
+          <w:rStyle w:val="VerbatimChar"/>
+        </w:rPr>
+        <w:t xml:space="preserve">LEIAME.txt</w:t>
+      </w:r>
+      <w:r>
+        <w:t xml:space="preserve">. Este guia nasce nesta versão. Apps: só na entrega.</w:t>
+      </w:r>
+    </w:p>
+    <w:p>
+      <w:pPr>
+        <w:numPr>
+          <w:ilvl w:val="0"/>
+          <w:numId w:val="1025"/>
+        </w:numPr>
+        <w:pStyle w:val="Compact"/>
+      </w:pPr>
+      <w:r>
+        <w:rPr>
+          <w:bCs/>
+          <w:b/>
+        </w:rPr>
+        <w:t xml:space="preserve">v3.5</w:t>
+      </w:r>
+      <w:r>
+        <w:t xml:space="preserve">: nova função</w:t>
+      </w:r>
+      <w:r>
+        <w:t xml:space="preserve"> </w:t>
+      </w:r>
+      <w:r>
+        <w:rPr>
+          <w:rStyle w:val="VerbatimChar"/>
+        </w:rPr>
+        <w:t xml:space="preserve">localidades.buscarPorCEPSemBanco</w:t>
+      </w:r>
+      <w:r>
+        <w:t xml:space="preserve"> </w:t>
+      </w:r>
+      <w:r>
+        <w:t xml:space="preserve">(ViaCEP sem gravar no banco). A data dos Termos e da Política só muda quando o texto muda. Entrega termina com o Painel e</w:t>
+      </w:r>
+      <w:r>
+        <w:t xml:space="preserve"> </w:t>
+      </w:r>
+      <w:r>
+        <w:t xml:space="preserve">“</w:t>
+      </w:r>
+      <w:r>
+        <w:t xml:space="preserve">Testar tudo</w:t>
+      </w:r>
+      <w:r>
+        <w:t xml:space="preserve">”</w:t>
+      </w:r>
+      <w:r>
+        <w:t xml:space="preserve">. Apps: troque para</w:t>
+      </w:r>
+      <w:r>
+        <w:t xml:space="preserve"> </w:t>
+      </w:r>
+      <w:r>
+        <w:rPr>
+          <w:rStyle w:val="VerbatimChar"/>
+        </w:rPr>
+        <w:t xml:space="preserve">buscarPorCEPSemBanco</w:t>
+      </w:r>
+      <w:r>
+        <w:t xml:space="preserve"> </w:t>
+      </w:r>
+      <w:r>
+        <w:t xml:space="preserve">se consultam CEP com o banco desligado.</w:t>
+      </w:r>
+    </w:p>
+    <w:p>
+      <w:pPr>
+        <w:numPr>
+          <w:ilvl w:val="0"/>
+          <w:numId w:val="1025"/>
+        </w:numPr>
+        <w:pStyle w:val="Compact"/>
+      </w:pPr>
+      <w:r>
+        <w:rPr>
+          <w:bCs/>
+          <w:b/>
+        </w:rPr>
+        <w:t xml:space="preserve">v3.4</w:t>
+      </w:r>
+      <w:r>
+        <w:t xml:space="preserve">:</w:t>
+      </w:r>
+      <w:r>
+        <w:t xml:space="preserve"> </w:t>
+      </w:r>
+      <w:r>
+        <w:rPr>
+          <w:rStyle w:val="VerbatimChar"/>
+        </w:rPr>
+        <w:t xml:space="preserve">index.html</w:t>
+      </w:r>
+      <w:r>
+        <w:t xml:space="preserve"> </w:t>
+      </w:r>
+      <w:r>
+        <w:t xml:space="preserve">vira o Painel da biblioteca. O template de login fica só em</w:t>
+      </w:r>
+      <w:r>
+        <w:t xml:space="preserve"> </w:t>
+      </w:r>
+      <w:r>
+        <w:rPr>
+          <w:rStyle w:val="VerbatimChar"/>
+        </w:rPr>
+        <w:t xml:space="preserve">fenix-template-login.html</w:t>
+      </w:r>
+      <w:r>
+        <w:t xml:space="preserve">. Apps: nada.</w:t>
+      </w:r>
+    </w:p>
+    <w:p>
+      <w:pPr>
+        <w:numPr>
+          <w:ilvl w:val="0"/>
+          <w:numId w:val="1025"/>
+        </w:numPr>
+        <w:pStyle w:val="Compact"/>
+      </w:pPr>
+      <w:r>
+        <w:rPr>
+          <w:bCs/>
+          <w:b/>
+        </w:rPr>
+        <w:t xml:space="preserve">v3.3</w:t>
+      </w:r>
+      <w:r>
+        <w:t xml:space="preserve">: endereços conferidos: repositório</w:t>
+      </w:r>
+      <w:r>
+        <w:t xml:space="preserve"> </w:t>
+      </w:r>
+      <w:r>
+        <w:rPr>
+          <w:rStyle w:val="VerbatimChar"/>
+        </w:rPr>
+        <w:t xml:space="preserve">Fenix-Core</w:t>
+      </w:r>
+      <w:r>
+        <w:t xml:space="preserve"> </w:t>
+      </w:r>
+      <w:r>
+        <w:t xml:space="preserve">(com hífen), pastas</w:t>
+      </w:r>
+      <w:r>
+        <w:t xml:space="preserve"> </w:t>
+      </w:r>
+      <w:r>
+        <w:rPr>
+          <w:rStyle w:val="VerbatimChar"/>
+        </w:rPr>
+        <w:t xml:space="preserve">Icon/</w:t>
+      </w:r>
+      <w:r>
+        <w:t xml:space="preserve">,</w:t>
+      </w:r>
+      <w:r>
+        <w:t xml:space="preserve"> </w:t>
+      </w:r>
+      <w:r>
+        <w:rPr>
+          <w:rStyle w:val="VerbatimChar"/>
+        </w:rPr>
+        <w:t xml:space="preserve">Logo/</w:t>
+      </w:r>
+      <w:r>
+        <w:t xml:space="preserve">,</w:t>
+      </w:r>
+      <w:r>
+        <w:t xml:space="preserve"> </w:t>
+      </w:r>
+      <w:r>
+        <w:rPr>
+          <w:rStyle w:val="VerbatimChar"/>
+        </w:rPr>
+        <w:t xml:space="preserve">Termos/</w:t>
+      </w:r>
+      <w:r>
+        <w:t xml:space="preserve">,</w:t>
+      </w:r>
+      <w:r>
+        <w:t xml:space="preserve"> </w:t>
+      </w:r>
+      <w:r>
+        <w:rPr>
+          <w:rStyle w:val="VerbatimChar"/>
+        </w:rPr>
+        <w:t xml:space="preserve">MD/</w:t>
+      </w:r>
+      <w:r>
+        <w:t xml:space="preserve"> </w:t>
+      </w:r>
+      <w:r>
+        <w:t xml:space="preserve">e</w:t>
+      </w:r>
+      <w:r>
+        <w:t xml:space="preserve"> </w:t>
+      </w:r>
+      <w:r>
+        <w:rPr>
+          <w:rStyle w:val="VerbatimChar"/>
+        </w:rPr>
+        <w:t xml:space="preserve">DOC/</w:t>
+      </w:r>
+      <w:r>
+        <w:t xml:space="preserve">; logos oficial e auxiliares; criado o</w:t>
+      </w:r>
+      <w:r>
+        <w:t xml:space="preserve"> </w:t>
+      </w:r>
+      <w:r>
+        <w:rPr>
+          <w:rStyle w:val="VerbatimChar"/>
+        </w:rPr>
+        <w:t xml:space="preserve">Fenix_Icone_128.png</w:t>
+      </w:r>
+      <w:r>
+        <w:t xml:space="preserve">. A v3.2 (Fenix_Core com sublinhado) foi cancelada. Apps: apontar para os endereços novos na próxima alteração.</w:t>
+      </w:r>
+    </w:p>
+    <w:p>
+      <w:pPr>
+        <w:numPr>
+          <w:ilvl w:val="0"/>
+          <w:numId w:val="1025"/>
+        </w:numPr>
+        <w:pStyle w:val="Compact"/>
+      </w:pPr>
+      <w:r>
+        <w:rPr>
+          <w:bCs/>
+          <w:b/>
+        </w:rPr>
+        <w:t xml:space="preserve">v3.2</w:t>
+      </w:r>
+      <w:r>
+        <w:t xml:space="preserve">: cancelada (endereço com sublinhado que não existe).</w:t>
+      </w:r>
+    </w:p>
+    <w:p>
+      <w:pPr>
+        <w:numPr>
+          <w:ilvl w:val="0"/>
+          <w:numId w:val="1025"/>
+        </w:numPr>
+        <w:pStyle w:val="Compact"/>
+      </w:pPr>
+      <w:r>
+        <w:rPr>
+          <w:bCs/>
+          <w:b/>
+        </w:rPr>
+        <w:t xml:space="preserve">v3.1</w:t>
+      </w:r>
+      <w:r>
+        <w:t xml:space="preserve">: ícone provisório para app sem ícone ou com o</w:t>
+      </w:r>
+      <w:r>
+        <w:t xml:space="preserve"> </w:t>
+      </w:r>
+      <w:r>
+        <w:t xml:space="preserve">“</w:t>
+      </w:r>
+      <w:r>
+        <w:t xml:space="preserve">F</w:t>
+      </w:r>
+      <w:r>
+        <w:t xml:space="preserve">”</w:t>
+      </w:r>
+      <w:r>
+        <w:t xml:space="preserve">; splash em todos os apps. Apps: aplicar na próxima alteração.</w:t>
+      </w:r>
+    </w:p>
+    <w:p>
+      <w:pPr>
+        <w:numPr>
+          <w:ilvl w:val="0"/>
+          <w:numId w:val="1025"/>
+        </w:numPr>
+        <w:pStyle w:val="Compact"/>
+      </w:pPr>
+      <w:r>
+        <w:rPr>
+          <w:bCs/>
+          <w:b/>
+        </w:rPr>
+        <w:t xml:space="preserve">v3.0</w:t>
+      </w:r>
+      <w:r>
+        <w:t xml:space="preserve">: nivelamento: livro, core, templates e documentos legais passam a ter o mesmo número; duas cópias de tudo que tem versão. Apps: passam a sair também com a cópia neutra.</w:t>
+      </w:r>
+    </w:p>
+    <w:bookmarkEnd w:id="51"/>
+    <w:bookmarkStart w:id="52" w:name="livro-das-regras-antes-do-nivelamento"/>
+    <w:p>
+      <w:pPr>
+        <w:pStyle w:val="Heading3"/>
+      </w:pPr>
+      <w:r>
+        <w:t xml:space="preserve">Livro das Regras, antes do nivelamento</w:t>
+      </w:r>
+    </w:p>
+    <w:p>
+      <w:pPr>
+        <w:numPr>
+          <w:ilvl w:val="0"/>
+          <w:numId w:val="1026"/>
+        </w:numPr>
+        <w:pStyle w:val="Compact"/>
+      </w:pPr>
+      <w:r>
+        <w:rPr>
+          <w:bCs/>
+          <w:b/>
+        </w:rPr>
+        <w:t xml:space="preserve">v2.9</w:t>
+      </w:r>
+      <w:r>
+        <w:t xml:space="preserve">: consulta de CNPJ com endereço completo; ícone provisório; app nasce pronto para o banco. Apps: sim.</w:t>
+      </w:r>
+    </w:p>
+    <w:p>
+      <w:pPr>
+        <w:numPr>
+          <w:ilvl w:val="0"/>
+          <w:numId w:val="1026"/>
+        </w:numPr>
+        <w:pStyle w:val="Compact"/>
+      </w:pPr>
+      <w:r>
+        <w:rPr>
+          <w:bCs/>
+          <w:b/>
+        </w:rPr>
+        <w:t xml:space="preserve">v2.8</w:t>
+      </w:r>
+      <w:r>
+        <w:t xml:space="preserve">: regras 12, 13 e 54 passam a indicar as funções prontas do core. Apps: não.</w:t>
+      </w:r>
+    </w:p>
+    <w:p>
+      <w:pPr>
+        <w:numPr>
+          <w:ilvl w:val="0"/>
+          <w:numId w:val="1026"/>
+        </w:numPr>
+        <w:pStyle w:val="Compact"/>
+      </w:pPr>
+      <w:r>
+        <w:rPr>
+          <w:bCs/>
+          <w:b/>
+        </w:rPr>
+        <w:t xml:space="preserve">v2.7</w:t>
+      </w:r>
+      <w:r>
+        <w:t xml:space="preserve">: Manual em MD e PDF com prints; Changelog com datas na tela Sobre; dashboard clicável (regra 54). Apps: sim.</w:t>
+      </w:r>
+    </w:p>
+    <w:p>
+      <w:pPr>
+        <w:numPr>
+          <w:ilvl w:val="0"/>
+          <w:numId w:val="1026"/>
+        </w:numPr>
+        <w:pStyle w:val="Compact"/>
+      </w:pPr>
+      <w:r>
+        <w:rPr>
+          <w:bCs/>
+          <w:b/>
+        </w:rPr>
+        <w:t xml:space="preserve">v2.6</w:t>
+      </w:r>
+      <w:r>
+        <w:t xml:space="preserve">: banco pré-configurado e desligado em todo app (chave</w:t>
+      </w:r>
+      <w:r>
+        <w:t xml:space="preserve"> </w:t>
+      </w:r>
+      <w:r>
+        <w:rPr>
+          <w:rStyle w:val="VerbatimChar"/>
+        </w:rPr>
+        <w:t xml:space="preserve">FENIX_BANCO_ATIVO</w:t>
+      </w:r>
+      <w:r>
+        <w:t xml:space="preserve">). Apps: sim.</w:t>
+      </w:r>
+    </w:p>
+    <w:p>
+      <w:pPr>
+        <w:numPr>
+          <w:ilvl w:val="0"/>
+          <w:numId w:val="1026"/>
+        </w:numPr>
+        <w:pStyle w:val="Compact"/>
+      </w:pPr>
+      <w:r>
+        <w:rPr>
+          <w:bCs/>
+          <w:b/>
+        </w:rPr>
+        <w:t xml:space="preserve">v2.5</w:t>
+      </w:r>
+      <w:r>
+        <w:t xml:space="preserve">: Ficha de aplicação das regras e Selo do Livro. Apps: sim.</w:t>
+      </w:r>
+    </w:p>
+    <w:p>
+      <w:pPr>
+        <w:numPr>
+          <w:ilvl w:val="0"/>
+          <w:numId w:val="1026"/>
+        </w:numPr>
+        <w:pStyle w:val="Compact"/>
+      </w:pPr>
+      <w:r>
+        <w:rPr>
+          <w:bCs/>
+          <w:b/>
+        </w:rPr>
+        <w:t xml:space="preserve">v2.4</w:t>
+      </w:r>
+      <w:r>
+        <w:t xml:space="preserve">: seção Endereços oficiais. Apps: não.</w:t>
+      </w:r>
+    </w:p>
+    <w:p>
+      <w:pPr>
+        <w:numPr>
+          <w:ilvl w:val="0"/>
+          <w:numId w:val="1026"/>
+        </w:numPr>
+        <w:pStyle w:val="Compact"/>
+      </w:pPr>
+      <w:r>
+        <w:rPr>
+          <w:bCs/>
+          <w:b/>
+        </w:rPr>
+        <w:t xml:space="preserve">v2.3</w:t>
+      </w:r>
+      <w:r>
+        <w:t xml:space="preserve">: templates sem versão no nome. Apps: não.</w:t>
+      </w:r>
+    </w:p>
+    <w:p>
+      <w:pPr>
+        <w:numPr>
+          <w:ilvl w:val="0"/>
+          <w:numId w:val="1026"/>
+        </w:numPr>
+        <w:pStyle w:val="Compact"/>
+      </w:pPr>
+      <w:r>
+        <w:rPr>
+          <w:bCs/>
+          <w:b/>
+        </w:rPr>
+        <w:t xml:space="preserve">v2.2</w:t>
+      </w:r>
+      <w:r>
+        <w:t xml:space="preserve">: removidas as regras do aviso de nova versão e do template de layout com menu. Apps: não.</w:t>
+      </w:r>
+    </w:p>
+    <w:p>
+      <w:pPr>
+        <w:numPr>
+          <w:ilvl w:val="0"/>
+          <w:numId w:val="1026"/>
+        </w:numPr>
+        <w:pStyle w:val="Compact"/>
+      </w:pPr>
+      <w:r>
+        <w:rPr>
+          <w:bCs/>
+          <w:b/>
+        </w:rPr>
+        <w:t xml:space="preserve">v2.1</w:t>
+      </w:r>
+      <w:r>
+        <w:t xml:space="preserve">: anotação dos apps já no padrão. Apps: não.</w:t>
+      </w:r>
+    </w:p>
+    <w:bookmarkEnd w:id="52"/>
+    <w:bookmarkStart w:id="53" w:name="X739d55319bdc378c575dba88db06b7b4450b864"/>
+    <w:p>
+      <w:pPr>
+        <w:pStyle w:val="Heading3"/>
+      </w:pPr>
+      <w:r>
+        <w:t xml:space="preserve">Fênix Core, funções acrescentadas (nada foi removido)</w:t>
+      </w:r>
+    </w:p>
+    <w:p>
+      <w:pPr>
+        <w:numPr>
+          <w:ilvl w:val="0"/>
+          <w:numId w:val="1027"/>
+        </w:numPr>
+        <w:pStyle w:val="Compact"/>
+      </w:pPr>
+      <w:r>
+        <w:rPr>
+          <w:bCs/>
+          <w:b/>
+        </w:rPr>
+        <w:t xml:space="preserve">v4.3</w:t>
+      </w:r>
+      <w:r>
+        <w:t xml:space="preserve">:</w:t>
+      </w:r>
+      <w:r>
+        <w:t xml:space="preserve"> </w:t>
+      </w:r>
+      <w:r>
+        <w:rPr>
+          <w:rStyle w:val="VerbatimChar"/>
+        </w:rPr>
+        <w:t xml:space="preserve">FenixCore.licenca</w:t>
+      </w:r>
+      <w:r>
+        <w:t xml:space="preserve"> </w:t>
+      </w:r>
+      <w:r>
+        <w:t xml:space="preserve">(</w:t>
+      </w:r>
+      <w:r>
+        <w:rPr>
+          <w:rStyle w:val="VerbatimChar"/>
+        </w:rPr>
+        <w:t xml:space="preserve">ehDefinitiva</w:t>
+      </w:r>
+      <w:r>
+        <w:t xml:space="preserve">,</w:t>
+      </w:r>
+      <w:r>
+        <w:t xml:space="preserve"> </w:t>
+      </w:r>
+      <w:r>
+        <w:rPr>
+          <w:rStyle w:val="VerbatimChar"/>
+        </w:rPr>
+        <w:t xml:space="preserve">daEmpresa</w:t>
+      </w:r>
+      <w:r>
+        <w:t xml:space="preserve">,</w:t>
+      </w:r>
+      <w:r>
+        <w:t xml:space="preserve"> </w:t>
+      </w:r>
+      <w:r>
+        <w:rPr>
+          <w:rStyle w:val="VerbatimChar"/>
+        </w:rPr>
+        <w:t xml:space="preserve">hashEmail</w:t>
+      </w:r>
+      <w:r>
+        <w:t xml:space="preserve">,</w:t>
+      </w:r>
+      <w:r>
+        <w:t xml:space="preserve"> </w:t>
+      </w:r>
+      <w:r>
+        <w:rPr>
+          <w:rStyle w:val="VerbatimChar"/>
+        </w:rPr>
+        <w:t xml:space="preserve">porEmail</w:t>
+      </w:r>
+      <w:r>
+        <w:t xml:space="preserve">,</w:t>
+      </w:r>
+      <w:r>
+        <w:t xml:space="preserve"> </w:t>
+      </w:r>
+      <w:r>
+        <w:rPr>
+          <w:rStyle w:val="VerbatimChar"/>
+        </w:rPr>
+        <w:t xml:space="preserve">lembrar</w:t>
+      </w:r>
+      <w:r>
+        <w:t xml:space="preserve">,</w:t>
+      </w:r>
+      <w:r>
+        <w:t xml:space="preserve"> </w:t>
+      </w:r>
+      <w:r>
+        <w:rPr>
+          <w:rStyle w:val="VerbatimChar"/>
+        </w:rPr>
+        <w:t xml:space="preserve">lembrada</w:t>
+      </w:r>
+      <w:r>
+        <w:t xml:space="preserve">,</w:t>
+      </w:r>
+      <w:r>
+        <w:t xml:space="preserve"> </w:t>
+      </w:r>
+      <w:r>
+        <w:rPr>
+          <w:rStyle w:val="VerbatimChar"/>
+        </w:rPr>
+        <w:t xml:space="preserve">liberaGoogle</w:t>
+      </w:r>
+      <w:r>
+        <w:t xml:space="preserve">,</w:t>
+      </w:r>
+      <w:r>
+        <w:t xml:space="preserve"> </w:t>
+      </w:r>
+      <w:r>
+        <w:rPr>
+          <w:rStyle w:val="VerbatimChar"/>
+        </w:rPr>
+        <w:t xml:space="preserve">confirmarAposGoogle</w:t>
+      </w:r>
+      <w:r>
+        <w:t xml:space="preserve">) e</w:t>
+      </w:r>
+      <w:r>
+        <w:t xml:space="preserve"> </w:t>
+      </w:r>
+      <w:r>
+        <w:rPr>
+          <w:rStyle w:val="VerbatimChar"/>
+        </w:rPr>
+        <w:t xml:space="preserve">FenixCore.som</w:t>
+      </w:r>
+      <w:r>
+        <w:t xml:space="preserve"> </w:t>
+      </w:r>
+      <w:r>
+        <w:t xml:space="preserve">(</w:t>
+      </w:r>
+      <w:r>
+        <w:rPr>
+          <w:rStyle w:val="VerbatimChar"/>
+        </w:rPr>
+        <w:t xml:space="preserve">tocarAbertura</w:t>
+      </w:r>
+      <w:r>
+        <w:t xml:space="preserve">,</w:t>
+      </w:r>
+      <w:r>
+        <w:t xml:space="preserve"> </w:t>
+      </w:r>
+      <w:r>
+        <w:rPr>
+          <w:rStyle w:val="VerbatimChar"/>
+        </w:rPr>
+        <w:t xml:space="preserve">ligado</w:t>
+      </w:r>
+      <w:r>
+        <w:t xml:space="preserve">,</w:t>
+      </w:r>
+      <w:r>
+        <w:t xml:space="preserve"> </w:t>
+      </w:r>
+      <w:r>
+        <w:rPr>
+          <w:rStyle w:val="VerbatimChar"/>
+        </w:rPr>
+        <w:t xml:space="preserve">definir</w:t>
+      </w:r>
+      <w:r>
+        <w:t xml:space="preserve">,</w:t>
+      </w:r>
+      <w:r>
+        <w:t xml:space="preserve"> </w:t>
+      </w:r>
+      <w:r>
+        <w:rPr>
+          <w:rStyle w:val="VerbatimChar"/>
+        </w:rPr>
+        <w:t xml:space="preserve">sintetizar</w:t>
+      </w:r>
+      <w:r>
+        <w:t xml:space="preserve">), seção 2.15.</w:t>
+      </w:r>
+    </w:p>
+    <w:p>
+      <w:pPr>
+        <w:numPr>
+          <w:ilvl w:val="0"/>
+          <w:numId w:val="1027"/>
+        </w:numPr>
+        <w:pStyle w:val="Compact"/>
+      </w:pPr>
+      <w:r>
+        <w:rPr>
+          <w:bCs/>
+          <w:b/>
+        </w:rPr>
+        <w:t xml:space="preserve">v4.2</w:t>
+      </w:r>
+      <w:r>
+        <w:t xml:space="preserve">:</w:t>
+      </w:r>
+      <w:r>
+        <w:t xml:space="preserve"> </w:t>
+      </w:r>
+      <w:r>
+        <w:rPr>
+          <w:rStyle w:val="VerbatimChar"/>
+        </w:rPr>
+        <w:t xml:space="preserve">criarModuloAuth</w:t>
+      </w:r>
+      <w:r>
+        <w:t xml:space="preserve">:</w:t>
+      </w:r>
+      <w:r>
+        <w:t xml:space="preserve"> </w:t>
+      </w:r>
+      <w:r>
+        <w:rPr>
+          <w:rStyle w:val="VerbatimChar"/>
+        </w:rPr>
+        <w:t xml:space="preserve">entrarComGoogle</w:t>
+      </w:r>
+      <w:r>
+        <w:t xml:space="preserve">,</w:t>
+      </w:r>
+      <w:r>
+        <w:t xml:space="preserve"> </w:t>
+      </w:r>
+      <w:r>
+        <w:rPr>
+          <w:rStyle w:val="VerbatimChar"/>
+        </w:rPr>
+        <w:t xml:space="preserve">resultadoRedirecionamento</w:t>
+      </w:r>
+      <w:r>
+        <w:t xml:space="preserve">,</w:t>
+      </w:r>
+      <w:r>
+        <w:t xml:space="preserve"> </w:t>
+      </w:r>
+      <w:r>
+        <w:rPr>
+          <w:rStyle w:val="VerbatimChar"/>
+        </w:rPr>
+        <w:t xml:space="preserve">redefinirSenha</w:t>
+      </w:r>
+      <w:r>
+        <w:t xml:space="preserve">;</w:t>
+      </w:r>
+      <w:r>
+        <w:t xml:space="preserve"> </w:t>
+      </w:r>
+      <w:r>
+        <w:rPr>
+          <w:rStyle w:val="VerbatimChar"/>
+        </w:rPr>
+        <w:t xml:space="preserve">criarModuloDadosPessoais</w:t>
+      </w:r>
+      <w:r>
+        <w:t xml:space="preserve">;</w:t>
+      </w:r>
+      <w:r>
+        <w:t xml:space="preserve"> </w:t>
+      </w:r>
+      <w:r>
+        <w:rPr>
+          <w:rStyle w:val="VerbatimChar"/>
+        </w:rPr>
+        <w:t xml:space="preserve">criarSincronia</w:t>
+      </w:r>
+      <w:r>
+        <w:t xml:space="preserve">;</w:t>
+      </w:r>
+      <w:r>
+        <w:t xml:space="preserve"> </w:t>
+      </w:r>
+      <w:r>
+        <w:rPr>
+          <w:rStyle w:val="VerbatimChar"/>
+        </w:rPr>
+        <w:t xml:space="preserve">criarModuloAppData.escutar</w:t>
+      </w:r>
+      <w:r>
+        <w:t xml:space="preserve"> </w:t>
+      </w:r>
+      <w:r>
+        <w:t xml:space="preserve">(seção 2.14).</w:t>
+      </w:r>
+    </w:p>
+    <w:p>
+      <w:pPr>
+        <w:numPr>
+          <w:ilvl w:val="0"/>
+          <w:numId w:val="1027"/>
+        </w:numPr>
+        <w:pStyle w:val="Compact"/>
+      </w:pPr>
+      <w:r>
+        <w:rPr>
+          <w:bCs/>
+          <w:b/>
+        </w:rPr>
+        <w:t xml:space="preserve">v4.1</w:t>
+      </w:r>
+      <w:r>
+        <w:t xml:space="preserve">: ajuste de</w:t>
+      </w:r>
+      <w:r>
+        <w:t xml:space="preserve"> </w:t>
+      </w:r>
+      <w:r>
+        <w:rPr>
+          <w:rStyle w:val="VerbatimChar"/>
+        </w:rPr>
+        <w:t xml:space="preserve">mascaras.placa</w:t>
+      </w:r>
+      <w:r>
+        <w:t xml:space="preserve"> </w:t>
+      </w:r>
+      <w:r>
+        <w:t xml:space="preserve">(hífen sempre) e</w:t>
+      </w:r>
+      <w:r>
+        <w:t xml:space="preserve"> </w:t>
+      </w:r>
+      <w:r>
+        <w:rPr>
+          <w:rStyle w:val="VerbatimChar"/>
+        </w:rPr>
+        <w:t xml:space="preserve">mascaras.rg</w:t>
+      </w:r>
+      <w:r>
+        <w:t xml:space="preserve"> </w:t>
+      </w:r>
+      <w:r>
+        <w:t xml:space="preserve">(formato</w:t>
+      </w:r>
+      <w:r>
+        <w:t xml:space="preserve"> </w:t>
+      </w:r>
+      <w:r>
+        <w:rPr>
+          <w:rStyle w:val="VerbatimChar"/>
+        </w:rPr>
+        <w:t xml:space="preserve">00.000.000-0</w:t>
+      </w:r>
+      <w:r>
+        <w:t xml:space="preserve">);</w:t>
+      </w:r>
+      <w:r>
+        <w:t xml:space="preserve"> </w:t>
+      </w:r>
+      <w:r>
+        <w:rPr>
+          <w:rStyle w:val="VerbatimChar"/>
+        </w:rPr>
+        <w:t xml:space="preserve">valorLimpo("rg")</w:t>
+      </w:r>
+      <w:r>
+        <w:t xml:space="preserve"> </w:t>
+      </w:r>
+      <w:r>
+        <w:t xml:space="preserve">devolve números e X.</w:t>
+      </w:r>
+    </w:p>
+    <w:p>
+      <w:pPr>
+        <w:numPr>
+          <w:ilvl w:val="0"/>
+          <w:numId w:val="1027"/>
+        </w:numPr>
+        <w:pStyle w:val="Compact"/>
+      </w:pPr>
+      <w:r>
+        <w:rPr>
+          <w:bCs/>
+          <w:b/>
+        </w:rPr>
+        <w:t xml:space="preserve">v4.0</w:t>
+      </w:r>
+      <w:r>
+        <w:t xml:space="preserve">:</w:t>
+      </w:r>
+      <w:r>
+        <w:t xml:space="preserve"> </w:t>
+      </w:r>
+      <w:r>
+        <w:rPr>
+          <w:rStyle w:val="VerbatimChar"/>
+        </w:rPr>
+        <w:t xml:space="preserve">mascaras.ie</w:t>
+      </w:r>
+      <w:r>
+        <w:t xml:space="preserve">,</w:t>
+      </w:r>
+      <w:r>
+        <w:t xml:space="preserve"> </w:t>
+      </w:r>
+      <w:r>
+        <w:rPr>
+          <w:rStyle w:val="VerbatimChar"/>
+        </w:rPr>
+        <w:t xml:space="preserve">rg</w:t>
+      </w:r>
+      <w:r>
+        <w:t xml:space="preserve">,</w:t>
+      </w:r>
+      <w:r>
+        <w:t xml:space="preserve"> </w:t>
+      </w:r>
+      <w:r>
+        <w:rPr>
+          <w:rStyle w:val="VerbatimChar"/>
+        </w:rPr>
+        <w:t xml:space="preserve">uf</w:t>
+      </w:r>
+      <w:r>
+        <w:t xml:space="preserve">; regra nova da moeda;</w:t>
+      </w:r>
+      <w:r>
+        <w:t xml:space="preserve"> </w:t>
+      </w:r>
+      <w:r>
+        <w:rPr>
+          <w:rStyle w:val="VerbatimChar"/>
+        </w:rPr>
+        <w:t xml:space="preserve">moedaParaNumero</w:t>
+      </w:r>
+      <w:r>
+        <w:t xml:space="preserve"> </w:t>
+      </w:r>
+      <w:r>
+        <w:t xml:space="preserve">lê a vírgula decimal;</w:t>
+      </w:r>
+      <w:r>
+        <w:t xml:space="preserve"> </w:t>
+      </w:r>
+      <w:r>
+        <w:rPr>
+          <w:rStyle w:val="VerbatimChar"/>
+        </w:rPr>
+        <w:t xml:space="preserve">aceitarConvite</w:t>
+      </w:r>
+      <w:r>
+        <w:t xml:space="preserve"> </w:t>
+      </w:r>
+      <w:r>
+        <w:t xml:space="preserve">grava</w:t>
+      </w:r>
+      <w:r>
+        <w:t xml:space="preserve"> </w:t>
+      </w:r>
+      <w:r>
+        <w:rPr>
+          <w:rStyle w:val="VerbatimChar"/>
+        </w:rPr>
+        <w:t xml:space="preserve">conviteToken</w:t>
+      </w:r>
+      <w:r>
+        <w:t xml:space="preserve"> </w:t>
+      </w:r>
+      <w:r>
+        <w:t xml:space="preserve">e recusa convite cancelado.</w:t>
+      </w:r>
+    </w:p>
+    <w:p>
+      <w:pPr>
+        <w:numPr>
+          <w:ilvl w:val="0"/>
+          <w:numId w:val="1027"/>
+        </w:numPr>
+        <w:pStyle w:val="Compact"/>
+      </w:pPr>
+      <w:r>
+        <w:rPr>
+          <w:bCs/>
+          <w:b/>
+        </w:rPr>
+        <w:t xml:space="preserve">v3.9</w:t>
+      </w:r>
+      <w:r>
+        <w:t xml:space="preserve">:</w:t>
+      </w:r>
+      <w:r>
+        <w:t xml:space="preserve"> </w:t>
+      </w:r>
+      <w:r>
+        <w:rPr>
+          <w:rStyle w:val="VerbatimChar"/>
+        </w:rPr>
+        <w:t xml:space="preserve">FenixCore.mascaras</w:t>
+      </w:r>
+      <w:r>
+        <w:t xml:space="preserve"> </w:t>
+      </w:r>
+      <w:r>
+        <w:t xml:space="preserve">(máscaras automáticas e funções de apoio, seção 2.13).</w:t>
+      </w:r>
+    </w:p>
+    <w:p>
+      <w:pPr>
+        <w:numPr>
+          <w:ilvl w:val="0"/>
+          <w:numId w:val="1027"/>
+        </w:numPr>
+        <w:pStyle w:val="Compact"/>
+      </w:pPr>
+      <w:r>
+        <w:rPr>
+          <w:bCs/>
+          <w:b/>
+        </w:rPr>
+        <w:t xml:space="preserve">v3.5</w:t>
+      </w:r>
+      <w:r>
+        <w:t xml:space="preserve">:</w:t>
+      </w:r>
+      <w:r>
+        <w:t xml:space="preserve"> </w:t>
+      </w:r>
+      <w:r>
+        <w:rPr>
+          <w:rStyle w:val="VerbatimChar"/>
+        </w:rPr>
+        <w:t xml:space="preserve">localidades.buscarPorCEPSemBanco</w:t>
+      </w:r>
+      <w:r>
+        <w:t xml:space="preserve">.</w:t>
+      </w:r>
+    </w:p>
+    <w:p>
+      <w:pPr>
+        <w:numPr>
+          <w:ilvl w:val="0"/>
+          <w:numId w:val="1027"/>
+        </w:numPr>
+        <w:pStyle w:val="Compact"/>
+      </w:pPr>
+      <w:r>
+        <w:rPr>
+          <w:bCs/>
+          <w:b/>
+        </w:rPr>
+        <w:t xml:space="preserve">v2.5</w:t>
+      </w:r>
+      <w:r>
+        <w:t xml:space="preserve">:</w:t>
+      </w:r>
+      <w:r>
+        <w:t xml:space="preserve"> </w:t>
+      </w:r>
+      <w:r>
+        <w:rPr>
+          <w:rStyle w:val="VerbatimChar"/>
+        </w:rPr>
+        <w:t xml:space="preserve">pessoas.consultarCNPJ</w:t>
+      </w:r>
+      <w:r>
+        <w:t xml:space="preserve"> </w:t>
+      </w:r>
+      <w:r>
+        <w:t xml:space="preserve">e</w:t>
+      </w:r>
+      <w:r>
+        <w:t xml:space="preserve"> </w:t>
+      </w:r>
+      <w:r>
+        <w:rPr>
+          <w:rStyle w:val="VerbatimChar"/>
+        </w:rPr>
+        <w:t xml:space="preserve">localidades.buscarPorCEPBrasilAPI</w:t>
+      </w:r>
+      <w:r>
+        <w:t xml:space="preserve">.</w:t>
+      </w:r>
+    </w:p>
+    <w:p>
+      <w:pPr>
+        <w:numPr>
+          <w:ilvl w:val="0"/>
+          <w:numId w:val="1027"/>
+        </w:numPr>
+        <w:pStyle w:val="Compact"/>
+      </w:pPr>
+      <w:r>
+        <w:rPr>
+          <w:bCs/>
+          <w:b/>
+        </w:rPr>
+        <w:t xml:space="preserve">v2.4</w:t>
+      </w:r>
+      <w:r>
+        <w:t xml:space="preserve">:</w:t>
+      </w:r>
+      <w:r>
+        <w:t xml:space="preserve"> </w:t>
+      </w:r>
+      <w:r>
+        <w:rPr>
+          <w:rStyle w:val="VerbatimChar"/>
+        </w:rPr>
+        <w:t xml:space="preserve">sobre.montarTela</w:t>
+      </w:r>
+      <w:r>
+        <w:t xml:space="preserve">,</w:t>
+      </w:r>
+      <w:r>
+        <w:t xml:space="preserve"> </w:t>
+      </w:r>
+      <w:r>
+        <w:rPr>
+          <w:rStyle w:val="VerbatimChar"/>
+        </w:rPr>
+        <w:t xml:space="preserve">changelogHTML</w:t>
+      </w:r>
+      <w:r>
+        <w:t xml:space="preserve">,</w:t>
+      </w:r>
+      <w:r>
+        <w:t xml:space="preserve"> </w:t>
+      </w:r>
+      <w:r>
+        <w:rPr>
+          <w:rStyle w:val="VerbatimChar"/>
+        </w:rPr>
+        <w:t xml:space="preserve">ordenarChangelog</w:t>
+      </w:r>
+      <w:r>
+        <w:t xml:space="preserve">,</w:t>
+      </w:r>
+      <w:r>
+        <w:t xml:space="preserve"> </w:t>
+      </w:r>
+      <w:r>
+        <w:rPr>
+          <w:rStyle w:val="VerbatimChar"/>
+        </w:rPr>
+        <w:t xml:space="preserve">datasDoApp</w:t>
+      </w:r>
+      <w:r>
+        <w:t xml:space="preserve">,</w:t>
+      </w:r>
+      <w:r>
+        <w:t xml:space="preserve"> </w:t>
+      </w:r>
+      <w:r>
+        <w:rPr>
+          <w:rStyle w:val="VerbatimChar"/>
+        </w:rPr>
+        <w:t xml:space="preserve">baixarChangelogPDF</w:t>
+      </w:r>
+      <w:r>
+        <w:t xml:space="preserve">; módulo</w:t>
+      </w:r>
+      <w:r>
+        <w:t xml:space="preserve"> </w:t>
+      </w:r>
+      <w:r>
+        <w:rPr>
+          <w:rStyle w:val="VerbatimChar"/>
+        </w:rPr>
+        <w:t xml:space="preserve">manual</w:t>
+      </w:r>
+      <w:r>
+        <w:t xml:space="preserve"> </w:t>
+      </w:r>
+      <w:r>
+        <w:t xml:space="preserve">(</w:t>
+      </w:r>
+      <w:r>
+        <w:rPr>
+          <w:rStyle w:val="VerbatimChar"/>
+        </w:rPr>
+        <w:t xml:space="preserve">paraHTML</w:t>
+      </w:r>
+      <w:r>
+        <w:t xml:space="preserve">,</w:t>
+      </w:r>
+      <w:r>
+        <w:t xml:space="preserve"> </w:t>
+      </w:r>
+      <w:r>
+        <w:rPr>
+          <w:rStyle w:val="VerbatimChar"/>
+        </w:rPr>
+        <w:t xml:space="preserve">montarTela</w:t>
+      </w:r>
+      <w:r>
+        <w:t xml:space="preserve">,</w:t>
+      </w:r>
+      <w:r>
+        <w:t xml:space="preserve"> </w:t>
+      </w:r>
+      <w:r>
+        <w:rPr>
+          <w:rStyle w:val="VerbatimChar"/>
+        </w:rPr>
+        <w:t xml:space="preserve">baixarPDF</w:t>
+      </w:r>
+      <w:r>
+        <w:t xml:space="preserve">);</w:t>
+      </w:r>
+      <w:r>
+        <w:t xml:space="preserve"> </w:t>
+      </w:r>
+      <w:r>
+        <w:rPr>
+          <w:rStyle w:val="VerbatimChar"/>
+        </w:rPr>
+        <w:t xml:space="preserve">dashboard.montar</w:t>
+      </w:r>
+      <w:r>
+        <w:t xml:space="preserve">.</w:t>
+      </w:r>
+    </w:p>
+    <w:p>
+      <w:pPr>
+        <w:numPr>
+          <w:ilvl w:val="0"/>
+          <w:numId w:val="1027"/>
+        </w:numPr>
+        <w:pStyle w:val="Compact"/>
+      </w:pPr>
+      <w:r>
+        <w:rPr>
+          <w:bCs/>
+          <w:b/>
+        </w:rPr>
+        <w:t xml:space="preserve">v2.3</w:t>
+      </w:r>
+      <w:r>
+        <w:t xml:space="preserve">:</w:t>
+      </w:r>
+      <w:r>
+        <w:t xml:space="preserve"> </w:t>
+      </w:r>
+      <w:r>
+        <w:rPr>
+          <w:rStyle w:val="VerbatimChar"/>
+        </w:rPr>
+        <w:t xml:space="preserve">EMPRESA.razaoSocial</w:t>
+      </w:r>
+      <w:r>
+        <w:t xml:space="preserve"> </w:t>
+      </w:r>
+      <w:r>
+        <w:t xml:space="preserve">e e-mail corrigido para</w:t>
+      </w:r>
+      <w:r>
+        <w:t xml:space="preserve"> </w:t>
+      </w:r>
+      <w:r>
+        <w:rPr>
+          <w:rStyle w:val="VerbatimChar"/>
+        </w:rPr>
+        <w:t xml:space="preserve">trampodofenix@gmail.com</w:t>
+      </w:r>
+      <w:r>
+        <w:t xml:space="preserve">; texto de uso atualizado para o carregador oficial.</w:t>
+      </w:r>
+    </w:p>
+    <w:p>
+      <w:pPr>
+        <w:numPr>
+          <w:ilvl w:val="0"/>
+          <w:numId w:val="1027"/>
+        </w:numPr>
+        <w:pStyle w:val="Compact"/>
+      </w:pPr>
+      <w:r>
+        <w:rPr>
+          <w:bCs/>
+          <w:b/>
+        </w:rPr>
+        <w:t xml:space="preserve">v2.2</w:t>
+      </w:r>
+      <w:r>
+        <w:t xml:space="preserve">: módulo</w:t>
+      </w:r>
+      <w:r>
+        <w:t xml:space="preserve"> </w:t>
+      </w:r>
+      <w:r>
+        <w:rPr>
+          <w:rStyle w:val="VerbatimChar"/>
+        </w:rPr>
+        <w:t xml:space="preserve">sobre</w:t>
+      </w:r>
+      <w:r>
+        <w:t xml:space="preserve"> </w:t>
+      </w:r>
+      <w:r>
+        <w:t xml:space="preserve">(</w:t>
+      </w:r>
+      <w:r>
+        <w:rPr>
+          <w:rStyle w:val="VerbatimChar"/>
+        </w:rPr>
+        <w:t xml:space="preserve">registrarAcesso</w:t>
+      </w:r>
+      <w:r>
+        <w:t xml:space="preserve">,</w:t>
+      </w:r>
+      <w:r>
+        <w:t xml:space="preserve"> </w:t>
+      </w:r>
+      <w:r>
+        <w:rPr>
+          <w:rStyle w:val="VerbatimChar"/>
+        </w:rPr>
+        <w:t xml:space="preserve">obter</w:t>
+      </w:r>
+      <w:r>
+        <w:t xml:space="preserve">,</w:t>
+      </w:r>
+      <w:r>
+        <w:t xml:space="preserve"> </w:t>
+      </w:r>
+      <w:r>
+        <w:rPr>
+          <w:rStyle w:val="VerbatimChar"/>
+        </w:rPr>
+        <w:t xml:space="preserve">formatarData</w:t>
+      </w:r>
+      <w:r>
+        <w:t xml:space="preserve">).</w:t>
+      </w:r>
+    </w:p>
+    <w:p>
+      <w:pPr>
+        <w:numPr>
+          <w:ilvl w:val="0"/>
+          <w:numId w:val="1027"/>
+        </w:numPr>
+        <w:pStyle w:val="Compact"/>
+      </w:pPr>
+      <w:r>
+        <w:rPr>
+          <w:bCs/>
+          <w:b/>
+        </w:rPr>
+        <w:t xml:space="preserve">v2.1</w:t>
+      </w:r>
+      <w:r>
+        <w:t xml:space="preserve">:</w:t>
+      </w:r>
+      <w:r>
+        <w:t xml:space="preserve"> </w:t>
+      </w:r>
+      <w:r>
+        <w:rPr>
+          <w:rStyle w:val="VerbatimChar"/>
+        </w:rPr>
+        <w:t xml:space="preserve">EMPRESA</w:t>
+      </w:r>
+      <w:r>
+        <w:t xml:space="preserve">; módulo</w:t>
+      </w:r>
+      <w:r>
+        <w:t xml:space="preserve"> </w:t>
+      </w:r>
+      <w:r>
+        <w:rPr>
+          <w:rStyle w:val="VerbatimChar"/>
+        </w:rPr>
+        <w:t xml:space="preserve">backup</w:t>
+      </w:r>
+      <w:r>
+        <w:t xml:space="preserve">; padronização de escrita ao salvar (</w:t>
+      </w:r>
+      <w:r>
+        <w:rPr>
+          <w:rStyle w:val="VerbatimChar"/>
+        </w:rPr>
+        <w:t xml:space="preserve">formatarTitulo</w:t>
+      </w:r>
+      <w:r>
+        <w:t xml:space="preserve">,</w:t>
+      </w:r>
+      <w:r>
+        <w:t xml:space="preserve"> </w:t>
+      </w:r>
+      <w:r>
+        <w:rPr>
+          <w:rStyle w:val="VerbatimChar"/>
+        </w:rPr>
+        <w:t xml:space="preserve">formatarNomeMaiusculo</w:t>
+      </w:r>
+      <w:r>
+        <w:t xml:space="preserve">).</w:t>
+      </w:r>
+    </w:p>
+    <w:p>
+      <w:pPr>
+        <w:numPr>
+          <w:ilvl w:val="0"/>
+          <w:numId w:val="1027"/>
+        </w:numPr>
+        <w:pStyle w:val="Compact"/>
+      </w:pPr>
+      <w:r>
+        <w:rPr>
+          <w:bCs/>
+          <w:b/>
+        </w:rPr>
+        <w:t xml:space="preserve">v2.0</w:t>
+      </w:r>
+      <w:r>
+        <w:t xml:space="preserve">:</w:t>
+      </w:r>
+      <w:r>
+        <w:t xml:space="preserve"> </w:t>
+      </w:r>
+      <w:r>
+        <w:rPr>
+          <w:rStyle w:val="VerbatimChar"/>
+        </w:rPr>
+        <w:t xml:space="preserve">pessoas.buscarPorNome</w:t>
+      </w:r>
+      <w:r>
+        <w:t xml:space="preserve"> </w:t>
+      </w:r>
+      <w:r>
+        <w:t xml:space="preserve">corrigido com o campo</w:t>
+      </w:r>
+      <w:r>
+        <w:t xml:space="preserve"> </w:t>
+      </w:r>
+      <w:r>
+        <w:rPr>
+          <w:rStyle w:val="VerbatimChar"/>
+        </w:rPr>
+        <w:t xml:space="preserve">nomeBusca</w:t>
+      </w:r>
+      <w:r>
+        <w:t xml:space="preserve">; documentação corrigida.</w:t>
+      </w:r>
+    </w:p>
+    <w:p>
+      <w:pPr>
+        <w:numPr>
+          <w:ilvl w:val="0"/>
+          <w:numId w:val="1027"/>
+        </w:numPr>
+        <w:pStyle w:val="Compact"/>
+      </w:pPr>
+      <w:r>
+        <w:rPr>
+          <w:bCs/>
+          <w:b/>
+        </w:rPr>
+        <w:t xml:space="preserve">v1.9</w:t>
+      </w:r>
+      <w:r>
+        <w:t xml:space="preserve">: correção grave: o vínculo usuário e empresa passou a usar a coleção</w:t>
+      </w:r>
+      <w:r>
+        <w:t xml:space="preserve"> </w:t>
+      </w:r>
+      <w:r>
+        <w:rPr>
+          <w:rStyle w:val="VerbatimChar"/>
+        </w:rPr>
+        <w:t xml:space="preserve">usuarios_empresa</w:t>
+      </w:r>
+      <w:r>
+        <w:t xml:space="preserve">, a mesma das regras do banco.</w:t>
+      </w:r>
+    </w:p>
+    <w:p>
+      <w:pPr>
+        <w:numPr>
+          <w:ilvl w:val="0"/>
+          <w:numId w:val="1027"/>
+        </w:numPr>
+        <w:pStyle w:val="Compact"/>
+      </w:pPr>
+      <w:r>
+        <w:rPr>
+          <w:bCs/>
+          <w:b/>
+        </w:rPr>
+        <w:t xml:space="preserve">v1.8</w:t>
+      </w:r>
+      <w:r>
+        <w:t xml:space="preserve">:</w:t>
+      </w:r>
+      <w:r>
+        <w:t xml:space="preserve"> </w:t>
+      </w:r>
+      <w:r>
+        <w:rPr>
+          <w:rStyle w:val="VerbatimChar"/>
+        </w:rPr>
+        <w:t xml:space="preserve">criarModuloCatalogoEmpresa</w:t>
+      </w:r>
+      <w:r>
+        <w:t xml:space="preserve"> </w:t>
+      </w:r>
+      <w:r>
+        <w:t xml:space="preserve">e</w:t>
+      </w:r>
+      <w:r>
+        <w:t xml:space="preserve"> </w:t>
+      </w:r>
+      <w:r>
+        <w:rPr>
+          <w:rStyle w:val="VerbatimChar"/>
+        </w:rPr>
+        <w:t xml:space="preserve">excluir</w:t>
+      </w:r>
+      <w:r>
+        <w:t xml:space="preserve"> </w:t>
+      </w:r>
+      <w:r>
+        <w:t xml:space="preserve">no catálogo por empresa.</w:t>
+      </w:r>
+    </w:p>
+    <w:p>
+      <w:pPr>
+        <w:numPr>
+          <w:ilvl w:val="0"/>
+          <w:numId w:val="1027"/>
+        </w:numPr>
+        <w:pStyle w:val="Compact"/>
+      </w:pPr>
+      <w:r>
+        <w:rPr>
+          <w:bCs/>
+          <w:b/>
+        </w:rPr>
+        <w:t xml:space="preserve">v1.7</w:t>
+      </w:r>
+      <w:r>
+        <w:t xml:space="preserve">: reconstrução dos módulos multiempresa, alinhada ao uso real do Fênix Ativos.</w:t>
+      </w:r>
+    </w:p>
+    <w:p>
+      <w:pPr>
+        <w:numPr>
+          <w:ilvl w:val="0"/>
+          <w:numId w:val="1027"/>
+        </w:numPr>
+        <w:pStyle w:val="Compact"/>
+      </w:pPr>
+      <w:r>
+        <w:rPr>
+          <w:bCs/>
+          <w:b/>
+        </w:rPr>
+        <w:t xml:space="preserve">v1.3 a v1.6</w:t>
+      </w:r>
+      <w:r>
+        <w:t xml:space="preserve">: módulos de login, empresas, convites, equipe, dados do app, catálogos e pessoas por empresa.</w:t>
+      </w:r>
+    </w:p>
+    <w:p>
+      <w:pPr>
+        <w:numPr>
+          <w:ilvl w:val="0"/>
+          <w:numId w:val="1027"/>
+        </w:numPr>
+        <w:pStyle w:val="Compact"/>
+      </w:pPr>
+      <w:r>
+        <w:rPr>
+          <w:bCs/>
+          <w:b/>
+        </w:rPr>
+        <w:t xml:space="preserve">v1.2</w:t>
+      </w:r>
+      <w:r>
+        <w:t xml:space="preserve">:</w:t>
+      </w:r>
+      <w:r>
+        <w:t xml:space="preserve"> </w:t>
+      </w:r>
+      <w:r>
+        <w:rPr>
+          <w:rStyle w:val="VerbatimChar"/>
+        </w:rPr>
+        <w:t xml:space="preserve">pessoas.buscarNaReceita</w:t>
+      </w:r>
+      <w:r>
+        <w:t xml:space="preserve"> </w:t>
+      </w:r>
+      <w:r>
+        <w:t xml:space="preserve">(consulta de CNPJ).</w:t>
+      </w:r>
+    </w:p>
+    <w:p>
+      <w:pPr>
+        <w:numPr>
+          <w:ilvl w:val="0"/>
+          <w:numId w:val="1027"/>
+        </w:numPr>
+        <w:pStyle w:val="Compact"/>
+      </w:pPr>
+      <w:r>
+        <w:rPr>
+          <w:bCs/>
+          <w:b/>
+        </w:rPr>
+        <w:t xml:space="preserve">v1.1</w:t>
+      </w:r>
+      <w:r>
+        <w:t xml:space="preserve">:</w:t>
+      </w:r>
+      <w:r>
+        <w:t xml:space="preserve"> </w:t>
+      </w:r>
+      <w:r>
+        <w:rPr>
+          <w:rStyle w:val="VerbatimChar"/>
+        </w:rPr>
+        <w:t xml:space="preserve">localidades.buscarPorCEP</w:t>
+      </w:r>
+      <w:r>
+        <w:t xml:space="preserve"> </w:t>
+      </w:r>
+      <w:r>
+        <w:t xml:space="preserve">(ViaCEP).</w:t>
+      </w:r>
+    </w:p>
+    <w:p>
+      <w:pPr>
+        <w:numPr>
+          <w:ilvl w:val="0"/>
+          <w:numId w:val="1027"/>
+        </w:numPr>
+        <w:pStyle w:val="Compact"/>
+      </w:pPr>
+      <w:r>
+        <w:rPr>
+          <w:bCs/>
+          <w:b/>
+        </w:rPr>
+        <w:t xml:space="preserve">v1.0</w:t>
+      </w:r>
+      <w:r>
+        <w:t xml:space="preserve">: módulo base: pessoas, produtos e serviços, localidades.</w:t>
+      </w:r>
+    </w:p>
+    <w:bookmarkEnd w:id="53"/>
+    <w:bookmarkEnd w:id="54"/>
+    <w:bookmarkStart w:id="55" w:name="Xa6704dc26446374b7bec430b9a703ded3460d80"/>
+    <w:p>
+      <w:pPr>
+        <w:pStyle w:val="Heading2"/>
+      </w:pPr>
+      <w:r>
         <w:t xml:space="preserve">PARTE 5. RECEITA RÁPIDA: APP NOVO EM 10 PASSOS</w:t>
       </w:r>
     </w:p>
@@ -11014,12 +13805,12 @@
       <w:pPr>
         <w:numPr>
           <w:ilvl w:val="0"/>
-          <w:numId w:val="1026"/>
-        </w:numPr>
-        <w:pStyle w:val="Compact"/>
-      </w:pPr>
-      <w:r>
-        <w:t xml:space="preserve">Preencha a Ficha de aplicação com o Cristiano (regra 52) e escolha o nome do arquivo</w:t>
+          <w:numId w:val="1028"/>
+        </w:numPr>
+        <w:pStyle w:val="Compact"/>
+      </w:pPr>
+      <w:r>
+        <w:t xml:space="preserve">Preencha a Ficha de aplicação com o Cristiano (regra 52), perguntando sempre se terá login com Google e se vai funcionar em mais de um aparelho, e escolha o nome do arquivo</w:t>
       </w:r>
       <w:r>
         <w:t xml:space="preserve"> </w:t>
@@ -11041,7 +13832,7 @@
       <w:pPr>
         <w:numPr>
           <w:ilvl w:val="0"/>
-          <w:numId w:val="1026"/>
+          <w:numId w:val="1028"/>
         </w:numPr>
         <w:pStyle w:val="Compact"/>
       </w:pPr>
@@ -11080,7 +13871,7 @@
       <w:pPr>
         <w:numPr>
           <w:ilvl w:val="0"/>
-          <w:numId w:val="1026"/>
+          <w:numId w:val="1028"/>
         </w:numPr>
         <w:pStyle w:val="Compact"/>
       </w:pPr>
@@ -11107,7 +13898,7 @@
       <w:pPr>
         <w:numPr>
           <w:ilvl w:val="0"/>
-          <w:numId w:val="1026"/>
+          <w:numId w:val="1028"/>
         </w:numPr>
         <w:pStyle w:val="Compact"/>
       </w:pPr>
@@ -11119,7 +13910,7 @@
       <w:pPr>
         <w:numPr>
           <w:ilvl w:val="0"/>
-          <w:numId w:val="1026"/>
+          <w:numId w:val="1028"/>
         </w:numPr>
         <w:pStyle w:val="Compact"/>
       </w:pPr>
@@ -11131,7 +13922,7 @@
       <w:pPr>
         <w:numPr>
           <w:ilvl w:val="0"/>
-          <w:numId w:val="1026"/>
+          <w:numId w:val="1028"/>
         </w:numPr>
         <w:pStyle w:val="Compact"/>
       </w:pPr>
@@ -11200,7 +13991,7 @@
       <w:pPr>
         <w:numPr>
           <w:ilvl w:val="0"/>
-          <w:numId w:val="1026"/>
+          <w:numId w:val="1028"/>
         </w:numPr>
         <w:pStyle w:val="Compact"/>
       </w:pPr>
@@ -11212,7 +14003,7 @@
       <w:pPr>
         <w:numPr>
           <w:ilvl w:val="0"/>
-          <w:numId w:val="1026"/>
+          <w:numId w:val="1028"/>
         </w:numPr>
         <w:pStyle w:val="Compact"/>
       </w:pPr>
@@ -11299,7 +14090,7 @@
       <w:pPr>
         <w:numPr>
           <w:ilvl w:val="0"/>
-          <w:numId w:val="1026"/>
+          <w:numId w:val="1028"/>
         </w:numPr>
         <w:pStyle w:val="Compact"/>
       </w:pPr>
@@ -11326,7 +14117,7 @@
       <w:pPr>
         <w:numPr>
           <w:ilvl w:val="0"/>
-          <w:numId w:val="1026"/>
+          <w:numId w:val="1028"/>
         </w:numPr>
         <w:pStyle w:val="Compact"/>
       </w:pPr>
@@ -11357,8 +14148,8 @@
         <w:t xml:space="preserve">App que já existe? Em vez desta receita, siga o roteiro da regra 55 (selo, Ficha, inventário, proteção dos dados e cinco etapas).</w:t>
       </w:r>
     </w:p>
-    <w:bookmarkEnd w:id="51"/>
-    <w:bookmarkEnd w:id="52"/>
+    <w:bookmarkEnd w:id="55"/>
+    <w:bookmarkEnd w:id="56"/>
     <w:sectPr/>
   </w:body>
 </w:document>
@@ -12298,6 +15089,176 @@
     </w:lvl>
     <w:lvl w:ilvl="8">
       <w:start w:val="55"/>
+      <w:numFmt w:val="decimal"/>
+      <w:lvlText w:val="%9."/>
+      <w:lvlJc w:val="left"/>
+      <w:pPr>
+        <w:ind w:left="6480" w:hanging="480"/>
+      </w:pPr>
+    </w:lvl>
+  </w:abstractNum>
+  <w:abstractNum w:abstractNumId="994156">
+    <w:nsid w:val="A994156"/>
+    <w:multiLevelType w:val="multilevel"/>
+    <w:lvl w:ilvl="0">
+      <w:start w:val="56"/>
+      <w:numFmt w:val="decimal"/>
+      <w:lvlText w:val="%1."/>
+      <w:lvlJc w:val="left"/>
+      <w:pPr>
+        <w:ind w:left="720" w:hanging="480"/>
+      </w:pPr>
+    </w:lvl>
+    <w:lvl w:ilvl="1">
+      <w:start w:val="56"/>
+      <w:numFmt w:val="decimal"/>
+      <w:lvlText w:val="%2."/>
+      <w:lvlJc w:val="left"/>
+      <w:pPr>
+        <w:ind w:left="1440" w:hanging="480"/>
+      </w:pPr>
+    </w:lvl>
+    <w:lvl w:ilvl="2">
+      <w:start w:val="56"/>
+      <w:numFmt w:val="decimal"/>
+      <w:lvlText w:val="%3."/>
+      <w:lvlJc w:val="left"/>
+      <w:pPr>
+        <w:ind w:left="2160" w:hanging="480"/>
+      </w:pPr>
+    </w:lvl>
+    <w:lvl w:ilvl="3">
+      <w:start w:val="56"/>
+      <w:numFmt w:val="decimal"/>
+      <w:lvlText w:val="%4."/>
+      <w:lvlJc w:val="left"/>
+      <w:pPr>
+        <w:ind w:left="2880" w:hanging="480"/>
+      </w:pPr>
+    </w:lvl>
+    <w:lvl w:ilvl="4">
+      <w:start w:val="56"/>
+      <w:numFmt w:val="decimal"/>
+      <w:lvlText w:val="%5."/>
+      <w:lvlJc w:val="left"/>
+      <w:pPr>
+        <w:ind w:left="3600" w:hanging="480"/>
+      </w:pPr>
+    </w:lvl>
+    <w:lvl w:ilvl="5">
+      <w:start w:val="56"/>
+      <w:numFmt w:val="decimal"/>
+      <w:lvlText w:val="%6."/>
+      <w:lvlJc w:val="left"/>
+      <w:pPr>
+        <w:ind w:left="4320" w:hanging="480"/>
+      </w:pPr>
+    </w:lvl>
+    <w:lvl w:ilvl="6">
+      <w:start w:val="56"/>
+      <w:numFmt w:val="decimal"/>
+      <w:lvlText w:val="%7."/>
+      <w:lvlJc w:val="left"/>
+      <w:pPr>
+        <w:ind w:left="5040" w:hanging="480"/>
+      </w:pPr>
+    </w:lvl>
+    <w:lvl w:ilvl="7">
+      <w:start w:val="56"/>
+      <w:numFmt w:val="decimal"/>
+      <w:lvlText w:val="%8."/>
+      <w:lvlJc w:val="left"/>
+      <w:pPr>
+        <w:ind w:left="5760" w:hanging="480"/>
+      </w:pPr>
+    </w:lvl>
+    <w:lvl w:ilvl="8">
+      <w:start w:val="56"/>
+      <w:numFmt w:val="decimal"/>
+      <w:lvlText w:val="%9."/>
+      <w:lvlJc w:val="left"/>
+      <w:pPr>
+        <w:ind w:left="6480" w:hanging="480"/>
+      </w:pPr>
+    </w:lvl>
+  </w:abstractNum>
+  <w:abstractNum w:abstractNumId="994158">
+    <w:nsid w:val="A994158"/>
+    <w:multiLevelType w:val="multilevel"/>
+    <w:lvl w:ilvl="0">
+      <w:start w:val="58"/>
+      <w:numFmt w:val="decimal"/>
+      <w:lvlText w:val="%1."/>
+      <w:lvlJc w:val="left"/>
+      <w:pPr>
+        <w:ind w:left="720" w:hanging="480"/>
+      </w:pPr>
+    </w:lvl>
+    <w:lvl w:ilvl="1">
+      <w:start w:val="58"/>
+      <w:numFmt w:val="decimal"/>
+      <w:lvlText w:val="%2."/>
+      <w:lvlJc w:val="left"/>
+      <w:pPr>
+        <w:ind w:left="1440" w:hanging="480"/>
+      </w:pPr>
+    </w:lvl>
+    <w:lvl w:ilvl="2">
+      <w:start w:val="58"/>
+      <w:numFmt w:val="decimal"/>
+      <w:lvlText w:val="%3."/>
+      <w:lvlJc w:val="left"/>
+      <w:pPr>
+        <w:ind w:left="2160" w:hanging="480"/>
+      </w:pPr>
+    </w:lvl>
+    <w:lvl w:ilvl="3">
+      <w:start w:val="58"/>
+      <w:numFmt w:val="decimal"/>
+      <w:lvlText w:val="%4."/>
+      <w:lvlJc w:val="left"/>
+      <w:pPr>
+        <w:ind w:left="2880" w:hanging="480"/>
+      </w:pPr>
+    </w:lvl>
+    <w:lvl w:ilvl="4">
+      <w:start w:val="58"/>
+      <w:numFmt w:val="decimal"/>
+      <w:lvlText w:val="%5."/>
+      <w:lvlJc w:val="left"/>
+      <w:pPr>
+        <w:ind w:left="3600" w:hanging="480"/>
+      </w:pPr>
+    </w:lvl>
+    <w:lvl w:ilvl="5">
+      <w:start w:val="58"/>
+      <w:numFmt w:val="decimal"/>
+      <w:lvlText w:val="%6."/>
+      <w:lvlJc w:val="left"/>
+      <w:pPr>
+        <w:ind w:left="4320" w:hanging="480"/>
+      </w:pPr>
+    </w:lvl>
+    <w:lvl w:ilvl="6">
+      <w:start w:val="58"/>
+      <w:numFmt w:val="decimal"/>
+      <w:lvlText w:val="%7."/>
+      <w:lvlJc w:val="left"/>
+      <w:pPr>
+        <w:ind w:left="5040" w:hanging="480"/>
+      </w:pPr>
+    </w:lvl>
+    <w:lvl w:ilvl="7">
+      <w:start w:val="58"/>
+      <w:numFmt w:val="decimal"/>
+      <w:lvlText w:val="%8."/>
+      <w:lvlJc w:val="left"/>
+      <w:pPr>
+        <w:ind w:left="5760" w:hanging="480"/>
+      </w:pPr>
+    </w:lvl>
+    <w:lvl w:ilvl="8">
+      <w:start w:val="58"/>
       <w:numFmt w:val="decimal"/>
       <w:lvlText w:val="%9."/>
       <w:lvlJc w:val="left"/>
@@ -12613,10 +15574,64 @@
     </w:lvlOverride>
   </w:num>
   <w:num w:numId="1021">
-    <w:abstractNumId w:val="991"/>
+    <w:abstractNumId w:val="994156"/>
+    <w:lvlOverride w:ilvl="0">
+      <w:startOverride w:val="56"/>
+    </w:lvlOverride>
+    <w:lvlOverride w:ilvl="1">
+      <w:startOverride w:val="56"/>
+    </w:lvlOverride>
+    <w:lvlOverride w:ilvl="2">
+      <w:startOverride w:val="56"/>
+    </w:lvlOverride>
+    <w:lvlOverride w:ilvl="3">
+      <w:startOverride w:val="56"/>
+    </w:lvlOverride>
+    <w:lvlOverride w:ilvl="4">
+      <w:startOverride w:val="56"/>
+    </w:lvlOverride>
+    <w:lvlOverride w:ilvl="5">
+      <w:startOverride w:val="56"/>
+    </w:lvlOverride>
+    <w:lvlOverride w:ilvl="6">
+      <w:startOverride w:val="56"/>
+    </w:lvlOverride>
+    <w:lvlOverride w:ilvl="7">
+      <w:startOverride w:val="56"/>
+    </w:lvlOverride>
+    <w:lvlOverride w:ilvl="8">
+      <w:startOverride w:val="56"/>
+    </w:lvlOverride>
   </w:num>
   <w:num w:numId="1022">
-    <w:abstractNumId w:val="991"/>
+    <w:abstractNumId w:val="994158"/>
+    <w:lvlOverride w:ilvl="0">
+      <w:startOverride w:val="58"/>
+    </w:lvlOverride>
+    <w:lvlOverride w:ilvl="1">
+      <w:startOverride w:val="58"/>
+    </w:lvlOverride>
+    <w:lvlOverride w:ilvl="2">
+      <w:startOverride w:val="58"/>
+    </w:lvlOverride>
+    <w:lvlOverride w:ilvl="3">
+      <w:startOverride w:val="58"/>
+    </w:lvlOverride>
+    <w:lvlOverride w:ilvl="4">
+      <w:startOverride w:val="58"/>
+    </w:lvlOverride>
+    <w:lvlOverride w:ilvl="5">
+      <w:startOverride w:val="58"/>
+    </w:lvlOverride>
+    <w:lvlOverride w:ilvl="6">
+      <w:startOverride w:val="58"/>
+    </w:lvlOverride>
+    <w:lvlOverride w:ilvl="7">
+      <w:startOverride w:val="58"/>
+    </w:lvlOverride>
+    <w:lvlOverride w:ilvl="8">
+      <w:startOverride w:val="58"/>
+    </w:lvlOverride>
   </w:num>
   <w:num w:numId="1023">
     <w:abstractNumId w:val="991"/>
@@ -12628,6 +15643,12 @@
     <w:abstractNumId w:val="991"/>
   </w:num>
   <w:num w:numId="1026">
+    <w:abstractNumId w:val="991"/>
+  </w:num>
+  <w:num w:numId="1027">
+    <w:abstractNumId w:val="991"/>
+  </w:num>
+  <w:num w:numId="1028">
     <w:abstractNumId w:val="99411"/>
     <w:lvlOverride w:ilvl="0">
       <w:startOverride w:val="1"/>

--- a/DOC/fenix-guia-da-biblioteca.docx
+++ b/DOC/fenix-guia-da-biblioteca.docx
@@ -2,13 +2,13 @@
 <file path=word/document.xml><?xml version="1.0" encoding="utf-8"?>
 <w:document xmlns:w="http://schemas.openxmlformats.org/wordprocessingml/2006/main" xmlns:m="http://schemas.openxmlformats.org/officeDocument/2006/math" xmlns:r="http://schemas.openxmlformats.org/officeDocument/2006/relationships" xmlns:o="urn:schemas-microsoft-com:office:office" xmlns:v="urn:schemas-microsoft-com:vml" xmlns:w10="urn:schemas-microsoft-com:office:word" xmlns:a="http://schemas.openxmlformats.org/drawingml/2006/main" xmlns:pic="http://schemas.openxmlformats.org/drawingml/2006/picture" xmlns:wp="http://schemas.openxmlformats.org/drawingml/2006/wordprocessingDrawing">
   <w:body>
-    <w:bookmarkStart w:id="56" w:name="guia-da-biblioteca-fênix-v4.3"/>
+    <w:bookmarkStart w:id="57" w:name="guia-da-biblioteca-fênix-v4.4"/>
     <w:p>
       <w:pPr>
         <w:pStyle w:val="Heading1"/>
       </w:pPr>
       <w:r>
-        <w:t xml:space="preserve">GUIA DA BIBLIOTECA FÊNIX (v4.3)</w:t>
+        <w:t xml:space="preserve">GUIA DA BIBLIOTECA FÊNIX (v4.4)</w:t>
       </w:r>
     </w:p>
     <w:p>
@@ -806,14 +806,14 @@
         <w:rPr>
           <w:rStyle w:val="VerbatimChar"/>
         </w:rPr>
-        <w:t xml:space="preserve">-v4.3</w:t>
+        <w:t xml:space="preserve">-v4.4</w:t>
       </w:r>
       <w:r>
         <w:t xml:space="preserve">), só para controle interno.</w:t>
       </w:r>
     </w:p>
     <w:bookmarkEnd w:id="20"/>
-    <w:bookmarkStart w:id="36" w:name="parte-2.-o-fênix-core-função-por-função"/>
+    <w:bookmarkStart w:id="37" w:name="parte-2.-o-fênix-core-função-por-função"/>
     <w:p>
       <w:pPr>
         <w:pStyle w:val="Heading2"/>
@@ -3110,10 +3110,13 @@
         <w:rPr>
           <w:rStyle w:val="VerbatimChar"/>
         </w:rPr>
-        <w:t xml:space="preserve">criarConvite</w:t>
-      </w:r>
-      <w:r>
-        <w:t xml:space="preserve">,</w:t>
+        <w:t xml:space="preserve">criarConvite(empresaId, criadorUid, criadorEmail, destinatario, nomeEmpresa)</w:t>
+      </w:r>
+      <w:r>
+        <w:t xml:space="preserve"> </w:t>
+      </w:r>
+      <w:r>
+        <w:t xml:space="preserve">(o nome da empresa, opcional, vai dentro do convite desde a v4.4),</w:t>
       </w:r>
       <w:r>
         <w:t xml:space="preserve"> </w:t>
@@ -7187,6 +7190,21 @@
         <w:rPr>
           <w:rStyle w:val="VerbatimChar"/>
         </w:rPr>
+        <w:t xml:space="preserve">importarLista(lista)</w:t>
+      </w:r>
+      <w:r>
+        <w:t xml:space="preserve"> </w:t>
+      </w:r>
+      <w:r>
+        <w:t xml:space="preserve">(importa um backup inteiro de uma vez, registro a registro, sem duplicar),</w:t>
+      </w:r>
+      <w:r>
+        <w:t xml:space="preserve"> </w:t>
+      </w:r>
+      <w:r>
+        <w:rPr>
+          <w:rStyle w:val="VerbatimChar"/>
+        </w:rPr>
         <w:t xml:space="preserve">forcarSincronia()</w:t>
       </w:r>
       <w:r>
@@ -7596,7 +7614,7 @@
         <w:t xml:space="preserve"> </w:t>
       </w:r>
       <w:r>
-        <w:t xml:space="preserve">se o objeto da empresa (ou o texto) é</w:t>
+        <w:t xml:space="preserve">se a licença é</w:t>
       </w:r>
       <w:r>
         <w:t xml:space="preserve"> </w:t>
@@ -7608,7 +7626,10 @@
         <w:t xml:space="preserve">"definitiva"</w:t>
       </w:r>
       <w:r>
-        <w:t xml:space="preserve">, sem diferenciar maiúsculas.</w:t>
+        <w:t xml:space="preserve"> </w:t>
+      </w:r>
+      <w:r>
+        <w:t xml:space="preserve">(sem diferenciar maiúsculas) e não está vencida.</w:t>
       </w:r>
       <w:r>
         <w:t xml:space="preserve"> </w:t>
@@ -7625,6 +7646,282 @@
           <w:bCs/>
           <w:b/>
         </w:rPr>
+        <w:t xml:space="preserve">situacao(dados)</w:t>
+      </w:r>
+      <w:r>
+        <w:rPr>
+          <w:bCs/>
+          <w:b/>
+        </w:rPr>
+        <w:t xml:space="preserve"> </w:t>
+      </w:r>
+      <w:r>
+        <w:rPr>
+          <w:bCs/>
+          <w:b/>
+        </w:rPr>
+        <w:t xml:space="preserve">(v4.4):</w:t>
+      </w:r>
+      <w:r>
+        <w:t xml:space="preserve"> </w:t>
+      </w:r>
+      <w:r>
+        <w:t xml:space="preserve">devolve</w:t>
+      </w:r>
+      <w:r>
+        <w:t xml:space="preserve"> </w:t>
+      </w:r>
+      <w:r>
+        <w:rPr>
+          <w:rStyle w:val="VerbatimChar"/>
+        </w:rPr>
+        <w:t xml:space="preserve">{ tipo, ate, dias }</w:t>
+      </w:r>
+      <w:r>
+        <w:t xml:space="preserve">, com</w:t>
+      </w:r>
+      <w:r>
+        <w:t xml:space="preserve"> </w:t>
+      </w:r>
+      <w:r>
+        <w:rPr>
+          <w:rStyle w:val="VerbatimChar"/>
+        </w:rPr>
+        <w:t xml:space="preserve">tipo</w:t>
+      </w:r>
+      <w:r>
+        <w:t xml:space="preserve"> </w:t>
+      </w:r>
+      <w:r>
+        <w:rPr>
+          <w:rStyle w:val="VerbatimChar"/>
+        </w:rPr>
+        <w:t xml:space="preserve">"definitiva"</w:t>
+      </w:r>
+      <w:r>
+        <w:t xml:space="preserve">,</w:t>
+      </w:r>
+      <w:r>
+        <w:t xml:space="preserve"> </w:t>
+      </w:r>
+      <w:r>
+        <w:rPr>
+          <w:rStyle w:val="VerbatimChar"/>
+        </w:rPr>
+        <w:t xml:space="preserve">"teste"</w:t>
+      </w:r>
+      <w:r>
+        <w:t xml:space="preserve"> </w:t>
+      </w:r>
+      <w:r>
+        <w:t xml:space="preserve">ou</w:t>
+      </w:r>
+      <w:r>
+        <w:t xml:space="preserve"> </w:t>
+      </w:r>
+      <w:r>
+        <w:rPr>
+          <w:rStyle w:val="VerbatimChar"/>
+        </w:rPr>
+        <w:t xml:space="preserve">"vencida"</w:t>
+      </w:r>
+      <w:r>
+        <w:t xml:space="preserve">. A validade é opcional: o campo</w:t>
+      </w:r>
+      <w:r>
+        <w:t xml:space="preserve"> </w:t>
+      </w:r>
+      <w:r>
+        <w:rPr>
+          <w:rStyle w:val="VerbatimChar"/>
+        </w:rPr>
+        <w:t xml:space="preserve">licencaAte</w:t>
+      </w:r>
+      <w:r>
+        <w:t xml:space="preserve"> </w:t>
+      </w:r>
+      <w:r>
+        <w:t xml:space="preserve">(</w:t>
+      </w:r>
+      <w:r>
+        <w:rPr>
+          <w:rStyle w:val="VerbatimChar"/>
+        </w:rPr>
+        <w:t xml:space="preserve">AAAA-MM-DD</w:t>
+      </w:r>
+      <w:r>
+        <w:t xml:space="preserve">, vale até o fim do dia) na empresa ou no espelho.</w:t>
+      </w:r>
+      <w:r>
+        <w:t xml:space="preserve"> </w:t>
+      </w:r>
+      <w:r>
+        <w:rPr>
+          <w:rStyle w:val="VerbatimChar"/>
+        </w:rPr>
+        <w:t xml:space="preserve">dias</w:t>
+      </w:r>
+      <w:r>
+        <w:t xml:space="preserve"> </w:t>
+      </w:r>
+      <w:r>
+        <w:t xml:space="preserve">é quantos dias faltam (0 no último dia) e serve para avisar</w:t>
+      </w:r>
+      <w:r>
+        <w:t xml:space="preserve"> </w:t>
+      </w:r>
+      <w:r>
+        <w:t xml:space="preserve">“</w:t>
+      </w:r>
+      <w:r>
+        <w:t xml:space="preserve">seu teste termina em N dias</w:t>
+      </w:r>
+      <w:r>
+        <w:t xml:space="preserve">”</w:t>
+      </w:r>
+      <w:r>
+        <w:t xml:space="preserve">.</w:t>
+      </w:r>
+      <w:r>
+        <w:t xml:space="preserve"> </w:t>
+      </w:r>
+      <w:r>
+        <w:t xml:space="preserve">-</w:t>
+      </w:r>
+      <w:r>
+        <w:t xml:space="preserve"> </w:t>
+      </w:r>
+      <w:r>
+        <w:rPr>
+          <w:rStyle w:val="VerbatimChar"/>
+          <w:bCs/>
+          <w:b/>
+        </w:rPr>
+        <w:t xml:space="preserve">dataLimite(dados)</w:t>
+      </w:r>
+      <w:r>
+        <w:rPr>
+          <w:bCs/>
+          <w:b/>
+        </w:rPr>
+        <w:t xml:space="preserve"> </w:t>
+      </w:r>
+      <w:r>
+        <w:rPr>
+          <w:bCs/>
+          <w:b/>
+        </w:rPr>
+        <w:t xml:space="preserve">(v4.4):</w:t>
+      </w:r>
+      <w:r>
+        <w:t xml:space="preserve"> </w:t>
+      </w:r>
+      <w:r>
+        <w:t xml:space="preserve">devolve a data de</w:t>
+      </w:r>
+      <w:r>
+        <w:t xml:space="preserve"> </w:t>
+      </w:r>
+      <w:r>
+        <w:rPr>
+          <w:rStyle w:val="VerbatimChar"/>
+        </w:rPr>
+        <w:t xml:space="preserve">licencaAte</w:t>
+      </w:r>
+      <w:r>
+        <w:t xml:space="preserve"> </w:t>
+      </w:r>
+      <w:r>
+        <w:t xml:space="preserve">como</w:t>
+      </w:r>
+      <w:r>
+        <w:t xml:space="preserve"> </w:t>
+      </w:r>
+      <w:r>
+        <w:rPr>
+          <w:rStyle w:val="VerbatimChar"/>
+        </w:rPr>
+        <w:t xml:space="preserve">Date</w:t>
+      </w:r>
+      <w:r>
+        <w:t xml:space="preserve">, ou</w:t>
+      </w:r>
+      <w:r>
+        <w:t xml:space="preserve"> </w:t>
+      </w:r>
+      <w:r>
+        <w:rPr>
+          <w:rStyle w:val="VerbatimChar"/>
+        </w:rPr>
+        <w:t xml:space="preserve">null</w:t>
+      </w:r>
+      <w:r>
+        <w:t xml:space="preserve">.</w:t>
+      </w:r>
+      <w:r>
+        <w:t xml:space="preserve"> </w:t>
+      </w:r>
+      <w:r>
+        <w:t xml:space="preserve">-</w:t>
+      </w:r>
+      <w:r>
+        <w:t xml:space="preserve"> </w:t>
+      </w:r>
+      <w:r>
+        <w:rPr>
+          <w:rStyle w:val="VerbatimChar"/>
+          <w:bCs/>
+          <w:b/>
+        </w:rPr>
+        <w:t xml:space="preserve">MENSAGEM_GOOGLE</w:t>
+      </w:r>
+      <w:r>
+        <w:rPr>
+          <w:bCs/>
+          <w:b/>
+        </w:rPr>
+        <w:t xml:space="preserve"> </w:t>
+      </w:r>
+      <w:r>
+        <w:rPr>
+          <w:bCs/>
+          <w:b/>
+        </w:rPr>
+        <w:t xml:space="preserve">(v4.4):</w:t>
+      </w:r>
+      <w:r>
+        <w:t xml:space="preserve"> </w:t>
+      </w:r>
+      <w:r>
+        <w:t xml:space="preserve">o texto único para mostrar quando o Google é negado:</w:t>
+      </w:r>
+      <w:r>
+        <w:t xml:space="preserve"> </w:t>
+      </w:r>
+      <w:r>
+        <w:t xml:space="preserve">“</w:t>
+      </w:r>
+      <w:r>
+        <w:t xml:space="preserve">O login com Google é exclusivo da licença definitiva. Entre com e-mail e senha.</w:t>
+      </w:r>
+      <w:r>
+        <w:t xml:space="preserve">”</w:t>
+      </w:r>
+      <w:r>
+        <w:t xml:space="preserve"> </w:t>
+      </w:r>
+      <w:r>
+        <w:t xml:space="preserve">-</w:t>
+      </w:r>
+      <w:r>
+        <w:t xml:space="preserve"> </w:t>
+      </w:r>
+      <w:r>
+        <w:rPr>
+          <w:rStyle w:val="VerbatimChar"/>
+          <w:bCs/>
+          <w:b/>
+        </w:rPr>
         <w:t xml:space="preserve">daEmpresa(db, empresaId)</w:t>
       </w:r>
       <w:r>
@@ -8256,8 +8553,482 @@
       </w:r>
     </w:p>
     <w:bookmarkEnd w:id="35"/>
+    <w:bookmarkStart w:id="36" w:name="Xe43d1884e899628d6cf6077418f3ac7adfbacbe"/>
+    <w:p>
+      <w:pPr>
+        <w:pStyle w:val="Heading3"/>
+      </w:pPr>
+      <w:r>
+        <w:t xml:space="preserve">2.16 Preferências do usuário: som, animações e tema (v4.4)</w:t>
+      </w:r>
+    </w:p>
+    <w:p>
+      <w:pPr>
+        <w:pStyle w:val="FirstParagraph"/>
+      </w:pPr>
+      <w:r>
+        <w:rPr>
+          <w:rStyle w:val="VerbatimChar"/>
+          <w:bCs/>
+          <w:b/>
+        </w:rPr>
+        <w:t xml:space="preserve">FenixCore.preferencias</w:t>
+      </w:r>
+      <w:r>
+        <w:t xml:space="preserve"> </w:t>
+      </w:r>
+      <w:r>
+        <w:t xml:space="preserve">(regra 60) guarda no aparelho as escolhas do usuário e as aplica na página.</w:t>
+      </w:r>
+      <w:r>
+        <w:t xml:space="preserve"> </w:t>
+      </w:r>
+      <w:r>
+        <w:t xml:space="preserve">-</w:t>
+      </w:r>
+      <w:r>
+        <w:t xml:space="preserve"> </w:t>
+      </w:r>
+      <w:r>
+        <w:rPr>
+          <w:rStyle w:val="VerbatimChar"/>
+          <w:bCs/>
+          <w:b/>
+        </w:rPr>
+        <w:t xml:space="preserve">montarTela(container, { tema })</w:t>
+      </w:r>
+      <w:r>
+        <w:rPr>
+          <w:bCs/>
+          <w:b/>
+        </w:rPr>
+        <w:t xml:space="preserve">:</w:t>
+      </w:r>
+      <w:r>
+        <w:t xml:space="preserve"> </w:t>
+      </w:r>
+      <w:r>
+        <w:t xml:space="preserve">desenha os controles prontos (Som de abertura, Reduzir animações e, a menos que</w:t>
+      </w:r>
+      <w:r>
+        <w:t xml:space="preserve"> </w:t>
+      </w:r>
+      <w:r>
+        <w:rPr>
+          <w:rStyle w:val="VerbatimChar"/>
+        </w:rPr>
+        <w:t xml:space="preserve">tema: false</w:t>
+      </w:r>
+      <w:r>
+        <w:t xml:space="preserve">, o seletor Tema). Use na tela Sobre ou no menu do avatar.</w:t>
+      </w:r>
+      <w:r>
+        <w:t xml:space="preserve"> </w:t>
+      </w:r>
+      <w:r>
+        <w:t xml:space="preserve">-</w:t>
+      </w:r>
+      <w:r>
+        <w:t xml:space="preserve"> </w:t>
+      </w:r>
+      <w:r>
+        <w:rPr>
+          <w:rStyle w:val="VerbatimChar"/>
+          <w:bCs/>
+          <w:b/>
+        </w:rPr>
+        <w:t xml:space="preserve">aplicar()</w:t>
+      </w:r>
+      <w:r>
+        <w:rPr>
+          <w:bCs/>
+          <w:b/>
+        </w:rPr>
+        <w:t xml:space="preserve">:</w:t>
+      </w:r>
+      <w:r>
+        <w:t xml:space="preserve"> </w:t>
+      </w:r>
+      <w:r>
+        <w:t xml:space="preserve">coloca a classe</w:t>
+      </w:r>
+      <w:r>
+        <w:t xml:space="preserve"> </w:t>
+      </w:r>
+      <w:r>
+        <w:rPr>
+          <w:rStyle w:val="VerbatimChar"/>
+        </w:rPr>
+        <w:t xml:space="preserve">fenix-sem-movimento</w:t>
+      </w:r>
+      <w:r>
+        <w:t xml:space="preserve"> </w:t>
+      </w:r>
+      <w:r>
+        <w:t xml:space="preserve">e o atributo</w:t>
+      </w:r>
+      <w:r>
+        <w:t xml:space="preserve"> </w:t>
+      </w:r>
+      <w:r>
+        <w:rPr>
+          <w:rStyle w:val="VerbatimChar"/>
+        </w:rPr>
+        <w:t xml:space="preserve">data-tema</w:t>
+      </w:r>
+      <w:r>
+        <w:t xml:space="preserve"> </w:t>
+      </w:r>
+      <w:r>
+        <w:t xml:space="preserve">no</w:t>
+      </w:r>
+      <w:r>
+        <w:t xml:space="preserve"> </w:t>
+      </w:r>
+      <w:r>
+        <w:rPr>
+          <w:rStyle w:val="VerbatimChar"/>
+        </w:rPr>
+        <w:t xml:space="preserve">&lt;html&gt;</w:t>
+      </w:r>
+      <w:r>
+        <w:t xml:space="preserve">. O core já chama ao carregar; os templates também aplicam antes de desenhar a tela, para não piscar.</w:t>
+      </w:r>
+      <w:r>
+        <w:t xml:space="preserve"> </w:t>
+      </w:r>
+      <w:r>
+        <w:t xml:space="preserve">-</w:t>
+      </w:r>
+      <w:r>
+        <w:t xml:space="preserve"> </w:t>
+      </w:r>
+      <w:r>
+        <w:rPr>
+          <w:rStyle w:val="VerbatimChar"/>
+          <w:bCs/>
+          <w:b/>
+        </w:rPr>
+        <w:t xml:space="preserve">animacoesReduzidas()</w:t>
+      </w:r>
+      <w:r>
+        <w:rPr>
+          <w:bCs/>
+          <w:b/>
+        </w:rPr>
+        <w:t xml:space="preserve">:</w:t>
+      </w:r>
+      <w:r>
+        <w:t xml:space="preserve"> </w:t>
+      </w:r>
+      <w:r>
+        <w:rPr>
+          <w:rStyle w:val="VerbatimChar"/>
+        </w:rPr>
+        <w:t xml:space="preserve">true</w:t>
+      </w:r>
+      <w:r>
+        <w:t xml:space="preserve"> </w:t>
+      </w:r>
+      <w:r>
+        <w:t xml:space="preserve">se o usuário pediu OU se o sistema pede movimento reduzido.</w:t>
+      </w:r>
+      <w:r>
+        <w:t xml:space="preserve"> </w:t>
+      </w:r>
+      <w:r>
+        <w:rPr>
+          <w:rStyle w:val="VerbatimChar"/>
+        </w:rPr>
+        <w:t xml:space="preserve">animacoesReduzidasEscolhidas()</w:t>
+      </w:r>
+      <w:r>
+        <w:t xml:space="preserve"> </w:t>
+      </w:r>
+      <w:r>
+        <w:t xml:space="preserve">olha só a escolha do usuário.</w:t>
+      </w:r>
+      <w:r>
+        <w:t xml:space="preserve"> </w:t>
+      </w:r>
+      <w:r>
+        <w:rPr>
+          <w:rStyle w:val="VerbatimChar"/>
+        </w:rPr>
+        <w:t xml:space="preserve">definirAnimacoesReduzidas(sim)</w:t>
+      </w:r>
+      <w:r>
+        <w:t xml:space="preserve"> </w:t>
+      </w:r>
+      <w:r>
+        <w:t xml:space="preserve">grava.</w:t>
+      </w:r>
+      <w:r>
+        <w:t xml:space="preserve"> </w:t>
+      </w:r>
+      <w:r>
+        <w:t xml:space="preserve">-</w:t>
+      </w:r>
+      <w:r>
+        <w:t xml:space="preserve"> </w:t>
+      </w:r>
+      <w:r>
+        <w:rPr>
+          <w:rStyle w:val="VerbatimChar"/>
+          <w:bCs/>
+          <w:b/>
+        </w:rPr>
+        <w:t xml:space="preserve">tema()</w:t>
+      </w:r>
+      <w:r>
+        <w:rPr>
+          <w:bCs/>
+          <w:b/>
+        </w:rPr>
+        <w:t xml:space="preserve"> </w:t>
+      </w:r>
+      <w:r>
+        <w:rPr>
+          <w:bCs/>
+          <w:b/>
+        </w:rPr>
+        <w:t xml:space="preserve">e</w:t>
+      </w:r>
+      <w:r>
+        <w:rPr>
+          <w:bCs/>
+          <w:b/>
+        </w:rPr>
+        <w:t xml:space="preserve"> </w:t>
+      </w:r>
+      <w:r>
+        <w:rPr>
+          <w:rStyle w:val="VerbatimChar"/>
+          <w:bCs/>
+          <w:b/>
+        </w:rPr>
+        <w:t xml:space="preserve">definirTema(t)</w:t>
+      </w:r>
+      <w:r>
+        <w:rPr>
+          <w:bCs/>
+          <w:b/>
+        </w:rPr>
+        <w:t xml:space="preserve">:</w:t>
+      </w:r>
+      <w:r>
+        <w:t xml:space="preserve"> </w:t>
+      </w:r>
+      <w:r>
+        <w:rPr>
+          <w:rStyle w:val="VerbatimChar"/>
+        </w:rPr>
+        <w:t xml:space="preserve">"claro"</w:t>
+      </w:r>
+      <w:r>
+        <w:t xml:space="preserve">,</w:t>
+      </w:r>
+      <w:r>
+        <w:t xml:space="preserve"> </w:t>
+      </w:r>
+      <w:r>
+        <w:rPr>
+          <w:rStyle w:val="VerbatimChar"/>
+        </w:rPr>
+        <w:t xml:space="preserve">"escuro"</w:t>
+      </w:r>
+      <w:r>
+        <w:t xml:space="preserve"> </w:t>
+      </w:r>
+      <w:r>
+        <w:t xml:space="preserve">ou</w:t>
+      </w:r>
+      <w:r>
+        <w:t xml:space="preserve"> </w:t>
+      </w:r>
+      <w:r>
+        <w:rPr>
+          <w:rStyle w:val="VerbatimChar"/>
+        </w:rPr>
+        <w:t xml:space="preserve">"auto"</w:t>
+      </w:r>
+      <w:r>
+        <w:t xml:space="preserve"> </w:t>
+      </w:r>
+      <w:r>
+        <w:t xml:space="preserve">(segue o sistema; valor inválido vira</w:t>
+      </w:r>
+      <w:r>
+        <w:t xml:space="preserve"> </w:t>
+      </w:r>
+      <w:r>
+        <w:rPr>
+          <w:rStyle w:val="VerbatimChar"/>
+        </w:rPr>
+        <w:t xml:space="preserve">"auto"</w:t>
+      </w:r>
+      <w:r>
+        <w:t xml:space="preserve">).</w:t>
+      </w:r>
+      <w:r>
+        <w:t xml:space="preserve"> </w:t>
+      </w:r>
+      <w:r>
+        <w:t xml:space="preserve">-</w:t>
+      </w:r>
+      <w:r>
+        <w:t xml:space="preserve"> </w:t>
+      </w:r>
+      <w:r>
+        <w:rPr>
+          <w:bCs/>
+          <w:b/>
+        </w:rPr>
+        <w:t xml:space="preserve">Como o app pinta o escuro:</w:t>
+      </w:r>
+      <w:r>
+        <w:t xml:space="preserve"> </w:t>
+      </w:r>
+      <w:r>
+        <w:t xml:space="preserve">com variáveis CSS, no bloco</w:t>
+      </w:r>
+      <w:r>
+        <w:t xml:space="preserve"> </w:t>
+      </w:r>
+      <w:r>
+        <w:rPr>
+          <w:rStyle w:val="VerbatimChar"/>
+        </w:rPr>
+        <w:t xml:space="preserve">html[data-tema="escuro"]</w:t>
+      </w:r>
+      <w:r>
+        <w:t xml:space="preserve"> </w:t>
+      </w:r>
+      <w:r>
+        <w:t xml:space="preserve">e no mesmo bloco dentro de</w:t>
+      </w:r>
+      <w:r>
+        <w:t xml:space="preserve"> </w:t>
+      </w:r>
+      <w:r>
+        <w:rPr>
+          <w:rStyle w:val="VerbatimChar"/>
+        </w:rPr>
+        <w:t xml:space="preserve">@media (prefers-color-scheme: dark)</w:t>
+      </w:r>
+      <w:r>
+        <w:t xml:space="preserve"> </w:t>
+      </w:r>
+      <w:r>
+        <w:t xml:space="preserve">para</w:t>
+      </w:r>
+      <w:r>
+        <w:t xml:space="preserve"> </w:t>
+      </w:r>
+      <w:r>
+        <w:rPr>
+          <w:rStyle w:val="VerbatimChar"/>
+        </w:rPr>
+        <w:t xml:space="preserve">html:not([data-tema="claro"])</w:t>
+      </w:r>
+      <w:r>
+        <w:t xml:space="preserve">, como nos templates de login e onboarding. Só a paleta Fênix: fundo</w:t>
+      </w:r>
+      <w:r>
+        <w:t xml:space="preserve"> </w:t>
+      </w:r>
+      <w:r>
+        <w:rPr>
+          <w:rStyle w:val="VerbatimChar"/>
+        </w:rPr>
+        <w:t xml:space="preserve">#020733</w:t>
+      </w:r>
+      <w:r>
+        <w:t xml:space="preserve">, cards</w:t>
+      </w:r>
+      <w:r>
+        <w:t xml:space="preserve"> </w:t>
+      </w:r>
+      <w:r>
+        <w:rPr>
+          <w:rStyle w:val="VerbatimChar"/>
+        </w:rPr>
+        <w:t xml:space="preserve">#041273</w:t>
+      </w:r>
+      <w:r>
+        <w:t xml:space="preserve">, texto branco, links em amarelo.</w:t>
+      </w:r>
+      <w:r>
+        <w:t xml:space="preserve"> </w:t>
+      </w:r>
+      <w:r>
+        <w:t xml:space="preserve">-</w:t>
+      </w:r>
+      <w:r>
+        <w:t xml:space="preserve"> </w:t>
+      </w:r>
+      <w:r>
+        <w:rPr>
+          <w:bCs/>
+          <w:b/>
+        </w:rPr>
+        <w:t xml:space="preserve">Som:</w:t>
+      </w:r>
+      <w:r>
+        <w:t xml:space="preserve"> </w:t>
+      </w:r>
+      <w:r>
+        <w:t xml:space="preserve">o toque Asas continua em</w:t>
+      </w:r>
+      <w:r>
+        <w:t xml:space="preserve"> </w:t>
+      </w:r>
+      <w:r>
+        <w:rPr>
+          <w:rStyle w:val="VerbatimChar"/>
+        </w:rPr>
+        <w:t xml:space="preserve">FenixCore.som</w:t>
+      </w:r>
+      <w:r>
+        <w:t xml:space="preserve"> </w:t>
+      </w:r>
+      <w:r>
+        <w:t xml:space="preserve">(seção 2.15);</w:t>
+      </w:r>
+      <w:r>
+        <w:t xml:space="preserve"> </w:t>
+      </w:r>
+      <w:r>
+        <w:rPr>
+          <w:rStyle w:val="VerbatimChar"/>
+        </w:rPr>
+        <w:t xml:space="preserve">ligado()</w:t>
+      </w:r>
+      <w:r>
+        <w:t xml:space="preserve"> </w:t>
+      </w:r>
+      <w:r>
+        <w:t xml:space="preserve">e</w:t>
+      </w:r>
+      <w:r>
+        <w:t xml:space="preserve"> </w:t>
+      </w:r>
+      <w:r>
+        <w:rPr>
+          <w:rStyle w:val="VerbatimChar"/>
+        </w:rPr>
+        <w:t xml:space="preserve">definir()</w:t>
+      </w:r>
+      <w:r>
+        <w:t xml:space="preserve"> </w:t>
+      </w:r>
+      <w:r>
+        <w:t xml:space="preserve">são os mesmos que a caixa Som de abertura usa.</w:t>
+      </w:r>
+    </w:p>
     <w:bookmarkEnd w:id="36"/>
-    <w:bookmarkStart w:id="50" w:name="X3e220394d35f878387f4a836fbbace39461c7d6"/>
+    <w:bookmarkEnd w:id="37"/>
+    <w:bookmarkStart w:id="51" w:name="X3e220394d35f878387f4a836fbbace39461c7d6"/>
     <w:p>
       <w:pPr>
         <w:pStyle w:val="Heading2"/>
@@ -8266,7 +9037,7 @@
         <w:t xml:space="preserve">PARTE 3. O LIVRO DAS REGRAS, REGRA POR REGRA</w:t>
       </w:r>
     </w:p>
-    <w:bookmarkStart w:id="37" w:name="seção-1.-arquitetura"/>
+    <w:bookmarkStart w:id="38" w:name="seção-1.-arquitetura"/>
     <w:p>
       <w:pPr>
         <w:pStyle w:val="Heading3"/>
@@ -8443,8 +9214,8 @@
         <w:t xml:space="preserve">GitHub Pages.</w:t>
       </w:r>
     </w:p>
-    <w:bookmarkEnd w:id="37"/>
-    <w:bookmarkStart w:id="38" w:name="seção-2.-versionamento-e-entrega"/>
+    <w:bookmarkEnd w:id="38"/>
+    <w:bookmarkStart w:id="39" w:name="seção-2.-versionamento-e-entrega"/>
     <w:p>
       <w:pPr>
         <w:pStyle w:val="Heading3"/>
@@ -8607,8 +9378,8 @@
         <w:t xml:space="preserve">com versão, acessos, primeiro acesso, última atualização, datas de criação e modificação e os dados da Fênix.</w:t>
       </w:r>
     </w:p>
-    <w:bookmarkEnd w:id="38"/>
-    <w:bookmarkStart w:id="39" w:name="seção-3.-identidade-visual"/>
+    <w:bookmarkEnd w:id="39"/>
+    <w:bookmarkStart w:id="40" w:name="seção-3.-identidade-visual"/>
     <w:p>
       <w:pPr>
         <w:pStyle w:val="Heading3"/>
@@ -8953,8 +9724,8 @@
         <w:t xml:space="preserve">, com ano automático, links do WhatsApp e do Instagram e a versão do app visível.</w:t>
       </w:r>
     </w:p>
-    <w:bookmarkEnd w:id="39"/>
-    <w:bookmarkStart w:id="40" w:name="seção-4.-acesso-e-login"/>
+    <w:bookmarkEnd w:id="40"/>
+    <w:bookmarkStart w:id="41" w:name="seção-4.-acesso-e-login"/>
     <w:p>
       <w:pPr>
         <w:pStyle w:val="Heading3"/>
@@ -9264,8 +10035,8 @@
         <w:t xml:space="preserve">e barra animada; some quando a tela certa estiver pronta, com teto de 1,2 s.</w:t>
       </w:r>
     </w:p>
-    <w:bookmarkEnd w:id="40"/>
-    <w:bookmarkStart w:id="41" w:name="seção-5.-cadastros-e-dados"/>
+    <w:bookmarkEnd w:id="41"/>
+    <w:bookmarkStart w:id="42" w:name="seção-5.-cadastros-e-dados"/>
     <w:p>
       <w:pPr>
         <w:pStyle w:val="Heading3"/>
@@ -9649,7 +10420,19 @@
         <w:t xml:space="preserve"> </w:t>
       </w:r>
       <w:r>
-        <w:t xml:space="preserve">alerta após mais de 7 dias, arquivo JSON datado, botão Importar no app (que segue a regra 47).</w:t>
+        <w:t xml:space="preserve">alerta após mais de 7 dias, arquivo JSON datado, botão Importar no app (que segue a regra 47); com sincronia ativa, a importação usa</w:t>
+      </w:r>
+      <w:r>
+        <w:t xml:space="preserve"> </w:t>
+      </w:r>
+      <w:r>
+        <w:rPr>
+          <w:rStyle w:val="VerbatimChar"/>
+        </w:rPr>
+        <w:t xml:space="preserve">sync.importarLista</w:t>
+      </w:r>
+      <w:r>
+        <w:t xml:space="preserve">.</w:t>
       </w:r>
     </w:p>
     <w:p>
@@ -9674,8 +10457,8 @@
         <w:t xml:space="preserve">com cabeçalho padrão: logo Azul e dados da empresa do perfil.</w:t>
       </w:r>
     </w:p>
-    <w:bookmarkEnd w:id="41"/>
-    <w:bookmarkStart w:id="42" w:name="seção-6.-segurança-e-qualidade"/>
+    <w:bookmarkEnd w:id="42"/>
+    <w:bookmarkStart w:id="43" w:name="seção-6.-segurança-e-qualidade"/>
     <w:p>
       <w:pPr>
         <w:pStyle w:val="Heading3"/>
@@ -9736,7 +10519,7 @@
         <w:t xml:space="preserve"> </w:t>
       </w:r>
       <w:r>
-        <w:t xml:space="preserve">depois da Seção 9).</w:t>
+        <w:t xml:space="preserve">depois da Seção 9), com um checklist de publicação: core e templates no GitHub, backup das regras atuais, Playground, publicar, testar num app real e, se falhar, recolocar o backup.</w:t>
       </w:r>
     </w:p>
     <w:p>
@@ -9921,8 +10704,8 @@
         <w:t xml:space="preserve">conferir o escape do Python em template literals e blocos órfãos depois de refatorar.</w:t>
       </w:r>
     </w:p>
-    <w:bookmarkEnd w:id="42"/>
-    <w:bookmarkStart w:id="43" w:name="seção-7.-processo"/>
+    <w:bookmarkEnd w:id="43"/>
+    <w:bookmarkStart w:id="44" w:name="seção-7.-processo"/>
     <w:p>
       <w:pPr>
         <w:pStyle w:val="Heading3"/>
@@ -9950,7 +10733,7 @@
         <w:t xml:space="preserve"> </w:t>
       </w:r>
       <w:r>
-        <w:t xml:space="preserve">em app novo, ou existente trazido para alteração, preencher a Ficha com o Cristiano antes de começar, perguntando sempre se o app terá login com Google (grupo H) e se vai funcionar em tempo real em mais de um aparelho (grupo I).</w:t>
+        <w:t xml:space="preserve">em app novo, ou existente trazido para alteração, preencher a Ficha com o Cristiano antes de começar, perguntando sempre se o app terá login com Google (grupo H) se vai funcionar em tempo real em mais de um aparelho (grupo I) e se terá tema escuro opcional (grupo J).</w:t>
       </w:r>
     </w:p>
     <w:p>
@@ -10038,8 +10821,8 @@
         <w:t xml:space="preserve">na Sobre. Selo igual à versão do livro significa que já está aplicado; selo antigo, aplicar só o que o Histórico indica; sem selo, aplicar tudo.</w:t>
       </w:r>
     </w:p>
-    <w:bookmarkEnd w:id="43"/>
-    <w:bookmarkStart w:id="44" w:name="seção-8.-dashboard"/>
+    <w:bookmarkEnd w:id="44"/>
+    <w:bookmarkStart w:id="45" w:name="seção-8.-dashboard"/>
     <w:p>
       <w:pPr>
         <w:pStyle w:val="Heading3"/>
@@ -10097,8 +10880,8 @@
         <w:t xml:space="preserve">.</w:t>
       </w:r>
     </w:p>
-    <w:bookmarkEnd w:id="44"/>
-    <w:bookmarkStart w:id="45" w:name="seção-9.-trazer-um-app-antigo-ao-padrão"/>
+    <w:bookmarkEnd w:id="45"/>
+    <w:bookmarkStart w:id="46" w:name="seção-9.-trazer-um-app-antigo-ao-padrão"/>
     <w:p>
       <w:pPr>
         <w:pStyle w:val="Heading3"/>
@@ -10129,8 +10912,8 @@
         <w:t xml:space="preserve">quando um app existente vem para alteração: (a) ler o selo (sem selo, aplicar tudo; selo antigo, só o que o Histórico indica); (b) preencher a Ficha; (c) fazer o inventário do que o app cumpre e do que falta, regra por regra, e mostrar antes de mexer; (d) proteger os dados: chaves e formatos do localStorage e das coleções não mudam sem migração e backup; (e) aplicar em cinco etapas, cada uma testada: 1) core, banco desligado e selo, 2) identidade, 3) acesso, 4) cadastros e máscaras, 5) qualidade (Changelog e Manual, Sobre, backup, PDF e dashboard); (f) não mexer em telas que não foram pedidas e avisar quando uma regra conflitar com algo do app; (g) entregar pelo Como entregar, com a sequência de versões do próprio app e a Ficha no Changelog; (h) anotar o app em Apps já no padrão.</w:t>
       </w:r>
     </w:p>
-    <w:bookmarkEnd w:id="45"/>
-    <w:bookmarkStart w:id="46" w:name="X5b8ff7dede8818ecf83d78814fa507887eb2bab"/>
+    <w:bookmarkEnd w:id="46"/>
+    <w:bookmarkStart w:id="47" w:name="X5b8ff7dede8818ecf83d78814fa507887eb2bab"/>
     <w:p>
       <w:pPr>
         <w:pStyle w:val="Heading3"/>
@@ -10282,20 +11065,20 @@
         <w:rPr>
           <w:rStyle w:val="VerbatimChar"/>
         </w:rPr>
-        <w:t xml:space="preserve">sync.salvar</w:t>
+        <w:t xml:space="preserve">sync.importarLista</w:t>
       </w:r>
       <w:r>
         <w:t xml:space="preserve">; testar com dois aparelhos.</w:t>
       </w:r>
     </w:p>
-    <w:bookmarkEnd w:id="46"/>
-    <w:bookmarkStart w:id="47" w:name="X0b4914c8cf566ae7d3dd5f19cded9f0263196af"/>
+    <w:bookmarkEnd w:id="47"/>
+    <w:bookmarkStart w:id="48" w:name="Xfad3c313a7cc1113d097e4a3ce770c43c316deb"/>
     <w:p>
       <w:pPr>
         <w:pStyle w:val="Heading3"/>
       </w:pPr>
       <w:r>
-        <w:t xml:space="preserve">Seção 11. Licença definitiva, animações e toque de abertura</w:t>
+        <w:t xml:space="preserve">Seção 11. Licença definitiva, animações, toque e preferências</w:t>
       </w:r>
     </w:p>
     <w:p>
@@ -10377,7 +11160,28 @@
         <w:t xml:space="preserve"> </w:t>
       </w:r>
       <w:r>
-        <w:t xml:space="preserve">confirma depois do login.</w:t>
+        <w:t xml:space="preserve">confirma depois do login; a licença pode ter validade (</w:t>
+      </w:r>
+      <w:r>
+        <w:rPr>
+          <w:rStyle w:val="VerbatimChar"/>
+        </w:rPr>
+        <w:t xml:space="preserve">licencaAte</w:t>
+      </w:r>
+      <w:r>
+        <w:t xml:space="preserve">) e, quando o Google é negado, o texto é sempre</w:t>
+      </w:r>
+      <w:r>
+        <w:t xml:space="preserve"> </w:t>
+      </w:r>
+      <w:r>
+        <w:rPr>
+          <w:rStyle w:val="VerbatimChar"/>
+        </w:rPr>
+        <w:t xml:space="preserve">MENSAGEM_GOOGLE</w:t>
+      </w:r>
+      <w:r>
+        <w:t xml:space="preserve">.</w:t>
       </w:r>
     </w:p>
     <w:p>
@@ -10402,8 +11206,51 @@
         <w:t xml:space="preserve">farol passando ao fundo do login e holofotes duplos de baixo para cima no splash (templates prontos, só CSS, respeitam reduzir movimento); toque Asas (Lá, Ré, Lá) sintetizado pelo core, que toca no login que deu certo e, no splash, só se o navegador já permitir; chave Som no login.</w:t>
       </w:r>
     </w:p>
-    <w:bookmarkEnd w:id="47"/>
-    <w:bookmarkStart w:id="48" w:name="firestore.rules-bloco-por-bloco"/>
+    <w:p>
+      <w:pPr>
+        <w:numPr>
+          <w:ilvl w:val="0"/>
+          <w:numId w:val="1022"/>
+        </w:numPr>
+        <w:pStyle w:val="Compact"/>
+      </w:pPr>
+      <w:r>
+        <w:rPr>
+          <w:bCs/>
+          <w:b/>
+        </w:rPr>
+        <w:t xml:space="preserve">Preferências e tema escuro:</w:t>
+      </w:r>
+      <w:r>
+        <w:t xml:space="preserve"> </w:t>
+      </w:r>
+      <w:r>
+        <w:t xml:space="preserve">controles Som de abertura e Reduzir animações na tela Sobre ou no menu do avatar (</w:t>
+      </w:r>
+      <w:r>
+        <w:rPr>
+          <w:rStyle w:val="VerbatimChar"/>
+        </w:rPr>
+        <w:t xml:space="preserve">FenixCore.preferencias.montarTela</w:t>
+      </w:r>
+      <w:r>
+        <w:t xml:space="preserve">); tema escuro opcional no grupo J, só com a paleta Fênix, por variáveis CSS e</w:t>
+      </w:r>
+      <w:r>
+        <w:t xml:space="preserve"> </w:t>
+      </w:r>
+      <w:r>
+        <w:rPr>
+          <w:rStyle w:val="VerbatimChar"/>
+        </w:rPr>
+        <w:t xml:space="preserve">data-tema</w:t>
+      </w:r>
+      <w:r>
+        <w:t xml:space="preserve">; o claro segue como padrão.</w:t>
+      </w:r>
+    </w:p>
+    <w:bookmarkEnd w:id="48"/>
+    <w:bookmarkStart w:id="49" w:name="firestore.rules-bloco-por-bloco"/>
     <w:p>
       <w:pPr>
         <w:pStyle w:val="Heading3"/>
@@ -10478,7 +11325,7 @@
         <w:t xml:space="preserve"> </w:t>
       </w:r>
       <w:r>
-        <w:t xml:space="preserve">v4.0 no GitHub (ele passa a gravar o</w:t>
+        <w:t xml:space="preserve">mais novo no GitHub (ele grava o</w:t>
       </w:r>
       <w:r>
         <w:t xml:space="preserve"> </w:t>
@@ -10493,7 +11340,7 @@
         <w:t xml:space="preserve"> </w:t>
       </w:r>
       <w:r>
-        <w:t xml:space="preserve">no registro do técnico); 2) só depois estas regras no console. Teste antes no</w:t>
+        <w:t xml:space="preserve">e, desde a v4.4, o nome da empresa no convite); 2) só depois estas regras no console. Teste antes no</w:t>
       </w:r>
       <w:r>
         <w:t xml:space="preserve"> </w:t>
@@ -10512,6 +11359,24 @@
       </w:r>
       <w:r>
         <w:t xml:space="preserve">(roteiro abaixo).</w:t>
+      </w:r>
+    </w:p>
+    <w:p>
+      <w:pPr>
+        <w:pStyle w:val="BodyText"/>
+      </w:pPr>
+      <w:r>
+        <w:rPr>
+          <w:bCs/>
+          <w:b/>
+        </w:rPr>
+        <w:t xml:space="preserve">Checklist de publicação (regra 46):</w:t>
+      </w:r>
+      <w:r>
+        <w:t xml:space="preserve"> </w:t>
+      </w:r>
+      <w:r>
+        <w:t xml:space="preserve">1) core e templates no GitHub; 2) no console, copie as regras atuais para um arquivo de backup; 3) cole as novas no Playground e rode o roteiro abaixo; 4) publique; 5) abra um app real, entre e grave um registro; 6) se algo falhar, recoloque o backup e avise.</w:t>
       </w:r>
     </w:p>
     <w:p>
@@ -10736,7 +11601,26 @@
         <w:t xml:space="preserve"> </w:t>
       </w:r>
       <w:r>
-        <w:t xml:space="preserve">qualquer logado lê; ninguém altera nem apaga.</w:t>
+        <w:rPr>
+          <w:bCs/>
+          <w:b/>
+        </w:rPr>
+        <w:t xml:space="preserve">[v4.4]</w:t>
+      </w:r>
+      <w:r>
+        <w:t xml:space="preserve"> </w:t>
+      </w:r>
+      <w:r>
+        <w:t xml:space="preserve">só lê o dono (</w:t>
+      </w:r>
+      <w:r>
+        <w:rPr>
+          <w:rStyle w:val="VerbatimChar"/>
+        </w:rPr>
+        <w:t xml:space="preserve">donoUid</w:t>
+      </w:r>
+      <w:r>
+        <w:t xml:space="preserve">) e quem tem vínculo aprovado com a empresa; antes, qualquer logado lia. Ninguém altera nem apaga.</w:t>
       </w:r>
       <w:r>
         <w:t xml:space="preserve"> </w:t>
@@ -11275,6 +12159,74 @@
       <w:r>
         <w:t xml:space="preserve">(get) sem estar logado: permitido; listar a coleção ou gravar nela: negado.</w:t>
       </w:r>
+      <w:r>
+        <w:t xml:space="preserve"> </w:t>
+      </w:r>
+      <w:r>
+        <w:t xml:space="preserve">10.</w:t>
+      </w:r>
+      <w:r>
+        <w:t xml:space="preserve"> </w:t>
+      </w:r>
+      <w:r>
+        <w:rPr>
+          <w:bCs/>
+          <w:b/>
+        </w:rPr>
+        <w:t xml:space="preserve">[v4.4]</w:t>
+      </w:r>
+      <w:r>
+        <w:t xml:space="preserve"> </w:t>
+      </w:r>
+      <w:r>
+        <w:t xml:space="preserve">Usuário logado, sem vínculo e que não é o dono, lê</w:t>
+      </w:r>
+      <w:r>
+        <w:t xml:space="preserve"> </w:t>
+      </w:r>
+      <w:r>
+        <w:rPr>
+          <w:rStyle w:val="VerbatimChar"/>
+        </w:rPr>
+        <w:t xml:space="preserve">empresas/{id}</w:t>
+      </w:r>
+      <w:r>
+        <w:t xml:space="preserve">: negado; o dono, ou um membro aprovado: permitido.</w:t>
+      </w:r>
+      <w:r>
+        <w:t xml:space="preserve"> </w:t>
+      </w:r>
+      <w:r>
+        <w:t xml:space="preserve">11.</w:t>
+      </w:r>
+      <w:r>
+        <w:t xml:space="preserve"> </w:t>
+      </w:r>
+      <w:r>
+        <w:rPr>
+          <w:bCs/>
+          <w:b/>
+        </w:rPr>
+        <w:t xml:space="preserve">[v4.4]</w:t>
+      </w:r>
+      <w:r>
+        <w:t xml:space="preserve"> </w:t>
+      </w:r>
+      <w:r>
+        <w:t xml:space="preserve">Técnico aceita convite: o convite tem</w:t>
+      </w:r>
+      <w:r>
+        <w:t xml:space="preserve"> </w:t>
+      </w:r>
+      <w:r>
+        <w:rPr>
+          <w:rStyle w:val="VerbatimChar"/>
+        </w:rPr>
+        <w:t xml:space="preserve">empresaNome</w:t>
+      </w:r>
+      <w:r>
+        <w:t xml:space="preserve">, e depois de aceitar ele lê a empresa: permitido.</w:t>
+      </w:r>
     </w:p>
     <w:p>
       <w:pPr>
@@ -11330,6 +12282,64 @@
         <w:t xml:space="preserve"> </w:t>
       </w:r>
       <w:r>
+        <w:t xml:space="preserve">-</w:t>
+      </w:r>
+      <w:r>
+        <w:t xml:space="preserve"> </w:t>
+      </w:r>
+      <w:r>
+        <w:rPr>
+          <w:bCs/>
+          <w:b/>
+        </w:rPr>
+        <w:t xml:space="preserve">[v4.4]</w:t>
+      </w:r>
+      <w:r>
+        <w:t xml:space="preserve"> </w:t>
+      </w:r>
+      <w:r>
+        <w:t xml:space="preserve">Convites criados antes da v4.4 não têm</w:t>
+      </w:r>
+      <w:r>
+        <w:t xml:space="preserve"> </w:t>
+      </w:r>
+      <w:r>
+        <w:rPr>
+          <w:rStyle w:val="VerbatimChar"/>
+        </w:rPr>
+        <w:t xml:space="preserve">empresaNome</w:t>
+      </w:r>
+      <w:r>
+        <w:t xml:space="preserve">: a tela do convite mostra só o código até o convite ser aceito. O app que mostrava o nome da empresa antes de aceitar deve ler</w:t>
+      </w:r>
+      <w:r>
+        <w:t xml:space="preserve"> </w:t>
+      </w:r>
+      <w:r>
+        <w:rPr>
+          <w:rStyle w:val="VerbatimChar"/>
+        </w:rPr>
+        <w:t xml:space="preserve">convite.empresaNome</w:t>
+      </w:r>
+      <w:r>
+        <w:t xml:space="preserve">, não</w:t>
+      </w:r>
+      <w:r>
+        <w:t xml:space="preserve"> </w:t>
+      </w:r>
+      <w:r>
+        <w:rPr>
+          <w:rStyle w:val="VerbatimChar"/>
+        </w:rPr>
+        <w:t xml:space="preserve">empresas/{id}</w:t>
+      </w:r>
+      <w:r>
+        <w:t xml:space="preserve">.</w:t>
+      </w:r>
+      <w:r>
+        <w:t xml:space="preserve"> </w:t>
+      </w:r>
+      <w:r>
         <w:t xml:space="preserve">- Mantidos como estavam no console: a regra</w:t>
       </w:r>
       <w:r>
@@ -11360,26 +12370,11 @@
         <w:t xml:space="preserve"> </w:t>
       </w:r>
       <w:r>
-        <w:t xml:space="preserve">(o curinga da empresa já libera a gravação, então ela não bloqueia nada) e a leitura de</w:t>
-      </w:r>
-      <w:r>
-        <w:t xml:space="preserve"> </w:t>
-      </w:r>
-      <w:r>
-        <w:rPr>
-          <w:rStyle w:val="VerbatimChar"/>
-        </w:rPr>
-        <w:t xml:space="preserve">empresas/{id}</w:t>
-      </w:r>
-      <w:r>
-        <w:t xml:space="preserve"> </w:t>
-      </w:r>
-      <w:r>
-        <w:t xml:space="preserve">por qualquer logado, que expõe o nome da empresa e o e-mail do dono. Dá para fechar depois, se você quiser.</w:t>
-      </w:r>
-    </w:p>
-    <w:bookmarkEnd w:id="48"/>
-    <w:bookmarkStart w:id="49" w:name="seções-finais-do-livro"/>
+        <w:t xml:space="preserve">(o curinga da empresa já libera a gravação, então ela não bloqueia nada).</w:t>
+      </w:r>
+    </w:p>
+    <w:bookmarkEnd w:id="49"/>
+    <w:bookmarkStart w:id="50" w:name="seções-finais-do-livro"/>
     <w:p>
       <w:pPr>
         <w:pStyle w:val="Heading3"/>
@@ -11407,7 +12402,7 @@
         <w:t xml:space="preserve"> </w:t>
       </w:r>
       <w:r>
-        <w:t xml:space="preserve">sempre valem as regras 1 a 3, 5 a 22, 39, 40, 47 a 53, 55 e 59. Grupos marcáveis: A banco ativo (4, 46), B login (23 a 32), C PF/PJ (33 a 38, 41, 42), D produto (43), E backup (44), F PDF (45), G dashboard (54), H login com Google (56 e 58), I sincronização entre aparelhos (57). Os grupos H e I vêm desmarcados e são perguntados sempre.</w:t>
+        <w:t xml:space="preserve">sempre valem as regras 1 a 3, 5 a 22, 39, 40, 47 a 53, 55, 59 e 60. Grupos marcáveis: A banco ativo (4, 46), B login (23 a 32), C PF/PJ (33 a 38, 41, 42), D produto (43), E backup (44), F PDF (45), G dashboard (54), H login com Google (56 e 58), I sincronização entre aparelhos (57), J tema escuro opcional (60). Os grupos H, I e J vêm desmarcados e são perguntados sempre.</w:t>
       </w:r>
     </w:p>
     <w:p>
@@ -11488,6 +12483,18 @@
         <w:t xml:space="preserve">”</w:t>
       </w:r>
       <w:r>
+        <w:t xml:space="preserve">; teste com dois aparelhos para o grupo I; checklist de publicação quando houver</w:t>
+      </w:r>
+      <w:r>
+        <w:t xml:space="preserve"> </w:t>
+      </w:r>
+      <w:r>
+        <w:rPr>
+          <w:rStyle w:val="VerbatimChar"/>
+        </w:rPr>
+        <w:t xml:space="preserve">firestore.rules</w:t>
+      </w:r>
+      <w:r>
         <w:t xml:space="preserve">; zip com</w:t>
       </w:r>
       <w:r>
@@ -11503,7 +12510,22 @@
         <w:t xml:space="preserve"> </w:t>
       </w:r>
       <w:r>
-        <w:t xml:space="preserve">quando houver mais de um arquivo; avisar se um pedido contrariar o livro.</w:t>
+        <w:t xml:space="preserve">quando houver mais de um arquivo (a pasta</w:t>
+      </w:r>
+      <w:r>
+        <w:t xml:space="preserve"> </w:t>
+      </w:r>
+      <w:r>
+        <w:rPr>
+          <w:rStyle w:val="VerbatimChar"/>
+        </w:rPr>
+        <w:t xml:space="preserve">versoes/</w:t>
+      </w:r>
+      <w:r>
+        <w:t xml:space="preserve"> </w:t>
+      </w:r>
+      <w:r>
+        <w:t xml:space="preserve">nunca sobe para a raiz do repositório); avisar se um pedido contrariar o livro.</w:t>
       </w:r>
     </w:p>
     <w:p>
@@ -11528,9 +12550,9 @@
         <w:t xml:space="preserve">anotação numerada dos apps que já seguem o livro.</w:t>
       </w:r>
     </w:p>
-    <w:bookmarkEnd w:id="49"/>
     <w:bookmarkEnd w:id="50"/>
-    <w:bookmarkStart w:id="54" w:name="parte-4.-changelog-da-biblioteca"/>
+    <w:bookmarkEnd w:id="51"/>
+    <w:bookmarkStart w:id="55" w:name="parte-4.-changelog-da-biblioteca"/>
     <w:p>
       <w:pPr>
         <w:pStyle w:val="Heading2"/>
@@ -11547,7 +12569,7 @@
         <w:t xml:space="preserve">Cada linha diz o que mudou e o que isso exige dos apps. As versões v1.x e v2.x do core vieram antes do livro atual; as versões v3.x são niveladas entre livro, core, templates e documentos legais.</w:t>
       </w:r>
     </w:p>
-    <w:bookmarkStart w:id="51" w:name="versões-v3.x-niveladas"/>
+    <w:bookmarkStart w:id="52" w:name="versões-v3.x-niveladas"/>
     <w:p>
       <w:pPr>
         <w:pStyle w:val="Heading3"/>
@@ -11569,79 +12591,112 @@
           <w:bCs/>
           <w:b/>
         </w:rPr>
-        <w:t xml:space="preserve">v4.3</w:t>
-      </w:r>
-      <w:r>
-        <w:t xml:space="preserve">: login com Google só com a licença definitiva (regra 58); farol passando ao fundo do login e holofotes duplos no splash, que ganha</w:t>
-      </w:r>
-      <w:r>
-        <w:t xml:space="preserve"> </w:t>
-      </w:r>
-      <w:r>
-        <w:rPr>
-          <w:rStyle w:val="VerbatimChar"/>
-        </w:rPr>
-        <w:t xml:space="preserve">fenix-template-splash.html</w:t>
-      </w:r>
-      <w:r>
-        <w:t xml:space="preserve"> </w:t>
-      </w:r>
-      <w:r>
-        <w:t xml:space="preserve">(regra 59); toque Asas; core com</w:t>
-      </w:r>
-      <w:r>
-        <w:t xml:space="preserve"> </w:t>
-      </w:r>
-      <w:r>
-        <w:rPr>
-          <w:rStyle w:val="VerbatimChar"/>
-        </w:rPr>
-        <w:t xml:space="preserve">FenixCore.licenca</w:t>
-      </w:r>
-      <w:r>
-        <w:t xml:space="preserve"> </w:t>
-      </w:r>
-      <w:r>
-        <w:t xml:space="preserve">e</w:t>
-      </w:r>
-      <w:r>
-        <w:t xml:space="preserve"> </w:t>
-      </w:r>
-      <w:r>
-        <w:rPr>
-          <w:rStyle w:val="VerbatimChar"/>
-        </w:rPr>
-        <w:t xml:space="preserve">FenixCore.som</w:t>
-      </w:r>
-      <w:r>
-        <w:t xml:space="preserve">; regras do Firestore com o campo</w:t>
-      </w:r>
-      <w:r>
-        <w:t xml:space="preserve"> </w:t>
-      </w:r>
-      <w:r>
-        <w:rPr>
-          <w:rStyle w:val="VerbatimChar"/>
-        </w:rPr>
-        <w:t xml:space="preserve">licenca</w:t>
-      </w:r>
-      <w:r>
-        <w:t xml:space="preserve"> </w:t>
-      </w:r>
-      <w:r>
-        <w:t xml:space="preserve">protegido e a coleção</w:t>
-      </w:r>
-      <w:r>
-        <w:t xml:space="preserve"> </w:t>
-      </w:r>
-      <w:r>
-        <w:rPr>
-          <w:rStyle w:val="VerbatimChar"/>
-        </w:rPr>
-        <w:t xml:space="preserve">licencas</w:t>
-      </w:r>
-      <w:r>
-        <w:t xml:space="preserve">. Apps: SIM, na próxima alteração.</w:t>
+        <w:t xml:space="preserve">v4.4</w:t>
+      </w:r>
+      <w:r>
+        <w:t xml:space="preserve">: leitura de</w:t>
+      </w:r>
+      <w:r>
+        <w:t xml:space="preserve"> </w:t>
+      </w:r>
+      <w:r>
+        <w:rPr>
+          <w:rStyle w:val="VerbatimChar"/>
+        </w:rPr>
+        <w:t xml:space="preserve">empresas/{id}</w:t>
+      </w:r>
+      <w:r>
+        <w:t xml:space="preserve"> </w:t>
+      </w:r>
+      <w:r>
+        <w:t xml:space="preserve">só para o dono e membros (convite leva</w:t>
+      </w:r>
+      <w:r>
+        <w:t xml:space="preserve"> </w:t>
+      </w:r>
+      <w:r>
+        <w:rPr>
+          <w:rStyle w:val="VerbatimChar"/>
+        </w:rPr>
+        <w:t xml:space="preserve">empresaNome</w:t>
+      </w:r>
+      <w:r>
+        <w:t xml:space="preserve">); licença com validade (</w:t>
+      </w:r>
+      <w:r>
+        <w:rPr>
+          <w:rStyle w:val="VerbatimChar"/>
+        </w:rPr>
+        <w:t xml:space="preserve">licencaAte</w:t>
+      </w:r>
+      <w:r>
+        <w:t xml:space="preserve">,</w:t>
+      </w:r>
+      <w:r>
+        <w:t xml:space="preserve"> </w:t>
+      </w:r>
+      <w:r>
+        <w:rPr>
+          <w:rStyle w:val="VerbatimChar"/>
+        </w:rPr>
+        <w:t xml:space="preserve">situacao</w:t>
+      </w:r>
+      <w:r>
+        <w:t xml:space="preserve">) e</w:t>
+      </w:r>
+      <w:r>
+        <w:t xml:space="preserve"> </w:t>
+      </w:r>
+      <w:r>
+        <w:rPr>
+          <w:rStyle w:val="VerbatimChar"/>
+        </w:rPr>
+        <w:t xml:space="preserve">MENSAGEM_GOOGLE</w:t>
+      </w:r>
+      <w:r>
+        <w:t xml:space="preserve">;</w:t>
+      </w:r>
+      <w:r>
+        <w:t xml:space="preserve"> </w:t>
+      </w:r>
+      <w:r>
+        <w:rPr>
+          <w:rStyle w:val="VerbatimChar"/>
+        </w:rPr>
+        <w:t xml:space="preserve">sync.importarLista</w:t>
+      </w:r>
+      <w:r>
+        <w:t xml:space="preserve">;</w:t>
+      </w:r>
+      <w:r>
+        <w:t xml:space="preserve"> </w:t>
+      </w:r>
+      <w:r>
+        <w:rPr>
+          <w:rStyle w:val="VerbatimChar"/>
+        </w:rPr>
+        <w:t xml:space="preserve">FenixCore.preferencias</w:t>
+      </w:r>
+      <w:r>
+        <w:t xml:space="preserve"> </w:t>
+      </w:r>
+      <w:r>
+        <w:t xml:space="preserve">(som, animações, tema claro/escuro/automático); regra 60 e grupo J; checklist de publicação das regras, teste com dois aparelhos e aviso da pasta</w:t>
+      </w:r>
+      <w:r>
+        <w:t xml:space="preserve"> </w:t>
+      </w:r>
+      <w:r>
+        <w:rPr>
+          <w:rStyle w:val="VerbatimChar"/>
+        </w:rPr>
+        <w:t xml:space="preserve">versoes/</w:t>
+      </w:r>
+      <w:r>
+        <w:t xml:space="preserve"> </w:t>
+      </w:r>
+      <w:r>
+        <w:t xml:space="preserve">em Como entregar; Termos (cláusula 3, licença de uso) e Política (dados de licença e preferências) atualizados em 23/10/2026. Apps: SIM, na próxima alteração.</w:t>
       </w:r>
     </w:p>
     <w:p>
@@ -11657,67 +12712,34 @@
           <w:bCs/>
           <w:b/>
         </w:rPr>
-        <w:t xml:space="preserve">v4.2</w:t>
-      </w:r>
-      <w:r>
-        <w:t xml:space="preserve">: Ficha com os grupos H (login com Google) e I (sincronização entre aparelhos), perguntados sempre; regras 56 e 57 (seção 10); core com</w:t>
-      </w:r>
-      <w:r>
-        <w:t xml:space="preserve"> </w:t>
-      </w:r>
-      <w:r>
-        <w:rPr>
-          <w:rStyle w:val="VerbatimChar"/>
-        </w:rPr>
-        <w:t xml:space="preserve">entrarComGoogle</w:t>
-      </w:r>
-      <w:r>
-        <w:t xml:space="preserve">,</w:t>
-      </w:r>
-      <w:r>
-        <w:t xml:space="preserve"> </w:t>
-      </w:r>
-      <w:r>
-        <w:rPr>
-          <w:rStyle w:val="VerbatimChar"/>
-        </w:rPr>
-        <w:t xml:space="preserve">resultadoRedirecionamento</w:t>
-      </w:r>
-      <w:r>
-        <w:t xml:space="preserve">,</w:t>
-      </w:r>
-      <w:r>
-        <w:t xml:space="preserve"> </w:t>
-      </w:r>
-      <w:r>
-        <w:rPr>
-          <w:rStyle w:val="VerbatimChar"/>
-        </w:rPr>
-        <w:t xml:space="preserve">redefinirSenha</w:t>
-      </w:r>
-      <w:r>
-        <w:t xml:space="preserve">,</w:t>
-      </w:r>
-      <w:r>
-        <w:t xml:space="preserve"> </w:t>
-      </w:r>
-      <w:r>
-        <w:rPr>
-          <w:rStyle w:val="VerbatimChar"/>
-        </w:rPr>
-        <w:t xml:space="preserve">criarModuloDadosPessoais</w:t>
-      </w:r>
-      <w:r>
-        <w:t xml:space="preserve">,</w:t>
-      </w:r>
-      <w:r>
-        <w:t xml:space="preserve"> </w:t>
-      </w:r>
-      <w:r>
-        <w:rPr>
-          <w:rStyle w:val="VerbatimChar"/>
-        </w:rPr>
-        <w:t xml:space="preserve">criarSincronia</w:t>
+        <w:t xml:space="preserve">v4.3</w:t>
+      </w:r>
+      <w:r>
+        <w:t xml:space="preserve">: login com Google só com a licença definitiva (regra 58); farol passando ao fundo do login e holofotes duplos no splash, que ganha</w:t>
+      </w:r>
+      <w:r>
+        <w:t xml:space="preserve"> </w:t>
+      </w:r>
+      <w:r>
+        <w:rPr>
+          <w:rStyle w:val="VerbatimChar"/>
+        </w:rPr>
+        <w:t xml:space="preserve">fenix-template-splash.html</w:t>
+      </w:r>
+      <w:r>
+        <w:t xml:space="preserve"> </w:t>
+      </w:r>
+      <w:r>
+        <w:t xml:space="preserve">(regra 59); toque Asas; core com</w:t>
+      </w:r>
+      <w:r>
+        <w:t xml:space="preserve"> </w:t>
+      </w:r>
+      <w:r>
+        <w:rPr>
+          <w:rStyle w:val="VerbatimChar"/>
+        </w:rPr>
+        <w:t xml:space="preserve">FenixCore.licenca</w:t>
       </w:r>
       <w:r>
         <w:t xml:space="preserve"> </w:t>
@@ -11732,13 +12754,37 @@
         <w:rPr>
           <w:rStyle w:val="VerbatimChar"/>
         </w:rPr>
-        <w:t xml:space="preserve">escutar</w:t>
-      </w:r>
-      <w:r>
-        <w:t xml:space="preserve"> </w:t>
-      </w:r>
-      <w:r>
-        <w:t xml:space="preserve">nos dados por empresa. Apps: SIM, na próxima alteração.</w:t>
+        <w:t xml:space="preserve">FenixCore.som</w:t>
+      </w:r>
+      <w:r>
+        <w:t xml:space="preserve">; regras do Firestore com o campo</w:t>
+      </w:r>
+      <w:r>
+        <w:t xml:space="preserve"> </w:t>
+      </w:r>
+      <w:r>
+        <w:rPr>
+          <w:rStyle w:val="VerbatimChar"/>
+        </w:rPr>
+        <w:t xml:space="preserve">licenca</w:t>
+      </w:r>
+      <w:r>
+        <w:t xml:space="preserve"> </w:t>
+      </w:r>
+      <w:r>
+        <w:t xml:space="preserve">protegido e a coleção</w:t>
+      </w:r>
+      <w:r>
+        <w:t xml:space="preserve"> </w:t>
+      </w:r>
+      <w:r>
+        <w:rPr>
+          <w:rStyle w:val="VerbatimChar"/>
+        </w:rPr>
+        <w:t xml:space="preserve">licencas</w:t>
+      </w:r>
+      <w:r>
+        <w:t xml:space="preserve">. Apps: SIM, na próxima alteração.</w:t>
       </w:r>
     </w:p>
     <w:p>
@@ -11754,16 +12800,19 @@
           <w:bCs/>
           <w:b/>
         </w:rPr>
-        <w:t xml:space="preserve">v4.1</w:t>
-      </w:r>
-      <w:r>
-        <w:t xml:space="preserve">: placa sempre com hífen depois das três letras (</w:t>
-      </w:r>
-      <w:r>
-        <w:rPr>
-          <w:rStyle w:val="VerbatimChar"/>
-        </w:rPr>
-        <w:t xml:space="preserve">ABC-1D23</w:t>
+        <w:t xml:space="preserve">v4.2</w:t>
+      </w:r>
+      <w:r>
+        <w:t xml:space="preserve">: Ficha com os grupos H (login com Google) e I (sincronização entre aparelhos), perguntados sempre; regras 56 e 57 (seção 10); core com</w:t>
+      </w:r>
+      <w:r>
+        <w:t xml:space="preserve"> </w:t>
+      </w:r>
+      <w:r>
+        <w:rPr>
+          <w:rStyle w:val="VerbatimChar"/>
+        </w:rPr>
+        <w:t xml:space="preserve">entrarComGoogle</w:t>
       </w:r>
       <w:r>
         <w:t xml:space="preserve">,</w:t>
@@ -11775,22 +12824,64 @@
         <w:rPr>
           <w:rStyle w:val="VerbatimChar"/>
         </w:rPr>
-        <w:t xml:space="preserve">ABC-1234</w:t>
-      </w:r>
-      <w:r>
-        <w:t xml:space="preserve">) e RG no formato</w:t>
-      </w:r>
-      <w:r>
-        <w:t xml:space="preserve"> </w:t>
-      </w:r>
-      <w:r>
-        <w:rPr>
-          <w:rStyle w:val="VerbatimChar"/>
-        </w:rPr>
-        <w:t xml:space="preserve">00.000.000-0</w:t>
-      </w:r>
-      <w:r>
-        <w:t xml:space="preserve">. Apps: SIM, só quem usa essas máscaras.</w:t>
+        <w:t xml:space="preserve">resultadoRedirecionamento</w:t>
+      </w:r>
+      <w:r>
+        <w:t xml:space="preserve">,</w:t>
+      </w:r>
+      <w:r>
+        <w:t xml:space="preserve"> </w:t>
+      </w:r>
+      <w:r>
+        <w:rPr>
+          <w:rStyle w:val="VerbatimChar"/>
+        </w:rPr>
+        <w:t xml:space="preserve">redefinirSenha</w:t>
+      </w:r>
+      <w:r>
+        <w:t xml:space="preserve">,</w:t>
+      </w:r>
+      <w:r>
+        <w:t xml:space="preserve"> </w:t>
+      </w:r>
+      <w:r>
+        <w:rPr>
+          <w:rStyle w:val="VerbatimChar"/>
+        </w:rPr>
+        <w:t xml:space="preserve">criarModuloDadosPessoais</w:t>
+      </w:r>
+      <w:r>
+        <w:t xml:space="preserve">,</w:t>
+      </w:r>
+      <w:r>
+        <w:t xml:space="preserve"> </w:t>
+      </w:r>
+      <w:r>
+        <w:rPr>
+          <w:rStyle w:val="VerbatimChar"/>
+        </w:rPr>
+        <w:t xml:space="preserve">criarSincronia</w:t>
+      </w:r>
+      <w:r>
+        <w:t xml:space="preserve"> </w:t>
+      </w:r>
+      <w:r>
+        <w:t xml:space="preserve">e</w:t>
+      </w:r>
+      <w:r>
+        <w:t xml:space="preserve"> </w:t>
+      </w:r>
+      <w:r>
+        <w:rPr>
+          <w:rStyle w:val="VerbatimChar"/>
+        </w:rPr>
+        <w:t xml:space="preserve">escutar</w:t>
+      </w:r>
+      <w:r>
+        <w:t xml:space="preserve"> </w:t>
+      </w:r>
+      <w:r>
+        <w:t xml:space="preserve">nos dados por empresa. Apps: SIM, na próxima alteração.</w:t>
       </w:r>
     </w:p>
     <w:p>
@@ -11806,67 +12897,16 @@
           <w:bCs/>
           <w:b/>
         </w:rPr>
-        <w:t xml:space="preserve">v4.0</w:t>
-      </w:r>
-      <w:r>
-        <w:t xml:space="preserve">: moeda no padrão definido (1 dígito</w:t>
-      </w:r>
-      <w:r>
-        <w:t xml:space="preserve"> </w:t>
-      </w:r>
-      <w:r>
-        <w:rPr>
-          <w:rStyle w:val="VerbatimChar"/>
-        </w:rPr>
-        <w:t xml:space="preserve">R$ 1</w:t>
-      </w:r>
-      <w:r>
-        <w:t xml:space="preserve">, 2</w:t>
-      </w:r>
-      <w:r>
-        <w:t xml:space="preserve"> </w:t>
-      </w:r>
-      <w:r>
-        <w:rPr>
-          <w:rStyle w:val="VerbatimChar"/>
-        </w:rPr>
-        <w:t xml:space="preserve">R$ 1,0</w:t>
-      </w:r>
-      <w:r>
-        <w:t xml:space="preserve">, 3</w:t>
-      </w:r>
-      <w:r>
-        <w:t xml:space="preserve"> </w:t>
-      </w:r>
-      <w:r>
-        <w:rPr>
-          <w:rStyle w:val="VerbatimChar"/>
-        </w:rPr>
-        <w:t xml:space="preserve">R$ 1,00</w:t>
-      </w:r>
-      <w:r>
-        <w:t xml:space="preserve">, 4</w:t>
-      </w:r>
-      <w:r>
-        <w:t xml:space="preserve"> </w:t>
-      </w:r>
-      <w:r>
-        <w:rPr>
-          <w:rStyle w:val="VerbatimChar"/>
-        </w:rPr>
-        <w:t xml:space="preserve">R$ 10,00</w:t>
-      </w:r>
-      <w:r>
-        <w:t xml:space="preserve">; com zero na frente vêm os decimais); máscaras novas</w:t>
-      </w:r>
-      <w:r>
-        <w:t xml:space="preserve"> </w:t>
-      </w:r>
-      <w:r>
-        <w:rPr>
-          <w:rStyle w:val="VerbatimChar"/>
-        </w:rPr>
-        <w:t xml:space="preserve">ie</w:t>
+        <w:t xml:space="preserve">v4.1</w:t>
+      </w:r>
+      <w:r>
+        <w:t xml:space="preserve">: placa sempre com hífen depois das três letras (</w:t>
+      </w:r>
+      <w:r>
+        <w:rPr>
+          <w:rStyle w:val="VerbatimChar"/>
+        </w:rPr>
+        <w:t xml:space="preserve">ABC-1D23</w:t>
       </w:r>
       <w:r>
         <w:t xml:space="preserve">,</w:t>
@@ -11878,76 +12918,22 @@
         <w:rPr>
           <w:rStyle w:val="VerbatimChar"/>
         </w:rPr>
-        <w:t xml:space="preserve">rg</w:t>
-      </w:r>
-      <w:r>
-        <w:t xml:space="preserve"> </w:t>
-      </w:r>
-      <w:r>
-        <w:t xml:space="preserve">e</w:t>
-      </w:r>
-      <w:r>
-        <w:t xml:space="preserve"> </w:t>
-      </w:r>
-      <w:r>
-        <w:rPr>
-          <w:rStyle w:val="VerbatimChar"/>
-        </w:rPr>
-        <w:t xml:space="preserve">uf</w:t>
-      </w:r>
-      <w:r>
-        <w:t xml:space="preserve">; logos com nome com sublinhado (</w:t>
-      </w:r>
-      <w:r>
-        <w:rPr>
-          <w:rStyle w:val="VerbatimChar"/>
-        </w:rPr>
-        <w:t xml:space="preserve">Fenix_Logo_Silver.png</w:t>
-      </w:r>
-      <w:r>
-        <w:t xml:space="preserve">,</w:t>
-      </w:r>
-      <w:r>
-        <w:t xml:space="preserve"> </w:t>
-      </w:r>
-      <w:r>
-        <w:rPr>
-          <w:rStyle w:val="VerbatimChar"/>
-        </w:rPr>
-        <w:t xml:space="preserve">Fenix_Logo_Gray.png</w:t>
-      </w:r>
-      <w:r>
-        <w:t xml:space="preserve">);</w:t>
-      </w:r>
-      <w:r>
-        <w:t xml:space="preserve"> </w:t>
-      </w:r>
-      <w:r>
-        <w:rPr>
-          <w:rStyle w:val="VerbatimChar"/>
-        </w:rPr>
-        <w:t xml:space="preserve">firestore.rules</w:t>
-      </w:r>
-      <w:r>
-        <w:t xml:space="preserve"> </w:t>
-      </w:r>
-      <w:r>
-        <w:t xml:space="preserve">parte das regras publicadas e fecha três brechas (vínculo com qualquer empresa, alteração livre de convites e base de CPF/CNPJ aberta a qualquer logado); core grava</w:t>
-      </w:r>
-      <w:r>
-        <w:t xml:space="preserve"> </w:t>
-      </w:r>
-      <w:r>
-        <w:rPr>
-          <w:rStyle w:val="VerbatimChar"/>
-        </w:rPr>
-        <w:t xml:space="preserve">conviteToken</w:t>
-      </w:r>
-      <w:r>
-        <w:t xml:space="preserve"> </w:t>
-      </w:r>
-      <w:r>
-        <w:t xml:space="preserve">e recusa convite cancelado. Apps: SIM, na próxima alteração.</w:t>
+        <w:t xml:space="preserve">ABC-1234</w:t>
+      </w:r>
+      <w:r>
+        <w:t xml:space="preserve">) e RG no formato</w:t>
+      </w:r>
+      <w:r>
+        <w:t xml:space="preserve"> </w:t>
+      </w:r>
+      <w:r>
+        <w:rPr>
+          <w:rStyle w:val="VerbatimChar"/>
+        </w:rPr>
+        <w:t xml:space="preserve">00.000.000-0</w:t>
+      </w:r>
+      <w:r>
+        <w:t xml:space="preserve">. Apps: SIM, só quem usa essas máscaras.</w:t>
       </w:r>
     </w:p>
     <w:p>
@@ -11963,31 +12949,79 @@
           <w:bCs/>
           <w:b/>
         </w:rPr>
-        <w:t xml:space="preserve">v3.9</w:t>
-      </w:r>
-      <w:r>
-        <w:t xml:space="preserve">: máscaras automáticas em todo campo com formato fixo (regras 38 a 40): novo</w:t>
-      </w:r>
-      <w:r>
-        <w:t xml:space="preserve"> </w:t>
-      </w:r>
-      <w:r>
-        <w:rPr>
-          <w:rStyle w:val="VerbatimChar"/>
-        </w:rPr>
-        <w:t xml:space="preserve">FenixCore.mascaras</w:t>
-      </w:r>
-      <w:r>
-        <w:t xml:space="preserve">, ligado por</w:t>
-      </w:r>
-      <w:r>
-        <w:t xml:space="preserve"> </w:t>
-      </w:r>
-      <w:r>
-        <w:rPr>
-          <w:rStyle w:val="VerbatimChar"/>
-        </w:rPr>
-        <w:t xml:space="preserve">data-mask</w:t>
+        <w:t xml:space="preserve">v4.0</w:t>
+      </w:r>
+      <w:r>
+        <w:t xml:space="preserve">: moeda no padrão definido (1 dígito</w:t>
+      </w:r>
+      <w:r>
+        <w:t xml:space="preserve"> </w:t>
+      </w:r>
+      <w:r>
+        <w:rPr>
+          <w:rStyle w:val="VerbatimChar"/>
+        </w:rPr>
+        <w:t xml:space="preserve">R$ 1</w:t>
+      </w:r>
+      <w:r>
+        <w:t xml:space="preserve">, 2</w:t>
+      </w:r>
+      <w:r>
+        <w:t xml:space="preserve"> </w:t>
+      </w:r>
+      <w:r>
+        <w:rPr>
+          <w:rStyle w:val="VerbatimChar"/>
+        </w:rPr>
+        <w:t xml:space="preserve">R$ 1,0</w:t>
+      </w:r>
+      <w:r>
+        <w:t xml:space="preserve">, 3</w:t>
+      </w:r>
+      <w:r>
+        <w:t xml:space="preserve"> </w:t>
+      </w:r>
+      <w:r>
+        <w:rPr>
+          <w:rStyle w:val="VerbatimChar"/>
+        </w:rPr>
+        <w:t xml:space="preserve">R$ 1,00</w:t>
+      </w:r>
+      <w:r>
+        <w:t xml:space="preserve">, 4</w:t>
+      </w:r>
+      <w:r>
+        <w:t xml:space="preserve"> </w:t>
+      </w:r>
+      <w:r>
+        <w:rPr>
+          <w:rStyle w:val="VerbatimChar"/>
+        </w:rPr>
+        <w:t xml:space="preserve">R$ 10,00</w:t>
+      </w:r>
+      <w:r>
+        <w:t xml:space="preserve">; com zero na frente vêm os decimais); máscaras novas</w:t>
+      </w:r>
+      <w:r>
+        <w:t xml:space="preserve"> </w:t>
+      </w:r>
+      <w:r>
+        <w:rPr>
+          <w:rStyle w:val="VerbatimChar"/>
+        </w:rPr>
+        <w:t xml:space="preserve">ie</w:t>
+      </w:r>
+      <w:r>
+        <w:t xml:space="preserve">,</w:t>
+      </w:r>
+      <w:r>
+        <w:t xml:space="preserve"> </w:t>
+      </w:r>
+      <w:r>
+        <w:rPr>
+          <w:rStyle w:val="VerbatimChar"/>
+        </w:rPr>
+        <w:t xml:space="preserve">rg</w:t>
       </w:r>
       <w:r>
         <w:t xml:space="preserve"> </w:t>
@@ -12002,10 +13036,61 @@
         <w:rPr>
           <w:rStyle w:val="VerbatimChar"/>
         </w:rPr>
-        <w:t xml:space="preserve">mascaras.auto()</w:t>
-      </w:r>
-      <w:r>
-        <w:t xml:space="preserve">; CPF e CNPJ no mesmo campo, moeda pelos centavos, telefone, CEP, data, hora, placa, IP, MAC, percentual e número. O Painel testa as máscaras e tem um grupo para digitar. Apps: SIM, na próxima alteração cada app troca as máscaras próprias pelas do core.</w:t>
+        <w:t xml:space="preserve">uf</w:t>
+      </w:r>
+      <w:r>
+        <w:t xml:space="preserve">; logos com nome com sublinhado (</w:t>
+      </w:r>
+      <w:r>
+        <w:rPr>
+          <w:rStyle w:val="VerbatimChar"/>
+        </w:rPr>
+        <w:t xml:space="preserve">Fenix_Logo_Silver.png</w:t>
+      </w:r>
+      <w:r>
+        <w:t xml:space="preserve">,</w:t>
+      </w:r>
+      <w:r>
+        <w:t xml:space="preserve"> </w:t>
+      </w:r>
+      <w:r>
+        <w:rPr>
+          <w:rStyle w:val="VerbatimChar"/>
+        </w:rPr>
+        <w:t xml:space="preserve">Fenix_Logo_Gray.png</w:t>
+      </w:r>
+      <w:r>
+        <w:t xml:space="preserve">);</w:t>
+      </w:r>
+      <w:r>
+        <w:t xml:space="preserve"> </w:t>
+      </w:r>
+      <w:r>
+        <w:rPr>
+          <w:rStyle w:val="VerbatimChar"/>
+        </w:rPr>
+        <w:t xml:space="preserve">firestore.rules</w:t>
+      </w:r>
+      <w:r>
+        <w:t xml:space="preserve"> </w:t>
+      </w:r>
+      <w:r>
+        <w:t xml:space="preserve">parte das regras publicadas e fecha três brechas (vínculo com qualquer empresa, alteração livre de convites e base de CPF/CNPJ aberta a qualquer logado); core grava</w:t>
+      </w:r>
+      <w:r>
+        <w:t xml:space="preserve"> </w:t>
+      </w:r>
+      <w:r>
+        <w:rPr>
+          <w:rStyle w:val="VerbatimChar"/>
+        </w:rPr>
+        <w:t xml:space="preserve">conviteToken</w:t>
+      </w:r>
+      <w:r>
+        <w:t xml:space="preserve"> </w:t>
+      </w:r>
+      <w:r>
+        <w:t xml:space="preserve">e recusa convite cancelado. Apps: SIM, na próxima alteração.</w:t>
       </w:r>
     </w:p>
     <w:p>
@@ -12021,25 +13106,49 @@
           <w:bCs/>
           <w:b/>
         </w:rPr>
-        <w:t xml:space="preserve">v3.8</w:t>
-      </w:r>
-      <w:r>
-        <w:t xml:space="preserve">: nova regra 55 (roteiro para trazer um app antigo ao padrão, seção 9). Novo arquivo-base</w:t>
-      </w:r>
-      <w:r>
-        <w:t xml:space="preserve"> </w:t>
-      </w:r>
-      <w:r>
-        <w:rPr>
-          <w:rStyle w:val="VerbatimChar"/>
-        </w:rPr>
-        <w:t xml:space="preserve">firestore.rules</w:t>
-      </w:r>
-      <w:r>
-        <w:t xml:space="preserve"> </w:t>
-      </w:r>
-      <w:r>
-        <w:t xml:space="preserve">(proposta de regras do Firestore para as coleções do core), com duas cópias, nos Endereços oficiais e no Painel; a regra 46 aponta para ele. Apps: nada.</w:t>
+        <w:t xml:space="preserve">v3.9</w:t>
+      </w:r>
+      <w:r>
+        <w:t xml:space="preserve">: máscaras automáticas em todo campo com formato fixo (regras 38 a 40): novo</w:t>
+      </w:r>
+      <w:r>
+        <w:t xml:space="preserve"> </w:t>
+      </w:r>
+      <w:r>
+        <w:rPr>
+          <w:rStyle w:val="VerbatimChar"/>
+        </w:rPr>
+        <w:t xml:space="preserve">FenixCore.mascaras</w:t>
+      </w:r>
+      <w:r>
+        <w:t xml:space="preserve">, ligado por</w:t>
+      </w:r>
+      <w:r>
+        <w:t xml:space="preserve"> </w:t>
+      </w:r>
+      <w:r>
+        <w:rPr>
+          <w:rStyle w:val="VerbatimChar"/>
+        </w:rPr>
+        <w:t xml:space="preserve">data-mask</w:t>
+      </w:r>
+      <w:r>
+        <w:t xml:space="preserve"> </w:t>
+      </w:r>
+      <w:r>
+        <w:t xml:space="preserve">e</w:t>
+      </w:r>
+      <w:r>
+        <w:t xml:space="preserve"> </w:t>
+      </w:r>
+      <w:r>
+        <w:rPr>
+          <w:rStyle w:val="VerbatimChar"/>
+        </w:rPr>
+        <w:t xml:space="preserve">mascaras.auto()</w:t>
+      </w:r>
+      <w:r>
+        <w:t xml:space="preserve">; CPF e CNPJ no mesmo campo, moeda pelos centavos, telefone, CEP, data, hora, placa, IP, MAC, percentual e número. O Painel testa as máscaras e tem um grupo para digitar. Apps: SIM, na próxima alteração cada app troca as máscaras próprias pelas do core.</w:t>
       </w:r>
     </w:p>
     <w:p>
@@ -12055,52 +13164,25 @@
           <w:bCs/>
           <w:b/>
         </w:rPr>
-        <w:t xml:space="preserve">v3.7</w:t>
-      </w:r>
-      <w:r>
-        <w:t xml:space="preserve">: o Guia da biblioteca entra no conjunto (mesma versão, duas cópias, endereços oficiais, Como entregar e Painel). O Painel ganha testes ao vivo de CNPJ e CEP, que rodam</w:t>
-      </w:r>
-      <w:r>
-        <w:t xml:space="preserve"> </w:t>
-      </w:r>
-      <w:r>
-        <w:rPr>
-          <w:rStyle w:val="VerbatimChar"/>
-        </w:rPr>
-        <w:t xml:space="preserve">consultarCNPJ</w:t>
-      </w:r>
-      <w:r>
-        <w:t xml:space="preserve">,</w:t>
-      </w:r>
-      <w:r>
-        <w:t xml:space="preserve"> </w:t>
-      </w:r>
-      <w:r>
-        <w:rPr>
-          <w:rStyle w:val="VerbatimChar"/>
-        </w:rPr>
-        <w:t xml:space="preserve">buscarPorCEPSemBanco</w:t>
-      </w:r>
-      <w:r>
-        <w:t xml:space="preserve"> </w:t>
-      </w:r>
-      <w:r>
-        <w:t xml:space="preserve">e</w:t>
-      </w:r>
-      <w:r>
-        <w:t xml:space="preserve"> </w:t>
-      </w:r>
-      <w:r>
-        <w:rPr>
-          <w:rStyle w:val="VerbatimChar"/>
-        </w:rPr>
-        <w:t xml:space="preserve">buscarPorCEPBrasilAPI</w:t>
-      </w:r>
-      <w:r>
-        <w:t xml:space="preserve"> </w:t>
-      </w:r>
-      <w:r>
-        <w:t xml:space="preserve">com a internet real, sem gravar no banco. Apps: nada.</w:t>
+        <w:t xml:space="preserve">v3.8</w:t>
+      </w:r>
+      <w:r>
+        <w:t xml:space="preserve">: nova regra 55 (roteiro para trazer um app antigo ao padrão, seção 9). Novo arquivo-base</w:t>
+      </w:r>
+      <w:r>
+        <w:t xml:space="preserve"> </w:t>
+      </w:r>
+      <w:r>
+        <w:rPr>
+          <w:rStyle w:val="VerbatimChar"/>
+        </w:rPr>
+        <w:t xml:space="preserve">firestore.rules</w:t>
+      </w:r>
+      <w:r>
+        <w:t xml:space="preserve"> </w:t>
+      </w:r>
+      <w:r>
+        <w:t xml:space="preserve">(proposta de regras do Firestore para as coleções do core), com duas cópias, nos Endereços oficiais e no Painel; a regra 46 aponta para ele. Apps: nada.</w:t>
       </w:r>
     </w:p>
     <w:p>
@@ -12116,37 +13198,52 @@
           <w:bCs/>
           <w:b/>
         </w:rPr>
-        <w:t xml:space="preserve">v3.6</w:t>
-      </w:r>
-      <w:r>
-        <w:t xml:space="preserve">: entrega com mais de um arquivo leva também um</w:t>
-      </w:r>
-      <w:r>
-        <w:t xml:space="preserve"> </w:t>
-      </w:r>
-      <w:r>
-        <w:rPr>
-          <w:rStyle w:val="VerbatimChar"/>
-        </w:rPr>
-        <w:t xml:space="preserve">.zip</w:t>
-      </w:r>
-      <w:r>
-        <w:t xml:space="preserve"> </w:t>
-      </w:r>
-      <w:r>
-        <w:t xml:space="preserve">com</w:t>
-      </w:r>
-      <w:r>
-        <w:t xml:space="preserve"> </w:t>
-      </w:r>
-      <w:r>
-        <w:rPr>
-          <w:rStyle w:val="VerbatimChar"/>
-        </w:rPr>
-        <w:t xml:space="preserve">LEIAME.txt</w:t>
-      </w:r>
-      <w:r>
-        <w:t xml:space="preserve">. Este guia nasce nesta versão. Apps: só na entrega.</w:t>
+        <w:t xml:space="preserve">v3.7</w:t>
+      </w:r>
+      <w:r>
+        <w:t xml:space="preserve">: o Guia da biblioteca entra no conjunto (mesma versão, duas cópias, endereços oficiais, Como entregar e Painel). O Painel ganha testes ao vivo de CNPJ e CEP, que rodam</w:t>
+      </w:r>
+      <w:r>
+        <w:t xml:space="preserve"> </w:t>
+      </w:r>
+      <w:r>
+        <w:rPr>
+          <w:rStyle w:val="VerbatimChar"/>
+        </w:rPr>
+        <w:t xml:space="preserve">consultarCNPJ</w:t>
+      </w:r>
+      <w:r>
+        <w:t xml:space="preserve">,</w:t>
+      </w:r>
+      <w:r>
+        <w:t xml:space="preserve"> </w:t>
+      </w:r>
+      <w:r>
+        <w:rPr>
+          <w:rStyle w:val="VerbatimChar"/>
+        </w:rPr>
+        <w:t xml:space="preserve">buscarPorCEPSemBanco</w:t>
+      </w:r>
+      <w:r>
+        <w:t xml:space="preserve"> </w:t>
+      </w:r>
+      <w:r>
+        <w:t xml:space="preserve">e</w:t>
+      </w:r>
+      <w:r>
+        <w:t xml:space="preserve"> </w:t>
+      </w:r>
+      <w:r>
+        <w:rPr>
+          <w:rStyle w:val="VerbatimChar"/>
+        </w:rPr>
+        <w:t xml:space="preserve">buscarPorCEPBrasilAPI</w:t>
+      </w:r>
+      <w:r>
+        <w:t xml:space="preserve"> </w:t>
+      </w:r>
+      <w:r>
+        <w:t xml:space="preserve">com a internet real, sem gravar no banco. Apps: nada.</w:t>
       </w:r>
     </w:p>
     <w:p>
@@ -12162,55 +13259,37 @@
           <w:bCs/>
           <w:b/>
         </w:rPr>
-        <w:t xml:space="preserve">v3.5</w:t>
-      </w:r>
-      <w:r>
-        <w:t xml:space="preserve">: nova função</w:t>
-      </w:r>
-      <w:r>
-        <w:t xml:space="preserve"> </w:t>
-      </w:r>
-      <w:r>
-        <w:rPr>
-          <w:rStyle w:val="VerbatimChar"/>
-        </w:rPr>
-        <w:t xml:space="preserve">localidades.buscarPorCEPSemBanco</w:t>
-      </w:r>
-      <w:r>
-        <w:t xml:space="preserve"> </w:t>
-      </w:r>
-      <w:r>
-        <w:t xml:space="preserve">(ViaCEP sem gravar no banco). A data dos Termos e da Política só muda quando o texto muda. Entrega termina com o Painel e</w:t>
-      </w:r>
-      <w:r>
-        <w:t xml:space="preserve"> </w:t>
-      </w:r>
-      <w:r>
-        <w:t xml:space="preserve">“</w:t>
-      </w:r>
-      <w:r>
-        <w:t xml:space="preserve">Testar tudo</w:t>
-      </w:r>
-      <w:r>
-        <w:t xml:space="preserve">”</w:t>
-      </w:r>
-      <w:r>
-        <w:t xml:space="preserve">. Apps: troque para</w:t>
-      </w:r>
-      <w:r>
-        <w:t xml:space="preserve"> </w:t>
-      </w:r>
-      <w:r>
-        <w:rPr>
-          <w:rStyle w:val="VerbatimChar"/>
-        </w:rPr>
-        <w:t xml:space="preserve">buscarPorCEPSemBanco</w:t>
-      </w:r>
-      <w:r>
-        <w:t xml:space="preserve"> </w:t>
-      </w:r>
-      <w:r>
-        <w:t xml:space="preserve">se consultam CEP com o banco desligado.</w:t>
+        <w:t xml:space="preserve">v3.6</w:t>
+      </w:r>
+      <w:r>
+        <w:t xml:space="preserve">: entrega com mais de um arquivo leva também um</w:t>
+      </w:r>
+      <w:r>
+        <w:t xml:space="preserve"> </w:t>
+      </w:r>
+      <w:r>
+        <w:rPr>
+          <w:rStyle w:val="VerbatimChar"/>
+        </w:rPr>
+        <w:t xml:space="preserve">.zip</w:t>
+      </w:r>
+      <w:r>
+        <w:t xml:space="preserve"> </w:t>
+      </w:r>
+      <w:r>
+        <w:t xml:space="preserve">com</w:t>
+      </w:r>
+      <w:r>
+        <w:t xml:space="preserve"> </w:t>
+      </w:r>
+      <w:r>
+        <w:rPr>
+          <w:rStyle w:val="VerbatimChar"/>
+        </w:rPr>
+        <w:t xml:space="preserve">LEIAME.txt</w:t>
+      </w:r>
+      <w:r>
+        <w:t xml:space="preserve">. Este guia nasce nesta versão. Apps: só na entrega.</w:t>
       </w:r>
     </w:p>
     <w:p>
@@ -12226,37 +13305,55 @@
           <w:bCs/>
           <w:b/>
         </w:rPr>
-        <w:t xml:space="preserve">v3.4</w:t>
-      </w:r>
-      <w:r>
-        <w:t xml:space="preserve">:</w:t>
-      </w:r>
-      <w:r>
-        <w:t xml:space="preserve"> </w:t>
-      </w:r>
-      <w:r>
-        <w:rPr>
-          <w:rStyle w:val="VerbatimChar"/>
-        </w:rPr>
-        <w:t xml:space="preserve">index.html</w:t>
-      </w:r>
-      <w:r>
-        <w:t xml:space="preserve"> </w:t>
-      </w:r>
-      <w:r>
-        <w:t xml:space="preserve">vira o Painel da biblioteca. O template de login fica só em</w:t>
-      </w:r>
-      <w:r>
-        <w:t xml:space="preserve"> </w:t>
-      </w:r>
-      <w:r>
-        <w:rPr>
-          <w:rStyle w:val="VerbatimChar"/>
-        </w:rPr>
-        <w:t xml:space="preserve">fenix-template-login.html</w:t>
-      </w:r>
-      <w:r>
-        <w:t xml:space="preserve">. Apps: nada.</w:t>
+        <w:t xml:space="preserve">v3.5</w:t>
+      </w:r>
+      <w:r>
+        <w:t xml:space="preserve">: nova função</w:t>
+      </w:r>
+      <w:r>
+        <w:t xml:space="preserve"> </w:t>
+      </w:r>
+      <w:r>
+        <w:rPr>
+          <w:rStyle w:val="VerbatimChar"/>
+        </w:rPr>
+        <w:t xml:space="preserve">localidades.buscarPorCEPSemBanco</w:t>
+      </w:r>
+      <w:r>
+        <w:t xml:space="preserve"> </w:t>
+      </w:r>
+      <w:r>
+        <w:t xml:space="preserve">(ViaCEP sem gravar no banco). A data dos Termos e da Política só muda quando o texto muda. Entrega termina com o Painel e</w:t>
+      </w:r>
+      <w:r>
+        <w:t xml:space="preserve"> </w:t>
+      </w:r>
+      <w:r>
+        <w:t xml:space="preserve">“</w:t>
+      </w:r>
+      <w:r>
+        <w:t xml:space="preserve">Testar tudo</w:t>
+      </w:r>
+      <w:r>
+        <w:t xml:space="preserve">”</w:t>
+      </w:r>
+      <w:r>
+        <w:t xml:space="preserve">. Apps: troque para</w:t>
+      </w:r>
+      <w:r>
+        <w:t xml:space="preserve"> </w:t>
+      </w:r>
+      <w:r>
+        <w:rPr>
+          <w:rStyle w:val="VerbatimChar"/>
+        </w:rPr>
+        <w:t xml:space="preserve">buscarPorCEPSemBanco</w:t>
+      </w:r>
+      <w:r>
+        <w:t xml:space="preserve"> </w:t>
+      </w:r>
+      <w:r>
+        <w:t xml:space="preserve">se consultam CEP com o banco desligado.</w:t>
       </w:r>
     </w:p>
     <w:p>
@@ -12272,100 +13369,37 @@
           <w:bCs/>
           <w:b/>
         </w:rPr>
-        <w:t xml:space="preserve">v3.3</w:t>
-      </w:r>
-      <w:r>
-        <w:t xml:space="preserve">: endereços conferidos: repositório</w:t>
-      </w:r>
-      <w:r>
-        <w:t xml:space="preserve"> </w:t>
-      </w:r>
-      <w:r>
-        <w:rPr>
-          <w:rStyle w:val="VerbatimChar"/>
-        </w:rPr>
-        <w:t xml:space="preserve">Fenix-Core</w:t>
-      </w:r>
-      <w:r>
-        <w:t xml:space="preserve"> </w:t>
-      </w:r>
-      <w:r>
-        <w:t xml:space="preserve">(com hífen), pastas</w:t>
-      </w:r>
-      <w:r>
-        <w:t xml:space="preserve"> </w:t>
-      </w:r>
-      <w:r>
-        <w:rPr>
-          <w:rStyle w:val="VerbatimChar"/>
-        </w:rPr>
-        <w:t xml:space="preserve">Icon/</w:t>
-      </w:r>
-      <w:r>
-        <w:t xml:space="preserve">,</w:t>
-      </w:r>
-      <w:r>
-        <w:t xml:space="preserve"> </w:t>
-      </w:r>
-      <w:r>
-        <w:rPr>
-          <w:rStyle w:val="VerbatimChar"/>
-        </w:rPr>
-        <w:t xml:space="preserve">Logo/</w:t>
-      </w:r>
-      <w:r>
-        <w:t xml:space="preserve">,</w:t>
-      </w:r>
-      <w:r>
-        <w:t xml:space="preserve"> </w:t>
-      </w:r>
-      <w:r>
-        <w:rPr>
-          <w:rStyle w:val="VerbatimChar"/>
-        </w:rPr>
-        <w:t xml:space="preserve">Termos/</w:t>
-      </w:r>
-      <w:r>
-        <w:t xml:space="preserve">,</w:t>
-      </w:r>
-      <w:r>
-        <w:t xml:space="preserve"> </w:t>
-      </w:r>
-      <w:r>
-        <w:rPr>
-          <w:rStyle w:val="VerbatimChar"/>
-        </w:rPr>
-        <w:t xml:space="preserve">MD/</w:t>
-      </w:r>
-      <w:r>
-        <w:t xml:space="preserve"> </w:t>
-      </w:r>
-      <w:r>
-        <w:t xml:space="preserve">e</w:t>
-      </w:r>
-      <w:r>
-        <w:t xml:space="preserve"> </w:t>
-      </w:r>
-      <w:r>
-        <w:rPr>
-          <w:rStyle w:val="VerbatimChar"/>
-        </w:rPr>
-        <w:t xml:space="preserve">DOC/</w:t>
-      </w:r>
-      <w:r>
-        <w:t xml:space="preserve">; logos oficial e auxiliares; criado o</w:t>
-      </w:r>
-      <w:r>
-        <w:t xml:space="preserve"> </w:t>
-      </w:r>
-      <w:r>
-        <w:rPr>
-          <w:rStyle w:val="VerbatimChar"/>
-        </w:rPr>
-        <w:t xml:space="preserve">Fenix_Icone_128.png</w:t>
-      </w:r>
-      <w:r>
-        <w:t xml:space="preserve">. A v3.2 (Fenix_Core com sublinhado) foi cancelada. Apps: apontar para os endereços novos na próxima alteração.</w:t>
+        <w:t xml:space="preserve">v3.4</w:t>
+      </w:r>
+      <w:r>
+        <w:t xml:space="preserve">:</w:t>
+      </w:r>
+      <w:r>
+        <w:t xml:space="preserve"> </w:t>
+      </w:r>
+      <w:r>
+        <w:rPr>
+          <w:rStyle w:val="VerbatimChar"/>
+        </w:rPr>
+        <w:t xml:space="preserve">index.html</w:t>
+      </w:r>
+      <w:r>
+        <w:t xml:space="preserve"> </w:t>
+      </w:r>
+      <w:r>
+        <w:t xml:space="preserve">vira o Painel da biblioteca. O template de login fica só em</w:t>
+      </w:r>
+      <w:r>
+        <w:t xml:space="preserve"> </w:t>
+      </w:r>
+      <w:r>
+        <w:rPr>
+          <w:rStyle w:val="VerbatimChar"/>
+        </w:rPr>
+        <w:t xml:space="preserve">fenix-template-login.html</w:t>
+      </w:r>
+      <w:r>
+        <w:t xml:space="preserve">. Apps: nada.</w:t>
       </w:r>
     </w:p>
     <w:p>
@@ -12381,10 +13415,100 @@
           <w:bCs/>
           <w:b/>
         </w:rPr>
-        <w:t xml:space="preserve">v3.2</w:t>
-      </w:r>
-      <w:r>
-        <w:t xml:space="preserve">: cancelada (endereço com sublinhado que não existe).</w:t>
+        <w:t xml:space="preserve">v3.3</w:t>
+      </w:r>
+      <w:r>
+        <w:t xml:space="preserve">: endereços conferidos: repositório</w:t>
+      </w:r>
+      <w:r>
+        <w:t xml:space="preserve"> </w:t>
+      </w:r>
+      <w:r>
+        <w:rPr>
+          <w:rStyle w:val="VerbatimChar"/>
+        </w:rPr>
+        <w:t xml:space="preserve">Fenix-Core</w:t>
+      </w:r>
+      <w:r>
+        <w:t xml:space="preserve"> </w:t>
+      </w:r>
+      <w:r>
+        <w:t xml:space="preserve">(com hífen), pastas</w:t>
+      </w:r>
+      <w:r>
+        <w:t xml:space="preserve"> </w:t>
+      </w:r>
+      <w:r>
+        <w:rPr>
+          <w:rStyle w:val="VerbatimChar"/>
+        </w:rPr>
+        <w:t xml:space="preserve">Icon/</w:t>
+      </w:r>
+      <w:r>
+        <w:t xml:space="preserve">,</w:t>
+      </w:r>
+      <w:r>
+        <w:t xml:space="preserve"> </w:t>
+      </w:r>
+      <w:r>
+        <w:rPr>
+          <w:rStyle w:val="VerbatimChar"/>
+        </w:rPr>
+        <w:t xml:space="preserve">Logo/</w:t>
+      </w:r>
+      <w:r>
+        <w:t xml:space="preserve">,</w:t>
+      </w:r>
+      <w:r>
+        <w:t xml:space="preserve"> </w:t>
+      </w:r>
+      <w:r>
+        <w:rPr>
+          <w:rStyle w:val="VerbatimChar"/>
+        </w:rPr>
+        <w:t xml:space="preserve">Termos/</w:t>
+      </w:r>
+      <w:r>
+        <w:t xml:space="preserve">,</w:t>
+      </w:r>
+      <w:r>
+        <w:t xml:space="preserve"> </w:t>
+      </w:r>
+      <w:r>
+        <w:rPr>
+          <w:rStyle w:val="VerbatimChar"/>
+        </w:rPr>
+        <w:t xml:space="preserve">MD/</w:t>
+      </w:r>
+      <w:r>
+        <w:t xml:space="preserve"> </w:t>
+      </w:r>
+      <w:r>
+        <w:t xml:space="preserve">e</w:t>
+      </w:r>
+      <w:r>
+        <w:t xml:space="preserve"> </w:t>
+      </w:r>
+      <w:r>
+        <w:rPr>
+          <w:rStyle w:val="VerbatimChar"/>
+        </w:rPr>
+        <w:t xml:space="preserve">DOC/</w:t>
+      </w:r>
+      <w:r>
+        <w:t xml:space="preserve">; logos oficial e auxiliares; criado o</w:t>
+      </w:r>
+      <w:r>
+        <w:t xml:space="preserve"> </w:t>
+      </w:r>
+      <w:r>
+        <w:rPr>
+          <w:rStyle w:val="VerbatimChar"/>
+        </w:rPr>
+        <w:t xml:space="preserve">Fenix_Icone_128.png</w:t>
+      </w:r>
+      <w:r>
+        <w:t xml:space="preserve">. A v3.2 (Fenix_Core com sublinhado) foi cancelada. Apps: apontar para os endereços novos na próxima alteração.</w:t>
       </w:r>
     </w:p>
     <w:p>
@@ -12400,25 +13524,10 @@
           <w:bCs/>
           <w:b/>
         </w:rPr>
-        <w:t xml:space="preserve">v3.1</w:t>
-      </w:r>
-      <w:r>
-        <w:t xml:space="preserve">: ícone provisório para app sem ícone ou com o</w:t>
-      </w:r>
-      <w:r>
-        <w:t xml:space="preserve"> </w:t>
-      </w:r>
-      <w:r>
-        <w:t xml:space="preserve">“</w:t>
-      </w:r>
-      <w:r>
-        <w:t xml:space="preserve">F</w:t>
-      </w:r>
-      <w:r>
-        <w:t xml:space="preserve">”</w:t>
-      </w:r>
-      <w:r>
-        <w:t xml:space="preserve">; splash em todos os apps. Apps: aplicar na próxima alteração.</w:t>
+        <w:t xml:space="preserve">v3.2</w:t>
+      </w:r>
+      <w:r>
+        <w:t xml:space="preserve">: cancelada (endereço com sublinhado que não existe).</w:t>
       </w:r>
     </w:p>
     <w:p>
@@ -12434,14 +13543,48 @@
           <w:bCs/>
           <w:b/>
         </w:rPr>
+        <w:t xml:space="preserve">v3.1</w:t>
+      </w:r>
+      <w:r>
+        <w:t xml:space="preserve">: ícone provisório para app sem ícone ou com o</w:t>
+      </w:r>
+      <w:r>
+        <w:t xml:space="preserve"> </w:t>
+      </w:r>
+      <w:r>
+        <w:t xml:space="preserve">“</w:t>
+      </w:r>
+      <w:r>
+        <w:t xml:space="preserve">F</w:t>
+      </w:r>
+      <w:r>
+        <w:t xml:space="preserve">”</w:t>
+      </w:r>
+      <w:r>
+        <w:t xml:space="preserve">; splash em todos os apps. Apps: aplicar na próxima alteração.</w:t>
+      </w:r>
+    </w:p>
+    <w:p>
+      <w:pPr>
+        <w:numPr>
+          <w:ilvl w:val="0"/>
+          <w:numId w:val="1025"/>
+        </w:numPr>
+        <w:pStyle w:val="Compact"/>
+      </w:pPr>
+      <w:r>
+        <w:rPr>
+          <w:bCs/>
+          <w:b/>
+        </w:rPr>
         <w:t xml:space="preserve">v3.0</w:t>
       </w:r>
       <w:r>
         <w:t xml:space="preserve">: nivelamento: livro, core, templates e documentos legais passam a ter o mesmo número; duas cópias de tudo que tem versão. Apps: passam a sair também com a cópia neutra.</w:t>
       </w:r>
     </w:p>
-    <w:bookmarkEnd w:id="51"/>
-    <w:bookmarkStart w:id="52" w:name="livro-das-regras-antes-do-nivelamento"/>
+    <w:bookmarkEnd w:id="52"/>
+    <w:bookmarkStart w:id="53" w:name="livro-das-regras-antes-do-nivelamento"/>
     <w:p>
       <w:pPr>
         <w:pStyle w:val="Heading3"/>
@@ -12633,8 +13776,8 @@
         <w:t xml:space="preserve">: anotação dos apps já no padrão. Apps: não.</w:t>
       </w:r>
     </w:p>
-    <w:bookmarkEnd w:id="52"/>
-    <w:bookmarkStart w:id="53" w:name="X739d55319bdc378c575dba88db06b7b4450b864"/>
+    <w:bookmarkEnd w:id="53"/>
+    <w:bookmarkStart w:id="54" w:name="X739d55319bdc378c575dba88db06b7b4450b864"/>
     <w:p>
       <w:pPr>
         <w:pStyle w:val="Heading3"/>
@@ -12656,7 +13799,7 @@
           <w:bCs/>
           <w:b/>
         </w:rPr>
-        <w:t xml:space="preserve">v4.3</w:t>
+        <w:t xml:space="preserve">v4.4</w:t>
       </w:r>
       <w:r>
         <w:t xml:space="preserve">:</w:t>
@@ -12668,7 +13811,73 @@
         <w:rPr>
           <w:rStyle w:val="VerbatimChar"/>
         </w:rPr>
-        <w:t xml:space="preserve">FenixCore.licenca</w:t>
+        <w:t xml:space="preserve">licenca.situacao</w:t>
+      </w:r>
+      <w:r>
+        <w:t xml:space="preserve">,</w:t>
+      </w:r>
+      <w:r>
+        <w:t xml:space="preserve"> </w:t>
+      </w:r>
+      <w:r>
+        <w:rPr>
+          <w:rStyle w:val="VerbatimChar"/>
+        </w:rPr>
+        <w:t xml:space="preserve">licenca.dataLimite</w:t>
+      </w:r>
+      <w:r>
+        <w:t xml:space="preserve">,</w:t>
+      </w:r>
+      <w:r>
+        <w:t xml:space="preserve"> </w:t>
+      </w:r>
+      <w:r>
+        <w:rPr>
+          <w:rStyle w:val="VerbatimChar"/>
+        </w:rPr>
+        <w:t xml:space="preserve">licenca.MENSAGEM_GOOGLE</w:t>
+      </w:r>
+      <w:r>
+        <w:t xml:space="preserve"> </w:t>
+      </w:r>
+      <w:r>
+        <w:t xml:space="preserve">(e</w:t>
+      </w:r>
+      <w:r>
+        <w:t xml:space="preserve"> </w:t>
+      </w:r>
+      <w:r>
+        <w:rPr>
+          <w:rStyle w:val="VerbatimChar"/>
+        </w:rPr>
+        <w:t xml:space="preserve">ehDefinitiva</w:t>
+      </w:r>
+      <w:r>
+        <w:t xml:space="preserve"> </w:t>
+      </w:r>
+      <w:r>
+        <w:t xml:space="preserve">passa a respeitar</w:t>
+      </w:r>
+      <w:r>
+        <w:t xml:space="preserve"> </w:t>
+      </w:r>
+      <w:r>
+        <w:rPr>
+          <w:rStyle w:val="VerbatimChar"/>
+        </w:rPr>
+        <w:t xml:space="preserve">licencaAte</w:t>
+      </w:r>
+      <w:r>
+        <w:t xml:space="preserve">);</w:t>
+      </w:r>
+      <w:r>
+        <w:t xml:space="preserve"> </w:t>
+      </w:r>
+      <w:r>
+        <w:rPr>
+          <w:rStyle w:val="VerbatimChar"/>
+        </w:rPr>
+        <w:t xml:space="preserve">FenixCore.preferencias</w:t>
       </w:r>
       <w:r>
         <w:t xml:space="preserve"> </w:t>
@@ -12680,7 +13889,7 @@
         <w:rPr>
           <w:rStyle w:val="VerbatimChar"/>
         </w:rPr>
-        <w:t xml:space="preserve">ehDefinitiva</w:t>
+        <w:t xml:space="preserve">montarTela</w:t>
       </w:r>
       <w:r>
         <w:t xml:space="preserve">,</w:t>
@@ -12692,7 +13901,7 @@
         <w:rPr>
           <w:rStyle w:val="VerbatimChar"/>
         </w:rPr>
-        <w:t xml:space="preserve">daEmpresa</w:t>
+        <w:t xml:space="preserve">aplicar</w:t>
       </w:r>
       <w:r>
         <w:t xml:space="preserve">,</w:t>
@@ -12704,7 +13913,7 @@
         <w:rPr>
           <w:rStyle w:val="VerbatimChar"/>
         </w:rPr>
-        <w:t xml:space="preserve">hashEmail</w:t>
+        <w:t xml:space="preserve">animacoesReduzidas</w:t>
       </w:r>
       <w:r>
         <w:t xml:space="preserve">,</w:t>
@@ -12716,7 +13925,7 @@
         <w:rPr>
           <w:rStyle w:val="VerbatimChar"/>
         </w:rPr>
-        <w:t xml:space="preserve">porEmail</w:t>
+        <w:t xml:space="preserve">animacoesReduzidasEscolhidas</w:t>
       </w:r>
       <w:r>
         <w:t xml:space="preserve">,</w:t>
@@ -12728,7 +13937,7 @@
         <w:rPr>
           <w:rStyle w:val="VerbatimChar"/>
         </w:rPr>
-        <w:t xml:space="preserve">lembrar</w:t>
+        <w:t xml:space="preserve">definirAnimacoesReduzidas</w:t>
       </w:r>
       <w:r>
         <w:t xml:space="preserve">,</w:t>
@@ -12740,7 +13949,7 @@
         <w:rPr>
           <w:rStyle w:val="VerbatimChar"/>
         </w:rPr>
-        <w:t xml:space="preserve">lembrada</w:t>
+        <w:t xml:space="preserve">tema</w:t>
       </w:r>
       <w:r>
         <w:t xml:space="preserve">,</w:t>
@@ -12752,82 +13961,52 @@
         <w:rPr>
           <w:rStyle w:val="VerbatimChar"/>
         </w:rPr>
-        <w:t xml:space="preserve">liberaGoogle</w:t>
-      </w:r>
-      <w:r>
-        <w:t xml:space="preserve">,</w:t>
-      </w:r>
-      <w:r>
-        <w:t xml:space="preserve"> </w:t>
-      </w:r>
-      <w:r>
-        <w:rPr>
-          <w:rStyle w:val="VerbatimChar"/>
-        </w:rPr>
-        <w:t xml:space="preserve">confirmarAposGoogle</w:t>
-      </w:r>
-      <w:r>
-        <w:t xml:space="preserve">) e</w:t>
-      </w:r>
-      <w:r>
-        <w:t xml:space="preserve"> </w:t>
-      </w:r>
-      <w:r>
-        <w:rPr>
-          <w:rStyle w:val="VerbatimChar"/>
-        </w:rPr>
-        <w:t xml:space="preserve">FenixCore.som</w:t>
-      </w:r>
-      <w:r>
-        <w:t xml:space="preserve"> </w:t>
-      </w:r>
-      <w:r>
-        <w:t xml:space="preserve">(</w:t>
-      </w:r>
-      <w:r>
-        <w:rPr>
-          <w:rStyle w:val="VerbatimChar"/>
-        </w:rPr>
-        <w:t xml:space="preserve">tocarAbertura</w:t>
-      </w:r>
-      <w:r>
-        <w:t xml:space="preserve">,</w:t>
-      </w:r>
-      <w:r>
-        <w:t xml:space="preserve"> </w:t>
-      </w:r>
-      <w:r>
-        <w:rPr>
-          <w:rStyle w:val="VerbatimChar"/>
-        </w:rPr>
-        <w:t xml:space="preserve">ligado</w:t>
-      </w:r>
-      <w:r>
-        <w:t xml:space="preserve">,</w:t>
-      </w:r>
-      <w:r>
-        <w:t xml:space="preserve"> </w:t>
-      </w:r>
-      <w:r>
-        <w:rPr>
-          <w:rStyle w:val="VerbatimChar"/>
-        </w:rPr>
-        <w:t xml:space="preserve">definir</w:t>
-      </w:r>
-      <w:r>
-        <w:t xml:space="preserve">,</w:t>
-      </w:r>
-      <w:r>
-        <w:t xml:space="preserve"> </w:t>
-      </w:r>
-      <w:r>
-        <w:rPr>
-          <w:rStyle w:val="VerbatimChar"/>
-        </w:rPr>
-        <w:t xml:space="preserve">sintetizar</w:t>
-      </w:r>
-      <w:r>
-        <w:t xml:space="preserve">), seção 2.15.</w:t>
+        <w:t xml:space="preserve">definirTema</w:t>
+      </w:r>
+      <w:r>
+        <w:t xml:space="preserve">);</w:t>
+      </w:r>
+      <w:r>
+        <w:t xml:space="preserve"> </w:t>
+      </w:r>
+      <w:r>
+        <w:rPr>
+          <w:rStyle w:val="VerbatimChar"/>
+        </w:rPr>
+        <w:t xml:space="preserve">criarSincronia().importarLista</w:t>
+      </w:r>
+      <w:r>
+        <w:t xml:space="preserve">;</w:t>
+      </w:r>
+      <w:r>
+        <w:t xml:space="preserve"> </w:t>
+      </w:r>
+      <w:r>
+        <w:rPr>
+          <w:rStyle w:val="VerbatimChar"/>
+        </w:rPr>
+        <w:t xml:space="preserve">criarConvite</w:t>
+      </w:r>
+      <w:r>
+        <w:t xml:space="preserve"> </w:t>
+      </w:r>
+      <w:r>
+        <w:t xml:space="preserve">com o 5º parâmetro</w:t>
+      </w:r>
+      <w:r>
+        <w:t xml:space="preserve"> </w:t>
+      </w:r>
+      <w:r>
+        <w:rPr>
+          <w:rStyle w:val="VerbatimChar"/>
+        </w:rPr>
+        <w:t xml:space="preserve">nomeEmpresa</w:t>
+      </w:r>
+      <w:r>
+        <w:t xml:space="preserve"> </w:t>
+      </w:r>
+      <w:r>
+        <w:t xml:space="preserve">(seções 2.7, 2.14, 2.15 e 2.16).</w:t>
       </w:r>
     </w:p>
     <w:p>
@@ -12843,7 +14022,7 @@
           <w:bCs/>
           <w:b/>
         </w:rPr>
-        <w:t xml:space="preserve">v4.2</w:t>
+        <w:t xml:space="preserve">v4.3</w:t>
       </w:r>
       <w:r>
         <w:t xml:space="preserve">:</w:t>
@@ -12855,19 +14034,19 @@
         <w:rPr>
           <w:rStyle w:val="VerbatimChar"/>
         </w:rPr>
-        <w:t xml:space="preserve">criarModuloAuth</w:t>
-      </w:r>
-      <w:r>
-        <w:t xml:space="preserve">:</w:t>
-      </w:r>
-      <w:r>
-        <w:t xml:space="preserve"> </w:t>
-      </w:r>
-      <w:r>
-        <w:rPr>
-          <w:rStyle w:val="VerbatimChar"/>
-        </w:rPr>
-        <w:t xml:space="preserve">entrarComGoogle</w:t>
+        <w:t xml:space="preserve">FenixCore.licenca</w:t>
+      </w:r>
+      <w:r>
+        <w:t xml:space="preserve"> </w:t>
+      </w:r>
+      <w:r>
+        <w:t xml:space="preserve">(</w:t>
+      </w:r>
+      <w:r>
+        <w:rPr>
+          <w:rStyle w:val="VerbatimChar"/>
+        </w:rPr>
+        <w:t xml:space="preserve">ehDefinitiva</w:t>
       </w:r>
       <w:r>
         <w:t xml:space="preserve">,</w:t>
@@ -12879,7 +14058,7 @@
         <w:rPr>
           <w:rStyle w:val="VerbatimChar"/>
         </w:rPr>
-        <w:t xml:space="preserve">resultadoRedirecionamento</w:t>
+        <w:t xml:space="preserve">daEmpresa</w:t>
       </w:r>
       <w:r>
         <w:t xml:space="preserve">,</w:t>
@@ -12891,49 +14070,130 @@
         <w:rPr>
           <w:rStyle w:val="VerbatimChar"/>
         </w:rPr>
-        <w:t xml:space="preserve">redefinirSenha</w:t>
-      </w:r>
-      <w:r>
-        <w:t xml:space="preserve">;</w:t>
-      </w:r>
-      <w:r>
-        <w:t xml:space="preserve"> </w:t>
-      </w:r>
-      <w:r>
-        <w:rPr>
-          <w:rStyle w:val="VerbatimChar"/>
-        </w:rPr>
-        <w:t xml:space="preserve">criarModuloDadosPessoais</w:t>
-      </w:r>
-      <w:r>
-        <w:t xml:space="preserve">;</w:t>
-      </w:r>
-      <w:r>
-        <w:t xml:space="preserve"> </w:t>
-      </w:r>
-      <w:r>
-        <w:rPr>
-          <w:rStyle w:val="VerbatimChar"/>
-        </w:rPr>
-        <w:t xml:space="preserve">criarSincronia</w:t>
-      </w:r>
-      <w:r>
-        <w:t xml:space="preserve">;</w:t>
-      </w:r>
-      <w:r>
-        <w:t xml:space="preserve"> </w:t>
-      </w:r>
-      <w:r>
-        <w:rPr>
-          <w:rStyle w:val="VerbatimChar"/>
-        </w:rPr>
-        <w:t xml:space="preserve">criarModuloAppData.escutar</w:t>
-      </w:r>
-      <w:r>
-        <w:t xml:space="preserve"> </w:t>
-      </w:r>
-      <w:r>
-        <w:t xml:space="preserve">(seção 2.14).</w:t>
+        <w:t xml:space="preserve">hashEmail</w:t>
+      </w:r>
+      <w:r>
+        <w:t xml:space="preserve">,</w:t>
+      </w:r>
+      <w:r>
+        <w:t xml:space="preserve"> </w:t>
+      </w:r>
+      <w:r>
+        <w:rPr>
+          <w:rStyle w:val="VerbatimChar"/>
+        </w:rPr>
+        <w:t xml:space="preserve">porEmail</w:t>
+      </w:r>
+      <w:r>
+        <w:t xml:space="preserve">,</w:t>
+      </w:r>
+      <w:r>
+        <w:t xml:space="preserve"> </w:t>
+      </w:r>
+      <w:r>
+        <w:rPr>
+          <w:rStyle w:val="VerbatimChar"/>
+        </w:rPr>
+        <w:t xml:space="preserve">lembrar</w:t>
+      </w:r>
+      <w:r>
+        <w:t xml:space="preserve">,</w:t>
+      </w:r>
+      <w:r>
+        <w:t xml:space="preserve"> </w:t>
+      </w:r>
+      <w:r>
+        <w:rPr>
+          <w:rStyle w:val="VerbatimChar"/>
+        </w:rPr>
+        <w:t xml:space="preserve">lembrada</w:t>
+      </w:r>
+      <w:r>
+        <w:t xml:space="preserve">,</w:t>
+      </w:r>
+      <w:r>
+        <w:t xml:space="preserve"> </w:t>
+      </w:r>
+      <w:r>
+        <w:rPr>
+          <w:rStyle w:val="VerbatimChar"/>
+        </w:rPr>
+        <w:t xml:space="preserve">liberaGoogle</w:t>
+      </w:r>
+      <w:r>
+        <w:t xml:space="preserve">,</w:t>
+      </w:r>
+      <w:r>
+        <w:t xml:space="preserve"> </w:t>
+      </w:r>
+      <w:r>
+        <w:rPr>
+          <w:rStyle w:val="VerbatimChar"/>
+        </w:rPr>
+        <w:t xml:space="preserve">confirmarAposGoogle</w:t>
+      </w:r>
+      <w:r>
+        <w:t xml:space="preserve">) e</w:t>
+      </w:r>
+      <w:r>
+        <w:t xml:space="preserve"> </w:t>
+      </w:r>
+      <w:r>
+        <w:rPr>
+          <w:rStyle w:val="VerbatimChar"/>
+        </w:rPr>
+        <w:t xml:space="preserve">FenixCore.som</w:t>
+      </w:r>
+      <w:r>
+        <w:t xml:space="preserve"> </w:t>
+      </w:r>
+      <w:r>
+        <w:t xml:space="preserve">(</w:t>
+      </w:r>
+      <w:r>
+        <w:rPr>
+          <w:rStyle w:val="VerbatimChar"/>
+        </w:rPr>
+        <w:t xml:space="preserve">tocarAbertura</w:t>
+      </w:r>
+      <w:r>
+        <w:t xml:space="preserve">,</w:t>
+      </w:r>
+      <w:r>
+        <w:t xml:space="preserve"> </w:t>
+      </w:r>
+      <w:r>
+        <w:rPr>
+          <w:rStyle w:val="VerbatimChar"/>
+        </w:rPr>
+        <w:t xml:space="preserve">ligado</w:t>
+      </w:r>
+      <w:r>
+        <w:t xml:space="preserve">,</w:t>
+      </w:r>
+      <w:r>
+        <w:t xml:space="preserve"> </w:t>
+      </w:r>
+      <w:r>
+        <w:rPr>
+          <w:rStyle w:val="VerbatimChar"/>
+        </w:rPr>
+        <w:t xml:space="preserve">definir</w:t>
+      </w:r>
+      <w:r>
+        <w:t xml:space="preserve">,</w:t>
+      </w:r>
+      <w:r>
+        <w:t xml:space="preserve"> </w:t>
+      </w:r>
+      <w:r>
+        <w:rPr>
+          <w:rStyle w:val="VerbatimChar"/>
+        </w:rPr>
+        <w:t xml:space="preserve">sintetizar</w:t>
+      </w:r>
+      <w:r>
+        <w:t xml:space="preserve">), seção 2.15.</w:t>
       </w:r>
     </w:p>
     <w:p>
@@ -12949,67 +14209,97 @@
           <w:bCs/>
           <w:b/>
         </w:rPr>
-        <w:t xml:space="preserve">v4.1</w:t>
-      </w:r>
-      <w:r>
-        <w:t xml:space="preserve">: ajuste de</w:t>
-      </w:r>
-      <w:r>
-        <w:t xml:space="preserve"> </w:t>
-      </w:r>
-      <w:r>
-        <w:rPr>
-          <w:rStyle w:val="VerbatimChar"/>
-        </w:rPr>
-        <w:t xml:space="preserve">mascaras.placa</w:t>
-      </w:r>
-      <w:r>
-        <w:t xml:space="preserve"> </w:t>
-      </w:r>
-      <w:r>
-        <w:t xml:space="preserve">(hífen sempre) e</w:t>
-      </w:r>
-      <w:r>
-        <w:t xml:space="preserve"> </w:t>
-      </w:r>
-      <w:r>
-        <w:rPr>
-          <w:rStyle w:val="VerbatimChar"/>
-        </w:rPr>
-        <w:t xml:space="preserve">mascaras.rg</w:t>
-      </w:r>
-      <w:r>
-        <w:t xml:space="preserve"> </w:t>
-      </w:r>
-      <w:r>
-        <w:t xml:space="preserve">(formato</w:t>
-      </w:r>
-      <w:r>
-        <w:t xml:space="preserve"> </w:t>
-      </w:r>
-      <w:r>
-        <w:rPr>
-          <w:rStyle w:val="VerbatimChar"/>
-        </w:rPr>
-        <w:t xml:space="preserve">00.000.000-0</w:t>
-      </w:r>
-      <w:r>
-        <w:t xml:space="preserve">);</w:t>
-      </w:r>
-      <w:r>
-        <w:t xml:space="preserve"> </w:t>
-      </w:r>
-      <w:r>
-        <w:rPr>
-          <w:rStyle w:val="VerbatimChar"/>
-        </w:rPr>
-        <w:t xml:space="preserve">valorLimpo("rg")</w:t>
-      </w:r>
-      <w:r>
-        <w:t xml:space="preserve"> </w:t>
-      </w:r>
-      <w:r>
-        <w:t xml:space="preserve">devolve números e X.</w:t>
+        <w:t xml:space="preserve">v4.2</w:t>
+      </w:r>
+      <w:r>
+        <w:t xml:space="preserve">:</w:t>
+      </w:r>
+      <w:r>
+        <w:t xml:space="preserve"> </w:t>
+      </w:r>
+      <w:r>
+        <w:rPr>
+          <w:rStyle w:val="VerbatimChar"/>
+        </w:rPr>
+        <w:t xml:space="preserve">criarModuloAuth</w:t>
+      </w:r>
+      <w:r>
+        <w:t xml:space="preserve">:</w:t>
+      </w:r>
+      <w:r>
+        <w:t xml:space="preserve"> </w:t>
+      </w:r>
+      <w:r>
+        <w:rPr>
+          <w:rStyle w:val="VerbatimChar"/>
+        </w:rPr>
+        <w:t xml:space="preserve">entrarComGoogle</w:t>
+      </w:r>
+      <w:r>
+        <w:t xml:space="preserve">,</w:t>
+      </w:r>
+      <w:r>
+        <w:t xml:space="preserve"> </w:t>
+      </w:r>
+      <w:r>
+        <w:rPr>
+          <w:rStyle w:val="VerbatimChar"/>
+        </w:rPr>
+        <w:t xml:space="preserve">resultadoRedirecionamento</w:t>
+      </w:r>
+      <w:r>
+        <w:t xml:space="preserve">,</w:t>
+      </w:r>
+      <w:r>
+        <w:t xml:space="preserve"> </w:t>
+      </w:r>
+      <w:r>
+        <w:rPr>
+          <w:rStyle w:val="VerbatimChar"/>
+        </w:rPr>
+        <w:t xml:space="preserve">redefinirSenha</w:t>
+      </w:r>
+      <w:r>
+        <w:t xml:space="preserve">;</w:t>
+      </w:r>
+      <w:r>
+        <w:t xml:space="preserve"> </w:t>
+      </w:r>
+      <w:r>
+        <w:rPr>
+          <w:rStyle w:val="VerbatimChar"/>
+        </w:rPr>
+        <w:t xml:space="preserve">criarModuloDadosPessoais</w:t>
+      </w:r>
+      <w:r>
+        <w:t xml:space="preserve">;</w:t>
+      </w:r>
+      <w:r>
+        <w:t xml:space="preserve"> </w:t>
+      </w:r>
+      <w:r>
+        <w:rPr>
+          <w:rStyle w:val="VerbatimChar"/>
+        </w:rPr>
+        <w:t xml:space="preserve">criarSincronia</w:t>
+      </w:r>
+      <w:r>
+        <w:t xml:space="preserve">;</w:t>
+      </w:r>
+      <w:r>
+        <w:t xml:space="preserve"> </w:t>
+      </w:r>
+      <w:r>
+        <w:rPr>
+          <w:rStyle w:val="VerbatimChar"/>
+        </w:rPr>
+        <w:t xml:space="preserve">criarModuloAppData.escutar</w:t>
+      </w:r>
+      <w:r>
+        <w:t xml:space="preserve"> </w:t>
+      </w:r>
+      <w:r>
+        <w:t xml:space="preserve">(seção 2.14).</w:t>
       </w:r>
     </w:p>
     <w:p>
@@ -13025,91 +14315,67 @@
           <w:bCs/>
           <w:b/>
         </w:rPr>
-        <w:t xml:space="preserve">v4.0</w:t>
-      </w:r>
-      <w:r>
-        <w:t xml:space="preserve">:</w:t>
-      </w:r>
-      <w:r>
-        <w:t xml:space="preserve"> </w:t>
-      </w:r>
-      <w:r>
-        <w:rPr>
-          <w:rStyle w:val="VerbatimChar"/>
-        </w:rPr>
-        <w:t xml:space="preserve">mascaras.ie</w:t>
-      </w:r>
-      <w:r>
-        <w:t xml:space="preserve">,</w:t>
-      </w:r>
-      <w:r>
-        <w:t xml:space="preserve"> </w:t>
-      </w:r>
-      <w:r>
-        <w:rPr>
-          <w:rStyle w:val="VerbatimChar"/>
-        </w:rPr>
-        <w:t xml:space="preserve">rg</w:t>
-      </w:r>
-      <w:r>
-        <w:t xml:space="preserve">,</w:t>
-      </w:r>
-      <w:r>
-        <w:t xml:space="preserve"> </w:t>
-      </w:r>
-      <w:r>
-        <w:rPr>
-          <w:rStyle w:val="VerbatimChar"/>
-        </w:rPr>
-        <w:t xml:space="preserve">uf</w:t>
-      </w:r>
-      <w:r>
-        <w:t xml:space="preserve">; regra nova da moeda;</w:t>
-      </w:r>
-      <w:r>
-        <w:t xml:space="preserve"> </w:t>
-      </w:r>
-      <w:r>
-        <w:rPr>
-          <w:rStyle w:val="VerbatimChar"/>
-        </w:rPr>
-        <w:t xml:space="preserve">moedaParaNumero</w:t>
-      </w:r>
-      <w:r>
-        <w:t xml:space="preserve"> </w:t>
-      </w:r>
-      <w:r>
-        <w:t xml:space="preserve">lê a vírgula decimal;</w:t>
-      </w:r>
-      <w:r>
-        <w:t xml:space="preserve"> </w:t>
-      </w:r>
-      <w:r>
-        <w:rPr>
-          <w:rStyle w:val="VerbatimChar"/>
-        </w:rPr>
-        <w:t xml:space="preserve">aceitarConvite</w:t>
-      </w:r>
-      <w:r>
-        <w:t xml:space="preserve"> </w:t>
-      </w:r>
-      <w:r>
-        <w:t xml:space="preserve">grava</w:t>
-      </w:r>
-      <w:r>
-        <w:t xml:space="preserve"> </w:t>
-      </w:r>
-      <w:r>
-        <w:rPr>
-          <w:rStyle w:val="VerbatimChar"/>
-        </w:rPr>
-        <w:t xml:space="preserve">conviteToken</w:t>
-      </w:r>
-      <w:r>
-        <w:t xml:space="preserve"> </w:t>
-      </w:r>
-      <w:r>
-        <w:t xml:space="preserve">e recusa convite cancelado.</w:t>
+        <w:t xml:space="preserve">v4.1</w:t>
+      </w:r>
+      <w:r>
+        <w:t xml:space="preserve">: ajuste de</w:t>
+      </w:r>
+      <w:r>
+        <w:t xml:space="preserve"> </w:t>
+      </w:r>
+      <w:r>
+        <w:rPr>
+          <w:rStyle w:val="VerbatimChar"/>
+        </w:rPr>
+        <w:t xml:space="preserve">mascaras.placa</w:t>
+      </w:r>
+      <w:r>
+        <w:t xml:space="preserve"> </w:t>
+      </w:r>
+      <w:r>
+        <w:t xml:space="preserve">(hífen sempre) e</w:t>
+      </w:r>
+      <w:r>
+        <w:t xml:space="preserve"> </w:t>
+      </w:r>
+      <w:r>
+        <w:rPr>
+          <w:rStyle w:val="VerbatimChar"/>
+        </w:rPr>
+        <w:t xml:space="preserve">mascaras.rg</w:t>
+      </w:r>
+      <w:r>
+        <w:t xml:space="preserve"> </w:t>
+      </w:r>
+      <w:r>
+        <w:t xml:space="preserve">(formato</w:t>
+      </w:r>
+      <w:r>
+        <w:t xml:space="preserve"> </w:t>
+      </w:r>
+      <w:r>
+        <w:rPr>
+          <w:rStyle w:val="VerbatimChar"/>
+        </w:rPr>
+        <w:t xml:space="preserve">00.000.000-0</w:t>
+      </w:r>
+      <w:r>
+        <w:t xml:space="preserve">);</w:t>
+      </w:r>
+      <w:r>
+        <w:t xml:space="preserve"> </w:t>
+      </w:r>
+      <w:r>
+        <w:rPr>
+          <w:rStyle w:val="VerbatimChar"/>
+        </w:rPr>
+        <w:t xml:space="preserve">valorLimpo("rg")</w:t>
+      </w:r>
+      <w:r>
+        <w:t xml:space="preserve"> </w:t>
+      </w:r>
+      <w:r>
+        <w:t xml:space="preserve">devolve números e X.</w:t>
       </w:r>
     </w:p>
     <w:p>
@@ -13125,7 +14391,7 @@
           <w:bCs/>
           <w:b/>
         </w:rPr>
-        <w:t xml:space="preserve">v3.9</w:t>
+        <w:t xml:space="preserve">v4.0</w:t>
       </w:r>
       <w:r>
         <w:t xml:space="preserve">:</w:t>
@@ -13137,13 +14403,79 @@
         <w:rPr>
           <w:rStyle w:val="VerbatimChar"/>
         </w:rPr>
-        <w:t xml:space="preserve">FenixCore.mascaras</w:t>
-      </w:r>
-      <w:r>
-        <w:t xml:space="preserve"> </w:t>
-      </w:r>
-      <w:r>
-        <w:t xml:space="preserve">(máscaras automáticas e funções de apoio, seção 2.13).</w:t>
+        <w:t xml:space="preserve">mascaras.ie</w:t>
+      </w:r>
+      <w:r>
+        <w:t xml:space="preserve">,</w:t>
+      </w:r>
+      <w:r>
+        <w:t xml:space="preserve"> </w:t>
+      </w:r>
+      <w:r>
+        <w:rPr>
+          <w:rStyle w:val="VerbatimChar"/>
+        </w:rPr>
+        <w:t xml:space="preserve">rg</w:t>
+      </w:r>
+      <w:r>
+        <w:t xml:space="preserve">,</w:t>
+      </w:r>
+      <w:r>
+        <w:t xml:space="preserve"> </w:t>
+      </w:r>
+      <w:r>
+        <w:rPr>
+          <w:rStyle w:val="VerbatimChar"/>
+        </w:rPr>
+        <w:t xml:space="preserve">uf</w:t>
+      </w:r>
+      <w:r>
+        <w:t xml:space="preserve">; regra nova da moeda;</w:t>
+      </w:r>
+      <w:r>
+        <w:t xml:space="preserve"> </w:t>
+      </w:r>
+      <w:r>
+        <w:rPr>
+          <w:rStyle w:val="VerbatimChar"/>
+        </w:rPr>
+        <w:t xml:space="preserve">moedaParaNumero</w:t>
+      </w:r>
+      <w:r>
+        <w:t xml:space="preserve"> </w:t>
+      </w:r>
+      <w:r>
+        <w:t xml:space="preserve">lê a vírgula decimal;</w:t>
+      </w:r>
+      <w:r>
+        <w:t xml:space="preserve"> </w:t>
+      </w:r>
+      <w:r>
+        <w:rPr>
+          <w:rStyle w:val="VerbatimChar"/>
+        </w:rPr>
+        <w:t xml:space="preserve">aceitarConvite</w:t>
+      </w:r>
+      <w:r>
+        <w:t xml:space="preserve"> </w:t>
+      </w:r>
+      <w:r>
+        <w:t xml:space="preserve">grava</w:t>
+      </w:r>
+      <w:r>
+        <w:t xml:space="preserve"> </w:t>
+      </w:r>
+      <w:r>
+        <w:rPr>
+          <w:rStyle w:val="VerbatimChar"/>
+        </w:rPr>
+        <w:t xml:space="preserve">conviteToken</w:t>
+      </w:r>
+      <w:r>
+        <w:t xml:space="preserve"> </w:t>
+      </w:r>
+      <w:r>
+        <w:t xml:space="preserve">e recusa convite cancelado.</w:t>
       </w:r>
     </w:p>
     <w:p>
@@ -13159,7 +14491,7 @@
           <w:bCs/>
           <w:b/>
         </w:rPr>
-        <w:t xml:space="preserve">v3.5</w:t>
+        <w:t xml:space="preserve">v3.9</w:t>
       </w:r>
       <w:r>
         <w:t xml:space="preserve">:</w:t>
@@ -13171,10 +14503,13 @@
         <w:rPr>
           <w:rStyle w:val="VerbatimChar"/>
         </w:rPr>
-        <w:t xml:space="preserve">localidades.buscarPorCEPSemBanco</w:t>
-      </w:r>
-      <w:r>
-        <w:t xml:space="preserve">.</w:t>
+        <w:t xml:space="preserve">FenixCore.mascaras</w:t>
+      </w:r>
+      <w:r>
+        <w:t xml:space="preserve"> </w:t>
+      </w:r>
+      <w:r>
+        <w:t xml:space="preserve">(máscaras automáticas e funções de apoio, seção 2.13).</w:t>
       </w:r>
     </w:p>
     <w:p>
@@ -13190,7 +14525,7 @@
           <w:bCs/>
           <w:b/>
         </w:rPr>
-        <w:t xml:space="preserve">v2.5</w:t>
+        <w:t xml:space="preserve">v3.5</w:t>
       </w:r>
       <w:r>
         <w:t xml:space="preserve">:</w:t>
@@ -13202,22 +14537,7 @@
         <w:rPr>
           <w:rStyle w:val="VerbatimChar"/>
         </w:rPr>
-        <w:t xml:space="preserve">pessoas.consultarCNPJ</w:t>
-      </w:r>
-      <w:r>
-        <w:t xml:space="preserve"> </w:t>
-      </w:r>
-      <w:r>
-        <w:t xml:space="preserve">e</w:t>
-      </w:r>
-      <w:r>
-        <w:t xml:space="preserve"> </w:t>
-      </w:r>
-      <w:r>
-        <w:rPr>
-          <w:rStyle w:val="VerbatimChar"/>
-        </w:rPr>
-        <w:t xml:space="preserve">localidades.buscarPorCEPBrasilAPI</w:t>
+        <w:t xml:space="preserve">localidades.buscarPorCEPSemBanco</w:t>
       </w:r>
       <w:r>
         <w:t xml:space="preserve">.</w:t>
@@ -13236,7 +14556,7 @@
           <w:bCs/>
           <w:b/>
         </w:rPr>
-        <w:t xml:space="preserve">v2.4</w:t>
+        <w:t xml:space="preserve">v2.5</w:t>
       </w:r>
       <w:r>
         <w:t xml:space="preserve">:</w:t>
@@ -13248,115 +14568,22 @@
         <w:rPr>
           <w:rStyle w:val="VerbatimChar"/>
         </w:rPr>
-        <w:t xml:space="preserve">sobre.montarTela</w:t>
-      </w:r>
-      <w:r>
-        <w:t xml:space="preserve">,</w:t>
-      </w:r>
-      <w:r>
-        <w:t xml:space="preserve"> </w:t>
-      </w:r>
-      <w:r>
-        <w:rPr>
-          <w:rStyle w:val="VerbatimChar"/>
-        </w:rPr>
-        <w:t xml:space="preserve">changelogHTML</w:t>
-      </w:r>
-      <w:r>
-        <w:t xml:space="preserve">,</w:t>
-      </w:r>
-      <w:r>
-        <w:t xml:space="preserve"> </w:t>
-      </w:r>
-      <w:r>
-        <w:rPr>
-          <w:rStyle w:val="VerbatimChar"/>
-        </w:rPr>
-        <w:t xml:space="preserve">ordenarChangelog</w:t>
-      </w:r>
-      <w:r>
-        <w:t xml:space="preserve">,</w:t>
-      </w:r>
-      <w:r>
-        <w:t xml:space="preserve"> </w:t>
-      </w:r>
-      <w:r>
-        <w:rPr>
-          <w:rStyle w:val="VerbatimChar"/>
-        </w:rPr>
-        <w:t xml:space="preserve">datasDoApp</w:t>
-      </w:r>
-      <w:r>
-        <w:t xml:space="preserve">,</w:t>
-      </w:r>
-      <w:r>
-        <w:t xml:space="preserve"> </w:t>
-      </w:r>
-      <w:r>
-        <w:rPr>
-          <w:rStyle w:val="VerbatimChar"/>
-        </w:rPr>
-        <w:t xml:space="preserve">baixarChangelogPDF</w:t>
-      </w:r>
-      <w:r>
-        <w:t xml:space="preserve">; módulo</w:t>
-      </w:r>
-      <w:r>
-        <w:t xml:space="preserve"> </w:t>
-      </w:r>
-      <w:r>
-        <w:rPr>
-          <w:rStyle w:val="VerbatimChar"/>
-        </w:rPr>
-        <w:t xml:space="preserve">manual</w:t>
-      </w:r>
-      <w:r>
-        <w:t xml:space="preserve"> </w:t>
-      </w:r>
-      <w:r>
-        <w:t xml:space="preserve">(</w:t>
-      </w:r>
-      <w:r>
-        <w:rPr>
-          <w:rStyle w:val="VerbatimChar"/>
-        </w:rPr>
-        <w:t xml:space="preserve">paraHTML</w:t>
-      </w:r>
-      <w:r>
-        <w:t xml:space="preserve">,</w:t>
-      </w:r>
-      <w:r>
-        <w:t xml:space="preserve"> </w:t>
-      </w:r>
-      <w:r>
-        <w:rPr>
-          <w:rStyle w:val="VerbatimChar"/>
-        </w:rPr>
-        <w:t xml:space="preserve">montarTela</w:t>
-      </w:r>
-      <w:r>
-        <w:t xml:space="preserve">,</w:t>
-      </w:r>
-      <w:r>
-        <w:t xml:space="preserve"> </w:t>
-      </w:r>
-      <w:r>
-        <w:rPr>
-          <w:rStyle w:val="VerbatimChar"/>
-        </w:rPr>
-        <w:t xml:space="preserve">baixarPDF</w:t>
-      </w:r>
-      <w:r>
-        <w:t xml:space="preserve">);</w:t>
-      </w:r>
-      <w:r>
-        <w:t xml:space="preserve"> </w:t>
-      </w:r>
-      <w:r>
-        <w:rPr>
-          <w:rStyle w:val="VerbatimChar"/>
-        </w:rPr>
-        <w:t xml:space="preserve">dashboard.montar</w:t>
+        <w:t xml:space="preserve">pessoas.consultarCNPJ</w:t>
+      </w:r>
+      <w:r>
+        <w:t xml:space="preserve"> </w:t>
+      </w:r>
+      <w:r>
+        <w:t xml:space="preserve">e</w:t>
+      </w:r>
+      <w:r>
+        <w:t xml:space="preserve"> </w:t>
+      </w:r>
+      <w:r>
+        <w:rPr>
+          <w:rStyle w:val="VerbatimChar"/>
+        </w:rPr>
+        <w:t xml:space="preserve">localidades.buscarPorCEPBrasilAPI</w:t>
       </w:r>
       <w:r>
         <w:t xml:space="preserve">.</w:t>
@@ -13375,7 +14602,7 @@
           <w:bCs/>
           <w:b/>
         </w:rPr>
-        <w:t xml:space="preserve">v2.3</w:t>
+        <w:t xml:space="preserve">v2.4</w:t>
       </w:r>
       <w:r>
         <w:t xml:space="preserve">:</w:t>
@@ -13387,25 +14614,118 @@
         <w:rPr>
           <w:rStyle w:val="VerbatimChar"/>
         </w:rPr>
-        <w:t xml:space="preserve">EMPRESA.razaoSocial</w:t>
-      </w:r>
-      <w:r>
-        <w:t xml:space="preserve"> </w:t>
-      </w:r>
-      <w:r>
-        <w:t xml:space="preserve">e e-mail corrigido para</w:t>
-      </w:r>
-      <w:r>
-        <w:t xml:space="preserve"> </w:t>
-      </w:r>
-      <w:r>
-        <w:rPr>
-          <w:rStyle w:val="VerbatimChar"/>
-        </w:rPr>
-        <w:t xml:space="preserve">trampodofenix@gmail.com</w:t>
-      </w:r>
-      <w:r>
-        <w:t xml:space="preserve">; texto de uso atualizado para o carregador oficial.</w:t>
+        <w:t xml:space="preserve">sobre.montarTela</w:t>
+      </w:r>
+      <w:r>
+        <w:t xml:space="preserve">,</w:t>
+      </w:r>
+      <w:r>
+        <w:t xml:space="preserve"> </w:t>
+      </w:r>
+      <w:r>
+        <w:rPr>
+          <w:rStyle w:val="VerbatimChar"/>
+        </w:rPr>
+        <w:t xml:space="preserve">changelogHTML</w:t>
+      </w:r>
+      <w:r>
+        <w:t xml:space="preserve">,</w:t>
+      </w:r>
+      <w:r>
+        <w:t xml:space="preserve"> </w:t>
+      </w:r>
+      <w:r>
+        <w:rPr>
+          <w:rStyle w:val="VerbatimChar"/>
+        </w:rPr>
+        <w:t xml:space="preserve">ordenarChangelog</w:t>
+      </w:r>
+      <w:r>
+        <w:t xml:space="preserve">,</w:t>
+      </w:r>
+      <w:r>
+        <w:t xml:space="preserve"> </w:t>
+      </w:r>
+      <w:r>
+        <w:rPr>
+          <w:rStyle w:val="VerbatimChar"/>
+        </w:rPr>
+        <w:t xml:space="preserve">datasDoApp</w:t>
+      </w:r>
+      <w:r>
+        <w:t xml:space="preserve">,</w:t>
+      </w:r>
+      <w:r>
+        <w:t xml:space="preserve"> </w:t>
+      </w:r>
+      <w:r>
+        <w:rPr>
+          <w:rStyle w:val="VerbatimChar"/>
+        </w:rPr>
+        <w:t xml:space="preserve">baixarChangelogPDF</w:t>
+      </w:r>
+      <w:r>
+        <w:t xml:space="preserve">; módulo</w:t>
+      </w:r>
+      <w:r>
+        <w:t xml:space="preserve"> </w:t>
+      </w:r>
+      <w:r>
+        <w:rPr>
+          <w:rStyle w:val="VerbatimChar"/>
+        </w:rPr>
+        <w:t xml:space="preserve">manual</w:t>
+      </w:r>
+      <w:r>
+        <w:t xml:space="preserve"> </w:t>
+      </w:r>
+      <w:r>
+        <w:t xml:space="preserve">(</w:t>
+      </w:r>
+      <w:r>
+        <w:rPr>
+          <w:rStyle w:val="VerbatimChar"/>
+        </w:rPr>
+        <w:t xml:space="preserve">paraHTML</w:t>
+      </w:r>
+      <w:r>
+        <w:t xml:space="preserve">,</w:t>
+      </w:r>
+      <w:r>
+        <w:t xml:space="preserve"> </w:t>
+      </w:r>
+      <w:r>
+        <w:rPr>
+          <w:rStyle w:val="VerbatimChar"/>
+        </w:rPr>
+        <w:t xml:space="preserve">montarTela</w:t>
+      </w:r>
+      <w:r>
+        <w:t xml:space="preserve">,</w:t>
+      </w:r>
+      <w:r>
+        <w:t xml:space="preserve"> </w:t>
+      </w:r>
+      <w:r>
+        <w:rPr>
+          <w:rStyle w:val="VerbatimChar"/>
+        </w:rPr>
+        <w:t xml:space="preserve">baixarPDF</w:t>
+      </w:r>
+      <w:r>
+        <w:t xml:space="preserve">);</w:t>
+      </w:r>
+      <w:r>
+        <w:t xml:space="preserve"> </w:t>
+      </w:r>
+      <w:r>
+        <w:rPr>
+          <w:rStyle w:val="VerbatimChar"/>
+        </w:rPr>
+        <w:t xml:space="preserve">dashboard.montar</w:t>
+      </w:r>
+      <w:r>
+        <w:t xml:space="preserve">.</w:t>
       </w:r>
     </w:p>
     <w:p>
@@ -13421,58 +14741,37 @@
           <w:bCs/>
           <w:b/>
         </w:rPr>
-        <w:t xml:space="preserve">v2.2</w:t>
-      </w:r>
-      <w:r>
-        <w:t xml:space="preserve">: módulo</w:t>
-      </w:r>
-      <w:r>
-        <w:t xml:space="preserve"> </w:t>
-      </w:r>
-      <w:r>
-        <w:rPr>
-          <w:rStyle w:val="VerbatimChar"/>
-        </w:rPr>
-        <w:t xml:space="preserve">sobre</w:t>
-      </w:r>
-      <w:r>
-        <w:t xml:space="preserve"> </w:t>
-      </w:r>
-      <w:r>
-        <w:t xml:space="preserve">(</w:t>
-      </w:r>
-      <w:r>
-        <w:rPr>
-          <w:rStyle w:val="VerbatimChar"/>
-        </w:rPr>
-        <w:t xml:space="preserve">registrarAcesso</w:t>
-      </w:r>
-      <w:r>
-        <w:t xml:space="preserve">,</w:t>
-      </w:r>
-      <w:r>
-        <w:t xml:space="preserve"> </w:t>
-      </w:r>
-      <w:r>
-        <w:rPr>
-          <w:rStyle w:val="VerbatimChar"/>
-        </w:rPr>
-        <w:t xml:space="preserve">obter</w:t>
-      </w:r>
-      <w:r>
-        <w:t xml:space="preserve">,</w:t>
-      </w:r>
-      <w:r>
-        <w:t xml:space="preserve"> </w:t>
-      </w:r>
-      <w:r>
-        <w:rPr>
-          <w:rStyle w:val="VerbatimChar"/>
-        </w:rPr>
-        <w:t xml:space="preserve">formatarData</w:t>
-      </w:r>
-      <w:r>
-        <w:t xml:space="preserve">).</w:t>
+        <w:t xml:space="preserve">v2.3</w:t>
+      </w:r>
+      <w:r>
+        <w:t xml:space="preserve">:</w:t>
+      </w:r>
+      <w:r>
+        <w:t xml:space="preserve"> </w:t>
+      </w:r>
+      <w:r>
+        <w:rPr>
+          <w:rStyle w:val="VerbatimChar"/>
+        </w:rPr>
+        <w:t xml:space="preserve">EMPRESA.razaoSocial</w:t>
+      </w:r>
+      <w:r>
+        <w:t xml:space="preserve"> </w:t>
+      </w:r>
+      <w:r>
+        <w:t xml:space="preserve">e e-mail corrigido para</w:t>
+      </w:r>
+      <w:r>
+        <w:t xml:space="preserve"> </w:t>
+      </w:r>
+      <w:r>
+        <w:rPr>
+          <w:rStyle w:val="VerbatimChar"/>
+        </w:rPr>
+        <w:t xml:space="preserve">trampodofenix@gmail.com</w:t>
+      </w:r>
+      <w:r>
+        <w:t xml:space="preserve">; texto de uso atualizado para o carregador oficial.</w:t>
       </w:r>
     </w:p>
     <w:p>
@@ -13488,40 +14787,31 @@
           <w:bCs/>
           <w:b/>
         </w:rPr>
-        <w:t xml:space="preserve">v2.1</w:t>
-      </w:r>
-      <w:r>
-        <w:t xml:space="preserve">:</w:t>
-      </w:r>
-      <w:r>
-        <w:t xml:space="preserve"> </w:t>
-      </w:r>
-      <w:r>
-        <w:rPr>
-          <w:rStyle w:val="VerbatimChar"/>
-        </w:rPr>
-        <w:t xml:space="preserve">EMPRESA</w:t>
-      </w:r>
-      <w:r>
-        <w:t xml:space="preserve">; módulo</w:t>
-      </w:r>
-      <w:r>
-        <w:t xml:space="preserve"> </w:t>
-      </w:r>
-      <w:r>
-        <w:rPr>
-          <w:rStyle w:val="VerbatimChar"/>
-        </w:rPr>
-        <w:t xml:space="preserve">backup</w:t>
-      </w:r>
-      <w:r>
-        <w:t xml:space="preserve">; padronização de escrita ao salvar (</w:t>
-      </w:r>
-      <w:r>
-        <w:rPr>
-          <w:rStyle w:val="VerbatimChar"/>
-        </w:rPr>
-        <w:t xml:space="preserve">formatarTitulo</w:t>
+        <w:t xml:space="preserve">v2.2</w:t>
+      </w:r>
+      <w:r>
+        <w:t xml:space="preserve">: módulo</w:t>
+      </w:r>
+      <w:r>
+        <w:t xml:space="preserve"> </w:t>
+      </w:r>
+      <w:r>
+        <w:rPr>
+          <w:rStyle w:val="VerbatimChar"/>
+        </w:rPr>
+        <w:t xml:space="preserve">sobre</w:t>
+      </w:r>
+      <w:r>
+        <w:t xml:space="preserve"> </w:t>
+      </w:r>
+      <w:r>
+        <w:t xml:space="preserve">(</w:t>
+      </w:r>
+      <w:r>
+        <w:rPr>
+          <w:rStyle w:val="VerbatimChar"/>
+        </w:rPr>
+        <w:t xml:space="preserve">registrarAcesso</w:t>
       </w:r>
       <w:r>
         <w:t xml:space="preserve">,</w:t>
@@ -13533,7 +14823,19 @@
         <w:rPr>
           <w:rStyle w:val="VerbatimChar"/>
         </w:rPr>
-        <w:t xml:space="preserve">formatarNomeMaiusculo</w:t>
+        <w:t xml:space="preserve">obter</w:t>
+      </w:r>
+      <w:r>
+        <w:t xml:space="preserve">,</w:t>
+      </w:r>
+      <w:r>
+        <w:t xml:space="preserve"> </w:t>
+      </w:r>
+      <w:r>
+        <w:rPr>
+          <w:rStyle w:val="VerbatimChar"/>
+        </w:rPr>
+        <w:t xml:space="preserve">formatarData</w:t>
       </w:r>
       <w:r>
         <w:t xml:space="preserve">).</w:t>
@@ -13552,7 +14854,7 @@
           <w:bCs/>
           <w:b/>
         </w:rPr>
-        <w:t xml:space="preserve">v2.0</w:t>
+        <w:t xml:space="preserve">v2.1</w:t>
       </w:r>
       <w:r>
         <w:t xml:space="preserve">:</w:t>
@@ -13564,25 +14866,43 @@
         <w:rPr>
           <w:rStyle w:val="VerbatimChar"/>
         </w:rPr>
-        <w:t xml:space="preserve">pessoas.buscarPorNome</w:t>
-      </w:r>
-      <w:r>
-        <w:t xml:space="preserve"> </w:t>
-      </w:r>
-      <w:r>
-        <w:t xml:space="preserve">corrigido com o campo</w:t>
-      </w:r>
-      <w:r>
-        <w:t xml:space="preserve"> </w:t>
-      </w:r>
-      <w:r>
-        <w:rPr>
-          <w:rStyle w:val="VerbatimChar"/>
-        </w:rPr>
-        <w:t xml:space="preserve">nomeBusca</w:t>
-      </w:r>
-      <w:r>
-        <w:t xml:space="preserve">; documentação corrigida.</w:t>
+        <w:t xml:space="preserve">EMPRESA</w:t>
+      </w:r>
+      <w:r>
+        <w:t xml:space="preserve">; módulo</w:t>
+      </w:r>
+      <w:r>
+        <w:t xml:space="preserve"> </w:t>
+      </w:r>
+      <w:r>
+        <w:rPr>
+          <w:rStyle w:val="VerbatimChar"/>
+        </w:rPr>
+        <w:t xml:space="preserve">backup</w:t>
+      </w:r>
+      <w:r>
+        <w:t xml:space="preserve">; padronização de escrita ao salvar (</w:t>
+      </w:r>
+      <w:r>
+        <w:rPr>
+          <w:rStyle w:val="VerbatimChar"/>
+        </w:rPr>
+        <w:t xml:space="preserve">formatarTitulo</w:t>
+      </w:r>
+      <w:r>
+        <w:t xml:space="preserve">,</w:t>
+      </w:r>
+      <w:r>
+        <w:t xml:space="preserve"> </w:t>
+      </w:r>
+      <w:r>
+        <w:rPr>
+          <w:rStyle w:val="VerbatimChar"/>
+        </w:rPr>
+        <w:t xml:space="preserve">formatarNomeMaiusculo</w:t>
+      </w:r>
+      <w:r>
+        <w:t xml:space="preserve">).</w:t>
       </w:r>
     </w:p>
     <w:p>
@@ -13598,22 +14918,37 @@
           <w:bCs/>
           <w:b/>
         </w:rPr>
-        <w:t xml:space="preserve">v1.9</w:t>
-      </w:r>
-      <w:r>
-        <w:t xml:space="preserve">: correção grave: o vínculo usuário e empresa passou a usar a coleção</w:t>
-      </w:r>
-      <w:r>
-        <w:t xml:space="preserve"> </w:t>
-      </w:r>
-      <w:r>
-        <w:rPr>
-          <w:rStyle w:val="VerbatimChar"/>
-        </w:rPr>
-        <w:t xml:space="preserve">usuarios_empresa</w:t>
-      </w:r>
-      <w:r>
-        <w:t xml:space="preserve">, a mesma das regras do banco.</w:t>
+        <w:t xml:space="preserve">v2.0</w:t>
+      </w:r>
+      <w:r>
+        <w:t xml:space="preserve">:</w:t>
+      </w:r>
+      <w:r>
+        <w:t xml:space="preserve"> </w:t>
+      </w:r>
+      <w:r>
+        <w:rPr>
+          <w:rStyle w:val="VerbatimChar"/>
+        </w:rPr>
+        <w:t xml:space="preserve">pessoas.buscarPorNome</w:t>
+      </w:r>
+      <w:r>
+        <w:t xml:space="preserve"> </w:t>
+      </w:r>
+      <w:r>
+        <w:t xml:space="preserve">corrigido com o campo</w:t>
+      </w:r>
+      <w:r>
+        <w:t xml:space="preserve"> </w:t>
+      </w:r>
+      <w:r>
+        <w:rPr>
+          <w:rStyle w:val="VerbatimChar"/>
+        </w:rPr>
+        <w:t xml:space="preserve">nomeBusca</w:t>
+      </w:r>
+      <w:r>
+        <w:t xml:space="preserve">; documentação corrigida.</w:t>
       </w:r>
     </w:p>
     <w:p>
@@ -13629,40 +14964,22 @@
           <w:bCs/>
           <w:b/>
         </w:rPr>
-        <w:t xml:space="preserve">v1.8</w:t>
-      </w:r>
-      <w:r>
-        <w:t xml:space="preserve">:</w:t>
-      </w:r>
-      <w:r>
-        <w:t xml:space="preserve"> </w:t>
-      </w:r>
-      <w:r>
-        <w:rPr>
-          <w:rStyle w:val="VerbatimChar"/>
-        </w:rPr>
-        <w:t xml:space="preserve">criarModuloCatalogoEmpresa</w:t>
-      </w:r>
-      <w:r>
-        <w:t xml:space="preserve"> </w:t>
-      </w:r>
-      <w:r>
-        <w:t xml:space="preserve">e</w:t>
-      </w:r>
-      <w:r>
-        <w:t xml:space="preserve"> </w:t>
-      </w:r>
-      <w:r>
-        <w:rPr>
-          <w:rStyle w:val="VerbatimChar"/>
-        </w:rPr>
-        <w:t xml:space="preserve">excluir</w:t>
-      </w:r>
-      <w:r>
-        <w:t xml:space="preserve"> </w:t>
-      </w:r>
-      <w:r>
-        <w:t xml:space="preserve">no catálogo por empresa.</w:t>
+        <w:t xml:space="preserve">v1.9</w:t>
+      </w:r>
+      <w:r>
+        <w:t xml:space="preserve">: correção grave: o vínculo usuário e empresa passou a usar a coleção</w:t>
+      </w:r>
+      <w:r>
+        <w:t xml:space="preserve"> </w:t>
+      </w:r>
+      <w:r>
+        <w:rPr>
+          <w:rStyle w:val="VerbatimChar"/>
+        </w:rPr>
+        <w:t xml:space="preserve">usuarios_empresa</w:t>
+      </w:r>
+      <w:r>
+        <w:t xml:space="preserve">, a mesma das regras do banco.</w:t>
       </w:r>
     </w:p>
     <w:p>
@@ -13678,10 +14995,40 @@
           <w:bCs/>
           <w:b/>
         </w:rPr>
-        <w:t xml:space="preserve">v1.7</w:t>
-      </w:r>
-      <w:r>
-        <w:t xml:space="preserve">: reconstrução dos módulos multiempresa, alinhada ao uso real do Fênix Ativos.</w:t>
+        <w:t xml:space="preserve">v1.8</w:t>
+      </w:r>
+      <w:r>
+        <w:t xml:space="preserve">:</w:t>
+      </w:r>
+      <w:r>
+        <w:t xml:space="preserve"> </w:t>
+      </w:r>
+      <w:r>
+        <w:rPr>
+          <w:rStyle w:val="VerbatimChar"/>
+        </w:rPr>
+        <w:t xml:space="preserve">criarModuloCatalogoEmpresa</w:t>
+      </w:r>
+      <w:r>
+        <w:t xml:space="preserve"> </w:t>
+      </w:r>
+      <w:r>
+        <w:t xml:space="preserve">e</w:t>
+      </w:r>
+      <w:r>
+        <w:t xml:space="preserve"> </w:t>
+      </w:r>
+      <w:r>
+        <w:rPr>
+          <w:rStyle w:val="VerbatimChar"/>
+        </w:rPr>
+        <w:t xml:space="preserve">excluir</w:t>
+      </w:r>
+      <w:r>
+        <w:t xml:space="preserve"> </w:t>
+      </w:r>
+      <w:r>
+        <w:t xml:space="preserve">no catálogo por empresa.</w:t>
       </w:r>
     </w:p>
     <w:p>
@@ -13697,10 +15044,10 @@
           <w:bCs/>
           <w:b/>
         </w:rPr>
-        <w:t xml:space="preserve">v1.3 a v1.6</w:t>
-      </w:r>
-      <w:r>
-        <w:t xml:space="preserve">: módulos de login, empresas, convites, equipe, dados do app, catálogos e pessoas por empresa.</w:t>
+        <w:t xml:space="preserve">v1.7</w:t>
+      </w:r>
+      <w:r>
+        <w:t xml:space="preserve">: reconstrução dos módulos multiempresa, alinhada ao uso real do Fênix Ativos.</w:t>
       </w:r>
     </w:p>
     <w:p>
@@ -13716,25 +15063,10 @@
           <w:bCs/>
           <w:b/>
         </w:rPr>
-        <w:t xml:space="preserve">v1.2</w:t>
-      </w:r>
-      <w:r>
-        <w:t xml:space="preserve">:</w:t>
-      </w:r>
-      <w:r>
-        <w:t xml:space="preserve"> </w:t>
-      </w:r>
-      <w:r>
-        <w:rPr>
-          <w:rStyle w:val="VerbatimChar"/>
-        </w:rPr>
-        <w:t xml:space="preserve">pessoas.buscarNaReceita</w:t>
-      </w:r>
-      <w:r>
-        <w:t xml:space="preserve"> </w:t>
-      </w:r>
-      <w:r>
-        <w:t xml:space="preserve">(consulta de CNPJ).</w:t>
+        <w:t xml:space="preserve">v1.3 a v1.6</w:t>
+      </w:r>
+      <w:r>
+        <w:t xml:space="preserve">: módulos de login, empresas, convites, equipe, dados do app, catálogos e pessoas por empresa.</w:t>
       </w:r>
     </w:p>
     <w:p>
@@ -13750,7 +15082,7 @@
           <w:bCs/>
           <w:b/>
         </w:rPr>
-        <w:t xml:space="preserve">v1.1</w:t>
+        <w:t xml:space="preserve">v1.2</w:t>
       </w:r>
       <w:r>
         <w:t xml:space="preserve">:</w:t>
@@ -13762,13 +15094,13 @@
         <w:rPr>
           <w:rStyle w:val="VerbatimChar"/>
         </w:rPr>
-        <w:t xml:space="preserve">localidades.buscarPorCEP</w:t>
-      </w:r>
-      <w:r>
-        <w:t xml:space="preserve"> </w:t>
-      </w:r>
-      <w:r>
-        <w:t xml:space="preserve">(ViaCEP).</w:t>
+        <w:t xml:space="preserve">pessoas.buscarNaReceita</w:t>
+      </w:r>
+      <w:r>
+        <w:t xml:space="preserve"> </w:t>
+      </w:r>
+      <w:r>
+        <w:t xml:space="preserve">(consulta de CNPJ).</w:t>
       </w:r>
     </w:p>
     <w:p>
@@ -13784,15 +15116,49 @@
           <w:bCs/>
           <w:b/>
         </w:rPr>
+        <w:t xml:space="preserve">v1.1</w:t>
+      </w:r>
+      <w:r>
+        <w:t xml:space="preserve">:</w:t>
+      </w:r>
+      <w:r>
+        <w:t xml:space="preserve"> </w:t>
+      </w:r>
+      <w:r>
+        <w:rPr>
+          <w:rStyle w:val="VerbatimChar"/>
+        </w:rPr>
+        <w:t xml:space="preserve">localidades.buscarPorCEP</w:t>
+      </w:r>
+      <w:r>
+        <w:t xml:space="preserve"> </w:t>
+      </w:r>
+      <w:r>
+        <w:t xml:space="preserve">(ViaCEP).</w:t>
+      </w:r>
+    </w:p>
+    <w:p>
+      <w:pPr>
+        <w:numPr>
+          <w:ilvl w:val="0"/>
+          <w:numId w:val="1027"/>
+        </w:numPr>
+        <w:pStyle w:val="Compact"/>
+      </w:pPr>
+      <w:r>
+        <w:rPr>
+          <w:bCs/>
+          <w:b/>
+        </w:rPr>
         <w:t xml:space="preserve">v1.0</w:t>
       </w:r>
       <w:r>
         <w:t xml:space="preserve">: módulo base: pessoas, produtos e serviços, localidades.</w:t>
       </w:r>
     </w:p>
-    <w:bookmarkEnd w:id="53"/>
     <w:bookmarkEnd w:id="54"/>
-    <w:bookmarkStart w:id="55" w:name="Xa6704dc26446374b7bec430b9a703ded3460d80"/>
+    <w:bookmarkEnd w:id="55"/>
+    <w:bookmarkStart w:id="56" w:name="Xa6704dc26446374b7bec430b9a703ded3460d80"/>
     <w:p>
       <w:pPr>
         <w:pStyle w:val="Heading2"/>
@@ -14148,8 +15514,8 @@
         <w:t xml:space="preserve">App que já existe? Em vez desta receita, siga o roteiro da regra 55 (selo, Ficha, inventário, proteção dos dados e cinco etapas).</w:t>
       </w:r>
     </w:p>
-    <w:bookmarkEnd w:id="55"/>
     <w:bookmarkEnd w:id="56"/>
+    <w:bookmarkEnd w:id="57"/>
     <w:sectPr/>
   </w:body>
 </w:document>
